--- a/plantillas_maestras/10_seguro_sepelio/cobro_indebido_primas/2_o_mas_ddos_varios/varon/TPL_2436_2026_SEGURO_SEPELIO_COBRO_INDEBIDO_PRIMAS_ASEGURADORA_VARON_R2.docx
+++ b/plantillas_maestras/10_seguro_sepelio/cobro_indebido_primas/2_o_mas_ddos_varios/varon/TPL_2436_2026_SEGURO_SEPELIO_COBRO_INDEBIDO_PRIMAS_ASEGURADORA_VARON_R2.docx
@@ -208,7 +208,7 @@
           <w:lang w:eastAsia="es-PE"/>
           <w14:ligatures w14:val="none"/>
         </w:rPr>
-        <w:t xml:space="preserve">   </w:t>
+        <w:t xml:space="preserve"> </w:t>
       </w:r>
       <w:r>
         <w:rPr>
@@ -976,7 +976,7 @@
           <w:rFonts w:ascii="Arial Narrow" w:eastAsia="Arial Narrow" w:hAnsi="Arial Narrow"/>
           <w:color w:val="000000"/>
         </w:rPr>
-        <w:t xml:space="preserve">  </w:t>
+        <w:t xml:space="preserve"> </w:t>
       </w:r>
     </w:p>
     <w:p>
@@ -2163,7 +2163,7 @@
           <w:lang w:eastAsia="es-PE"/>
           <w14:ligatures w14:val="none"/>
         </w:rPr>
-        <w:t xml:space="preserve">.  </w:t>
+        <w:t xml:space="preserve">. </w:t>
       </w:r>
     </w:p>
     <w:p>
@@ -2435,7 +2435,7 @@
           <w:lang w:eastAsia="es-PE"/>
           <w14:ligatures w14:val="none"/>
         </w:rPr>
-        <w:t xml:space="preserve">.    </w:t>
+        <w:t xml:space="preserve">. </w:t>
       </w:r>
       <w:bookmarkEnd w:id="12"/>
       <w:bookmarkEnd w:id="14"/>
@@ -4939,7 +4939,7 @@
           <w:sz w:val="16"/>
           <w:szCs w:val="16"/>
         </w:rPr>
-        <w:t xml:space="preserve">  </w:t>
+        <w:t xml:space="preserve"> </w:t>
       </w:r>
       <w:r>
         <w:rPr>
@@ -5192,7 +5192,7 @@
           <w:sz w:val="16"/>
           <w:szCs w:val="16"/>
         </w:rPr>
-        <w:t xml:space="preserve">           </w:t>
+        <w:t xml:space="preserve"> </w:t>
       </w:r>
       <w:r>
         <w:rPr>
@@ -5210,7 +5210,7 @@
           <w:sz w:val="16"/>
           <w:szCs w:val="16"/>
         </w:rPr>
-        <w:t xml:space="preserve">LEY 29571, CÓDIGO DE PROTECCIÓN Y DEFENSA DEL CONSUMIDOR, publicado el 2 de setiembre de 2010 y modificado por Decreto Legislativo N 1308   </w:t>
+        <w:t xml:space="preserve">LEY 29571, CÓDIGO DE PROTECCIÓN Y DEFENSA DEL CONSUMIDOR, publicado el 2 de setiembre de 2010 y modificado por Decreto Legislativo N 1308 </w:t>
       </w:r>
     </w:p>
     <w:p>
@@ -5234,7 +5234,7 @@
           <w:sz w:val="16"/>
           <w:szCs w:val="16"/>
         </w:rPr>
-        <w:t xml:space="preserve">Artículo 18.- Idoneidad   </w:t>
+        <w:t xml:space="preserve">Artículo 18.- Idoneidad </w:t>
       </w:r>
     </w:p>
     <w:p>
@@ -5254,7 +5254,7 @@
           <w:sz w:val="16"/>
           <w:szCs w:val="16"/>
         </w:rPr>
-        <w:t xml:space="preserve">Se entiende por idoneidad la correspondencia entre lo que un consumidor espera y lo que efectivamente recibe, en función a lo que se le hubiera ofrecido, la publicidad e información transmitida, las condiciones y circunstancias de la transacción, las características y naturaleza del producto o servicio, el precio, entre otros factores, atendiendo a las circunstancias del caso.    </w:t>
+        <w:t xml:space="preserve">Se entiende por idoneidad la correspondencia entre lo que un consumidor espera y lo que efectivamente recibe, en función a lo que se le hubiera ofrecido, la publicidad e información transmitida, las condiciones y circunstancias de la transacción, las características y naturaleza del producto o servicio, el precio, entre otros factores, atendiendo a las circunstancias del caso. </w:t>
       </w:r>
     </w:p>
     <w:p>
@@ -5393,7 +5393,7 @@
           <w:sz w:val="16"/>
           <w:szCs w:val="16"/>
         </w:rPr>
-        <w:t xml:space="preserve">LEY 29571, CÓDIGO DE PROTECCIÓN Y DEFENSA DEL CONSUMIDOR, publicado el 2 de setiembre de 2010 y modificado por Decreto Legislativo N 1308   </w:t>
+        <w:t xml:space="preserve">LEY 29571, CÓDIGO DE PROTECCIÓN Y DEFENSA DEL CONSUMIDOR, publicado el 2 de setiembre de 2010 y modificado por Decreto Legislativo N 1308 </w:t>
       </w:r>
     </w:p>
     <w:p>
@@ -5550,7 +5550,7 @@
           <w:sz w:val="16"/>
           <w:szCs w:val="16"/>
         </w:rPr>
-        <w:t xml:space="preserve">           </w:t>
+        <w:t xml:space="preserve"> </w:t>
       </w:r>
       <w:r>
         <w:rPr>
@@ -5568,7 +5568,7 @@
           <w:sz w:val="16"/>
           <w:szCs w:val="16"/>
         </w:rPr>
-        <w:t xml:space="preserve">LEY 29571, CÓDIGO DE PROTECCIÓN Y DEFENSA DEL CONSUMIDOR, publicado el 2 de setiembre de 2010 y modificado por Decreto Legislativo N 1308   </w:t>
+        <w:t xml:space="preserve">LEY 29571, CÓDIGO DE PROTECCIÓN Y DEFENSA DEL CONSUMIDOR, publicado el 2 de setiembre de 2010 y modificado por Decreto Legislativo N 1308 </w:t>
       </w:r>
     </w:p>
     <w:p>
@@ -5717,7 +5717,7 @@
           <w:sz w:val="16"/>
           <w:szCs w:val="16"/>
         </w:rPr>
-        <w:t xml:space="preserve">LEY 29571, CÓDIGO DE PROTECCIÓN Y DEFENSA DEL CONSUMIDOR, publicado el 2 de setiembre de 2010 y modificado por Decreto Legislativo N 1308   </w:t>
+        <w:t xml:space="preserve">LEY 29571, CÓDIGO DE PROTECCIÓN Y DEFENSA DEL CONSUMIDOR, publicado el 2 de setiembre de 2010 y modificado por Decreto Legislativo N 1308 </w:t>
       </w:r>
     </w:p>
     <w:p>
@@ -6364,7 +6364,7 @@
           <w:rFonts w:ascii="Arial Narrow" w:hAnsi="Arial Narrow" w:cs="Arial"/>
           <w:sz w:val="16"/>
         </w:rPr>
-        <w:t>El órgano resolutivo puede sancionar las infracciones administrativas a que se refiere el artículo 108º con amonestación y multas de hasta cuatrocientos cincuenta (450) Unidades Impositivas Tributarias (UIT), las cuales son calificadas de la siguiente manera:</w:t>
+        <w:t>El órgano resolutivo puede sancionar las infracciones administrativas a que se refiere el artículo 108 con amonestación y multas de hasta cuatrocientos cincuenta (450) Unidades Impositivas Tributarias (UIT), las cuales son calificadas de la siguiente manera:</w:t>
       </w:r>
     </w:p>
     <w:p>
@@ -7684,7 +7684,7 @@
               <w:sz w:val="16"/>
               <w:szCs w:val="16"/>
             </w:rPr>
-            <w:t xml:space="preserve">CNICA DE LA    </w:t>
+            <w:t xml:space="preserve">CNICA DE LA </w:t>
           </w:r>
         </w:p>
         <w:p>

--- a/plantillas_maestras/10_seguro_sepelio/cobro_indebido_primas/2_o_mas_ddos_varios/varon/TPL_2436_2026_SEGURO_SEPELIO_COBRO_INDEBIDO_PRIMAS_ASEGURADORA_VARON_R2.docx
+++ b/plantillas_maestras/10_seguro_sepelio/cobro_indebido_primas/2_o_mas_ddos_varios/varon/TPL_2436_2026_SEGURO_SEPELIO_COBRO_INDEBIDO_PRIMAS_ASEGURADORA_VARON_R2.docx
@@ -68,7 +68,7 @@
           <w:b/>
           <w:color w:val="000000"/>
         </w:rPr>
-        <w:t>DENUNCIANTE</w:t>
+        <w:t xml:space="preserve">DENUNCIANTE:[DENUNCIANTE] (SEÑOR [APELLIDO])</w:t>
       </w:r>
       <w:r>
         <w:rPr>
@@ -77,7 +77,7 @@
           <w:color w:val="000000"/>
         </w:rPr>
         <w:tab/>
-        <w:t>:</w:t>
+        <w:t/>
       </w:r>
       <w:r>
         <w:rPr>
@@ -86,31 +86,31 @@
           <w:color w:val="000000"/>
         </w:rPr>
         <w:tab/>
-        <w:t>EDGAR JULIÁN PARICAHUA VILCA</w:t>
-      </w:r>
-      <w:r>
-        <w:rPr>
-          <w:rFonts w:ascii="Arial Narrow" w:eastAsia="Arial Narrow" w:hAnsi="Arial Narrow"/>
-          <w:b/>
-          <w:color w:val="000000"/>
-        </w:rPr>
-        <w:t xml:space="preserve"> (SEÑOR </w:t>
-      </w:r>
-      <w:r>
-        <w:rPr>
-          <w:rFonts w:ascii="Arial Narrow" w:eastAsia="Arial Narrow" w:hAnsi="Arial Narrow"/>
-          <w:b/>
-          <w:color w:val="000000"/>
-        </w:rPr>
-        <w:t>PARICAHUA</w:t>
-      </w:r>
-      <w:r>
-        <w:rPr>
-          <w:rFonts w:ascii="Arial Narrow" w:eastAsia="Arial Narrow" w:hAnsi="Arial Narrow"/>
-          <w:b/>
-          <w:color w:val="000000"/>
-        </w:rPr>
-        <w:t>)</w:t>
+        <w:t/>
+      </w:r>
+      <w:r>
+        <w:rPr>
+          <w:rFonts w:ascii="Arial Narrow" w:eastAsia="Arial Narrow" w:hAnsi="Arial Narrow"/>
+          <w:b/>
+          <w:color w:val="000000"/>
+        </w:rPr>
+        <w:t xml:space="preserve"/>
+      </w:r>
+      <w:r>
+        <w:rPr>
+          <w:rFonts w:ascii="Arial Narrow" w:eastAsia="Arial Narrow" w:hAnsi="Arial Narrow"/>
+          <w:b/>
+          <w:color w:val="000000"/>
+        </w:rPr>
+        <w:t/>
+      </w:r>
+      <w:r>
+        <w:rPr>
+          <w:rFonts w:ascii="Arial Narrow" w:eastAsia="Arial Narrow" w:hAnsi="Arial Narrow"/>
+          <w:b/>
+          <w:color w:val="000000"/>
+        </w:rPr>
+        <w:t/>
       </w:r>
     </w:p>
     <w:p>
@@ -429,45 +429,45 @@
           <w:rFonts w:ascii="Arial Narrow" w:eastAsia="Arial Narrow" w:hAnsi="Arial Narrow"/>
           <w:color w:val="000000"/>
         </w:rPr>
-        <w:t>Mediante el escrito del 3 de julio de 2026,</w:t>
-      </w:r>
-      <w:r>
-        <w:t xml:space="preserve"> </w:t>
-      </w:r>
-      <w:r>
-        <w:rPr>
-          <w:rFonts w:ascii="Arial Narrow" w:eastAsia="Arial Narrow" w:hAnsi="Arial Narrow"/>
-          <w:color w:val="000000"/>
-        </w:rPr>
-        <w:t>subsanada mediante escrito del 16 de julio de 2026</w:t>
-      </w:r>
-      <w:r>
-        <w:rPr>
-          <w:rFonts w:ascii="Arial Narrow" w:eastAsia="Arial Narrow" w:hAnsi="Arial Narrow"/>
-          <w:color w:val="000000"/>
-        </w:rPr>
-        <w:t>,</w:t>
-      </w:r>
-      <w:r>
-        <w:rPr>
-          <w:rFonts w:ascii="Arial Narrow" w:eastAsia="Arial Narrow" w:hAnsi="Arial Narrow"/>
-          <w:color w:val="000000"/>
-        </w:rPr>
-        <w:t xml:space="preserve"> el señor Paricahua denunció a </w:t>
-      </w:r>
-      <w:r>
-        <w:rPr>
-          <w:rFonts w:ascii="Arial Narrow" w:eastAsia="Arial Narrow" w:hAnsi="Arial Narrow"/>
-          <w:color w:val="000000"/>
-        </w:rPr>
-        <w:t>Cafae</w:t>
-      </w:r>
-      <w:r>
-        <w:rPr>
-          <w:rFonts w:ascii="Arial Narrow" w:eastAsia="Arial Narrow" w:hAnsi="Arial Narrow"/>
-          <w:color w:val="000000"/>
-        </w:rPr>
-        <w:t>-SE por presuntas infracciones a la Ley 29571, Código de Protección y Defensa del Consumidor (en adelante, el Código)</w:t>
+        <w:t xml:space="preserve">Mediante el escrito del 3 de julio de 2026, subsanada mediante escrito del 16 de julio de 2026, el señor [APELLIDO] denunció a Cafae-SE por presuntas infracciones a la Ley 29571, Código de Protección y Defensa del Consumidor (en adelante, el Código), señalando lo siguiente:</w:t>
+      </w:r>
+      <w:r>
+        <w:t xml:space="preserve"/>
+      </w:r>
+      <w:r>
+        <w:rPr>
+          <w:rFonts w:ascii="Arial Narrow" w:eastAsia="Arial Narrow" w:hAnsi="Arial Narrow"/>
+          <w:color w:val="000000"/>
+        </w:rPr>
+        <w:t/>
+      </w:r>
+      <w:r>
+        <w:rPr>
+          <w:rFonts w:ascii="Arial Narrow" w:eastAsia="Arial Narrow" w:hAnsi="Arial Narrow"/>
+          <w:color w:val="000000"/>
+        </w:rPr>
+        <w:t/>
+      </w:r>
+      <w:r>
+        <w:rPr>
+          <w:rFonts w:ascii="Arial Narrow" w:eastAsia="Arial Narrow" w:hAnsi="Arial Narrow"/>
+          <w:color w:val="000000"/>
+        </w:rPr>
+        <w:t xml:space="preserve"/>
+      </w:r>
+      <w:r>
+        <w:rPr>
+          <w:rFonts w:ascii="Arial Narrow" w:eastAsia="Arial Narrow" w:hAnsi="Arial Narrow"/>
+          <w:color w:val="000000"/>
+        </w:rPr>
+        <w:t/>
+      </w:r>
+      <w:r>
+        <w:rPr>
+          <w:rFonts w:ascii="Arial Narrow" w:eastAsia="Arial Narrow" w:hAnsi="Arial Narrow"/>
+          <w:color w:val="000000"/>
+        </w:rPr>
+        <w:t/>
       </w:r>
       <w:r>
         <w:rPr>
@@ -482,7 +482,7 @@
           <w:rFonts w:ascii="Arial Narrow" w:eastAsia="Arial Narrow" w:hAnsi="Arial Narrow"/>
           <w:color w:val="000000"/>
         </w:rPr>
-        <w:t>, señalando lo siguiente:</w:t>
+        <w:t/>
       </w:r>
     </w:p>
     <w:p>
@@ -1197,336 +1197,336 @@
           <w:rFonts w:ascii="Arial Narrow" w:eastAsia="Arial Narrow" w:hAnsi="Arial Narrow"/>
           <w:color w:val="000000"/>
         </w:rPr>
-        <w:t xml:space="preserve">El señor Paricahua solicitó, en calidad de medida correctiva, </w:t>
-      </w:r>
-      <w:r>
-        <w:rPr>
-          <w:rFonts w:ascii="Arial Narrow" w:eastAsia="Arial Narrow" w:hAnsi="Arial Narrow"/>
-          <w:color w:val="000000"/>
-        </w:rPr>
-        <w:t>que el proveedor denunciado cumpla con: (i) realizar</w:t>
-      </w:r>
-      <w:r>
-        <w:rPr>
-          <w:rFonts w:ascii="Arial Narrow" w:eastAsia="Arial Narrow" w:hAnsi="Arial Narrow"/>
-          <w:color w:val="000000"/>
-        </w:rPr>
-        <w:t xml:space="preserve"> </w:t>
-      </w:r>
-      <w:r>
-        <w:rPr>
-          <w:rFonts w:ascii="Arial Narrow" w:eastAsia="Arial Narrow" w:hAnsi="Arial Narrow"/>
-          <w:color w:val="000000"/>
-        </w:rPr>
-        <w:t xml:space="preserve">el cese definitivo </w:t>
-      </w:r>
-      <w:r>
-        <w:rPr>
-          <w:rFonts w:ascii="Arial Narrow" w:eastAsia="Arial Narrow" w:hAnsi="Arial Narrow"/>
-          <w:color w:val="000000"/>
-        </w:rPr>
-        <w:t>de los cobros indebidos</w:t>
-      </w:r>
-      <w:r>
-        <w:rPr>
-          <w:rFonts w:ascii="Arial Narrow" w:eastAsia="Arial Narrow" w:hAnsi="Arial Narrow"/>
-          <w:color w:val="000000"/>
-        </w:rPr>
-        <w:t xml:space="preserve"> y disponer </w:t>
-      </w:r>
-      <w:r>
-        <w:rPr>
-          <w:rFonts w:ascii="Arial Narrow" w:eastAsia="Arial Narrow" w:hAnsi="Arial Narrow"/>
-          <w:color w:val="000000"/>
-        </w:rPr>
-        <w:t xml:space="preserve">el aporte mensual del denunciante </w:t>
-      </w:r>
-      <w:r>
-        <w:rPr>
-          <w:rFonts w:ascii="Arial Narrow" w:eastAsia="Arial Narrow" w:hAnsi="Arial Narrow"/>
-          <w:color w:val="000000"/>
-        </w:rPr>
-        <w:t>considerando que</w:t>
-      </w:r>
-      <w:r>
-        <w:rPr>
-          <w:rFonts w:ascii="Arial Narrow" w:eastAsia="Arial Narrow" w:hAnsi="Arial Narrow"/>
-          <w:color w:val="000000"/>
-        </w:rPr>
-        <w:t xml:space="preserve"> </w:t>
-      </w:r>
-      <w:r>
-        <w:rPr>
-          <w:rFonts w:ascii="Arial Narrow" w:eastAsia="Arial Narrow" w:hAnsi="Arial Narrow"/>
-          <w:color w:val="000000"/>
-        </w:rPr>
-        <w:t xml:space="preserve">para </w:t>
-      </w:r>
-      <w:r>
-        <w:rPr>
-          <w:rFonts w:ascii="Arial Narrow" w:eastAsia="Arial Narrow" w:hAnsi="Arial Narrow"/>
-          <w:color w:val="000000"/>
-        </w:rPr>
-        <w:t xml:space="preserve">el periodo comprendido entre el 1 de enero de 2022 y el 14 de junio de 2026, </w:t>
-      </w:r>
-      <w:r>
-        <w:rPr>
-          <w:rFonts w:ascii="Arial Narrow" w:eastAsia="Arial Narrow" w:hAnsi="Arial Narrow"/>
-          <w:color w:val="000000"/>
-        </w:rPr>
-        <w:t xml:space="preserve">disponer </w:t>
-      </w:r>
-      <w:r>
-        <w:rPr>
-          <w:rFonts w:ascii="Arial Narrow" w:eastAsia="Arial Narrow" w:hAnsi="Arial Narrow"/>
-          <w:color w:val="000000"/>
-        </w:rPr>
-        <w:t>al monto originalmente pactado de S/ 42</w:t>
-      </w:r>
-      <w:r>
-        <w:rPr>
-          <w:rFonts w:ascii="Arial Narrow" w:eastAsia="Arial Narrow" w:hAnsi="Arial Narrow"/>
-          <w:color w:val="000000"/>
-        </w:rPr>
-        <w:t>,</w:t>
-      </w:r>
-      <w:r>
-        <w:rPr>
-          <w:rFonts w:ascii="Arial Narrow" w:eastAsia="Arial Narrow" w:hAnsi="Arial Narrow"/>
-          <w:color w:val="000000"/>
-        </w:rPr>
-        <w:t>50</w:t>
-      </w:r>
-      <w:r>
-        <w:rPr>
-          <w:rFonts w:ascii="Arial Narrow" w:eastAsia="Arial Narrow" w:hAnsi="Arial Narrow"/>
-          <w:color w:val="000000"/>
-        </w:rPr>
-        <w:t>,</w:t>
-      </w:r>
-      <w:r>
-        <w:rPr>
-          <w:rFonts w:ascii="Arial Narrow" w:eastAsia="Arial Narrow" w:hAnsi="Arial Narrow"/>
-          <w:color w:val="000000"/>
-        </w:rPr>
-        <w:t xml:space="preserve"> </w:t>
-      </w:r>
-      <w:r>
-        <w:rPr>
-          <w:rFonts w:ascii="Arial Narrow" w:eastAsia="Arial Narrow" w:hAnsi="Arial Narrow"/>
-          <w:color w:val="000000"/>
-        </w:rPr>
-        <w:t>y que a</w:t>
-      </w:r>
-      <w:r>
-        <w:rPr>
-          <w:rFonts w:ascii="Arial Narrow" w:eastAsia="Arial Narrow" w:hAnsi="Arial Narrow"/>
-          <w:color w:val="000000"/>
-        </w:rPr>
-        <w:t xml:space="preserve"> partir del mes de julio de 2026, </w:t>
-      </w:r>
-      <w:r>
-        <w:rPr>
-          <w:rFonts w:ascii="Arial Narrow" w:eastAsia="Arial Narrow" w:hAnsi="Arial Narrow"/>
-          <w:color w:val="000000"/>
-        </w:rPr>
-        <w:t xml:space="preserve">disponer </w:t>
-      </w:r>
-      <w:r>
-        <w:rPr>
-          <w:rFonts w:ascii="Arial Narrow" w:eastAsia="Arial Narrow" w:hAnsi="Arial Narrow"/>
-          <w:color w:val="000000"/>
-        </w:rPr>
-        <w:t>al monto de S/ 38</w:t>
-      </w:r>
-      <w:r>
-        <w:rPr>
-          <w:rFonts w:ascii="Arial Narrow" w:eastAsia="Arial Narrow" w:hAnsi="Arial Narrow"/>
-          <w:color w:val="000000"/>
-        </w:rPr>
-        <w:t>,</w:t>
-      </w:r>
-      <w:r>
-        <w:rPr>
-          <w:rFonts w:ascii="Arial Narrow" w:eastAsia="Arial Narrow" w:hAnsi="Arial Narrow"/>
-          <w:color w:val="000000"/>
-        </w:rPr>
-        <w:t>50, en atención al retiro de sus dos hijas de la cobertura, sin postergación alguna</w:t>
-      </w:r>
-      <w:r>
-        <w:rPr>
-          <w:rFonts w:ascii="Arial Narrow" w:eastAsia="Arial Narrow" w:hAnsi="Arial Narrow"/>
-          <w:color w:val="000000"/>
-        </w:rPr>
-        <w:t xml:space="preserve">; (ii) realizar </w:t>
-      </w:r>
-      <w:r>
-        <w:rPr>
-          <w:rFonts w:ascii="Arial Narrow" w:eastAsia="Arial Narrow" w:hAnsi="Arial Narrow"/>
-          <w:color w:val="000000"/>
-        </w:rPr>
-        <w:t xml:space="preserve">la devolución íntegra de la </w:t>
-      </w:r>
-      <w:r>
-        <w:rPr>
-          <w:rFonts w:ascii="Arial Narrow" w:eastAsia="Arial Narrow" w:hAnsi="Arial Narrow"/>
-          <w:color w:val="000000"/>
-        </w:rPr>
-        <w:t>suma de S/ 2</w:t>
-      </w:r>
-      <w:r>
-        <w:rPr>
-          <w:rFonts w:ascii="Arial Narrow" w:eastAsia="Arial Narrow" w:hAnsi="Arial Narrow"/>
-          <w:color w:val="000000"/>
-        </w:rPr>
-        <w:t xml:space="preserve"> </w:t>
-      </w:r>
-      <w:r>
-        <w:rPr>
-          <w:rFonts w:ascii="Arial Narrow" w:eastAsia="Arial Narrow" w:hAnsi="Arial Narrow"/>
-          <w:color w:val="000000"/>
-        </w:rPr>
-        <w:t>737</w:t>
-      </w:r>
-      <w:r>
-        <w:rPr>
-          <w:rFonts w:ascii="Arial Narrow" w:eastAsia="Arial Narrow" w:hAnsi="Arial Narrow"/>
-          <w:color w:val="000000"/>
-        </w:rPr>
-        <w:t>,</w:t>
-      </w:r>
-      <w:r>
-        <w:rPr>
-          <w:rFonts w:ascii="Arial Narrow" w:eastAsia="Arial Narrow" w:hAnsi="Arial Narrow"/>
-          <w:color w:val="000000"/>
-        </w:rPr>
-        <w:t>50, que comprende S/ 2</w:t>
-      </w:r>
-      <w:r>
-        <w:rPr>
-          <w:rFonts w:ascii="Arial Narrow" w:eastAsia="Arial Narrow" w:hAnsi="Arial Narrow"/>
-          <w:color w:val="000000"/>
-        </w:rPr>
-        <w:t xml:space="preserve"> </w:t>
-      </w:r>
-      <w:r>
-        <w:rPr>
-          <w:rFonts w:ascii="Arial Narrow" w:eastAsia="Arial Narrow" w:hAnsi="Arial Narrow"/>
-          <w:color w:val="000000"/>
-        </w:rPr>
-        <w:t>672</w:t>
-      </w:r>
-      <w:r>
-        <w:rPr>
-          <w:rFonts w:ascii="Arial Narrow" w:eastAsia="Arial Narrow" w:hAnsi="Arial Narrow"/>
-          <w:color w:val="000000"/>
-        </w:rPr>
-        <w:t>,</w:t>
-      </w:r>
-      <w:r>
-        <w:rPr>
-          <w:rFonts w:ascii="Arial Narrow" w:eastAsia="Arial Narrow" w:hAnsi="Arial Narrow"/>
-          <w:color w:val="000000"/>
-        </w:rPr>
-        <w:t>10 por los cobros en exceso realizados entre el 1 de enero de 2022 y el 30 de junio de 2026</w:t>
-      </w:r>
-      <w:r>
-        <w:rPr>
-          <w:rFonts w:ascii="Arial Narrow" w:eastAsia="Arial Narrow" w:hAnsi="Arial Narrow"/>
-          <w:color w:val="000000"/>
-        </w:rPr>
-        <w:t>,</w:t>
-      </w:r>
-      <w:r>
-        <w:rPr>
-          <w:rFonts w:ascii="Arial Narrow" w:eastAsia="Arial Narrow" w:hAnsi="Arial Narrow"/>
-          <w:color w:val="000000"/>
-        </w:rPr>
-        <w:t xml:space="preserve"> S/ 65</w:t>
-      </w:r>
-      <w:r>
-        <w:rPr>
-          <w:rFonts w:ascii="Arial Narrow" w:eastAsia="Arial Narrow" w:hAnsi="Arial Narrow"/>
-          <w:color w:val="000000"/>
-        </w:rPr>
-        <w:t>,</w:t>
-      </w:r>
-      <w:r>
-        <w:rPr>
-          <w:rFonts w:ascii="Arial Narrow" w:eastAsia="Arial Narrow" w:hAnsi="Arial Narrow"/>
-          <w:color w:val="000000"/>
-        </w:rPr>
-        <w:t xml:space="preserve">40 por el cobro en exceso del mes de julio de 2026 </w:t>
-      </w:r>
-      <w:r>
-        <w:rPr>
-          <w:rFonts w:ascii="Arial Narrow" w:eastAsia="Arial Narrow" w:hAnsi="Arial Narrow"/>
-          <w:color w:val="000000"/>
-        </w:rPr>
-        <w:t xml:space="preserve">más </w:t>
-      </w:r>
-      <w:r>
-        <w:rPr>
-          <w:rFonts w:ascii="Arial Narrow" w:eastAsia="Arial Narrow" w:hAnsi="Arial Narrow"/>
-          <w:color w:val="000000"/>
-        </w:rPr>
-        <w:t>los intereses legales correspondientes desde cada fecha de descuento hasta el momento del pago efectivo</w:t>
-      </w:r>
-      <w:r>
-        <w:rPr>
-          <w:rFonts w:ascii="Arial Narrow" w:eastAsia="Arial Narrow" w:hAnsi="Arial Narrow"/>
-          <w:color w:val="000000"/>
-        </w:rPr>
-        <w:t xml:space="preserve">; y, (iii) realizar </w:t>
-      </w:r>
-      <w:r>
-        <w:rPr>
-          <w:rFonts w:ascii="Arial Narrow" w:eastAsia="Arial Narrow" w:hAnsi="Arial Narrow"/>
-          <w:color w:val="000000"/>
-        </w:rPr>
-        <w:t>la corrección de los datos de nacimiento de las hijas del denunciante en sus registros, a fin de garantizar la validez de la cobertura</w:t>
-      </w:r>
-      <w:r>
-        <w:rPr>
-          <w:rFonts w:ascii="Arial Narrow" w:eastAsia="Arial Narrow" w:hAnsi="Arial Narrow"/>
-          <w:color w:val="000000"/>
-        </w:rPr>
-        <w:t xml:space="preserve"> y</w:t>
-      </w:r>
-      <w:r>
-        <w:rPr>
-          <w:rFonts w:ascii="Arial Narrow" w:eastAsia="Arial Narrow" w:hAnsi="Arial Narrow"/>
-          <w:color w:val="000000"/>
-        </w:rPr>
-        <w:t xml:space="preserve"> </w:t>
-      </w:r>
-      <w:r>
-        <w:rPr>
-          <w:rFonts w:ascii="Arial Narrow" w:eastAsia="Arial Narrow" w:hAnsi="Arial Narrow"/>
-          <w:color w:val="000000"/>
-        </w:rPr>
-        <w:t xml:space="preserve">declarar </w:t>
-      </w:r>
-      <w:r>
-        <w:rPr>
-          <w:rFonts w:ascii="Arial Narrow" w:eastAsia="Arial Narrow" w:hAnsi="Arial Narrow"/>
-          <w:color w:val="000000"/>
-        </w:rPr>
-        <w:t>que el pago bajo protesta realizado por el mes de julio de 2026 no constituye aceptación del cobro indebido</w:t>
-      </w:r>
-      <w:r>
-        <w:rPr>
-          <w:rFonts w:ascii="Arial Narrow" w:eastAsia="Arial Narrow" w:hAnsi="Arial Narrow"/>
-          <w:color w:val="000000"/>
-        </w:rPr>
-        <w:t xml:space="preserve">. Asimismo, no requirió de manera expresa el reembolso </w:t>
-      </w:r>
-      <w:r>
-        <w:rPr>
-          <w:rFonts w:ascii="Arial Narrow" w:eastAsia="Arial Narrow" w:hAnsi="Arial Narrow"/>
-          <w:color w:val="000000"/>
-        </w:rPr>
-        <w:t>de costos y costas del presente procedimiento.</w:t>
+        <w:t xml:space="preserve">El señor [APELLIDO] solicitó, en calidad de medida correctiva, que el proveedor denunciado cumpla con: (i) realizar el cese definitivo de los cobros indebidos y disponer el aporte mensual del denunciante considerando que para el periodo comprendido entre el 1 de enero de 2022 y el 14 de junio de 2026, disponer al monto originalmente pactado de S/ 42,50, y que a partir del mes de julio de 2026, disponer al monto de S/ 38,50, en atención al retiro de sus dos hijas de la cobertura, sin postergación alguna; (ii) realizar la devolución íntegra de la suma de S/ 2 737,50, que comprende S/ 2 672,10 por los cobros en exceso realizados entre el 1 de enero de 2022 y el 30 de junio de 2026, S/ 65,40 por el cobro en exceso del mes de julio de 2026 más los intereses legales correspondientes desde cada fecha de descuento hasta el momento del pago efectivo; y, (iii) realizar la corrección de los datos de nacimiento de las hijas del denunciante en sus registros, a fin de garantizar la validez de la cobertura y declarar que el pago bajo protesta realizado por el mes de julio de 2026 no constituye aceptación del cobro indebido. Asimismo, no requirió de manera expresa el reembolso de costos y costas del presente procedimiento.</w:t>
+      </w:r>
+      <w:r>
+        <w:rPr>
+          <w:rFonts w:ascii="Arial Narrow" w:eastAsia="Arial Narrow" w:hAnsi="Arial Narrow"/>
+          <w:color w:val="000000"/>
+        </w:rPr>
+        <w:t/>
+      </w:r>
+      <w:r>
+        <w:rPr>
+          <w:rFonts w:ascii="Arial Narrow" w:eastAsia="Arial Narrow" w:hAnsi="Arial Narrow"/>
+          <w:color w:val="000000"/>
+        </w:rPr>
+        <w:t xml:space="preserve"/>
+      </w:r>
+      <w:r>
+        <w:rPr>
+          <w:rFonts w:ascii="Arial Narrow" w:eastAsia="Arial Narrow" w:hAnsi="Arial Narrow"/>
+          <w:color w:val="000000"/>
+        </w:rPr>
+        <w:t xml:space="preserve"/>
+      </w:r>
+      <w:r>
+        <w:rPr>
+          <w:rFonts w:ascii="Arial Narrow" w:eastAsia="Arial Narrow" w:hAnsi="Arial Narrow"/>
+          <w:color w:val="000000"/>
+        </w:rPr>
+        <w:t/>
+      </w:r>
+      <w:r>
+        <w:rPr>
+          <w:rFonts w:ascii="Arial Narrow" w:eastAsia="Arial Narrow" w:hAnsi="Arial Narrow"/>
+          <w:color w:val="000000"/>
+        </w:rPr>
+        <w:t xml:space="preserve"/>
+      </w:r>
+      <w:r>
+        <w:rPr>
+          <w:rFonts w:ascii="Arial Narrow" w:eastAsia="Arial Narrow" w:hAnsi="Arial Narrow"/>
+          <w:color w:val="000000"/>
+        </w:rPr>
+        <w:t xml:space="preserve"/>
+      </w:r>
+      <w:r>
+        <w:rPr>
+          <w:rFonts w:ascii="Arial Narrow" w:eastAsia="Arial Narrow" w:hAnsi="Arial Narrow"/>
+          <w:color w:val="000000"/>
+        </w:rPr>
+        <w:t/>
+      </w:r>
+      <w:r>
+        <w:rPr>
+          <w:rFonts w:ascii="Arial Narrow" w:eastAsia="Arial Narrow" w:hAnsi="Arial Narrow"/>
+          <w:color w:val="000000"/>
+        </w:rPr>
+        <w:t xml:space="preserve"/>
+      </w:r>
+      <w:r>
+        <w:rPr>
+          <w:rFonts w:ascii="Arial Narrow" w:eastAsia="Arial Narrow" w:hAnsi="Arial Narrow"/>
+          <w:color w:val="000000"/>
+        </w:rPr>
+        <w:t xml:space="preserve"/>
+      </w:r>
+      <w:r>
+        <w:rPr>
+          <w:rFonts w:ascii="Arial Narrow" w:eastAsia="Arial Narrow" w:hAnsi="Arial Narrow"/>
+          <w:color w:val="000000"/>
+        </w:rPr>
+        <w:t xml:space="preserve"/>
+      </w:r>
+      <w:r>
+        <w:rPr>
+          <w:rFonts w:ascii="Arial Narrow" w:eastAsia="Arial Narrow" w:hAnsi="Arial Narrow"/>
+          <w:color w:val="000000"/>
+        </w:rPr>
+        <w:t xml:space="preserve"/>
+      </w:r>
+      <w:r>
+        <w:rPr>
+          <w:rFonts w:ascii="Arial Narrow" w:eastAsia="Arial Narrow" w:hAnsi="Arial Narrow"/>
+          <w:color w:val="000000"/>
+        </w:rPr>
+        <w:t/>
+      </w:r>
+      <w:r>
+        <w:rPr>
+          <w:rFonts w:ascii="Arial Narrow" w:eastAsia="Arial Narrow" w:hAnsi="Arial Narrow"/>
+          <w:color w:val="000000"/>
+        </w:rPr>
+        <w:t/>
+      </w:r>
+      <w:r>
+        <w:rPr>
+          <w:rFonts w:ascii="Arial Narrow" w:eastAsia="Arial Narrow" w:hAnsi="Arial Narrow"/>
+          <w:color w:val="000000"/>
+        </w:rPr>
+        <w:t/>
+      </w:r>
+      <w:r>
+        <w:rPr>
+          <w:rFonts w:ascii="Arial Narrow" w:eastAsia="Arial Narrow" w:hAnsi="Arial Narrow"/>
+          <w:color w:val="000000"/>
+        </w:rPr>
+        <w:t/>
+      </w:r>
+      <w:r>
+        <w:rPr>
+          <w:rFonts w:ascii="Arial Narrow" w:eastAsia="Arial Narrow" w:hAnsi="Arial Narrow"/>
+          <w:color w:val="000000"/>
+        </w:rPr>
+        <w:t xml:space="preserve"/>
+      </w:r>
+      <w:r>
+        <w:rPr>
+          <w:rFonts w:ascii="Arial Narrow" w:eastAsia="Arial Narrow" w:hAnsi="Arial Narrow"/>
+          <w:color w:val="000000"/>
+        </w:rPr>
+        <w:t/>
+      </w:r>
+      <w:r>
+        <w:rPr>
+          <w:rFonts w:ascii="Arial Narrow" w:eastAsia="Arial Narrow" w:hAnsi="Arial Narrow"/>
+          <w:color w:val="000000"/>
+        </w:rPr>
+        <w:t xml:space="preserve"/>
+      </w:r>
+      <w:r>
+        <w:rPr>
+          <w:rFonts w:ascii="Arial Narrow" w:eastAsia="Arial Narrow" w:hAnsi="Arial Narrow"/>
+          <w:color w:val="000000"/>
+        </w:rPr>
+        <w:t xml:space="preserve"/>
+      </w:r>
+      <w:r>
+        <w:rPr>
+          <w:rFonts w:ascii="Arial Narrow" w:eastAsia="Arial Narrow" w:hAnsi="Arial Narrow"/>
+          <w:color w:val="000000"/>
+        </w:rPr>
+        <w:t/>
+      </w:r>
+      <w:r>
+        <w:rPr>
+          <w:rFonts w:ascii="Arial Narrow" w:eastAsia="Arial Narrow" w:hAnsi="Arial Narrow"/>
+          <w:color w:val="000000"/>
+        </w:rPr>
+        <w:t/>
+      </w:r>
+      <w:r>
+        <w:rPr>
+          <w:rFonts w:ascii="Arial Narrow" w:eastAsia="Arial Narrow" w:hAnsi="Arial Narrow"/>
+          <w:color w:val="000000"/>
+        </w:rPr>
+        <w:t/>
+      </w:r>
+      <w:r>
+        <w:rPr>
+          <w:rFonts w:ascii="Arial Narrow" w:eastAsia="Arial Narrow" w:hAnsi="Arial Narrow"/>
+          <w:color w:val="000000"/>
+        </w:rPr>
+        <w:t xml:space="preserve"/>
+      </w:r>
+      <w:r>
+        <w:rPr>
+          <w:rFonts w:ascii="Arial Narrow" w:eastAsia="Arial Narrow" w:hAnsi="Arial Narrow"/>
+          <w:color w:val="000000"/>
+        </w:rPr>
+        <w:t xml:space="preserve"/>
+      </w:r>
+      <w:r>
+        <w:rPr>
+          <w:rFonts w:ascii="Arial Narrow" w:eastAsia="Arial Narrow" w:hAnsi="Arial Narrow"/>
+          <w:color w:val="000000"/>
+        </w:rPr>
+        <w:t/>
+      </w:r>
+      <w:r>
+        <w:rPr>
+          <w:rFonts w:ascii="Arial Narrow" w:eastAsia="Arial Narrow" w:hAnsi="Arial Narrow"/>
+          <w:color w:val="000000"/>
+        </w:rPr>
+        <w:t xml:space="preserve"/>
+      </w:r>
+      <w:r>
+        <w:rPr>
+          <w:rFonts w:ascii="Arial Narrow" w:eastAsia="Arial Narrow" w:hAnsi="Arial Narrow"/>
+          <w:color w:val="000000"/>
+        </w:rPr>
+        <w:t/>
+      </w:r>
+      <w:r>
+        <w:rPr>
+          <w:rFonts w:ascii="Arial Narrow" w:eastAsia="Arial Narrow" w:hAnsi="Arial Narrow"/>
+          <w:color w:val="000000"/>
+        </w:rPr>
+        <w:t/>
+      </w:r>
+      <w:r>
+        <w:rPr>
+          <w:rFonts w:ascii="Arial Narrow" w:eastAsia="Arial Narrow" w:hAnsi="Arial Narrow"/>
+          <w:color w:val="000000"/>
+        </w:rPr>
+        <w:t/>
+      </w:r>
+      <w:r>
+        <w:rPr>
+          <w:rFonts w:ascii="Arial Narrow" w:eastAsia="Arial Narrow" w:hAnsi="Arial Narrow"/>
+          <w:color w:val="000000"/>
+        </w:rPr>
+        <w:t xml:space="preserve"/>
+      </w:r>
+      <w:r>
+        <w:rPr>
+          <w:rFonts w:ascii="Arial Narrow" w:eastAsia="Arial Narrow" w:hAnsi="Arial Narrow"/>
+          <w:color w:val="000000"/>
+        </w:rPr>
+        <w:t/>
+      </w:r>
+      <w:r>
+        <w:rPr>
+          <w:rFonts w:ascii="Arial Narrow" w:eastAsia="Arial Narrow" w:hAnsi="Arial Narrow"/>
+          <w:color w:val="000000"/>
+        </w:rPr>
+        <w:t/>
+      </w:r>
+      <w:r>
+        <w:rPr>
+          <w:rFonts w:ascii="Arial Narrow" w:eastAsia="Arial Narrow" w:hAnsi="Arial Narrow"/>
+          <w:color w:val="000000"/>
+        </w:rPr>
+        <w:t/>
+      </w:r>
+      <w:r>
+        <w:rPr>
+          <w:rFonts w:ascii="Arial Narrow" w:eastAsia="Arial Narrow" w:hAnsi="Arial Narrow"/>
+          <w:color w:val="000000"/>
+        </w:rPr>
+        <w:t/>
+      </w:r>
+      <w:r>
+        <w:rPr>
+          <w:rFonts w:ascii="Arial Narrow" w:eastAsia="Arial Narrow" w:hAnsi="Arial Narrow"/>
+          <w:color w:val="000000"/>
+        </w:rPr>
+        <w:t xml:space="preserve"/>
+      </w:r>
+      <w:r>
+        <w:rPr>
+          <w:rFonts w:ascii="Arial Narrow" w:eastAsia="Arial Narrow" w:hAnsi="Arial Narrow"/>
+          <w:color w:val="000000"/>
+        </w:rPr>
+        <w:t/>
+      </w:r>
+      <w:r>
+        <w:rPr>
+          <w:rFonts w:ascii="Arial Narrow" w:eastAsia="Arial Narrow" w:hAnsi="Arial Narrow"/>
+          <w:color w:val="000000"/>
+        </w:rPr>
+        <w:t xml:space="preserve"/>
+      </w:r>
+      <w:r>
+        <w:rPr>
+          <w:rFonts w:ascii="Arial Narrow" w:eastAsia="Arial Narrow" w:hAnsi="Arial Narrow"/>
+          <w:color w:val="000000"/>
+        </w:rPr>
+        <w:t xml:space="preserve"/>
+      </w:r>
+      <w:r>
+        <w:rPr>
+          <w:rFonts w:ascii="Arial Narrow" w:eastAsia="Arial Narrow" w:hAnsi="Arial Narrow"/>
+          <w:color w:val="000000"/>
+        </w:rPr>
+        <w:t/>
+      </w:r>
+      <w:r>
+        <w:rPr>
+          <w:rFonts w:ascii="Arial Narrow" w:eastAsia="Arial Narrow" w:hAnsi="Arial Narrow"/>
+          <w:color w:val="000000"/>
+        </w:rPr>
+        <w:t xml:space="preserve"/>
+      </w:r>
+      <w:r>
+        <w:rPr>
+          <w:rFonts w:ascii="Arial Narrow" w:eastAsia="Arial Narrow" w:hAnsi="Arial Narrow"/>
+          <w:color w:val="000000"/>
+        </w:rPr>
+        <w:t/>
+      </w:r>
+      <w:r>
+        <w:rPr>
+          <w:rFonts w:ascii="Arial Narrow" w:eastAsia="Arial Narrow" w:hAnsi="Arial Narrow"/>
+          <w:color w:val="000000"/>
+        </w:rPr>
+        <w:t xml:space="preserve"/>
+      </w:r>
+      <w:r>
+        <w:rPr>
+          <w:rFonts w:ascii="Arial Narrow" w:eastAsia="Arial Narrow" w:hAnsi="Arial Narrow"/>
+          <w:color w:val="000000"/>
+        </w:rPr>
+        <w:t xml:space="preserve"/>
+      </w:r>
+      <w:r>
+        <w:rPr>
+          <w:rFonts w:ascii="Arial Narrow" w:eastAsia="Arial Narrow" w:hAnsi="Arial Narrow"/>
+          <w:color w:val="000000"/>
+        </w:rPr>
+        <w:t xml:space="preserve"/>
+      </w:r>
+      <w:r>
+        <w:rPr>
+          <w:rFonts w:ascii="Arial Narrow" w:eastAsia="Arial Narrow" w:hAnsi="Arial Narrow"/>
+          <w:color w:val="000000"/>
+        </w:rPr>
+        <w:t/>
+      </w:r>
+      <w:r>
+        <w:rPr>
+          <w:rFonts w:ascii="Arial Narrow" w:eastAsia="Arial Narrow" w:hAnsi="Arial Narrow"/>
+          <w:color w:val="000000"/>
+        </w:rPr>
+        <w:t xml:space="preserve"/>
+      </w:r>
+      <w:r>
+        <w:rPr>
+          <w:rFonts w:ascii="Arial Narrow" w:eastAsia="Arial Narrow" w:hAnsi="Arial Narrow"/>
+          <w:color w:val="000000"/>
+        </w:rPr>
+        <w:t/>
       </w:r>
     </w:p>
     <w:p>
@@ -2827,63 +2827,63 @@
           <w:b/>
           <w:color w:val="000000"/>
         </w:rPr>
-        <w:t xml:space="preserve">PRIMERO: </w:t>
-      </w:r>
-      <w:r>
-        <w:rPr>
-          <w:rFonts w:ascii="Arial Narrow" w:eastAsia="Arial Narrow" w:hAnsi="Arial Narrow"/>
-          <w:color w:val="000000"/>
-        </w:rPr>
-        <w:t xml:space="preserve">admitir a trámite la denuncia del </w:t>
-      </w:r>
-      <w:r>
-        <w:rPr>
-          <w:rFonts w:ascii="Arial Narrow" w:eastAsia="Arial Narrow" w:hAnsi="Arial Narrow"/>
-          <w:color w:val="000000"/>
-        </w:rPr>
-        <w:t>3 de julio de 2026, subsanada mediante escrito del 16 de julio de 2026</w:t>
-      </w:r>
-      <w:r>
-        <w:rPr>
-          <w:rFonts w:ascii="Arial Narrow" w:eastAsia="Arial Narrow" w:hAnsi="Arial Narrow"/>
-          <w:color w:val="000000"/>
-        </w:rPr>
-        <w:t xml:space="preserve">, </w:t>
-      </w:r>
-      <w:r>
-        <w:rPr>
-          <w:rFonts w:ascii="Arial Narrow" w:eastAsia="Arial Narrow" w:hAnsi="Arial Narrow"/>
-          <w:color w:val="000000"/>
-        </w:rPr>
-        <w:t xml:space="preserve">interpuesta por </w:t>
-      </w:r>
-      <w:r>
-        <w:rPr>
-          <w:rFonts w:ascii="Arial Narrow" w:eastAsia="Arial Narrow" w:hAnsi="Arial Narrow"/>
-          <w:color w:val="000000"/>
-        </w:rPr>
-        <w:t xml:space="preserve">el </w:t>
-      </w:r>
-      <w:r>
-        <w:rPr>
-          <w:rFonts w:ascii="Arial Narrow" w:eastAsia="Arial Narrow" w:hAnsi="Arial Narrow"/>
-          <w:color w:val="000000"/>
-        </w:rPr>
-        <w:t xml:space="preserve">señor Edgar Julián Paricahua Vilca </w:t>
-      </w:r>
-      <w:r>
-        <w:rPr>
-          <w:rFonts w:ascii="Arial Narrow" w:eastAsia="Arial Narrow" w:hAnsi="Arial Narrow"/>
-          <w:color w:val="000000"/>
-        </w:rPr>
-        <w:t xml:space="preserve">contra Comité de Administración del Fondo de Asistencia y Estímulo de los Trabajadores del Sector </w:t>
-      </w:r>
-      <w:r>
-        <w:rPr>
-          <w:rFonts w:ascii="Arial Narrow" w:eastAsia="Arial Narrow" w:hAnsi="Arial Narrow"/>
-          <w:color w:val="000000"/>
-        </w:rPr>
-        <w:t xml:space="preserve">Educación, </w:t>
+        <w:t xml:space="preserve">PRIMERO: admitir a trámite la denuncia del 3 de julio de 2026, subsanada mediante escrito del 16 de julio de 2026, interpuesta por el señor [DENUNCIANTE] contra Comité de Administración del Fondo de Asistencia y Estímulo de los Trabajadores del Sector Educación, por lo siguiente:</w:t>
+      </w:r>
+      <w:r>
+        <w:rPr>
+          <w:rFonts w:ascii="Arial Narrow" w:eastAsia="Arial Narrow" w:hAnsi="Arial Narrow"/>
+          <w:color w:val="000000"/>
+        </w:rPr>
+        <w:t xml:space="preserve"/>
+      </w:r>
+      <w:r>
+        <w:rPr>
+          <w:rFonts w:ascii="Arial Narrow" w:eastAsia="Arial Narrow" w:hAnsi="Arial Narrow"/>
+          <w:color w:val="000000"/>
+        </w:rPr>
+        <w:t/>
+      </w:r>
+      <w:r>
+        <w:rPr>
+          <w:rFonts w:ascii="Arial Narrow" w:eastAsia="Arial Narrow" w:hAnsi="Arial Narrow"/>
+          <w:color w:val="000000"/>
+        </w:rPr>
+        <w:t xml:space="preserve"/>
+      </w:r>
+      <w:r>
+        <w:rPr>
+          <w:rFonts w:ascii="Arial Narrow" w:eastAsia="Arial Narrow" w:hAnsi="Arial Narrow"/>
+          <w:color w:val="000000"/>
+        </w:rPr>
+        <w:t xml:space="preserve"/>
+      </w:r>
+      <w:r>
+        <w:rPr>
+          <w:rFonts w:ascii="Arial Narrow" w:eastAsia="Arial Narrow" w:hAnsi="Arial Narrow"/>
+          <w:color w:val="000000"/>
+        </w:rPr>
+        <w:t xml:space="preserve"/>
+      </w:r>
+      <w:r>
+        <w:rPr>
+          <w:rFonts w:ascii="Arial Narrow" w:eastAsia="Arial Narrow" w:hAnsi="Arial Narrow"/>
+          <w:color w:val="000000"/>
+        </w:rPr>
+        <w:t xml:space="preserve"/>
+      </w:r>
+      <w:r>
+        <w:rPr>
+          <w:rFonts w:ascii="Arial Narrow" w:eastAsia="Arial Narrow" w:hAnsi="Arial Narrow"/>
+          <w:color w:val="000000"/>
+        </w:rPr>
+        <w:t xml:space="preserve"/>
+      </w:r>
+      <w:r>
+        <w:rPr>
+          <w:rFonts w:ascii="Arial Narrow" w:eastAsia="Arial Narrow" w:hAnsi="Arial Narrow"/>
+          <w:color w:val="000000"/>
+        </w:rPr>
+        <w:t xml:space="preserve"/>
       </w:r>
       <w:bookmarkStart w:id="20" w:name="_Hlk215062067"/>
       <w:r>
@@ -2895,7 +2895,7 @@
           <w:lang w:eastAsia="es-PE"/>
           <w14:ligatures w14:val="none"/>
         </w:rPr>
-        <w:t>por lo siguiente:</w:t>
+        <w:t/>
       </w:r>
     </w:p>
     <w:p>
@@ -4472,14 +4472,14 @@
           <w:b/>
           <w:color w:val="000000"/>
         </w:rPr>
-        <w:t xml:space="preserve">DÉCIMO: </w:t>
-      </w:r>
-      <w:r>
-        <w:rPr>
-          <w:rFonts w:ascii="Arial Narrow" w:eastAsia="Arial Narrow" w:hAnsi="Arial Narrow"/>
-          <w:color w:val="000000"/>
-        </w:rPr>
-        <w:t xml:space="preserve">requerir al </w:t>
+        <w:t xml:space="preserve">DÉCIMO: requerir al señor [DENUNCIANTE] para que, dentro del plazo de dos (2) días hábiles siguientes a la fecha en que reciba la notificación en su bandeja de correo electrónico, efectúe la confirmación de recepción de la notificación remitida por este despacho a su correo electrónico, de conformidad con el segundo párrafo del numeral 4 del artículo 20 del Texto Único Ordenado de la Ley del Procedimiento Administrativo General, aprobado mediante Decreto Supremo 006-2026-JUS, bajo apercibimiento de rehacer el acto de notificación y notificarles conforme al numeral 1 del artículo 20 del citado cuerpo normativo.</w:t>
+      </w:r>
+      <w:r>
+        <w:rPr>
+          <w:rFonts w:ascii="Arial Narrow" w:eastAsia="Arial Narrow" w:hAnsi="Arial Narrow"/>
+          <w:color w:val="000000"/>
+        </w:rPr>
+        <w:t xml:space="preserve"/>
       </w:r>
       <w:bookmarkStart w:id="26" w:name="_Hlk237014910"/>
       <w:r>
@@ -4487,14 +4487,14 @@
           <w:rFonts w:ascii="Arial Narrow" w:eastAsia="Arial Narrow" w:hAnsi="Arial Narrow"/>
           <w:color w:val="000000"/>
         </w:rPr>
-        <w:t xml:space="preserve">señor </w:t>
-      </w:r>
-      <w:r>
-        <w:rPr>
-          <w:rFonts w:ascii="Arial Narrow" w:eastAsia="Arial Narrow" w:hAnsi="Arial Narrow"/>
-          <w:color w:val="000000"/>
-        </w:rPr>
-        <w:t xml:space="preserve">Edgar Julián Paricahua Vilca </w:t>
+        <w:t xml:space="preserve"/>
+      </w:r>
+      <w:r>
+        <w:rPr>
+          <w:rFonts w:ascii="Arial Narrow" w:eastAsia="Arial Narrow" w:hAnsi="Arial Narrow"/>
+          <w:color w:val="000000"/>
+        </w:rPr>
+        <w:t xml:space="preserve"/>
       </w:r>
       <w:bookmarkEnd w:id="26"/>
       <w:r>
@@ -4502,7 +4502,7 @@
           <w:rFonts w:ascii="Arial Narrow" w:eastAsia="Arial Narrow" w:hAnsi="Arial Narrow"/>
           <w:color w:val="000000"/>
         </w:rPr>
-        <w:t>para que, dentro del plazo de dos (2) días hábiles siguientes a la fecha en que reciba la notificación en su bandeja de correo electrónico, efectúe la confirmación de recepción de la notificación remitida por este despacho a su correo electrónico, de conformidad con el segundo párrafo del numeral 4 del artículo 20 del Texto Único Ordenado de la Ley del Procedimiento Administrativo General, aprobado mediante Decreto Supremo 006-2026-JUS, bajo apercibimiento de rehacer el acto de notificación y notificarles conforme al numeral 1 del artículo 20 del citado cuerpo normativo</w:t>
+        <w:t/>
       </w:r>
       <w:r>
         <w:rPr>
@@ -4517,7 +4517,7 @@
           <w:rFonts w:ascii="Arial Narrow" w:eastAsia="Arial Narrow" w:hAnsi="Arial Narrow"/>
           <w:color w:val="000000"/>
         </w:rPr>
-        <w:t>.</w:t>
+        <w:t/>
       </w:r>
     </w:p>
     <w:p>

--- a/plantillas_maestras/10_seguro_sepelio/cobro_indebido_primas/2_o_mas_ddos_varios/varon/TPL_2436_2026_SEGURO_SEPELIO_COBRO_INDEBIDO_PRIMAS_ASEGURADORA_VARON_R2.docx
+++ b/plantillas_maestras/10_seguro_sepelio/cobro_indebido_primas/2_o_mas_ddos_varios/varon/TPL_2436_2026_SEGURO_SEPELIO_COBRO_INDEBIDO_PRIMAS_ASEGURADORA_VARON_R2.docx
@@ -474,6 +474,7 @@
           <w:rStyle w:val="Refdenotaalpie"/>
           <w:rFonts w:ascii="Arial Narrow" w:eastAsia="Arial Narrow" w:hAnsi="Arial Narrow"/>
           <w:color w:val="000000"/>
+          <w:vertAlign w:val="superscript"/>
         </w:rPr>
         <w:footnoteReference w:id="1"/>
       </w:r>
@@ -1631,6 +1632,7 @@
       </w:r>
       <w:r>
         <w:rPr>
+          <w:rStyle w:val="Refdenotaalpie"/>
           <w:rFonts w:ascii="Arial Narrow" w:eastAsia="Arial Narrow" w:hAnsi="Arial Narrow" w:cs="Arial Narrow"/>
           <w:kern w:val="0"/>
           <w:vertAlign w:val="superscript"/>
@@ -1700,6 +1702,7 @@
       <w:bookmarkEnd w:id="4"/>
       <w:r>
         <w:rPr>
+          <w:rStyle w:val="Refdenotaalpie"/>
           <w:rFonts w:ascii="Arial Narrow" w:eastAsia="Arial Narrow" w:hAnsi="Arial Narrow" w:cs="Arial"/>
           <w:kern w:val="0"/>
           <w:vertAlign w:val="superscript"/>
@@ -2149,6 +2152,7 @@
       </w:r>
       <w:r>
         <w:rPr>
+          <w:rStyle w:val="Refdenotaalpie"/>
           <w:vertAlign w:val="superscript"/>
           <w:lang w:eastAsia="es-PE"/>
         </w:rPr>
@@ -2279,6 +2283,7 @@
       </w:r>
       <w:r>
         <w:rPr>
+          <w:rStyle w:val="Refdenotaalpie"/>
           <w:rFonts w:ascii="Arial Narrow" w:eastAsia="Arial Narrow" w:hAnsi="Arial Narrow" w:cs="Arial"/>
           <w:kern w:val="0"/>
           <w:vertAlign w:val="superscript"/>
@@ -2415,6 +2420,7 @@
       <w:bookmarkEnd w:id="13"/>
       <w:r>
         <w:rPr>
+          <w:rStyle w:val="Refdenotaalpie"/>
           <w:rFonts w:ascii="Arial Narrow" w:eastAsia="Arial Narrow" w:hAnsi="Arial Narrow" w:cs="Arial"/>
           <w:bCs/>
           <w:color w:val="000000"/>
@@ -2577,6 +2583,7 @@
       </w:r>
       <w:r>
         <w:rPr>
+          <w:rStyle w:val="Refdenotaalpie"/>
           <w:rFonts w:ascii="Arial Narrow" w:eastAsia="Arial Narrow" w:hAnsi="Arial Narrow" w:cs="Arial Narrow"/>
           <w:color w:val="000000"/>
           <w:kern w:val="0"/>
@@ -3803,6 +3810,7 @@
       </w:r>
       <w:r>
         <w:rPr>
+          <w:rStyle w:val="Refdenotaalpie"/>
           <w:rFonts w:ascii="Arial Narrow" w:eastAsia="Arial Narrow" w:hAnsi="Arial Narrow" w:cs="Arial"/>
           <w:color w:val="000000"/>
           <w:kern w:val="0"/>
@@ -3832,6 +3840,7 @@
       </w:r>
       <w:r>
         <w:rPr>
+          <w:rStyle w:val="Refdenotaalpie"/>
           <w:rFonts w:ascii="Arial Narrow" w:eastAsia="Arial Narrow" w:hAnsi="Arial Narrow" w:cs="Arial"/>
           <w:color w:val="000000"/>
           <w:spacing w:val="-2"/>
@@ -4136,6 +4145,7 @@
       </w:r>
       <w:r>
         <w:rPr>
+          <w:rStyle w:val="Refdenotaalpie"/>
           <w:rFonts w:ascii="Arial Narrow" w:eastAsia="Arial Narrow" w:hAnsi="Arial Narrow" w:cs="Times New Roman"/>
           <w:color w:val="000000"/>
           <w:kern w:val="0"/>
@@ -4157,6 +4167,7 @@
       </w:r>
       <w:r>
         <w:rPr>
+          <w:rStyle w:val="Refdenotaalpie"/>
           <w:rFonts w:ascii="Arial Narrow" w:eastAsia="Arial Narrow" w:hAnsi="Arial Narrow" w:cs="Times New Roman"/>
           <w:color w:val="000000"/>
           <w:kern w:val="0"/>
@@ -4190,6 +4201,7 @@
       </w:r>
       <w:r>
         <w:rPr>
+          <w:rStyle w:val="Refdenotaalpie"/>
           <w:rFonts w:ascii="Arial Narrow" w:eastAsia="Arial Narrow" w:hAnsi="Arial Narrow" w:cs="Times New Roman"/>
           <w:color w:val="000000"/>
           <w:kern w:val="0"/>
@@ -4333,6 +4345,7 @@
       </w:r>
       <w:r>
         <w:rPr>
+          <w:rStyle w:val="Refdenotaalpie"/>
           <w:rFonts w:ascii="Arial Narrow" w:eastAsia="Arial Narrow" w:hAnsi="Arial Narrow" w:cs="Arial"/>
           <w:color w:val="000000"/>
           <w:kern w:val="0"/>
@@ -4509,6 +4522,7 @@
           <w:rStyle w:val="Refdenotaalpie"/>
           <w:rFonts w:ascii="Arial Narrow" w:eastAsia="Arial Narrow" w:hAnsi="Arial Narrow"/>
           <w:color w:val="000000"/>
+          <w:vertAlign w:val="superscript"/>
         </w:rPr>
         <w:footnoteReference w:id="14"/>
       </w:r>
@@ -4876,7 +4890,7 @@
         <w:ind w:left="567" w:hanging="567"/>
         <w:jc w:val="both"/>
         <w:rPr>
-          <w:rFonts w:ascii="Arial" w:hAnsi="Arial" w:cs="Arial"/>
+          <w:rFonts w:ascii="Arial Narrow" w:hAnsi="Arial Narrow" w:cs="Arial"/>
           <w:sz w:val="16"/>
           <w:lang w:val="es-419"/>
         </w:rPr>
@@ -4886,12 +4900,13 @@
           <w:rStyle w:val="Refdenotaalpie"/>
           <w:rFonts w:ascii="Arial Narrow" w:hAnsi="Arial Narrow" w:cs="Arial"/>
           <w:sz w:val="16"/>
+          <w:vertAlign w:val="superscript"/>
         </w:rPr>
         <w:footnoteRef/>
       </w:r>
       <w:r>
         <w:rPr>
-          <w:rFonts w:ascii="Arial" w:hAnsi="Arial" w:cs="Arial"/>
+          <w:rFonts w:ascii="Arial Narrow" w:hAnsi="Arial Narrow" w:cs="Arial"/>
           <w:sz w:val="16"/>
         </w:rPr>
         <w:t xml:space="preserve"> </w:t>
@@ -4930,6 +4945,7 @@
           <w:rFonts w:ascii="Arial Narrow" w:hAnsi="Arial Narrow" w:cs="Arial"/>
           <w:sz w:val="16"/>
           <w:szCs w:val="16"/>
+          <w:vertAlign w:val="superscript"/>
         </w:rPr>
         <w:footnoteRef/>
       </w:r>
@@ -5183,6 +5199,7 @@
           <w:rFonts w:ascii="Arial Narrow" w:hAnsi="Arial Narrow"/>
           <w:sz w:val="16"/>
           <w:szCs w:val="16"/>
+          <w:vertAlign w:val="superscript"/>
         </w:rPr>
         <w:footnoteRef/>
       </w:r>
@@ -5366,6 +5383,7 @@
           <w:rFonts w:ascii="Arial Narrow" w:hAnsi="Arial Narrow"/>
           <w:sz w:val="16"/>
           <w:szCs w:val="16"/>
+          <w:vertAlign w:val="superscript"/>
         </w:rPr>
         <w:footnoteRef/>
       </w:r>
@@ -5541,6 +5559,7 @@
           <w:rFonts w:ascii="Arial Narrow" w:hAnsi="Arial Narrow"/>
           <w:sz w:val="16"/>
           <w:szCs w:val="16"/>
+          <w:vertAlign w:val="superscript"/>
         </w:rPr>
         <w:footnoteRef/>
       </w:r>
@@ -5690,6 +5709,7 @@
           <w:rFonts w:ascii="Arial Narrow" w:hAnsi="Arial Narrow"/>
           <w:sz w:val="16"/>
           <w:szCs w:val="16"/>
+          <w:vertAlign w:val="superscript"/>
         </w:rPr>
         <w:footnoteRef/>
       </w:r>
@@ -5997,12 +6017,13 @@
           <w:rFonts w:ascii="Arial Narrow" w:hAnsi="Arial Narrow" w:cs="Arial"/>
           <w:sz w:val="16"/>
           <w:szCs w:val="16"/>
+          <w:vertAlign w:val="superscript"/>
         </w:rPr>
         <w:footnoteRef/>
       </w:r>
       <w:r>
         <w:rPr>
-          <w:rFonts w:ascii="Arial" w:hAnsi="Arial" w:cs="Arial"/>
+          <w:rFonts w:ascii="Arial Narrow" w:hAnsi="Arial Narrow" w:cs="Arial"/>
           <w:b/>
           <w:sz w:val="16"/>
         </w:rPr>
@@ -6099,7 +6120,7 @@
         <w:ind w:left="567"/>
         <w:jc w:val="both"/>
         <w:rPr>
-          <w:rFonts w:ascii="Arial" w:eastAsia="Arial Narrow" w:hAnsi="Arial" w:cs="Arial"/>
+          <w:rFonts w:ascii="Arial Narrow" w:eastAsia="Arial Narrow" w:hAnsi="Arial Narrow" w:cs="Arial"/>
           <w:sz w:val="16"/>
         </w:rPr>
       </w:pPr>
@@ -6123,7 +6144,7 @@
         <w:ind w:left="567" w:hanging="567"/>
         <w:jc w:val="both"/>
         <w:rPr>
-          <w:rFonts w:ascii="Arial" w:hAnsi="Arial" w:cs="Arial"/>
+          <w:rFonts w:ascii="Arial Narrow" w:hAnsi="Arial Narrow" w:cs="Arial"/>
           <w:sz w:val="16"/>
         </w:rPr>
       </w:pPr>
@@ -6133,12 +6154,13 @@
           <w:rFonts w:ascii="Arial Narrow" w:hAnsi="Arial Narrow" w:cs="Arial"/>
           <w:sz w:val="16"/>
           <w:szCs w:val="16"/>
+          <w:vertAlign w:val="superscript"/>
         </w:rPr>
         <w:footnoteRef/>
       </w:r>
       <w:r>
         <w:rPr>
-          <w:rFonts w:ascii="Arial" w:hAnsi="Arial" w:cs="Arial"/>
+          <w:rFonts w:ascii="Arial Narrow" w:hAnsi="Arial Narrow" w:cs="Arial"/>
           <w:sz w:val="16"/>
         </w:rPr>
         <w:t xml:space="preserve"> </w:t>
@@ -6188,12 +6210,13 @@
           <w:rFonts w:ascii="Arial Narrow" w:hAnsi="Arial Narrow" w:cs="Arial"/>
           <w:sz w:val="16"/>
           <w:szCs w:val="16"/>
+          <w:vertAlign w:val="superscript"/>
         </w:rPr>
         <w:footnoteRef/>
       </w:r>
       <w:r>
         <w:rPr>
-          <w:rFonts w:ascii="Arial" w:hAnsi="Arial" w:cs="Arial"/>
+          <w:rFonts w:ascii="Arial Narrow" w:hAnsi="Arial Narrow" w:cs="Arial"/>
           <w:b/>
           <w:sz w:val="16"/>
         </w:rPr>
@@ -6272,7 +6295,7 @@
         <w:ind w:left="567"/>
         <w:jc w:val="both"/>
         <w:rPr>
-          <w:rFonts w:ascii="Arial" w:hAnsi="Arial" w:cs="Arial"/>
+          <w:rFonts w:ascii="Arial Narrow" w:hAnsi="Arial Narrow" w:cs="Arial"/>
           <w:bCs/>
           <w:sz w:val="16"/>
         </w:rPr>
@@ -6303,7 +6326,7 @@
       </w:pPr>
       <w:r>
         <w:rPr>
-          <w:rStyle w:val="TextonotapieCar"/>
+          <w:rStyle w:val="Refdenotaalpie"/>
           <w:rFonts w:ascii="Arial Narrow" w:hAnsi="Arial Narrow" w:cs="Arial"/>
           <w:sz w:val="16"/>
           <w:szCs w:val="16"/>
@@ -6313,7 +6336,7 @@
       </w:r>
       <w:r>
         <w:rPr>
-          <w:rFonts w:ascii="Arial" w:hAnsi="Arial" w:cs="Arial"/>
+          <w:rFonts w:ascii="Arial Narrow" w:hAnsi="Arial Narrow" w:cs="Arial"/>
           <w:b/>
           <w:sz w:val="16"/>
         </w:rPr>
@@ -6428,7 +6451,7 @@
         <w:ind w:left="567"/>
         <w:jc w:val="both"/>
         <w:rPr>
-          <w:rFonts w:ascii="Arial" w:eastAsia="Arial Narrow" w:hAnsi="Arial" w:cs="Arial"/>
+          <w:rFonts w:ascii="Arial Narrow" w:eastAsia="Arial Narrow" w:hAnsi="Arial Narrow" w:cs="Arial"/>
           <w:sz w:val="16"/>
         </w:rPr>
       </w:pPr>
@@ -6462,12 +6485,13 @@
           <w:rFonts w:ascii="Arial Narrow" w:hAnsi="Arial Narrow" w:cs="Arial"/>
           <w:sz w:val="16"/>
           <w:szCs w:val="16"/>
+          <w:vertAlign w:val="superscript"/>
         </w:rPr>
         <w:footnoteRef/>
       </w:r>
       <w:r>
         <w:rPr>
-          <w:rFonts w:ascii="Arial" w:hAnsi="Arial" w:cs="Arial"/>
+          <w:rFonts w:ascii="Arial Narrow" w:hAnsi="Arial Narrow" w:cs="Arial"/>
           <w:b/>
           <w:sz w:val="16"/>
         </w:rPr>
@@ -7076,7 +7100,7 @@
         <w:ind w:left="567"/>
         <w:jc w:val="both"/>
         <w:rPr>
-          <w:rFonts w:ascii="Arial" w:eastAsia="Arial Narrow" w:hAnsi="Arial" w:cs="Arial"/>
+          <w:rFonts w:ascii="Arial Narrow" w:eastAsia="Arial Narrow" w:hAnsi="Arial Narrow" w:cs="Arial"/>
           <w:sz w:val="16"/>
         </w:rPr>
       </w:pPr>
@@ -7103,12 +7127,13 @@
           <w:rFonts w:ascii="Arial Narrow" w:hAnsi="Arial Narrow" w:cs="Arial"/>
           <w:sz w:val="16"/>
           <w:szCs w:val="16"/>
+          <w:vertAlign w:val="superscript"/>
         </w:rPr>
         <w:footnoteRef/>
       </w:r>
       <w:r>
         <w:rPr>
-          <w:rFonts w:ascii="Arial" w:hAnsi="Arial" w:cs="Arial"/>
+          <w:rFonts w:ascii="Arial Narrow" w:hAnsi="Arial Narrow" w:cs="Arial"/>
           <w:b/>
           <w:sz w:val="16"/>
         </w:rPr>
@@ -7205,7 +7230,7 @@
         <w:ind w:left="567"/>
         <w:jc w:val="both"/>
         <w:rPr>
-          <w:rFonts w:ascii="Arial" w:hAnsi="Arial" w:cs="Arial"/>
+          <w:rFonts w:ascii="Arial Narrow" w:hAnsi="Arial Narrow" w:cs="Arial"/>
           <w:sz w:val="16"/>
         </w:rPr>
       </w:pPr>
@@ -7240,12 +7265,13 @@
           <w:bCs/>
           <w:sz w:val="16"/>
           <w:szCs w:val="16"/>
+          <w:vertAlign w:val="superscript"/>
         </w:rPr>
         <w:footnoteRef/>
       </w:r>
       <w:r>
         <w:rPr>
-          <w:rFonts w:ascii="Arial" w:hAnsi="Arial" w:cs="Arial"/>
+          <w:rFonts w:ascii="Arial Narrow" w:hAnsi="Arial Narrow" w:cs="Arial"/>
           <w:b/>
           <w:sz w:val="16"/>
         </w:rPr>
@@ -7268,7 +7294,7 @@
         <w:ind w:left="567"/>
         <w:jc w:val="both"/>
         <w:rPr>
-          <w:rFonts w:ascii="Arial" w:hAnsi="Arial" w:cs="Arial"/>
+          <w:rFonts w:ascii="Arial Narrow" w:hAnsi="Arial Narrow" w:cs="Arial"/>
           <w:sz w:val="16"/>
         </w:rPr>
       </w:pPr>
@@ -7310,12 +7336,13 @@
           <w:rStyle w:val="Refdenotaalpie"/>
           <w:rFonts w:ascii="Arial Narrow" w:hAnsi="Arial Narrow" w:cs="Arial"/>
           <w:sz w:val="16"/>
+          <w:vertAlign w:val="superscript"/>
         </w:rPr>
         <w:footnoteRef/>
       </w:r>
       <w:r>
         <w:rPr>
-          <w:rFonts w:ascii="Arial" w:hAnsi="Arial" w:cs="Arial"/>
+          <w:rFonts w:ascii="Arial Narrow" w:hAnsi="Arial Narrow" w:cs="Arial"/>
           <w:b/>
           <w:sz w:val="16"/>
         </w:rPr>
@@ -7401,7 +7428,7 @@
         <w:ind w:left="567"/>
         <w:jc w:val="both"/>
         <w:rPr>
-          <w:rFonts w:ascii="Arial" w:hAnsi="Arial" w:cs="Arial"/>
+          <w:rFonts w:ascii="Arial Narrow" w:hAnsi="Arial Narrow" w:cs="Arial"/>
           <w:sz w:val="16"/>
           <w:lang w:val="es-419"/>
         </w:rPr>
@@ -9780,6 +9807,17 @@
       <w:szCs w:val="20"/>
     </w:rPr>
   </w:style>
+  <w:style w:type="character" w:styleId="FootnoteReference">
+    <w:name w:val="footnote reference"/>
+    <w:basedOn w:val="Fuentedeprrafopredeter"/>
+    <w:uiPriority w:val="99"/>
+    <w:semiHidden/>
+    <w:unhideWhenUsed/>
+    <w:rPr>
+      <w:rFonts w:ascii="Arial Narrow" w:hAnsi="Arial Narrow"/>
+      <w:vertAlign w:val="superscript"/>
+    </w:rPr>
+  </w:style>
 </w:styles>
 </file>
 

--- a/plantillas_maestras/10_seguro_sepelio/cobro_indebido_primas/2_o_mas_ddos_varios/varon/TPL_2436_2026_SEGURO_SEPELIO_COBRO_INDEBIDO_PRIMAS_ASEGURADORA_VARON_R2.docx
+++ b/plantillas_maestras/10_seguro_sepelio/cobro_indebido_primas/2_o_mas_ddos_varios/varon/TPL_2436_2026_SEGURO_SEPELIO_COBRO_INDEBIDO_PRIMAS_ASEGURADORA_VARON_R2.docx
@@ -1,8 +1,8 @@
 
 <file path=word/document.xml><?xml version="1.0" encoding="utf-8"?>
-<w:document xmlns:wpc="http://schemas.microsoft.com/office/word/2010/wordprocessingCanvas" xmlns:cx="http://schemas.microsoft.com/office/drawing/2014/chartex" xmlns:cx1="http://schemas.microsoft.com/office/drawing/2015/9/8/chartex" xmlns:cx2="http://schemas.microsoft.com/office/drawing/2015/10/21/chartex" xmlns:cx3="http://schemas.microsoft.com/office/drawing/2016/5/9/chartex" xmlns:cx4="http://schemas.microsoft.com/office/drawing/2016/5/10/chartex" xmlns:cx5="http://schemas.microsoft.com/office/drawing/2016/5/11/chartex" xmlns:cx6="http://schemas.microsoft.com/office/drawing/2016/5/12/chartex" xmlns:cx7="http://schemas.microsoft.com/office/drawing/2016/5/13/chartex" xmlns:cx8="http://schemas.microsoft.com/office/drawing/2016/5/14/chartex" xmlns:mc="http://schemas.openxmlformats.org/markup-compatibility/2006" xmlns:aink="http://schemas.microsoft.com/office/drawing/2016/ink" xmlns:am3d="http://schemas.microsoft.com/office/drawing/2017/model3d" xmlns:o="urn:schemas-microsoft-com:office:office" xmlns:r="http://schemas.openxmlformats.org/officeDocument/2006/relationships" xmlns:m="http://schemas.openxmlformats.org/officeDocument/2006/math" xmlns:v="urn:schemas-microsoft-com:vml" xmlns:wp14="http://schemas.microsoft.com/office/word/2010/wordprocessingDrawing" xmlns:wp="http://schemas.openxmlformats.org/drawingml/2006/wordprocessingDrawing" xmlns:w10="urn:schemas-microsoft-com:office:word" xmlns:w="http://schemas.openxmlformats.org/wordprocessingml/2006/main" xmlns:w14="http://schemas.microsoft.com/office/word/2010/wordml" xmlns:w15="http://schemas.microsoft.com/office/word/2012/wordml" xmlns:w16cex="http://schemas.microsoft.com/office/word/2018/wordml/cex" xmlns:w16cid="http://schemas.microsoft.com/office/word/2016/wordml/cid" xmlns:w16="http://schemas.microsoft.com/office/word/2018/wordml" xmlns:w16sdtdh="http://schemas.microsoft.com/office/word/2020/wordml/sdtdatahash" xmlns:w16se="http://schemas.microsoft.com/office/word/2015/wordml/symex" xmlns:wpg="http://schemas.microsoft.com/office/word/2010/wordprocessingGroup" xmlns:wpi="http://schemas.microsoft.com/office/word/2010/wordprocessingInk" xmlns:wne="http://schemas.microsoft.com/office/word/2006/wordml" xmlns:wps="http://schemas.microsoft.com/office/word/2010/wordprocessingShape" mc:Ignorable="w14 w15 w16se w16cid w16 w16cex w16sdtdh wp14">
+<w:document xmlns:ns1="http://schemas.openxmlformats.org/markup-compatibility/2006" xmlns:ns2="http://schemas.microsoft.com/office/word/2010/wordml" xmlns:ns3="http://schemas.openxmlformats.org/officeDocument/2006/relationships" xmlns:w="http://schemas.openxmlformats.org/wordprocessingml/2006/main" ns1:Ignorable="w14 w15 w16se w16cid w16 w16cex w16sdtdh wp14">
   <w:body>
-    <w:p>
+    <w:p ns2:paraId="7A036F51" ns2:textId="77777777">
       <w:pPr>
         <w:tabs>
           <w:tab w:val="left" w:pos="1701"/>
@@ -14,7 +14,7 @@
           <w:color w:val="000000"/>
           <w:kern w:val="0"/>
           <w:lang w:eastAsia="es-PE"/>
-          <w14:ligatures w14:val="none"/>
+          <ns2:ligatures ns2:val="none"/>
         </w:rPr>
       </w:pPr>
       <w:r>
@@ -44,7 +44,7 @@
         <w:t>2436-2026/CC1</w:t>
       </w:r>
     </w:p>
-    <w:p>
+    <w:p ns2:paraId="70D27919" ns2:textId="50302611">
       <w:pPr>
         <w:tabs>
           <w:tab w:val="left" w:pos="1701"/>
@@ -59,7 +59,7 @@
           <w:color w:val="000000"/>
           <w:kern w:val="0"/>
           <w:lang w:eastAsia="es-PE"/>
-          <w14:ligatures w14:val="none"/>
+          <ns2:ligatures ns2:val="none"/>
         </w:rPr>
       </w:pPr>
       <w:r>
@@ -113,7 +113,7 @@
         <w:t/>
       </w:r>
     </w:p>
-    <w:p>
+    <w:p ns2:paraId="557CABE4" ns2:textId="77777777">
       <w:pPr>
         <w:tabs>
           <w:tab w:val="left" w:pos="1701"/>
@@ -128,7 +128,7 @@
           <w:color w:val="000000"/>
           <w:kern w:val="0"/>
           <w:lang w:eastAsia="es-PE"/>
-          <w14:ligatures w14:val="none"/>
+          <ns2:ligatures ns2:val="none"/>
         </w:rPr>
       </w:pPr>
       <w:r>
@@ -158,7 +158,7 @@
         <w:t>COMITÉ DE ADMINISTRACIÓN DEL FONDO DE ASISTENCIA Y ESTÍMULO DE LOS TRABAJADORES DEL SECTOR EDUCACIÓN (CAFAE-SE)</w:t>
       </w:r>
     </w:p>
-    <w:p>
+    <w:p ns2:paraId="2ADB34C1" ns2:textId="7EC2DA7F">
       <w:pPr>
         <w:tabs>
           <w:tab w:val="left" w:pos="1701"/>
@@ -173,17 +173,17 @@
           <w:color w:val="000000"/>
           <w:kern w:val="0"/>
           <w:lang w:eastAsia="es-PE"/>
-          <w14:ligatures w14:val="none"/>
-        </w:rPr>
-      </w:pPr>
-      <w:r>
-        <w:rPr>
-          <w:rFonts w:ascii="Arial Narrow" w:eastAsia="Arial Narrow" w:hAnsi="Arial Narrow" w:cs="Arial Narrow"/>
-          <w:b/>
-          <w:color w:val="000000"/>
-          <w:kern w:val="0"/>
-          <w:lang w:eastAsia="es-PE"/>
-          <w14:ligatures w14:val="none"/>
+          <ns2:ligatures ns2:val="none"/>
+        </w:rPr>
+      </w:pPr>
+      <w:r>
+        <w:rPr>
+          <w:rFonts w:ascii="Arial Narrow" w:eastAsia="Arial Narrow" w:hAnsi="Arial Narrow" w:cs="Arial Narrow"/>
+          <w:b/>
+          <w:color w:val="000000"/>
+          <w:kern w:val="0"/>
+          <w:lang w:eastAsia="es-PE"/>
+          <ns2:ligatures ns2:val="none"/>
         </w:rPr>
         <w:t>MATERIAS</w:t>
       </w:r>
@@ -194,7 +194,7 @@
           <w:color w:val="000000"/>
           <w:kern w:val="0"/>
           <w:lang w:eastAsia="es-PE"/>
-          <w14:ligatures w14:val="none"/>
+          <ns2:ligatures ns2:val="none"/>
         </w:rPr>
         <w:tab/>
         <w:t>:</w:t>
@@ -206,7 +206,7 @@
           <w:color w:val="000000"/>
           <w:kern w:val="0"/>
           <w:lang w:eastAsia="es-PE"/>
-          <w14:ligatures w14:val="none"/>
+          <ns2:ligatures ns2:val="none"/>
         </w:rPr>
         <w:t xml:space="preserve"> </w:t>
       </w:r>
@@ -217,7 +217,7 @@
           <w:color w:val="000000"/>
           <w:kern w:val="0"/>
           <w:lang w:eastAsia="es-PE"/>
-          <w14:ligatures w14:val="none"/>
+          <ns2:ligatures ns2:val="none"/>
         </w:rPr>
         <w:t xml:space="preserve"> </w:t>
       </w:r>
@@ -228,13 +228,13 @@
           <w:color w:val="000000"/>
           <w:kern w:val="0"/>
           <w:lang w:eastAsia="es-PE"/>
-          <w14:ligatures w14:val="none"/>
+          <ns2:ligatures ns2:val="none"/>
         </w:rPr>
         <w:tab/>
         <w:t>ADMISIÓN A TRÁMITE</w:t>
       </w:r>
     </w:p>
-    <w:p>
+    <w:p ns2:paraId="36838B4F" ns2:textId="77777777">
       <w:pPr>
         <w:tabs>
           <w:tab w:val="left" w:pos="1701"/>
@@ -249,22 +249,22 @@
           <w:color w:val="000000"/>
           <w:kern w:val="0"/>
           <w:lang w:eastAsia="es-PE"/>
-          <w14:ligatures w14:val="none"/>
-        </w:rPr>
-      </w:pPr>
-      <w:r>
-        <w:rPr>
-          <w:rFonts w:ascii="Arial Narrow" w:eastAsia="Arial Narrow" w:hAnsi="Arial Narrow" w:cs="Arial Narrow"/>
-          <w:b/>
-          <w:color w:val="000000"/>
-          <w:kern w:val="0"/>
-          <w:lang w:eastAsia="es-PE"/>
-          <w14:ligatures w14:val="none"/>
+          <ns2:ligatures ns2:val="none"/>
+        </w:rPr>
+      </w:pPr>
+      <w:r>
+        <w:rPr>
+          <w:rFonts w:ascii="Arial Narrow" w:eastAsia="Arial Narrow" w:hAnsi="Arial Narrow" w:cs="Arial Narrow"/>
+          <w:b/>
+          <w:color w:val="000000"/>
+          <w:kern w:val="0"/>
+          <w:lang w:eastAsia="es-PE"/>
+          <ns2:ligatures ns2:val="none"/>
         </w:rPr>
         <w:t xml:space="preserve">REQUERIMIENTO DE INFORMACIÓN </w:t>
       </w:r>
     </w:p>
-    <w:p>
+    <w:p ns2:paraId="6F841C34" ns2:textId="77777777">
       <w:pPr>
         <w:tabs>
           <w:tab w:val="left" w:pos="1701"/>
@@ -278,7 +278,7 @@
           <w:color w:val="000000"/>
           <w:kern w:val="0"/>
           <w:lang w:eastAsia="es-PE"/>
-          <w14:ligatures w14:val="none"/>
+          <ns2:ligatures ns2:val="none"/>
         </w:rPr>
       </w:pPr>
       <w:r>
@@ -308,7 +308,7 @@
         <w:t>2</w:t>
       </w:r>
     </w:p>
-    <w:p>
+    <w:p ns2:paraId="3A3AF42C" ns2:textId="77777777">
       <w:pPr>
         <w:tabs>
           <w:tab w:val="left" w:pos="1014"/>
@@ -321,11 +321,11 @@
           <w:kern w:val="0"/>
           <w:shd w:val="clear" w:color="auto" w:fill="FFFFFF"/>
           <w:lang w:eastAsia="es-PE"/>
-          <w14:ligatures w14:val="none"/>
-        </w:rPr>
-      </w:pPr>
-    </w:p>
-    <w:p>
+          <ns2:ligatures ns2:val="none"/>
+        </w:rPr>
+      </w:pPr>
+    </w:p>
+    <w:p ns2:paraId="02B60A70" ns2:textId="6F5251A7">
       <w:pPr>
         <w:tabs>
           <w:tab w:val="left" w:pos="1014"/>
@@ -338,7 +338,7 @@
           <w:kern w:val="0"/>
           <w:shd w:val="clear" w:color="auto" w:fill="FFFFFF"/>
           <w:lang w:eastAsia="es-PE"/>
-          <w14:ligatures w14:val="none"/>
+          <ns2:ligatures ns2:val="none"/>
         </w:rPr>
       </w:pPr>
       <w:r>
@@ -349,7 +349,7 @@
         <w:t>Lima, 7 de agosto de 2026</w:t>
       </w:r>
     </w:p>
-    <w:p>
+    <w:p ns2:paraId="1CBB24FC" ns2:textId="77777777">
       <w:pPr>
         <w:tabs>
           <w:tab w:val="left" w:pos="1014"/>
@@ -361,11 +361,11 @@
           <w:color w:val="000000"/>
           <w:kern w:val="0"/>
           <w:lang w:eastAsia="es-PE"/>
-          <w14:ligatures w14:val="none"/>
-        </w:rPr>
-      </w:pPr>
-    </w:p>
-    <w:p>
+          <ns2:ligatures ns2:val="none"/>
+        </w:rPr>
+      </w:pPr>
+    </w:p>
+    <w:p ns2:paraId="5286972A" ns2:textId="77777777">
       <w:pPr>
         <w:numPr>
           <w:ilvl w:val="0"/>
@@ -379,22 +379,22 @@
           <w:color w:val="000000"/>
           <w:kern w:val="0"/>
           <w:lang w:eastAsia="es-PE"/>
-          <w14:ligatures w14:val="none"/>
-        </w:rPr>
-      </w:pPr>
-      <w:r>
-        <w:rPr>
-          <w:rFonts w:ascii="Arial Narrow" w:eastAsia="Arial Narrow" w:hAnsi="Arial Narrow" w:cs="Arial Narrow"/>
-          <w:b/>
-          <w:color w:val="000000"/>
-          <w:kern w:val="0"/>
-          <w:lang w:eastAsia="es-PE"/>
-          <w14:ligatures w14:val="none"/>
+          <ns2:ligatures ns2:val="none"/>
+        </w:rPr>
+      </w:pPr>
+      <w:r>
+        <w:rPr>
+          <w:rFonts w:ascii="Arial Narrow" w:eastAsia="Arial Narrow" w:hAnsi="Arial Narrow" w:cs="Arial Narrow"/>
+          <w:b/>
+          <w:color w:val="000000"/>
+          <w:kern w:val="0"/>
+          <w:lang w:eastAsia="es-PE"/>
+          <ns2:ligatures ns2:val="none"/>
         </w:rPr>
         <w:t xml:space="preserve">HECHOS </w:t>
       </w:r>
     </w:p>
-    <w:p>
+    <w:p ns2:paraId="1061F8E8" ns2:textId="77777777">
       <w:pPr>
         <w:spacing w:after="0" w:line="240" w:lineRule="auto"/>
         <w:jc w:val="both"/>
@@ -403,11 +403,11 @@
           <w:color w:val="000000"/>
           <w:kern w:val="0"/>
           <w:lang w:eastAsia="es-PE"/>
-          <w14:ligatures w14:val="none"/>
-        </w:rPr>
-      </w:pPr>
-    </w:p>
-    <w:p>
+          <ns2:ligatures ns2:val="none"/>
+        </w:rPr>
+      </w:pPr>
+    </w:p>
+    <w:p ns2:paraId="19969D2C" ns2:textId="50D69ACD">
       <w:pPr>
         <w:numPr>
           <w:ilvl w:val="1"/>
@@ -421,7 +421,7 @@
           <w:color w:val="000000"/>
           <w:kern w:val="0"/>
           <w:lang w:val="es-ES" w:eastAsia="es-ES"/>
-          <w14:ligatures w14:val="none"/>
+          <ns2:ligatures ns2:val="none"/>
         </w:rPr>
       </w:pPr>
       <w:r>
@@ -486,7 +486,7 @@
         <w:t/>
       </w:r>
     </w:p>
-    <w:p>
+    <w:p ns2:paraId="59AFAEAF" ns2:textId="77777777">
       <w:pPr>
         <w:spacing w:after="0" w:line="240" w:lineRule="auto"/>
         <w:jc w:val="both"/>
@@ -495,7 +495,7 @@
         </w:rPr>
       </w:pPr>
     </w:p>
-    <w:p>
+    <w:p ns2:paraId="75E06FF8" ns2:textId="5D5A2389">
       <w:pPr>
         <w:pStyle w:val="Prrafodelista"/>
         <w:numPr>
@@ -535,7 +535,7 @@
         <w:t>el Seguro de Sepelio – Póliza UA073055-04185218-0000 (en adelante, Seguro de Sepelio).</w:t>
       </w:r>
     </w:p>
-    <w:p>
+    <w:p ns2:paraId="3E34816B" ns2:textId="77777777">
       <w:pPr>
         <w:pStyle w:val="Prrafodelista"/>
         <w:spacing w:after="0" w:line="240" w:lineRule="auto"/>
@@ -547,7 +547,7 @@
         </w:rPr>
       </w:pPr>
     </w:p>
-    <w:p>
+    <w:p ns2:paraId="7F55B751" ns2:textId="48838A13">
       <w:pPr>
         <w:pStyle w:val="Prrafodelista"/>
         <w:numPr>
@@ -587,7 +587,7 @@
         <w:t>el Seguro de Vida – Póliza 72070856 (en adelante, Seguro de Vida), con un aporte mensual de S/ 10,00 por el titular y S/ 5,00 por la cobertura de su cónyuge. Asimismo, incorporó como dependientes a su padre y a sus dos hijas, y el aporte mensual aplicable por las coberturas ascendía a S/ 42,50.</w:t>
       </w:r>
     </w:p>
-    <w:p>
+    <w:p ns2:paraId="16668947" ns2:textId="77777777">
       <w:pPr>
         <w:pStyle w:val="Prrafodelista"/>
         <w:spacing w:after="0" w:line="240" w:lineRule="auto"/>
@@ -599,7 +599,7 @@
         </w:rPr>
       </w:pPr>
     </w:p>
-    <w:p>
+    <w:p ns2:paraId="76AD1D2A" ns2:textId="0B55D899">
       <w:pPr>
         <w:pStyle w:val="Prrafodelista"/>
         <w:numPr>
@@ -646,7 +646,7 @@
         <w:t xml:space="preserve"> </w:t>
       </w:r>
     </w:p>
-    <w:p>
+    <w:p ns2:paraId="6A44D32F" ns2:textId="77777777">
       <w:pPr>
         <w:pStyle w:val="Prrafodelista"/>
         <w:spacing w:after="0" w:line="240" w:lineRule="auto"/>
@@ -658,7 +658,7 @@
         </w:rPr>
       </w:pPr>
     </w:p>
-    <w:p>
+    <w:p ns2:paraId="6D66A6E3" ns2:textId="49F59675">
       <w:pPr>
         <w:pStyle w:val="Prrafodelista"/>
         <w:numPr>
@@ -705,7 +705,7 @@
         <w:t>incrementó el descuento mensual a S/ 103,90 y mantuvo dicho importe hasta el 30 de junio de 2026, sin comunicarle previamente las razones ni el importe de la modificación y sin obtener su consentimiento.</w:t>
       </w:r>
     </w:p>
-    <w:p>
+    <w:p ns2:paraId="161D3320" ns2:textId="77777777">
       <w:pPr>
         <w:pStyle w:val="Prrafodelista"/>
         <w:spacing w:after="0" w:line="240" w:lineRule="auto"/>
@@ -717,7 +717,7 @@
         </w:rPr>
       </w:pPr>
     </w:p>
-    <w:p>
+    <w:p ns2:paraId="44535F82" ns2:textId="7A650DA0">
       <w:pPr>
         <w:pStyle w:val="Prrafodelista"/>
         <w:numPr>
@@ -813,7 +813,7 @@
         <w:t>.</w:t>
       </w:r>
     </w:p>
-    <w:p>
+    <w:p ns2:paraId="4D83CB1A" ns2:textId="77777777">
       <w:pPr>
         <w:pStyle w:val="Prrafodelista"/>
         <w:spacing w:after="0" w:line="240" w:lineRule="auto"/>
@@ -825,7 +825,7 @@
         </w:rPr>
       </w:pPr>
     </w:p>
-    <w:p>
+    <w:p ns2:paraId="54138C38" ns2:textId="2FC8A5AF">
       <w:pPr>
         <w:pStyle w:val="Prrafodelista"/>
         <w:numPr>
@@ -865,7 +865,7 @@
         <w:t>la Carta 01-2026, mediante la cual cuestionó los cobros efectuados desde el 1 de enero de 2022, solicitó la devolución de los importes cobrados en exceso y requirió el documento que sustentara los cobros de S/ 61,00, S/ 103,90 y S/ 207,80.</w:t>
       </w:r>
     </w:p>
-    <w:p>
+    <w:p ns2:paraId="0CF73024" ns2:textId="77777777">
       <w:pPr>
         <w:pStyle w:val="Prrafodelista"/>
         <w:spacing w:after="0" w:line="240" w:lineRule="auto"/>
@@ -877,7 +877,7 @@
         </w:rPr>
       </w:pPr>
     </w:p>
-    <w:p>
+    <w:p ns2:paraId="01FE88DC" ns2:textId="4D7AB968">
       <w:pPr>
         <w:pStyle w:val="Prrafodelista"/>
         <w:numPr>
@@ -980,7 +980,7 @@
         <w:t xml:space="preserve"> </w:t>
       </w:r>
     </w:p>
-    <w:p>
+    <w:p ns2:paraId="1CD500BE" ns2:textId="77777777">
       <w:pPr>
         <w:pStyle w:val="Prrafodelista"/>
         <w:spacing w:after="0" w:line="240" w:lineRule="auto"/>
@@ -992,7 +992,7 @@
         </w:rPr>
       </w:pPr>
     </w:p>
-    <w:p>
+    <w:p ns2:paraId="328A41EF" ns2:textId="2715BF80">
       <w:pPr>
         <w:pStyle w:val="Prrafodelista"/>
         <w:numPr>
@@ -1046,7 +1046,7 @@
         <w:t>dispuso que la exclusión de sus hijas surtiera efectos recién en agosto de 2026.</w:t>
       </w:r>
     </w:p>
-    <w:p>
+    <w:p ns2:paraId="60D6B0AC" ns2:textId="249945C1">
       <w:pPr>
         <w:pStyle w:val="Prrafodelista"/>
         <w:spacing w:after="0" w:line="240" w:lineRule="auto"/>
@@ -1065,7 +1065,7 @@
         <w:t xml:space="preserve"> </w:t>
       </w:r>
     </w:p>
-    <w:p>
+    <w:p ns2:paraId="2744ACCC" ns2:textId="086068CC">
       <w:pPr>
         <w:pStyle w:val="Prrafodelista"/>
         <w:numPr>
@@ -1091,7 +1091,7 @@
         <w:t>El 2 de julio de 2026, interpuso recurso de apelación contra la Carta 149-2026-CAFAE-SE/GG y reiteró que, luego de la exclusión de sus hijas, correspondía aplicar un aporte mensual de S/ 38,50.</w:t>
       </w:r>
     </w:p>
-    <w:p>
+    <w:p ns2:paraId="10A5E0AF" ns2:textId="77777777">
       <w:pPr>
         <w:pStyle w:val="Prrafodelista"/>
         <w:spacing w:after="0" w:line="240" w:lineRule="auto"/>
@@ -1103,7 +1103,7 @@
         </w:rPr>
       </w:pPr>
     </w:p>
-    <w:p>
+    <w:p ns2:paraId="37F0A382" ns2:textId="1C445D69">
       <w:pPr>
         <w:pStyle w:val="Prrafodelista"/>
         <w:numPr>
@@ -1118,7 +1118,7 @@
           <w:color w:val="000000"/>
           <w:kern w:val="0"/>
           <w:lang w:eastAsia="es-ES"/>
-          <w14:ligatures w14:val="none"/>
+          <ns2:ligatures ns2:val="none"/>
         </w:rPr>
       </w:pPr>
       <w:r>
@@ -1157,7 +1157,7 @@
         <w:t xml:space="preserve"> que correspondía un aporte mensual de S/ 38,50.</w:t>
       </w:r>
     </w:p>
-    <w:p>
+    <w:p ns2:paraId="25BD7C2F" ns2:textId="77777777">
       <w:pPr>
         <w:pStyle w:val="Prrafodelista"/>
         <w:spacing w:after="0" w:line="240" w:lineRule="auto"/>
@@ -1168,11 +1168,11 @@
           <w:color w:val="000000"/>
           <w:kern w:val="0"/>
           <w:lang w:eastAsia="es-ES"/>
-          <w14:ligatures w14:val="none"/>
-        </w:rPr>
-      </w:pPr>
-    </w:p>
-    <w:p>
+          <ns2:ligatures ns2:val="none"/>
+        </w:rPr>
+      </w:pPr>
+    </w:p>
+    <w:p ns2:paraId="7151D543" ns2:textId="6DD43000">
       <w:pPr>
         <w:numPr>
           <w:ilvl w:val="1"/>
@@ -1190,7 +1190,7 @@
           <w:color w:val="000000"/>
           <w:kern w:val="0"/>
           <w:lang w:val="es-ES" w:eastAsia="es-ES"/>
-          <w14:ligatures w14:val="none"/>
+          <ns2:ligatures ns2:val="none"/>
         </w:rPr>
       </w:pPr>
       <w:r>
@@ -1530,7 +1530,7 @@
         <w:t/>
       </w:r>
     </w:p>
-    <w:p>
+    <w:p ns2:paraId="6B6F6266" ns2:textId="77777777">
       <w:pPr>
         <w:spacing w:after="0" w:line="240" w:lineRule="auto"/>
         <w:contextualSpacing/>
@@ -1541,11 +1541,11 @@
           <w:color w:val="000000"/>
           <w:kern w:val="0"/>
           <w:lang w:eastAsia="es-PE"/>
-          <w14:ligatures w14:val="none"/>
-        </w:rPr>
-      </w:pPr>
-    </w:p>
-    <w:p>
+          <ns2:ligatures ns2:val="none"/>
+        </w:rPr>
+      </w:pPr>
+    </w:p>
+    <w:p ns2:paraId="2B1ED506" ns2:textId="77777777">
       <w:pPr>
         <w:pStyle w:val="Prrafodelista"/>
         <w:numPr>
@@ -1565,22 +1565,22 @@
           <w:color w:val="000000"/>
           <w:kern w:val="0"/>
           <w:lang w:eastAsia="es-PE"/>
-          <w14:ligatures w14:val="none"/>
-        </w:rPr>
-      </w:pPr>
-      <w:r>
-        <w:rPr>
-          <w:rFonts w:ascii="Arial Narrow" w:eastAsia="Arial Narrow" w:hAnsi="Arial Narrow" w:cs="Arial Narrow"/>
-          <w:b/>
-          <w:color w:val="000000"/>
-          <w:kern w:val="0"/>
-          <w:lang w:eastAsia="es-PE"/>
-          <w14:ligatures w14:val="none"/>
+          <ns2:ligatures ns2:val="none"/>
+        </w:rPr>
+      </w:pPr>
+      <w:r>
+        <w:rPr>
+          <w:rFonts w:ascii="Arial Narrow" w:eastAsia="Arial Narrow" w:hAnsi="Arial Narrow" w:cs="Arial Narrow"/>
+          <w:b/>
+          <w:color w:val="000000"/>
+          <w:kern w:val="0"/>
+          <w:lang w:eastAsia="es-PE"/>
+          <ns2:ligatures ns2:val="none"/>
         </w:rPr>
         <w:t>DE LA ADMISIÓN A TRÁMITE DE LA DENUNCIA</w:t>
       </w:r>
     </w:p>
-    <w:p>
+    <w:p ns2:paraId="58DF054B" ns2:textId="77777777">
       <w:pPr>
         <w:spacing w:after="0" w:line="240" w:lineRule="auto"/>
         <w:contextualSpacing/>
@@ -1591,13 +1591,13 @@
           <w:color w:val="000000"/>
           <w:kern w:val="0"/>
           <w:lang w:eastAsia="es-PE"/>
-          <w14:ligatures w14:val="none"/>
+          <ns2:ligatures ns2:val="none"/>
         </w:rPr>
       </w:pPr>
       <w:bookmarkStart w:id="0" w:name="_Hlk212795168"/>
       <w:bookmarkStart w:id="1" w:name="_Hlk218848146"/>
     </w:p>
-    <w:p>
+    <w:p ns2:paraId="2BC0B275" ns2:textId="004263EB">
       <w:pPr>
         <w:pStyle w:val="Prrafodelista"/>
         <w:numPr>
@@ -1610,7 +1610,7 @@
         <w:rPr>
           <w:rFonts w:ascii="Arial Narrow" w:eastAsia="Arial Narrow" w:hAnsi="Arial Narrow" w:cs="Arial Narrow"/>
           <w:kern w:val="0"/>
-          <w14:ligatures w14:val="none"/>
+          <ns2:ligatures ns2:val="none"/>
         </w:rPr>
       </w:pPr>
       <w:r>
@@ -1626,7 +1626,7 @@
           <w:color w:val="000000"/>
           <w:kern w:val="0"/>
           <w:lang w:eastAsia="es-PE"/>
-          <w14:ligatures w14:val="none"/>
+          <ns2:ligatures ns2:val="none"/>
         </w:rPr>
         <w:t>Secretaría Técnica de la Comisión de Protección al Consumidor 1 (en adelante, la Secretaría Técnica), en ejercicio de sus facultades</w:t>
       </w:r>
@@ -1636,7 +1636,7 @@
           <w:rFonts w:ascii="Arial Narrow" w:eastAsia="Arial Narrow" w:hAnsi="Arial Narrow" w:cs="Arial Narrow"/>
           <w:kern w:val="0"/>
           <w:vertAlign w:val="superscript"/>
-          <w14:ligatures w14:val="none"/>
+          <ns2:ligatures ns2:val="none"/>
         </w:rPr>
         <w:footnoteReference w:id="2"/>
       </w:r>
@@ -1646,7 +1646,7 @@
           <w:color w:val="000000"/>
           <w:kern w:val="0"/>
           <w:lang w:eastAsia="es-PE"/>
-          <w14:ligatures w14:val="none"/>
+          <ns2:ligatures ns2:val="none"/>
         </w:rPr>
         <w:t xml:space="preserve">, considera </w:t>
       </w:r>
@@ -1654,7 +1654,7 @@
         <w:rPr>
           <w:rFonts w:ascii="Arial Narrow" w:eastAsia="Arial Narrow" w:hAnsi="Arial Narrow" w:cs="Arial Narrow"/>
           <w:kern w:val="0"/>
-          <w14:ligatures w14:val="none"/>
+          <ns2:ligatures ns2:val="none"/>
         </w:rPr>
         <w:t xml:space="preserve">que el hecho denunciado, </w:t>
       </w:r>
@@ -1663,7 +1663,7 @@
         <w:rPr>
           <w:rFonts w:ascii="Arial Narrow" w:eastAsia="Arial Narrow" w:hAnsi="Arial Narrow" w:cs="Arial Narrow"/>
           <w:kern w:val="0"/>
-          <w14:ligatures w14:val="none"/>
+          <ns2:ligatures ns2:val="none"/>
         </w:rPr>
         <w:t xml:space="preserve">consistente en que </w:t>
       </w:r>
@@ -1677,7 +1677,7 @@
           <w:kern w:val="0"/>
           <w:shd w:val="clear" w:color="auto" w:fill="FFFFFF"/>
           <w:lang w:eastAsia="es-PE"/>
-          <w14:ligatures w14:val="none"/>
+          <ns2:ligatures ns2:val="none"/>
         </w:rPr>
         <w:t>el Comité de Administración del Fondo de Asistencia y Estímulo de los Trabajadores del Sector Educación habría efectuado en noviembre de 2025 un doble descuento correspondiente al Seguro de Sepelio – Póliza UA073055-04185218-0000 por un importe total de S/ 165,80, equivalente a dos aportes mensuales de S/ 82,90</w:t>
       </w:r>
@@ -1685,7 +1685,7 @@
         <w:rPr>
           <w:rFonts w:ascii="Arial Narrow" w:eastAsia="Arial Narrow" w:hAnsi="Arial Narrow" w:cs="Arial Narrow"/>
           <w:kern w:val="0"/>
-          <w14:ligatures w14:val="none"/>
+          <ns2:ligatures ns2:val="none"/>
         </w:rPr>
         <w:t xml:space="preserve">; involucraría una presunta afectación a sus expectativas, quien no </w:t>
       </w:r>
@@ -1693,7 +1693,7 @@
         <w:rPr>
           <w:rFonts w:ascii="Arial Narrow" w:eastAsia="Arial Narrow" w:hAnsi="Arial Narrow" w:cs="Arial Narrow"/>
           <w:kern w:val="0"/>
-          <w14:ligatures w14:val="none"/>
+          <ns2:ligatures ns2:val="none"/>
         </w:rPr>
         <w:lastRenderedPageBreak/>
         <w:t>habría encontrado una correspondencia entre lo que esperaba recibir de parte del proveedor y lo que realmente recibió. Por consiguiente, corresponde calificar el hecho materia de denuncia como una presunta infracción al deber de idoneidad, tipificado en los artículos 18 y 19 del Código</w:t>
@@ -1706,7 +1706,7 @@
           <w:rFonts w:ascii="Arial Narrow" w:eastAsia="Arial Narrow" w:hAnsi="Arial Narrow" w:cs="Arial"/>
           <w:kern w:val="0"/>
           <w:vertAlign w:val="superscript"/>
-          <w14:ligatures w14:val="none"/>
+          <ns2:ligatures ns2:val="none"/>
         </w:rPr>
         <w:footnoteReference w:id="3"/>
       </w:r>
@@ -1715,13 +1715,13 @@
         <w:rPr>
           <w:rFonts w:ascii="Arial Narrow" w:eastAsia="Arial Narrow" w:hAnsi="Arial Narrow" w:cs="Arial Narrow"/>
           <w:kern w:val="0"/>
-          <w14:ligatures w14:val="none"/>
+          <ns2:ligatures ns2:val="none"/>
         </w:rPr>
         <w:t>.</w:t>
       </w:r>
       <w:bookmarkEnd w:id="5"/>
     </w:p>
-    <w:p>
+    <w:p ns2:paraId="0DFFE1DA" ns2:textId="77777777">
       <w:pPr>
         <w:pStyle w:val="Prrafodelista"/>
         <w:spacing w:after="0" w:line="240" w:lineRule="auto"/>
@@ -1730,11 +1730,11 @@
         <w:rPr>
           <w:rFonts w:ascii="Arial Narrow" w:eastAsia="Arial Narrow" w:hAnsi="Arial Narrow" w:cs="Arial Narrow"/>
           <w:kern w:val="0"/>
-          <w14:ligatures w14:val="none"/>
-        </w:rPr>
-      </w:pPr>
-    </w:p>
-    <w:p>
+          <ns2:ligatures ns2:val="none"/>
+        </w:rPr>
+      </w:pPr>
+    </w:p>
+    <w:p ns2:paraId="632135BA" ns2:textId="03632291">
       <w:pPr>
         <w:pStyle w:val="Prrafodelista"/>
         <w:numPr>
@@ -1747,14 +1747,14 @@
         <w:rPr>
           <w:rFonts w:ascii="Arial Narrow" w:eastAsia="Arial Narrow" w:hAnsi="Arial Narrow" w:cs="Arial Narrow"/>
           <w:kern w:val="0"/>
-          <w14:ligatures w14:val="none"/>
-        </w:rPr>
-      </w:pPr>
-      <w:r>
-        <w:rPr>
-          <w:rFonts w:ascii="Arial Narrow" w:eastAsia="Arial Narrow" w:hAnsi="Arial Narrow" w:cs="Arial Narrow"/>
-          <w:kern w:val="0"/>
-          <w14:ligatures w14:val="none"/>
+          <ns2:ligatures ns2:val="none"/>
+        </w:rPr>
+      </w:pPr>
+      <w:r>
+        <w:rPr>
+          <w:rFonts w:ascii="Arial Narrow" w:eastAsia="Arial Narrow" w:hAnsi="Arial Narrow" w:cs="Arial Narrow"/>
+          <w:kern w:val="0"/>
+          <ns2:ligatures ns2:val="none"/>
         </w:rPr>
         <w:t>Adicionalmente</w:t>
       </w:r>
@@ -1762,7 +1762,7 @@
         <w:rPr>
           <w:rFonts w:ascii="Arial Narrow" w:eastAsia="Arial Narrow" w:hAnsi="Arial Narrow" w:cs="Arial Narrow"/>
           <w:kern w:val="0"/>
-          <w14:ligatures w14:val="none"/>
+          <ns2:ligatures ns2:val="none"/>
         </w:rPr>
         <w:t xml:space="preserve">, la Secretaría Técnica, en ejercicio de sus facultades, </w:t>
       </w:r>
@@ -1772,7 +1772,7 @@
           <w:color w:val="000000"/>
           <w:kern w:val="0"/>
           <w:lang w:eastAsia="es-PE"/>
-          <w14:ligatures w14:val="none"/>
+          <ns2:ligatures ns2:val="none"/>
         </w:rPr>
         <w:t xml:space="preserve">considera </w:t>
       </w:r>
@@ -1780,7 +1780,7 @@
         <w:rPr>
           <w:rFonts w:ascii="Arial Narrow" w:eastAsia="Arial Narrow" w:hAnsi="Arial Narrow" w:cs="Arial Narrow"/>
           <w:kern w:val="0"/>
-          <w14:ligatures w14:val="none"/>
+          <ns2:ligatures ns2:val="none"/>
         </w:rPr>
         <w:t xml:space="preserve">que el hecho denunciado, consistente en que </w:t>
       </w:r>
@@ -1791,7 +1791,7 @@
           <w:kern w:val="0"/>
           <w:shd w:val="clear" w:color="auto" w:fill="FFFFFF"/>
           <w:lang w:eastAsia="es-PE"/>
-          <w14:ligatures w14:val="none"/>
+          <ns2:ligatures ns2:val="none"/>
         </w:rPr>
         <w:t>el Comité de Administración del Fondo de Asistencia y Estímulo de los Trabajadores del Sector Educación habría efectuado en noviembre de 2025 un doble descuento correspondiente al Seguro de Vida – Póliza 72070856 por un importe total de S/ 42,00, equivalente a dos aportes mensuales de S/ 21,00</w:t>
       </w:r>
@@ -1799,7 +1799,7 @@
         <w:rPr>
           <w:rFonts w:ascii="Arial Narrow" w:eastAsia="Arial Narrow" w:hAnsi="Arial Narrow" w:cs="Arial Narrow"/>
           <w:kern w:val="0"/>
-          <w14:ligatures w14:val="none"/>
+          <ns2:ligatures ns2:val="none"/>
         </w:rPr>
         <w:t>; involucraría una presunta afectación a sus expectativas, quien no habría encontrado una correspondencia entre lo que esperaba recibir de parte del proveedor y lo que realmente recibió. Por consiguiente, corresponde calificar el hecho materia de denuncia como una presunta infracción al deber de idoneidad, tipificado en los artículos 18 y 19 del Código</w:t>
       </w:r>
@@ -1807,12 +1807,12 @@
         <w:rPr>
           <w:rFonts w:ascii="Arial Narrow" w:eastAsia="Arial Narrow" w:hAnsi="Arial Narrow" w:cs="Arial Narrow"/>
           <w:kern w:val="0"/>
-          <w14:ligatures w14:val="none"/>
+          <ns2:ligatures ns2:val="none"/>
         </w:rPr>
         <w:t>.</w:t>
       </w:r>
     </w:p>
-    <w:p>
+    <w:p ns2:paraId="6453E715" ns2:textId="77777777">
       <w:pPr>
         <w:pStyle w:val="Prrafodelista"/>
         <w:spacing w:after="0" w:line="240" w:lineRule="auto"/>
@@ -1821,11 +1821,11 @@
         <w:rPr>
           <w:rFonts w:ascii="Arial Narrow" w:eastAsia="Arial Narrow" w:hAnsi="Arial Narrow" w:cs="Arial Narrow"/>
           <w:kern w:val="0"/>
-          <w14:ligatures w14:val="none"/>
-        </w:rPr>
-      </w:pPr>
-    </w:p>
-    <w:p>
+          <ns2:ligatures ns2:val="none"/>
+        </w:rPr>
+      </w:pPr>
+    </w:p>
+    <w:p ns2:paraId="70FD860F" ns2:textId="55F9350D">
       <w:pPr>
         <w:pStyle w:val="Prrafodelista"/>
         <w:numPr>
@@ -1838,14 +1838,14 @@
         <w:rPr>
           <w:rFonts w:ascii="Arial Narrow" w:eastAsia="Arial Narrow" w:hAnsi="Arial Narrow" w:cs="Arial Narrow"/>
           <w:kern w:val="0"/>
-          <w14:ligatures w14:val="none"/>
-        </w:rPr>
-      </w:pPr>
-      <w:r>
-        <w:rPr>
-          <w:rFonts w:ascii="Arial Narrow" w:eastAsia="Arial Narrow" w:hAnsi="Arial Narrow" w:cs="Arial Narrow"/>
-          <w:kern w:val="0"/>
-          <w14:ligatures w14:val="none"/>
+          <ns2:ligatures ns2:val="none"/>
+        </w:rPr>
+      </w:pPr>
+      <w:r>
+        <w:rPr>
+          <w:rFonts w:ascii="Arial Narrow" w:eastAsia="Arial Narrow" w:hAnsi="Arial Narrow" w:cs="Arial Narrow"/>
+          <w:kern w:val="0"/>
+          <ns2:ligatures ns2:val="none"/>
         </w:rPr>
         <w:t xml:space="preserve">Además, </w:t>
       </w:r>
@@ -1853,7 +1853,7 @@
         <w:rPr>
           <w:rFonts w:ascii="Arial Narrow" w:eastAsia="Arial Narrow" w:hAnsi="Arial Narrow" w:cs="Arial Narrow"/>
           <w:kern w:val="0"/>
-          <w14:ligatures w14:val="none"/>
+          <ns2:ligatures ns2:val="none"/>
         </w:rPr>
         <w:t xml:space="preserve">la Secretaría Técnica, en ejercicio de sus facultades, </w:t>
       </w:r>
@@ -1863,7 +1863,7 @@
           <w:color w:val="000000"/>
           <w:kern w:val="0"/>
           <w:lang w:eastAsia="es-PE"/>
-          <w14:ligatures w14:val="none"/>
+          <ns2:ligatures ns2:val="none"/>
         </w:rPr>
         <w:t xml:space="preserve">considera </w:t>
       </w:r>
@@ -1871,7 +1871,7 @@
         <w:rPr>
           <w:rFonts w:ascii="Arial Narrow" w:eastAsia="Arial Narrow" w:hAnsi="Arial Narrow" w:cs="Arial Narrow"/>
           <w:kern w:val="0"/>
-          <w14:ligatures w14:val="none"/>
+          <ns2:ligatures ns2:val="none"/>
         </w:rPr>
         <w:t xml:space="preserve">que el hecho denunciado, consistente en que </w:t>
       </w:r>
@@ -1882,7 +1882,7 @@
           <w:kern w:val="0"/>
           <w:shd w:val="clear" w:color="auto" w:fill="FFFFFF"/>
           <w:lang w:eastAsia="es-PE"/>
-          <w14:ligatures w14:val="none"/>
+          <ns2:ligatures ns2:val="none"/>
         </w:rPr>
         <w:t>el Comité de Administración del Fondo de Asistencia y Estímulo de los Trabajadores del Sector Educación no habría efectuado para julio de 2026 la exclusión de las dos hijas del denunciante de la cobertura del Seguro de Sepelio – Póliza UA073055-04185218-0000 solicitada el 15 de junio de 2026, al comunicar mediante la Carta 149-2026 del 26 de junio de 2026 que dicha exclusión surtiría efectos en agosto de 2026</w:t>
       </w:r>
@@ -1890,7 +1890,7 @@
         <w:rPr>
           <w:rFonts w:ascii="Arial Narrow" w:eastAsia="Arial Narrow" w:hAnsi="Arial Narrow" w:cs="Arial Narrow"/>
           <w:kern w:val="0"/>
-          <w14:ligatures w14:val="none"/>
+          <ns2:ligatures ns2:val="none"/>
         </w:rPr>
         <w:t>; involucraría una presunta afectación a sus expectativas, quien no habría encontrado una correspondencia entre lo que esperaba recibir de parte del proveedor y lo que realmente recibió. Por consiguiente, corresponde calificar el hecho materia de denuncia como una presunta infracción al deber de idoneidad, tipificado en los artículos 18 y 19 del Código</w:t>
       </w:r>
@@ -1898,12 +1898,12 @@
         <w:rPr>
           <w:rFonts w:ascii="Arial Narrow" w:eastAsia="Arial Narrow" w:hAnsi="Arial Narrow" w:cs="Arial Narrow"/>
           <w:kern w:val="0"/>
-          <w14:ligatures w14:val="none"/>
+          <ns2:ligatures ns2:val="none"/>
         </w:rPr>
         <w:t>.</w:t>
       </w:r>
     </w:p>
-    <w:p>
+    <w:p ns2:paraId="04737093" ns2:textId="77777777">
       <w:pPr>
         <w:pStyle w:val="Prrafodelista"/>
         <w:spacing w:after="0" w:line="240" w:lineRule="auto"/>
@@ -1912,11 +1912,11 @@
         <w:rPr>
           <w:rFonts w:ascii="Arial Narrow" w:eastAsia="Arial Narrow" w:hAnsi="Arial Narrow" w:cs="Arial Narrow"/>
           <w:kern w:val="0"/>
-          <w14:ligatures w14:val="none"/>
-        </w:rPr>
-      </w:pPr>
-    </w:p>
-    <w:p>
+          <ns2:ligatures ns2:val="none"/>
+        </w:rPr>
+      </w:pPr>
+    </w:p>
+    <w:p ns2:paraId="3C8586FE" ns2:textId="0E482757">
       <w:pPr>
         <w:pStyle w:val="Prrafodelista"/>
         <w:numPr>
@@ -1929,14 +1929,14 @@
         <w:rPr>
           <w:rFonts w:ascii="Arial Narrow" w:eastAsia="Arial Narrow" w:hAnsi="Arial Narrow" w:cs="Arial Narrow"/>
           <w:kern w:val="0"/>
-          <w14:ligatures w14:val="none"/>
-        </w:rPr>
-      </w:pPr>
-      <w:r>
-        <w:rPr>
-          <w:rFonts w:ascii="Arial Narrow" w:eastAsia="Arial Narrow" w:hAnsi="Arial Narrow" w:cs="Arial Narrow"/>
-          <w:kern w:val="0"/>
-          <w14:ligatures w14:val="none"/>
+          <ns2:ligatures ns2:val="none"/>
+        </w:rPr>
+      </w:pPr>
+      <w:r>
+        <w:rPr>
+          <w:rFonts w:ascii="Arial Narrow" w:eastAsia="Arial Narrow" w:hAnsi="Arial Narrow" w:cs="Arial Narrow"/>
+          <w:kern w:val="0"/>
+          <ns2:ligatures ns2:val="none"/>
         </w:rPr>
         <w:t xml:space="preserve">Adicionalmente, </w:t>
       </w:r>
@@ -1944,7 +1944,7 @@
         <w:rPr>
           <w:rFonts w:ascii="Arial Narrow" w:eastAsia="Arial Narrow" w:hAnsi="Arial Narrow" w:cs="Arial Narrow"/>
           <w:kern w:val="0"/>
-          <w14:ligatures w14:val="none"/>
+          <ns2:ligatures ns2:val="none"/>
         </w:rPr>
         <w:t xml:space="preserve">la Secretaría Técnica, en ejercicio de sus facultades, </w:t>
       </w:r>
@@ -1954,7 +1954,7 @@
           <w:color w:val="000000"/>
           <w:kern w:val="0"/>
           <w:lang w:eastAsia="es-PE"/>
-          <w14:ligatures w14:val="none"/>
+          <ns2:ligatures ns2:val="none"/>
         </w:rPr>
         <w:t xml:space="preserve">considera </w:t>
       </w:r>
@@ -1962,7 +1962,7 @@
         <w:rPr>
           <w:rFonts w:ascii="Arial Narrow" w:eastAsia="Arial Narrow" w:hAnsi="Arial Narrow" w:cs="Arial Narrow"/>
           <w:kern w:val="0"/>
-          <w14:ligatures w14:val="none"/>
+          <ns2:ligatures ns2:val="none"/>
         </w:rPr>
         <w:t xml:space="preserve">que el hecho denunciado, consistente en que </w:t>
       </w:r>
@@ -1973,7 +1973,7 @@
           <w:kern w:val="0"/>
           <w:shd w:val="clear" w:color="auto" w:fill="FFFFFF"/>
           <w:lang w:eastAsia="es-PE"/>
-          <w14:ligatures w14:val="none"/>
+          <ns2:ligatures ns2:val="none"/>
         </w:rPr>
         <w:t>el Comité de Administración del Fondo de Asistencia y Estímulo de los Trabajadores del Sector Educación habría mantenido al 16 de julio de 2026 en los registros vinculados al Seguro de Sepelio – Póliza UA073055-04185218-0000 las fechas de nacimiento 7 de enero de 1982 y 13 de agosto de 1984 respecto de las hijas del denunciante, pese a que este los referidos datos son incorrectos</w:t>
       </w:r>
@@ -1981,7 +1981,7 @@
         <w:rPr>
           <w:rFonts w:ascii="Arial Narrow" w:eastAsia="Arial Narrow" w:hAnsi="Arial Narrow" w:cs="Arial Narrow"/>
           <w:kern w:val="0"/>
-          <w14:ligatures w14:val="none"/>
+          <ns2:ligatures ns2:val="none"/>
         </w:rPr>
         <w:t xml:space="preserve">; involucraría una presunta afectación a sus expectativas, quien no habría encontrado una correspondencia entre lo que esperaba recibir de parte del proveedor y lo que realmente recibió. Por consiguiente, </w:t>
       </w:r>
@@ -1989,7 +1989,7 @@
         <w:rPr>
           <w:rFonts w:ascii="Arial Narrow" w:eastAsia="Arial Narrow" w:hAnsi="Arial Narrow" w:cs="Arial Narrow"/>
           <w:kern w:val="0"/>
-          <w14:ligatures w14:val="none"/>
+          <ns2:ligatures ns2:val="none"/>
         </w:rPr>
         <w:t>corresponde calificar el hecho materia de denuncia como una presunta infracción al deber de idoneidad, tipificado en los artículos 18 y 19 del Código</w:t>
       </w:r>
@@ -1997,12 +1997,12 @@
         <w:rPr>
           <w:rFonts w:ascii="Arial Narrow" w:eastAsia="Arial Narrow" w:hAnsi="Arial Narrow" w:cs="Arial Narrow"/>
           <w:kern w:val="0"/>
-          <w14:ligatures w14:val="none"/>
+          <ns2:ligatures ns2:val="none"/>
         </w:rPr>
         <w:t>.</w:t>
       </w:r>
     </w:p>
-    <w:p>
+    <w:p ns2:paraId="1A8AFA4A" ns2:textId="77777777">
       <w:pPr>
         <w:pStyle w:val="Prrafodelista"/>
         <w:spacing w:after="0" w:line="240" w:lineRule="auto"/>
@@ -2011,11 +2011,11 @@
         <w:rPr>
           <w:rFonts w:ascii="Arial Narrow" w:eastAsia="Arial Narrow" w:hAnsi="Arial Narrow" w:cs="Arial Narrow"/>
           <w:kern w:val="0"/>
-          <w14:ligatures w14:val="none"/>
-        </w:rPr>
-      </w:pPr>
-    </w:p>
-    <w:p>
+          <ns2:ligatures ns2:val="none"/>
+        </w:rPr>
+      </w:pPr>
+    </w:p>
+    <w:p ns2:paraId="60B09CCE" ns2:textId="567CC1A0">
       <w:pPr>
         <w:pStyle w:val="Prrafodelista"/>
         <w:numPr>
@@ -2028,7 +2028,7 @@
         <w:rPr>
           <w:rFonts w:ascii="Arial Narrow" w:eastAsia="Arial Narrow" w:hAnsi="Arial Narrow" w:cs="Arial Narrow"/>
           <w:kern w:val="0"/>
-          <w14:ligatures w14:val="none"/>
+          <ns2:ligatures ns2:val="none"/>
         </w:rPr>
       </w:pPr>
       <w:bookmarkStart w:id="7" w:name="_Hlk213150180"/>
@@ -2036,7 +2036,7 @@
         <w:rPr>
           <w:rFonts w:ascii="Arial Narrow" w:eastAsia="Arial Narrow" w:hAnsi="Arial Narrow" w:cs="Arial Narrow"/>
           <w:kern w:val="0"/>
-          <w14:ligatures w14:val="none"/>
+          <ns2:ligatures ns2:val="none"/>
         </w:rPr>
         <w:t xml:space="preserve">Así también, la Secretaría Técnica, en ejercicio de sus facultades, </w:t>
       </w:r>
@@ -2046,7 +2046,7 @@
           <w:color w:val="000000"/>
           <w:kern w:val="0"/>
           <w:lang w:eastAsia="es-PE"/>
-          <w14:ligatures w14:val="none"/>
+          <ns2:ligatures ns2:val="none"/>
         </w:rPr>
         <w:t xml:space="preserve">considera </w:t>
       </w:r>
@@ -2054,7 +2054,7 @@
         <w:rPr>
           <w:rFonts w:ascii="Arial Narrow" w:eastAsia="Arial Narrow" w:hAnsi="Arial Narrow" w:cs="Arial Narrow"/>
           <w:kern w:val="0"/>
-          <w14:ligatures w14:val="none"/>
+          <ns2:ligatures ns2:val="none"/>
         </w:rPr>
         <w:t xml:space="preserve">que el hecho denunciado, consistente en que </w:t>
       </w:r>
@@ -2063,7 +2063,7 @@
         <w:rPr>
           <w:rFonts w:ascii="Arial Narrow" w:eastAsia="Arial Narrow" w:hAnsi="Arial Narrow" w:cs="Arial Narrow"/>
           <w:kern w:val="0"/>
-          <w14:ligatures w14:val="none"/>
+          <ns2:ligatures ns2:val="none"/>
         </w:rPr>
         <w:t xml:space="preserve">el Comité de Administración del Fondo de Asistencia y Estímulo de los Trabajadores del Sector Educación habría modificado unilateralmente y sin consentimiento </w:t>
       </w:r>
@@ -2071,7 +2071,7 @@
         <w:rPr>
           <w:rFonts w:ascii="Arial Narrow" w:eastAsia="Arial Narrow" w:hAnsi="Arial Narrow" w:cs="Arial Narrow"/>
           <w:kern w:val="0"/>
-          <w14:ligatures w14:val="none"/>
+          <ns2:ligatures ns2:val="none"/>
         </w:rPr>
         <w:lastRenderedPageBreak/>
         <w:t>expreso del denunciante las condiciones económicas del Seguro de Sepelio – Póliza UA073055-04185218-0000, al incrementar el aporte mensual de S/ 46,00 a S/ 82,90 desde el 1 de abril de 2023 hasta el 30 de junio de 2026</w:t>
@@ -2080,7 +2080,7 @@
         <w:rPr>
           <w:rFonts w:ascii="Arial Narrow" w:eastAsia="Arial Narrow" w:hAnsi="Arial Narrow" w:cs="Arial Narrow"/>
           <w:kern w:val="0"/>
-          <w14:ligatures w14:val="none"/>
+          <ns2:ligatures ns2:val="none"/>
         </w:rPr>
         <w:t xml:space="preserve">. </w:t>
       </w:r>
@@ -2091,7 +2091,7 @@
           <w:color w:val="000000"/>
           <w:kern w:val="0"/>
           <w:lang w:eastAsia="es-PE"/>
-          <w14:ligatures w14:val="none"/>
+          <ns2:ligatures ns2:val="none"/>
         </w:rPr>
         <w:t xml:space="preserve">Por consiguiente, corresponde calificar el hecho materia de denuncia como una presunta </w:t>
       </w:r>
@@ -2102,7 +2102,7 @@
           <w:color w:val="000000"/>
           <w:kern w:val="0"/>
           <w:lang w:eastAsia="es-PE"/>
-          <w14:ligatures w14:val="none"/>
+          <ns2:ligatures ns2:val="none"/>
         </w:rPr>
         <w:t xml:space="preserve">infracción al deber de protección contra los métodos comerciales coercitivos, tipificado en </w:t>
       </w:r>
@@ -2113,7 +2113,7 @@
           <w:kern w:val="0"/>
           <w:shd w:val="clear" w:color="auto" w:fill="FFFFFF"/>
           <w:lang w:eastAsia="es-PE"/>
-          <w14:ligatures w14:val="none"/>
+          <ns2:ligatures ns2:val="none"/>
         </w:rPr>
         <w:t xml:space="preserve">literal </w:t>
       </w:r>
@@ -2124,7 +2124,7 @@
           <w:kern w:val="0"/>
           <w:shd w:val="clear" w:color="auto" w:fill="FFFFFF"/>
           <w:lang w:eastAsia="es-PE"/>
-          <w14:ligatures w14:val="none"/>
+          <ns2:ligatures ns2:val="none"/>
         </w:rPr>
         <w:t>c</w:t>
       </w:r>
@@ -2135,7 +2135,7 @@
           <w:kern w:val="0"/>
           <w:shd w:val="clear" w:color="auto" w:fill="FFFFFF"/>
           <w:lang w:eastAsia="es-PE"/>
-          <w14:ligatures w14:val="none"/>
+          <ns2:ligatures ns2:val="none"/>
         </w:rPr>
         <w:t xml:space="preserve">) del artículo 56 </w:t>
       </w:r>
@@ -2146,7 +2146,7 @@
           <w:color w:val="000000"/>
           <w:kern w:val="0"/>
           <w:lang w:eastAsia="es-PE"/>
-          <w14:ligatures w14:val="none"/>
+          <ns2:ligatures ns2:val="none"/>
         </w:rPr>
         <w:t>del Código</w:t>
       </w:r>
@@ -2165,23 +2165,23 @@
           <w:color w:val="000000"/>
           <w:kern w:val="0"/>
           <w:lang w:eastAsia="es-PE"/>
-          <w14:ligatures w14:val="none"/>
+          <ns2:ligatures ns2:val="none"/>
         </w:rPr>
         <w:t xml:space="preserve">. </w:t>
       </w:r>
     </w:p>
-    <w:p>
-      <w:pPr>
-        <w:spacing w:after="0" w:line="240" w:lineRule="auto"/>
-        <w:jc w:val="both"/>
-        <w:rPr>
-          <w:rFonts w:ascii="Arial Narrow" w:eastAsia="Arial Narrow" w:hAnsi="Arial Narrow" w:cs="Arial Narrow"/>
-          <w:kern w:val="0"/>
-          <w14:ligatures w14:val="none"/>
-        </w:rPr>
-      </w:pPr>
-    </w:p>
-    <w:p>
+    <w:p ns2:paraId="727C8651" ns2:textId="77777777">
+      <w:pPr>
+        <w:spacing w:after="0" w:line="240" w:lineRule="auto"/>
+        <w:jc w:val="both"/>
+        <w:rPr>
+          <w:rFonts w:ascii="Arial Narrow" w:eastAsia="Arial Narrow" w:hAnsi="Arial Narrow" w:cs="Arial Narrow"/>
+          <w:kern w:val="0"/>
+          <ns2:ligatures ns2:val="none"/>
+        </w:rPr>
+      </w:pPr>
+    </w:p>
+    <w:p ns2:paraId="2E39B874" ns2:textId="76D34FC0">
       <w:pPr>
         <w:pStyle w:val="Prrafodelista"/>
         <w:numPr>
@@ -2194,14 +2194,14 @@
         <w:rPr>
           <w:rFonts w:ascii="Arial Narrow" w:eastAsia="Arial Narrow" w:hAnsi="Arial Narrow" w:cs="Arial Narrow"/>
           <w:kern w:val="0"/>
-          <w14:ligatures w14:val="none"/>
-        </w:rPr>
-      </w:pPr>
-      <w:r>
-        <w:rPr>
-          <w:rFonts w:ascii="Arial Narrow" w:eastAsia="Arial Narrow" w:hAnsi="Arial Narrow" w:cs="Arial Narrow"/>
-          <w:kern w:val="0"/>
-          <w14:ligatures w14:val="none"/>
+          <ns2:ligatures ns2:val="none"/>
+        </w:rPr>
+      </w:pPr>
+      <w:r>
+        <w:rPr>
+          <w:rFonts w:ascii="Arial Narrow" w:eastAsia="Arial Narrow" w:hAnsi="Arial Narrow" w:cs="Arial Narrow"/>
+          <w:kern w:val="0"/>
+          <ns2:ligatures ns2:val="none"/>
         </w:rPr>
         <w:t xml:space="preserve">Asimismo, </w:t>
       </w:r>
@@ -2210,7 +2210,7 @@
         <w:rPr>
           <w:rFonts w:ascii="Arial Narrow" w:eastAsia="Arial Narrow" w:hAnsi="Arial Narrow" w:cs="Arial Narrow"/>
           <w:kern w:val="0"/>
-          <w14:ligatures w14:val="none"/>
+          <ns2:ligatures ns2:val="none"/>
         </w:rPr>
         <w:t xml:space="preserve">la Secretaría Técnica, en ejercicio de sus facultades, </w:t>
       </w:r>
@@ -2220,7 +2220,7 @@
           <w:color w:val="000000"/>
           <w:kern w:val="0"/>
           <w:lang w:eastAsia="es-PE"/>
-          <w14:ligatures w14:val="none"/>
+          <ns2:ligatures ns2:val="none"/>
         </w:rPr>
         <w:t xml:space="preserve">considera </w:t>
       </w:r>
@@ -2228,7 +2228,7 @@
         <w:rPr>
           <w:rFonts w:ascii="Arial Narrow" w:eastAsia="Arial Narrow" w:hAnsi="Arial Narrow" w:cs="Arial Narrow"/>
           <w:kern w:val="0"/>
-          <w14:ligatures w14:val="none"/>
+          <ns2:ligatures ns2:val="none"/>
         </w:rPr>
         <w:t xml:space="preserve">que el hecho denunciado, consistente en que </w:t>
       </w:r>
@@ -2236,7 +2236,7 @@
         <w:rPr>
           <w:rFonts w:ascii="Arial Narrow" w:eastAsia="Arial Narrow" w:hAnsi="Arial Narrow" w:cs="Arial Narrow"/>
           <w:kern w:val="0"/>
-          <w14:ligatures w14:val="none"/>
+          <ns2:ligatures ns2:val="none"/>
         </w:rPr>
         <w:t>el Comité de Administración del Fondo de Asistencia y Estímulo de los Trabajadores del Sector Educación habría modificado unilateralmente y sin consentimiento expreso del enunciante las condiciones económicas del Seguro de Vida – Póliza 72070856, al incrementar el aporte mensual de S/ 15,00 a S/ 21,00 desde el 1 de abril de 2023 hasta el 30 de junio de 2026</w:t>
       </w:r>
@@ -2244,7 +2244,7 @@
         <w:rPr>
           <w:rFonts w:ascii="Arial Narrow" w:eastAsia="Arial Narrow" w:hAnsi="Arial Narrow" w:cs="Arial Narrow"/>
           <w:kern w:val="0"/>
-          <w14:ligatures w14:val="none"/>
+          <ns2:ligatures ns2:val="none"/>
         </w:rPr>
         <w:t xml:space="preserve">. </w:t>
       </w:r>
@@ -2255,7 +2255,7 @@
           <w:color w:val="000000"/>
           <w:kern w:val="0"/>
           <w:lang w:eastAsia="es-PE"/>
-          <w14:ligatures w14:val="none"/>
+          <ns2:ligatures ns2:val="none"/>
         </w:rPr>
         <w:t xml:space="preserve">Por consiguiente, corresponde calificar el hecho materia de denuncia como una presunta infracción al deber de protección contra los métodos comerciales coercitivos, tipificado en </w:t>
       </w:r>
@@ -2266,7 +2266,7 @@
           <w:kern w:val="0"/>
           <w:shd w:val="clear" w:color="auto" w:fill="FFFFFF"/>
           <w:lang w:eastAsia="es-PE"/>
-          <w14:ligatures w14:val="none"/>
+          <ns2:ligatures ns2:val="none"/>
         </w:rPr>
         <w:t xml:space="preserve">literal c) del artículo 56 </w:t>
       </w:r>
@@ -2277,7 +2277,7 @@
           <w:color w:val="000000"/>
           <w:kern w:val="0"/>
           <w:lang w:eastAsia="es-PE"/>
-          <w14:ligatures w14:val="none"/>
+          <ns2:ligatures ns2:val="none"/>
         </w:rPr>
         <w:t>del Código</w:t>
       </w:r>
@@ -2287,7 +2287,7 @@
           <w:rFonts w:ascii="Arial Narrow" w:eastAsia="Arial Narrow" w:hAnsi="Arial Narrow" w:cs="Arial"/>
           <w:kern w:val="0"/>
           <w:vertAlign w:val="superscript"/>
-          <w14:ligatures w14:val="none"/>
+          <ns2:ligatures ns2:val="none"/>
         </w:rPr>
         <w:footnoteReference w:id="5"/>
       </w:r>
@@ -2295,25 +2295,25 @@
         <w:rPr>
           <w:rFonts w:ascii="Arial Narrow" w:eastAsia="Arial Narrow" w:hAnsi="Arial Narrow" w:cs="Arial"/>
           <w:kern w:val="0"/>
-          <w14:ligatures w14:val="none"/>
+          <ns2:ligatures ns2:val="none"/>
         </w:rPr>
         <w:t>.</w:t>
       </w:r>
       <w:bookmarkStart w:id="9" w:name="_Hlk212534267"/>
       <w:bookmarkEnd w:id="8"/>
     </w:p>
-    <w:p>
-      <w:pPr>
-        <w:spacing w:after="0" w:line="240" w:lineRule="auto"/>
-        <w:jc w:val="both"/>
-        <w:rPr>
-          <w:rFonts w:ascii="Arial Narrow" w:eastAsia="Arial Narrow" w:hAnsi="Arial Narrow" w:cs="Arial Narrow"/>
-          <w:kern w:val="0"/>
-          <w14:ligatures w14:val="none"/>
-        </w:rPr>
-      </w:pPr>
-    </w:p>
-    <w:p>
+    <w:p ns2:paraId="77660AAF" ns2:textId="77777777">
+      <w:pPr>
+        <w:spacing w:after="0" w:line="240" w:lineRule="auto"/>
+        <w:jc w:val="both"/>
+        <w:rPr>
+          <w:rFonts w:ascii="Arial Narrow" w:eastAsia="Arial Narrow" w:hAnsi="Arial Narrow" w:cs="Arial Narrow"/>
+          <w:kern w:val="0"/>
+          <ns2:ligatures ns2:val="none"/>
+        </w:rPr>
+      </w:pPr>
+    </w:p>
+    <w:p ns2:paraId="20B4E5E5" ns2:textId="165FD030">
       <w:pPr>
         <w:pStyle w:val="Prrafodelista"/>
         <w:numPr>
@@ -2326,7 +2326,7 @@
         <w:rPr>
           <w:rFonts w:ascii="Arial Narrow" w:eastAsia="Arial Narrow" w:hAnsi="Arial Narrow" w:cs="Arial Narrow"/>
           <w:kern w:val="0"/>
-          <w14:ligatures w14:val="none"/>
+          <ns2:ligatures ns2:val="none"/>
         </w:rPr>
       </w:pPr>
       <w:bookmarkStart w:id="10" w:name="_Hlk214534552"/>
@@ -2337,7 +2337,7 @@
           <w:color w:val="000000"/>
           <w:kern w:val="0"/>
           <w:lang w:eastAsia="es-PE"/>
-          <w14:ligatures w14:val="none"/>
+          <ns2:ligatures ns2:val="none"/>
         </w:rPr>
         <w:t xml:space="preserve">Además, </w:t>
       </w:r>
@@ -2348,7 +2348,7 @@
           <w:color w:val="000000"/>
           <w:kern w:val="0"/>
           <w:lang w:eastAsia="es-PE"/>
-          <w14:ligatures w14:val="none"/>
+          <ns2:ligatures ns2:val="none"/>
         </w:rPr>
         <w:t xml:space="preserve">la Secretaría Técnica, en ejercicio de sus facultades, considera </w:t>
       </w:r>
@@ -2356,7 +2356,7 @@
         <w:rPr>
           <w:rFonts w:ascii="Arial Narrow" w:eastAsia="Arial Narrow" w:hAnsi="Arial Narrow" w:cs="Arial"/>
           <w:kern w:val="0"/>
-          <w14:ligatures w14:val="none"/>
+          <ns2:ligatures ns2:val="none"/>
         </w:rPr>
         <w:t xml:space="preserve">que el hecho denunciado, consistente en que </w:t>
       </w:r>
@@ -2364,7 +2364,7 @@
         <w:rPr>
           <w:rFonts w:ascii="Arial Narrow" w:eastAsia="Arial Narrow" w:hAnsi="Arial Narrow" w:cs="Arial Narrow"/>
           <w:kern w:val="0"/>
-          <w14:ligatures w14:val="none"/>
+          <ns2:ligatures ns2:val="none"/>
         </w:rPr>
         <w:t>el Comité de Administración del Fondo de Asistencia y Estímulo de los Trabajadores del Sector Educación no habría informado oportunamente al consumidor las razones, el sustento ni el importe del incremento del aporte mensual del Seguro de Sepelio – Póliza UA073055-04185218-0000 de S/ 46,00 a S/ 82,90 aplicado desde el 1 de abril de 2023</w:t>
       </w:r>
@@ -2375,7 +2375,7 @@
           <w:color w:val="000000"/>
           <w:kern w:val="0"/>
           <w:lang w:eastAsia="es-PE"/>
-          <w14:ligatures w14:val="none"/>
+          <ns2:ligatures ns2:val="none"/>
         </w:rPr>
         <w:t xml:space="preserve">. </w:t>
       </w:r>
@@ -2388,7 +2388,7 @@
           <w:color w:val="000000"/>
           <w:kern w:val="0"/>
           <w:lang w:eastAsia="es-PE"/>
-          <w14:ligatures w14:val="none"/>
+          <ns2:ligatures ns2:val="none"/>
         </w:rPr>
         <w:t xml:space="preserve">Por consiguiente, corresponde calificar el hecho materia de denuncia como una presunta infracción al deber de información, tipificado en el </w:t>
       </w:r>
@@ -2400,7 +2400,7 @@
           <w:color w:val="000000"/>
           <w:kern w:val="0"/>
           <w:lang w:eastAsia="es-PE"/>
-          <w14:ligatures w14:val="none"/>
+          <ns2:ligatures ns2:val="none"/>
         </w:rPr>
         <w:t xml:space="preserve">artículo 1, numeral 1, literal b) </w:t>
       </w:r>
@@ -2412,7 +2412,7 @@
           <w:color w:val="000000"/>
           <w:kern w:val="0"/>
           <w:lang w:eastAsia="es-PE"/>
-          <w14:ligatures w14:val="none"/>
+          <ns2:ligatures ns2:val="none"/>
         </w:rPr>
         <w:t>y al artículo 2 del Código</w:t>
       </w:r>
@@ -2427,7 +2427,7 @@
           <w:kern w:val="0"/>
           <w:vertAlign w:val="superscript"/>
           <w:lang w:eastAsia="es-PE"/>
-          <w14:ligatures w14:val="none"/>
+          <ns2:ligatures ns2:val="none"/>
         </w:rPr>
         <w:footnoteReference w:id="6"/>
       </w:r>
@@ -2439,7 +2439,7 @@
           <w:color w:val="000000"/>
           <w:kern w:val="0"/>
           <w:lang w:eastAsia="es-PE"/>
-          <w14:ligatures w14:val="none"/>
+          <ns2:ligatures ns2:val="none"/>
         </w:rPr>
         <w:t xml:space="preserve">. </w:t>
       </w:r>
@@ -2448,18 +2448,18 @@
     </w:p>
     <w:bookmarkEnd w:id="9"/>
     <w:bookmarkEnd w:id="10"/>
-    <w:p>
+    <w:p ns2:paraId="56E441A8" ns2:textId="77777777">
       <w:pPr>
         <w:pStyle w:val="Prrafodelista"/>
         <w:spacing w:after="0" w:line="240" w:lineRule="auto"/>
         <w:rPr>
           <w:rFonts w:ascii="Arial Narrow" w:eastAsia="Arial Narrow" w:hAnsi="Arial Narrow" w:cs="Arial Narrow"/>
           <w:kern w:val="0"/>
-          <w14:ligatures w14:val="none"/>
-        </w:rPr>
-      </w:pPr>
-    </w:p>
-    <w:p>
+          <ns2:ligatures ns2:val="none"/>
+        </w:rPr>
+      </w:pPr>
+    </w:p>
+    <w:p ns2:paraId="0DB79E1B" ns2:textId="4A919FCB">
       <w:pPr>
         <w:pStyle w:val="Prrafodelista"/>
         <w:numPr>
@@ -2472,7 +2472,7 @@
         <w:rPr>
           <w:rFonts w:ascii="Arial Narrow" w:eastAsia="Arial Narrow" w:hAnsi="Arial Narrow" w:cs="Arial Narrow"/>
           <w:kern w:val="0"/>
-          <w14:ligatures w14:val="none"/>
+          <ns2:ligatures ns2:val="none"/>
         </w:rPr>
       </w:pPr>
       <w:bookmarkStart w:id="17" w:name="_Hlk214559009"/>
@@ -2481,7 +2481,7 @@
         <w:rPr>
           <w:rFonts w:ascii="Arial Narrow" w:eastAsia="Arial Narrow" w:hAnsi="Arial Narrow" w:cs="Arial Narrow"/>
           <w:kern w:val="0"/>
-          <w14:ligatures w14:val="none"/>
+          <ns2:ligatures ns2:val="none"/>
         </w:rPr>
         <w:t xml:space="preserve">Asimismo, </w:t>
       </w:r>
@@ -2492,7 +2492,7 @@
           <w:color w:val="000000"/>
           <w:kern w:val="0"/>
           <w:lang w:eastAsia="es-PE"/>
-          <w14:ligatures w14:val="none"/>
+          <ns2:ligatures ns2:val="none"/>
         </w:rPr>
         <w:t xml:space="preserve">la Secretaría Técnica, en ejercicio de sus facultades, considera </w:t>
       </w:r>
@@ -2500,7 +2500,7 @@
         <w:rPr>
           <w:rFonts w:ascii="Arial Narrow" w:eastAsia="Arial Narrow" w:hAnsi="Arial Narrow" w:cs="Arial"/>
           <w:kern w:val="0"/>
-          <w14:ligatures w14:val="none"/>
+          <ns2:ligatures ns2:val="none"/>
         </w:rPr>
         <w:t xml:space="preserve">que el hecho denunciado, consistente en que </w:t>
       </w:r>
@@ -2508,7 +2508,7 @@
         <w:rPr>
           <w:rFonts w:ascii="Arial Narrow" w:eastAsia="Arial Narrow" w:hAnsi="Arial Narrow" w:cs="Arial Narrow"/>
           <w:kern w:val="0"/>
-          <w14:ligatures w14:val="none"/>
+          <ns2:ligatures ns2:val="none"/>
         </w:rPr>
         <w:t>el Comité de Administración del Fondo de Asistencia y Estímulo de los Trabajadores del Sector Educación no habría informado oportunamente al consumidor las razones, el sustento ni el importe del incremento del aporte mensual del Seguro de Vida – Póliza 72070856 de S/ 15,00 a S/ 21,00 aplicado desde el 1 de abril de 2023</w:t>
       </w:r>
@@ -2519,7 +2519,7 @@
           <w:color w:val="000000"/>
           <w:kern w:val="0"/>
           <w:lang w:eastAsia="es-PE"/>
-          <w14:ligatures w14:val="none"/>
+          <ns2:ligatures ns2:val="none"/>
         </w:rPr>
         <w:t>. Por consiguiente, corresponde calificar el hecho materia de denuncia como una presunta infracción al deber de información, tipificado en el artículo 1, numeral 1, literal b) y al artículo 2 del Código</w:t>
       </w:r>
@@ -2530,7 +2530,7 @@
           <w:color w:val="000000"/>
           <w:kern w:val="0"/>
           <w:lang w:eastAsia="es-PE"/>
-          <w14:ligatures w14:val="none"/>
+          <ns2:ligatures ns2:val="none"/>
         </w:rPr>
         <w:t>.</w:t>
       </w:r>
@@ -2539,7 +2539,7 @@
     <w:bookmarkEnd w:id="3"/>
     <w:bookmarkEnd w:id="11"/>
     <w:bookmarkEnd w:id="17"/>
-    <w:p>
+    <w:p ns2:paraId="010CE925" ns2:textId="58391DA4">
       <w:pPr>
         <w:pStyle w:val="Prrafodelista"/>
         <w:spacing w:after="0" w:line="240" w:lineRule="auto"/>
@@ -2548,13 +2548,13 @@
         <w:rPr>
           <w:rFonts w:ascii="Arial Narrow" w:eastAsia="Arial Narrow" w:hAnsi="Arial Narrow" w:cs="Arial Narrow"/>
           <w:kern w:val="0"/>
-          <w14:ligatures w14:val="none"/>
+          <ns2:ligatures ns2:val="none"/>
         </w:rPr>
       </w:pPr>
     </w:p>
     <w:bookmarkEnd w:id="0"/>
     <w:bookmarkEnd w:id="1"/>
-    <w:p>
+    <w:p ns2:paraId="6758E8DC" ns2:textId="77777777">
       <w:pPr>
         <w:pStyle w:val="Prrafodelista"/>
         <w:numPr>
@@ -2568,7 +2568,7 @@
           <w:rFonts w:ascii="Arial Narrow" w:eastAsia="Calibri" w:hAnsi="Arial Narrow" w:cs="Arial Narrow"/>
           <w:kern w:val="0"/>
           <w:lang w:eastAsia="es-PE"/>
-          <w14:ligatures w14:val="none"/>
+          <ns2:ligatures ns2:val="none"/>
         </w:rPr>
       </w:pPr>
       <w:r>
@@ -2577,7 +2577,7 @@
           <w:color w:val="000000"/>
           <w:kern w:val="0"/>
           <w:lang w:eastAsia="es-PE"/>
-          <w14:ligatures w14:val="none"/>
+          <ns2:ligatures ns2:val="none"/>
         </w:rPr>
         <w:t>En tanto la denuncia reúne los requisitos establecidos por la norma citada, corresponde admitirla a trámite</w:t>
       </w:r>
@@ -2588,7 +2588,7 @@
           <w:color w:val="000000"/>
           <w:kern w:val="0"/>
           <w:vertAlign w:val="superscript"/>
-          <w14:ligatures w14:val="none"/>
+          <ns2:ligatures ns2:val="none"/>
         </w:rPr>
         <w:footnoteReference w:id="7"/>
       </w:r>
@@ -2598,12 +2598,12 @@
           <w:color w:val="000000"/>
           <w:kern w:val="0"/>
           <w:lang w:eastAsia="es-PE"/>
-          <w14:ligatures w14:val="none"/>
+          <ns2:ligatures ns2:val="none"/>
         </w:rPr>
         <w:t>.</w:t>
       </w:r>
     </w:p>
-    <w:p>
+    <w:p ns2:paraId="58EA3782" ns2:textId="77777777">
       <w:pPr>
         <w:spacing w:after="0" w:line="240" w:lineRule="auto"/>
         <w:ind w:left="567"/>
@@ -2614,12 +2614,12 @@
           <w:color w:val="000000"/>
           <w:kern w:val="0"/>
           <w:lang w:eastAsia="es-PE"/>
-          <w14:ligatures w14:val="none"/>
+          <ns2:ligatures ns2:val="none"/>
         </w:rPr>
       </w:pPr>
       <w:bookmarkStart w:id="19" w:name="_Hlk214963071"/>
     </w:p>
-    <w:p>
+    <w:p ns2:paraId="2C6057A3" ns2:textId="77777777">
       <w:pPr>
         <w:pStyle w:val="Prrafodelista"/>
         <w:numPr>
@@ -2639,22 +2639,22 @@
           <w:color w:val="000000"/>
           <w:kern w:val="0"/>
           <w:lang w:eastAsia="es-PE"/>
-          <w14:ligatures w14:val="none"/>
-        </w:rPr>
-      </w:pPr>
-      <w:r>
-        <w:rPr>
-          <w:rFonts w:ascii="Arial Narrow" w:eastAsia="Arial Narrow" w:hAnsi="Arial Narrow" w:cs="Arial Narrow"/>
-          <w:b/>
-          <w:color w:val="000000"/>
-          <w:kern w:val="0"/>
-          <w:lang w:eastAsia="es-PE"/>
-          <w14:ligatures w14:val="none"/>
+          <ns2:ligatures ns2:val="none"/>
+        </w:rPr>
+      </w:pPr>
+      <w:r>
+        <w:rPr>
+          <w:rFonts w:ascii="Arial Narrow" w:eastAsia="Arial Narrow" w:hAnsi="Arial Narrow" w:cs="Arial Narrow"/>
+          <w:b/>
+          <w:color w:val="000000"/>
+          <w:kern w:val="0"/>
+          <w:lang w:eastAsia="es-PE"/>
+          <ns2:ligatures ns2:val="none"/>
         </w:rPr>
         <w:t>REQUERIMIENTO DE INFORMACIÓN</w:t>
       </w:r>
     </w:p>
-    <w:p>
+    <w:p ns2:paraId="070EC0CA" ns2:textId="77777777">
       <w:pPr>
         <w:spacing w:after="0" w:line="240" w:lineRule="auto"/>
         <w:jc w:val="both"/>
@@ -2663,11 +2663,11 @@
           <w:color w:val="000000"/>
           <w:kern w:val="0"/>
           <w:lang w:val="es-ES" w:eastAsia="es-ES"/>
-          <w14:ligatures w14:val="none"/>
-        </w:rPr>
-      </w:pPr>
-    </w:p>
-    <w:p>
+          <ns2:ligatures ns2:val="none"/>
+        </w:rPr>
+      </w:pPr>
+    </w:p>
+    <w:p ns2:paraId="5C06BE2D" ns2:textId="1F440A10">
       <w:pPr>
         <w:pStyle w:val="Prrafodelista"/>
         <w:numPr>
@@ -2682,7 +2682,7 @@
           <w:color w:val="000000"/>
           <w:kern w:val="0"/>
           <w:lang w:val="es-ES" w:eastAsia="es-ES"/>
-          <w14:ligatures w14:val="none"/>
+          <ns2:ligatures ns2:val="none"/>
         </w:rPr>
       </w:pPr>
       <w:r>
@@ -2698,7 +2698,7 @@
           <w:color w:val="000000"/>
           <w:kern w:val="0"/>
           <w:lang w:val="es-ES" w:eastAsia="es-ES"/>
-          <w14:ligatures w14:val="none"/>
+          <ns2:ligatures ns2:val="none"/>
         </w:rPr>
         <w:t>efectos de tener mayores elementos que sirvan para la resolución definitiva del presente caso, la Secretaría Técnica, en ejercicio</w:t>
       </w:r>
@@ -2708,7 +2708,7 @@
           <w:color w:val="000000"/>
           <w:kern w:val="0"/>
           <w:lang w:val="es-ES" w:eastAsia="es-ES"/>
-          <w14:ligatures w14:val="none"/>
+          <ns2:ligatures ns2:val="none"/>
         </w:rPr>
         <w:t xml:space="preserve"> de las facultades que la ley le confiere, conviene requerir al proveedor denunciado que, en un plazo no mayor de cinco (5)</w:t>
       </w:r>
@@ -2718,7 +2718,7 @@
           <w:color w:val="000000"/>
           <w:kern w:val="0"/>
           <w:lang w:val="es-ES" w:eastAsia="es-ES"/>
-          <w14:ligatures w14:val="none"/>
+          <ns2:ligatures ns2:val="none"/>
         </w:rPr>
         <w:t xml:space="preserve"> días hábiles contado a partir del día siguiente de la notificación de la presente resolución, cumpla con lo siguiente: </w:t>
       </w:r>
@@ -2728,7 +2728,7 @@
           <w:color w:val="000000"/>
           <w:kern w:val="0"/>
           <w:lang w:val="es-ES" w:eastAsia="es-ES"/>
-          <w14:ligatures w14:val="none"/>
+          <ns2:ligatures ns2:val="none"/>
         </w:rPr>
         <w:t>(i) presentar una copia completa y legible de la Póliza 72070856 del Seguro de Vida; (ii) presentar los medios probatorios que sustenten el incremento del aporte mensual del Seguro de Vida de S/ 15,00 a S/ 21,00 aplicado desde el 1 de abril de 2023; (iii) presentar una copia completa y legible de la Póliza UA073055-04185218-0000 del Seguro de Sepelio; (iv) presentar los medios probatorios que sustenten el incremento del aporte mensual del Seguro de Sepelio de S/ 46,00 a S/ 82,90 aplicado desde el 1 de abril de 2023; y, (v) presentar todas las comunicaciones cursadas con la parte denunciante en virtud de los hechos materia de denuncia</w:t>
       </w:r>
@@ -2741,7 +2741,7 @@
       </w:r>
     </w:p>
     <w:bookmarkEnd w:id="19"/>
-    <w:p>
+    <w:p ns2:paraId="09BAB86A" ns2:textId="77777777">
       <w:pPr>
         <w:pStyle w:val="Prrafodelista"/>
         <w:spacing w:after="0" w:line="240" w:lineRule="auto"/>
@@ -2752,11 +2752,11 @@
           <w:color w:val="000000"/>
           <w:kern w:val="0"/>
           <w:lang w:val="es-ES" w:eastAsia="es-ES"/>
-          <w14:ligatures w14:val="none"/>
-        </w:rPr>
-      </w:pPr>
-    </w:p>
-    <w:p>
+          <ns2:ligatures ns2:val="none"/>
+        </w:rPr>
+      </w:pPr>
+    </w:p>
+    <w:p ns2:paraId="5B417BD8" ns2:textId="3E12B668">
       <w:pPr>
         <w:pStyle w:val="Prrafodelista"/>
         <w:numPr>
@@ -2776,17 +2776,17 @@
           <w:color w:val="000000"/>
           <w:kern w:val="0"/>
           <w:lang w:eastAsia="es-PE"/>
-          <w14:ligatures w14:val="none"/>
-        </w:rPr>
-      </w:pPr>
-      <w:r>
-        <w:rPr>
-          <w:rFonts w:ascii="Arial Narrow" w:eastAsia="Arial Narrow" w:hAnsi="Arial Narrow" w:cs="Arial Narrow"/>
-          <w:b/>
-          <w:color w:val="000000"/>
-          <w:kern w:val="0"/>
-          <w:lang w:eastAsia="es-PE"/>
-          <w14:ligatures w14:val="none"/>
+          <ns2:ligatures ns2:val="none"/>
+        </w:rPr>
+      </w:pPr>
+      <w:r>
+        <w:rPr>
+          <w:rFonts w:ascii="Arial Narrow" w:eastAsia="Arial Narrow" w:hAnsi="Arial Narrow" w:cs="Arial Narrow"/>
+          <w:b/>
+          <w:color w:val="000000"/>
+          <w:kern w:val="0"/>
+          <w:lang w:eastAsia="es-PE"/>
+          <ns2:ligatures ns2:val="none"/>
         </w:rPr>
         <w:t>RESOLUCIÓN DE LA SECRETARÍA TÉCNICA</w:t>
       </w:r>
@@ -2797,26 +2797,26 @@
           <w:color w:val="000000"/>
           <w:kern w:val="0"/>
           <w:lang w:eastAsia="es-PE"/>
-          <w14:ligatures w14:val="none"/>
+          <ns2:ligatures ns2:val="none"/>
         </w:rPr>
         <w:t xml:space="preserve"> </w:t>
       </w:r>
     </w:p>
-    <w:p>
-      <w:pPr>
-        <w:spacing w:after="0" w:line="240" w:lineRule="auto"/>
-        <w:jc w:val="both"/>
-        <w:rPr>
-          <w:rFonts w:ascii="Arial Narrow" w:eastAsia="Arial Narrow" w:hAnsi="Arial Narrow" w:cs="Arial Narrow"/>
-          <w:b/>
-          <w:color w:val="000000"/>
-          <w:kern w:val="0"/>
-          <w:lang w:eastAsia="es-PE"/>
-          <w14:ligatures w14:val="none"/>
-        </w:rPr>
-      </w:pPr>
-    </w:p>
-    <w:p>
+    <w:p ns2:paraId="7A38F64A" ns2:textId="77777777">
+      <w:pPr>
+        <w:spacing w:after="0" w:line="240" w:lineRule="auto"/>
+        <w:jc w:val="both"/>
+        <w:rPr>
+          <w:rFonts w:ascii="Arial Narrow" w:eastAsia="Arial Narrow" w:hAnsi="Arial Narrow" w:cs="Arial Narrow"/>
+          <w:b/>
+          <w:color w:val="000000"/>
+          <w:kern w:val="0"/>
+          <w:lang w:eastAsia="es-PE"/>
+          <ns2:ligatures ns2:val="none"/>
+        </w:rPr>
+      </w:pPr>
+    </w:p>
+    <w:p ns2:paraId="2981201D" ns2:textId="77777777">
       <w:pPr>
         <w:spacing w:after="0" w:line="240" w:lineRule="auto"/>
         <w:jc w:val="both"/>
@@ -2825,7 +2825,7 @@
           <w:color w:val="000000"/>
           <w:kern w:val="0"/>
           <w:lang w:eastAsia="es-PE"/>
-          <w14:ligatures w14:val="none"/>
+          <ns2:ligatures ns2:val="none"/>
         </w:rPr>
       </w:pPr>
       <w:r>
@@ -2900,24 +2900,24 @@
           <w:kern w:val="0"/>
           <w:shd w:val="clear" w:color="auto" w:fill="FFFFFF"/>
           <w:lang w:eastAsia="es-PE"/>
-          <w14:ligatures w14:val="none"/>
+          <ns2:ligatures ns2:val="none"/>
         </w:rPr>
         <w:t/>
       </w:r>
     </w:p>
-    <w:p>
-      <w:pPr>
-        <w:spacing w:after="0" w:line="240" w:lineRule="auto"/>
-        <w:jc w:val="both"/>
-        <w:rPr>
-          <w:rFonts w:ascii="Arial Narrow" w:eastAsia="Arial Narrow" w:hAnsi="Arial Narrow" w:cs="Arial Narrow"/>
-          <w:kern w:val="0"/>
-          <w14:ligatures w14:val="none"/>
+    <w:p ns2:paraId="18970A99" ns2:textId="77777777">
+      <w:pPr>
+        <w:spacing w:after="0" w:line="240" w:lineRule="auto"/>
+        <w:jc w:val="both"/>
+        <w:rPr>
+          <w:rFonts w:ascii="Arial Narrow" w:eastAsia="Arial Narrow" w:hAnsi="Arial Narrow" w:cs="Arial Narrow"/>
+          <w:kern w:val="0"/>
+          <ns2:ligatures ns2:val="none"/>
         </w:rPr>
       </w:pPr>
       <w:bookmarkStart w:id="21" w:name="_Hlk215162047"/>
     </w:p>
-    <w:p>
+    <w:p ns2:paraId="77E19DC2" ns2:textId="149C66DA">
       <w:pPr>
         <w:pStyle w:val="Prrafodelista"/>
         <w:numPr>
@@ -2933,14 +2933,14 @@
         <w:rPr>
           <w:rFonts w:ascii="Arial Narrow" w:eastAsia="Arial Narrow" w:hAnsi="Arial Narrow" w:cs="Arial Narrow"/>
           <w:kern w:val="0"/>
-          <w14:ligatures w14:val="none"/>
-        </w:rPr>
-      </w:pPr>
-      <w:r>
-        <w:rPr>
-          <w:rFonts w:ascii="Arial Narrow" w:eastAsia="Arial Narrow" w:hAnsi="Arial Narrow" w:cs="Arial Narrow"/>
-          <w:kern w:val="0"/>
-          <w14:ligatures w14:val="none"/>
+          <ns2:ligatures ns2:val="none"/>
+        </w:rPr>
+      </w:pPr>
+      <w:r>
+        <w:rPr>
+          <w:rFonts w:ascii="Arial Narrow" w:eastAsia="Arial Narrow" w:hAnsi="Arial Narrow" w:cs="Arial Narrow"/>
+          <w:kern w:val="0"/>
+          <ns2:ligatures ns2:val="none"/>
         </w:rPr>
         <w:t xml:space="preserve">Presunta infracción a los artículos 18 y 19 de la Ley 29571, Código de Protección y Defensa del Consumidor, en tanto el </w:t>
       </w:r>
@@ -2948,7 +2948,7 @@
         <w:rPr>
           <w:rFonts w:ascii="Arial Narrow" w:eastAsia="Arial Narrow" w:hAnsi="Arial Narrow" w:cs="Arial Narrow"/>
           <w:kern w:val="0"/>
-          <w14:ligatures w14:val="none"/>
+          <ns2:ligatures ns2:val="none"/>
         </w:rPr>
         <w:t>Comité de Administración del Fondo de Asistencia y Estímulo de los Trabajadores del Sector Educación</w:t>
       </w:r>
@@ -2956,7 +2956,7 @@
         <w:rPr>
           <w:rFonts w:ascii="Arial Narrow" w:eastAsia="Arial Narrow" w:hAnsi="Arial Narrow" w:cs="Arial Narrow"/>
           <w:kern w:val="0"/>
-          <w14:ligatures w14:val="none"/>
+          <ns2:ligatures ns2:val="none"/>
         </w:rPr>
         <w:t xml:space="preserve"> habría efectuado en noviembre de 2025 un doble descuento correspondiente al Seguro de Sepelio – Póliza UA073055-04185218-0000 por un importe total de S/ 165,80, equivalente a dos aportes mensuales de S/ 82,90.</w:t>
       </w:r>
@@ -2964,12 +2964,12 @@
         <w:rPr>
           <w:rFonts w:ascii="Arial Narrow" w:eastAsia="Arial Narrow" w:hAnsi="Arial Narrow" w:cs="Arial Narrow"/>
           <w:kern w:val="0"/>
-          <w14:ligatures w14:val="none"/>
+          <ns2:ligatures ns2:val="none"/>
         </w:rPr>
         <w:t xml:space="preserve"> </w:t>
       </w:r>
     </w:p>
-    <w:p>
+    <w:p ns2:paraId="256E0ABF" ns2:textId="77777777">
       <w:pPr>
         <w:pStyle w:val="Prrafodelista"/>
         <w:spacing w:after="0" w:line="240" w:lineRule="auto"/>
@@ -2978,11 +2978,11 @@
         <w:rPr>
           <w:rFonts w:ascii="Arial Narrow" w:eastAsia="Arial Narrow" w:hAnsi="Arial Narrow" w:cs="Arial Narrow"/>
           <w:kern w:val="0"/>
-          <w14:ligatures w14:val="none"/>
-        </w:rPr>
-      </w:pPr>
-    </w:p>
-    <w:p>
+          <ns2:ligatures ns2:val="none"/>
+        </w:rPr>
+      </w:pPr>
+    </w:p>
+    <w:p ns2:paraId="099F1130" ns2:textId="6CD2979B">
       <w:pPr>
         <w:pStyle w:val="Prrafodelista"/>
         <w:numPr>
@@ -2998,14 +2998,14 @@
         <w:rPr>
           <w:rFonts w:ascii="Arial Narrow" w:eastAsia="Arial Narrow" w:hAnsi="Arial Narrow" w:cs="Arial Narrow"/>
           <w:kern w:val="0"/>
-          <w14:ligatures w14:val="none"/>
-        </w:rPr>
-      </w:pPr>
-      <w:r>
-        <w:rPr>
-          <w:rFonts w:ascii="Arial Narrow" w:eastAsia="Arial Narrow" w:hAnsi="Arial Narrow" w:cs="Arial Narrow"/>
-          <w:kern w:val="0"/>
-          <w14:ligatures w14:val="none"/>
+          <ns2:ligatures ns2:val="none"/>
+        </w:rPr>
+      </w:pPr>
+      <w:r>
+        <w:rPr>
+          <w:rFonts w:ascii="Arial Narrow" w:eastAsia="Arial Narrow" w:hAnsi="Arial Narrow" w:cs="Arial Narrow"/>
+          <w:kern w:val="0"/>
+          <ns2:ligatures ns2:val="none"/>
         </w:rPr>
         <w:lastRenderedPageBreak/>
         <w:t xml:space="preserve">Presunta infracción a los artículos 18 y 19 de la Ley 29571, Código de Protección y Defensa del Consumidor, en tanto el </w:t>
@@ -3014,7 +3014,7 @@
         <w:rPr>
           <w:rFonts w:ascii="Arial Narrow" w:eastAsia="Arial Narrow" w:hAnsi="Arial Narrow" w:cs="Arial Narrow"/>
           <w:kern w:val="0"/>
-          <w14:ligatures w14:val="none"/>
+          <ns2:ligatures ns2:val="none"/>
         </w:rPr>
         <w:t xml:space="preserve">Comité de Administración del Fondo de Asistencia y Estímulo de los Trabajadores del Sector Educación </w:t>
       </w:r>
@@ -3022,12 +3022,12 @@
         <w:rPr>
           <w:rFonts w:ascii="Arial Narrow" w:eastAsia="Arial Narrow" w:hAnsi="Arial Narrow" w:cs="Arial Narrow"/>
           <w:kern w:val="0"/>
-          <w14:ligatures w14:val="none"/>
+          <ns2:ligatures ns2:val="none"/>
         </w:rPr>
         <w:t>habría efectuado en noviembre de 2025 un doble descuento correspondiente al Seguro de Vida – Póliza 72070856 por un importe total de S/ 42,00, equivalente a dos aportes mensuales de S/ 21,00.</w:t>
       </w:r>
     </w:p>
-    <w:p>
+    <w:p ns2:paraId="36632313" ns2:textId="77777777">
       <w:pPr>
         <w:pStyle w:val="Prrafodelista"/>
         <w:spacing w:after="0" w:line="240" w:lineRule="auto"/>
@@ -3036,11 +3036,11 @@
         <w:rPr>
           <w:rFonts w:ascii="Arial Narrow" w:eastAsia="Arial Narrow" w:hAnsi="Arial Narrow" w:cs="Arial Narrow"/>
           <w:kern w:val="0"/>
-          <w14:ligatures w14:val="none"/>
-        </w:rPr>
-      </w:pPr>
-    </w:p>
-    <w:p>
+          <ns2:ligatures ns2:val="none"/>
+        </w:rPr>
+      </w:pPr>
+    </w:p>
+    <w:p ns2:paraId="14455211" ns2:textId="6DB01344">
       <w:pPr>
         <w:pStyle w:val="Prrafodelista"/>
         <w:numPr>
@@ -3056,14 +3056,14 @@
         <w:rPr>
           <w:rFonts w:ascii="Arial Narrow" w:eastAsia="Arial Narrow" w:hAnsi="Arial Narrow" w:cs="Arial Narrow"/>
           <w:kern w:val="0"/>
-          <w14:ligatures w14:val="none"/>
-        </w:rPr>
-      </w:pPr>
-      <w:r>
-        <w:rPr>
-          <w:rFonts w:ascii="Arial Narrow" w:eastAsia="Arial Narrow" w:hAnsi="Arial Narrow" w:cs="Arial Narrow"/>
-          <w:kern w:val="0"/>
-          <w14:ligatures w14:val="none"/>
+          <ns2:ligatures ns2:val="none"/>
+        </w:rPr>
+      </w:pPr>
+      <w:r>
+        <w:rPr>
+          <w:rFonts w:ascii="Arial Narrow" w:eastAsia="Arial Narrow" w:hAnsi="Arial Narrow" w:cs="Arial Narrow"/>
+          <w:kern w:val="0"/>
+          <ns2:ligatures ns2:val="none"/>
         </w:rPr>
         <w:t xml:space="preserve">Presunta infracción a los artículos 18 y 19 de la Ley 29571, Código de Protección y Defensa del Consumidor, en tanto el </w:t>
       </w:r>
@@ -3071,7 +3071,7 @@
         <w:rPr>
           <w:rFonts w:ascii="Arial Narrow" w:eastAsia="Arial Narrow" w:hAnsi="Arial Narrow" w:cs="Arial Narrow"/>
           <w:kern w:val="0"/>
-          <w14:ligatures w14:val="none"/>
+          <ns2:ligatures ns2:val="none"/>
         </w:rPr>
         <w:t xml:space="preserve">Comité de Administración del Fondo de Asistencia y Estímulo de los Trabajadores del Sector Educación </w:t>
       </w:r>
@@ -3079,7 +3079,7 @@
         <w:rPr>
           <w:rFonts w:ascii="Arial Narrow" w:eastAsia="Arial Narrow" w:hAnsi="Arial Narrow" w:cs="Arial Narrow"/>
           <w:kern w:val="0"/>
-          <w14:ligatures w14:val="none"/>
+          <ns2:ligatures ns2:val="none"/>
         </w:rPr>
         <w:t xml:space="preserve">no habría efectuado para julio de 2026 la exclusión de las dos hijas del </w:t>
       </w:r>
@@ -3087,7 +3087,7 @@
         <w:rPr>
           <w:rFonts w:ascii="Arial Narrow" w:eastAsia="Arial Narrow" w:hAnsi="Arial Narrow" w:cs="Arial Narrow"/>
           <w:kern w:val="0"/>
-          <w14:ligatures w14:val="none"/>
+          <ns2:ligatures ns2:val="none"/>
         </w:rPr>
         <w:t>denunciante</w:t>
       </w:r>
@@ -3095,23 +3095,23 @@
         <w:rPr>
           <w:rFonts w:ascii="Arial Narrow" w:eastAsia="Arial Narrow" w:hAnsi="Arial Narrow" w:cs="Arial Narrow"/>
           <w:kern w:val="0"/>
-          <w14:ligatures w14:val="none"/>
+          <ns2:ligatures ns2:val="none"/>
         </w:rPr>
         <w:t xml:space="preserve"> de la cobertura del Seguro de Sepelio – Póliza UA073055-04185218-0000 solicitada el 15 de junio de 2026, al comunicar mediante la Carta 149-2026 del 26 de junio de 2026 que dicha exclusión surtiría efectos en agosto de 2026.</w:t>
       </w:r>
     </w:p>
-    <w:p>
-      <w:pPr>
-        <w:spacing w:after="0" w:line="240" w:lineRule="auto"/>
-        <w:jc w:val="both"/>
-        <w:rPr>
-          <w:rFonts w:ascii="Arial Narrow" w:eastAsia="Arial Narrow" w:hAnsi="Arial Narrow" w:cs="Arial Narrow"/>
-          <w:kern w:val="0"/>
-          <w14:ligatures w14:val="none"/>
-        </w:rPr>
-      </w:pPr>
-    </w:p>
-    <w:p>
+    <w:p ns2:paraId="738BBC3C" ns2:textId="77777777">
+      <w:pPr>
+        <w:spacing w:after="0" w:line="240" w:lineRule="auto"/>
+        <w:jc w:val="both"/>
+        <w:rPr>
+          <w:rFonts w:ascii="Arial Narrow" w:eastAsia="Arial Narrow" w:hAnsi="Arial Narrow" w:cs="Arial Narrow"/>
+          <w:kern w:val="0"/>
+          <ns2:ligatures ns2:val="none"/>
+        </w:rPr>
+      </w:pPr>
+    </w:p>
+    <w:p ns2:paraId="29031FA4" ns2:textId="78A58746">
       <w:pPr>
         <w:pStyle w:val="Prrafodelista"/>
         <w:numPr>
@@ -3132,7 +3132,7 @@
         <w:rPr>
           <w:rFonts w:ascii="Arial Narrow" w:eastAsia="Arial Narrow" w:hAnsi="Arial Narrow" w:cs="Arial Narrow"/>
           <w:kern w:val="0"/>
-          <w14:ligatures w14:val="none"/>
+          <ns2:ligatures ns2:val="none"/>
         </w:rPr>
         <w:t xml:space="preserve">Presunta infracción a los artículos 18 y 19 de la Ley 29571, Código de Protección y Defensa del Consumidor, en tanto el </w:t>
       </w:r>
@@ -3140,7 +3140,7 @@
         <w:rPr>
           <w:rFonts w:ascii="Arial Narrow" w:eastAsia="Arial Narrow" w:hAnsi="Arial Narrow" w:cs="Arial Narrow"/>
           <w:kern w:val="0"/>
-          <w14:ligatures w14:val="none"/>
+          <ns2:ligatures ns2:val="none"/>
         </w:rPr>
         <w:t xml:space="preserve">Comité de Administración del Fondo de Asistencia y Estímulo de los Trabajadores del Sector Educación </w:t>
       </w:r>
@@ -3148,7 +3148,7 @@
         <w:rPr>
           <w:rFonts w:ascii="Arial Narrow" w:eastAsia="Arial Narrow" w:hAnsi="Arial Narrow" w:cs="Arial Narrow"/>
           <w:kern w:val="0"/>
-          <w14:ligatures w14:val="none"/>
+          <ns2:ligatures ns2:val="none"/>
         </w:rPr>
         <w:t xml:space="preserve">habría mantenido al 16 de julio de 2026 en los registros vinculados al Seguro de Sepelio – Póliza UA073055-04185218-0000 las fechas de nacimiento 7 de enero de 1982 y 13 de agosto </w:t>
       </w:r>
@@ -3156,7 +3156,7 @@
         <w:rPr>
           <w:rFonts w:ascii="Arial Narrow" w:eastAsia="Arial Narrow" w:hAnsi="Arial Narrow" w:cs="Arial Narrow"/>
           <w:kern w:val="0"/>
-          <w14:ligatures w14:val="none"/>
+          <ns2:ligatures ns2:val="none"/>
         </w:rPr>
         <w:t xml:space="preserve">de 1984 respecto de las hijas del </w:t>
       </w:r>
@@ -3164,7 +3164,7 @@
         <w:rPr>
           <w:rFonts w:ascii="Arial Narrow" w:eastAsia="Arial Narrow" w:hAnsi="Arial Narrow" w:cs="Arial Narrow"/>
           <w:kern w:val="0"/>
-          <w14:ligatures w14:val="none"/>
+          <ns2:ligatures ns2:val="none"/>
         </w:rPr>
         <w:t>denunciante</w:t>
       </w:r>
@@ -3172,7 +3172,7 @@
         <w:rPr>
           <w:rFonts w:ascii="Arial Narrow" w:eastAsia="Arial Narrow" w:hAnsi="Arial Narrow" w:cs="Arial Narrow"/>
           <w:kern w:val="0"/>
-          <w14:ligatures w14:val="none"/>
+          <ns2:ligatures ns2:val="none"/>
         </w:rPr>
         <w:t xml:space="preserve">, pese a que este </w:t>
       </w:r>
@@ -3180,7 +3180,7 @@
         <w:rPr>
           <w:rFonts w:ascii="Arial Narrow" w:eastAsia="Arial Narrow" w:hAnsi="Arial Narrow" w:cs="Arial Narrow"/>
           <w:kern w:val="0"/>
-          <w14:ligatures w14:val="none"/>
+          <ns2:ligatures ns2:val="none"/>
         </w:rPr>
         <w:t>los referidos</w:t>
       </w:r>
@@ -3188,7 +3188,7 @@
         <w:rPr>
           <w:rFonts w:ascii="Arial Narrow" w:eastAsia="Arial Narrow" w:hAnsi="Arial Narrow" w:cs="Arial Narrow"/>
           <w:kern w:val="0"/>
-          <w14:ligatures w14:val="none"/>
+          <ns2:ligatures ns2:val="none"/>
         </w:rPr>
         <w:t xml:space="preserve"> datos </w:t>
       </w:r>
@@ -3196,7 +3196,7 @@
         <w:rPr>
           <w:rFonts w:ascii="Arial Narrow" w:eastAsia="Arial Narrow" w:hAnsi="Arial Narrow" w:cs="Arial Narrow"/>
           <w:kern w:val="0"/>
-          <w14:ligatures w14:val="none"/>
+          <ns2:ligatures ns2:val="none"/>
         </w:rPr>
         <w:t>son</w:t>
       </w:r>
@@ -3204,12 +3204,12 @@
         <w:rPr>
           <w:rFonts w:ascii="Arial Narrow" w:eastAsia="Arial Narrow" w:hAnsi="Arial Narrow" w:cs="Arial Narrow"/>
           <w:kern w:val="0"/>
-          <w14:ligatures w14:val="none"/>
+          <ns2:ligatures ns2:val="none"/>
         </w:rPr>
         <w:t xml:space="preserve"> incorrectos.</w:t>
       </w:r>
     </w:p>
-    <w:p>
+    <w:p ns2:paraId="668FDF4B" ns2:textId="77777777">
       <w:pPr>
         <w:pStyle w:val="Prrafodelista"/>
         <w:spacing w:after="0" w:line="240" w:lineRule="auto"/>
@@ -3218,13 +3218,13 @@
         <w:rPr>
           <w:rFonts w:ascii="Arial Narrow" w:eastAsia="Arial Narrow" w:hAnsi="Arial Narrow" w:cs="Arial Narrow"/>
           <w:kern w:val="0"/>
-          <w14:ligatures w14:val="none"/>
+          <ns2:ligatures ns2:val="none"/>
         </w:rPr>
       </w:pPr>
     </w:p>
     <w:bookmarkEnd w:id="20"/>
     <w:bookmarkEnd w:id="21"/>
-    <w:p>
+    <w:p ns2:paraId="2B5CAAD1" ns2:textId="62EB3DB0">
       <w:pPr>
         <w:pStyle w:val="Prrafodelista"/>
         <w:numPr>
@@ -3240,14 +3240,14 @@
         <w:rPr>
           <w:rFonts w:ascii="Arial Narrow" w:eastAsia="Arial Narrow" w:hAnsi="Arial Narrow" w:cs="Arial Narrow"/>
           <w:kern w:val="0"/>
-          <w14:ligatures w14:val="none"/>
-        </w:rPr>
-      </w:pPr>
-      <w:r>
-        <w:rPr>
-          <w:rFonts w:ascii="Arial Narrow" w:eastAsia="Arial Narrow" w:hAnsi="Arial Narrow" w:cs="Arial Narrow"/>
-          <w:kern w:val="0"/>
-          <w14:ligatures w14:val="none"/>
+          <ns2:ligatures ns2:val="none"/>
+        </w:rPr>
+      </w:pPr>
+      <w:r>
+        <w:rPr>
+          <w:rFonts w:ascii="Arial Narrow" w:eastAsia="Arial Narrow" w:hAnsi="Arial Narrow" w:cs="Arial Narrow"/>
+          <w:kern w:val="0"/>
+          <ns2:ligatures ns2:val="none"/>
         </w:rPr>
         <w:t xml:space="preserve">Presunta infracción al literal c) del numeral 56.1 del artículo 56 de la Ley 29571, Código de Protección y Defensa del Consumidor, en tanto el </w:t>
       </w:r>
@@ -3255,7 +3255,7 @@
         <w:rPr>
           <w:rFonts w:ascii="Arial Narrow" w:eastAsia="Arial Narrow" w:hAnsi="Arial Narrow" w:cs="Arial Narrow"/>
           <w:kern w:val="0"/>
-          <w14:ligatures w14:val="none"/>
+          <ns2:ligatures ns2:val="none"/>
         </w:rPr>
         <w:t xml:space="preserve">Comité de Administración del Fondo de Asistencia y Estímulo de los Trabajadores del </w:t>
       </w:r>
@@ -3263,7 +3263,7 @@
         <w:rPr>
           <w:rFonts w:ascii="Arial Narrow" w:eastAsia="Arial Narrow" w:hAnsi="Arial Narrow" w:cs="Arial Narrow"/>
           <w:kern w:val="0"/>
-          <w14:ligatures w14:val="none"/>
+          <ns2:ligatures ns2:val="none"/>
         </w:rPr>
         <w:t xml:space="preserve">Sector Educación </w:t>
       </w:r>
@@ -3271,7 +3271,7 @@
         <w:rPr>
           <w:rFonts w:ascii="Arial Narrow" w:eastAsia="Arial Narrow" w:hAnsi="Arial Narrow" w:cs="Arial Narrow"/>
           <w:kern w:val="0"/>
-          <w14:ligatures w14:val="none"/>
+          <ns2:ligatures ns2:val="none"/>
         </w:rPr>
         <w:t xml:space="preserve">habría modificado </w:t>
       </w:r>
@@ -3279,7 +3279,7 @@
         <w:rPr>
           <w:rFonts w:ascii="Arial Narrow" w:eastAsia="Arial Narrow" w:hAnsi="Arial Narrow" w:cs="Arial Narrow"/>
           <w:kern w:val="0"/>
-          <w14:ligatures w14:val="none"/>
+          <ns2:ligatures ns2:val="none"/>
         </w:rPr>
         <w:t>unilateralmente</w:t>
       </w:r>
@@ -3287,7 +3287,7 @@
         <w:rPr>
           <w:rFonts w:ascii="Arial Narrow" w:eastAsia="Arial Narrow" w:hAnsi="Arial Narrow" w:cs="Arial Narrow"/>
           <w:kern w:val="0"/>
-          <w14:ligatures w14:val="none"/>
+          <ns2:ligatures ns2:val="none"/>
         </w:rPr>
         <w:t xml:space="preserve"> </w:t>
       </w:r>
@@ -3295,7 +3295,7 @@
         <w:rPr>
           <w:rFonts w:ascii="Arial Narrow" w:eastAsia="Arial Narrow" w:hAnsi="Arial Narrow" w:cs="Arial Narrow"/>
           <w:kern w:val="0"/>
-          <w14:ligatures w14:val="none"/>
+          <ns2:ligatures ns2:val="none"/>
         </w:rPr>
         <w:t xml:space="preserve">y sin consentimiento expreso del denunciante </w:t>
       </w:r>
@@ -3303,12 +3303,12 @@
         <w:rPr>
           <w:rFonts w:ascii="Arial Narrow" w:eastAsia="Arial Narrow" w:hAnsi="Arial Narrow" w:cs="Arial Narrow"/>
           <w:kern w:val="0"/>
-          <w14:ligatures w14:val="none"/>
+          <ns2:ligatures ns2:val="none"/>
         </w:rPr>
         <w:t>las condiciones económicas del Seguro de Sepelio – Póliza UA073055-04185218-0000, al incrementar el aporte mensual de S/ 46,00 a S/ 82,90 desde el 1 de abril de 2023 hasta el 30 de junio de 2026.</w:t>
       </w:r>
     </w:p>
-    <w:p>
+    <w:p ns2:paraId="1D11EB4B" ns2:textId="77777777">
       <w:pPr>
         <w:pStyle w:val="Prrafodelista"/>
         <w:spacing w:after="0" w:line="240" w:lineRule="auto"/>
@@ -3317,11 +3317,11 @@
         <w:rPr>
           <w:rFonts w:ascii="Arial Narrow" w:eastAsia="Arial Narrow" w:hAnsi="Arial Narrow" w:cs="Arial Narrow"/>
           <w:kern w:val="0"/>
-          <w14:ligatures w14:val="none"/>
-        </w:rPr>
-      </w:pPr>
-    </w:p>
-    <w:p>
+          <ns2:ligatures ns2:val="none"/>
+        </w:rPr>
+      </w:pPr>
+    </w:p>
+    <w:p ns2:paraId="537C6E24" ns2:textId="4D9BDC90">
       <w:pPr>
         <w:pStyle w:val="Prrafodelista"/>
         <w:numPr>
@@ -3337,14 +3337,14 @@
         <w:rPr>
           <w:rFonts w:ascii="Arial Narrow" w:eastAsia="Arial Narrow" w:hAnsi="Arial Narrow" w:cs="Arial Narrow"/>
           <w:kern w:val="0"/>
-          <w14:ligatures w14:val="none"/>
-        </w:rPr>
-      </w:pPr>
-      <w:r>
-        <w:rPr>
-          <w:rFonts w:ascii="Arial Narrow" w:eastAsia="Arial Narrow" w:hAnsi="Arial Narrow" w:cs="Arial Narrow"/>
-          <w:kern w:val="0"/>
-          <w14:ligatures w14:val="none"/>
+          <ns2:ligatures ns2:val="none"/>
+        </w:rPr>
+      </w:pPr>
+      <w:r>
+        <w:rPr>
+          <w:rFonts w:ascii="Arial Narrow" w:eastAsia="Arial Narrow" w:hAnsi="Arial Narrow" w:cs="Arial Narrow"/>
+          <w:kern w:val="0"/>
+          <ns2:ligatures ns2:val="none"/>
         </w:rPr>
         <w:t xml:space="preserve">Presunta infracción al literal c) del numeral 56.1 del artículo 56 de la Ley 29571, Código de Protección y Defensa del Consumidor, en tanto el </w:t>
       </w:r>
@@ -3352,7 +3352,7 @@
         <w:rPr>
           <w:rFonts w:ascii="Arial Narrow" w:eastAsia="Arial Narrow" w:hAnsi="Arial Narrow" w:cs="Arial Narrow"/>
           <w:kern w:val="0"/>
-          <w14:ligatures w14:val="none"/>
+          <ns2:ligatures ns2:val="none"/>
         </w:rPr>
         <w:t xml:space="preserve">Comité de Administración del Fondo de Asistencia y Estímulo de los Trabajadores del Sector Educación </w:t>
       </w:r>
@@ -3360,7 +3360,7 @@
         <w:rPr>
           <w:rFonts w:ascii="Arial Narrow" w:eastAsia="Arial Narrow" w:hAnsi="Arial Narrow" w:cs="Arial Narrow"/>
           <w:kern w:val="0"/>
-          <w14:ligatures w14:val="none"/>
+          <ns2:ligatures ns2:val="none"/>
         </w:rPr>
         <w:t xml:space="preserve">habría modificado </w:t>
       </w:r>
@@ -3368,7 +3368,7 @@
         <w:rPr>
           <w:rFonts w:ascii="Arial Narrow" w:eastAsia="Arial Narrow" w:hAnsi="Arial Narrow" w:cs="Arial Narrow"/>
           <w:kern w:val="0"/>
-          <w14:ligatures w14:val="none"/>
+          <ns2:ligatures ns2:val="none"/>
         </w:rPr>
         <w:t>unilateralmente</w:t>
       </w:r>
@@ -3376,7 +3376,7 @@
         <w:rPr>
           <w:rFonts w:ascii="Arial Narrow" w:eastAsia="Arial Narrow" w:hAnsi="Arial Narrow" w:cs="Arial Narrow"/>
           <w:kern w:val="0"/>
-          <w14:ligatures w14:val="none"/>
+          <ns2:ligatures ns2:val="none"/>
         </w:rPr>
         <w:t xml:space="preserve"> </w:t>
       </w:r>
@@ -3384,7 +3384,7 @@
         <w:rPr>
           <w:rFonts w:ascii="Arial Narrow" w:eastAsia="Arial Narrow" w:hAnsi="Arial Narrow" w:cs="Arial Narrow"/>
           <w:kern w:val="0"/>
-          <w14:ligatures w14:val="none"/>
+          <ns2:ligatures ns2:val="none"/>
         </w:rPr>
         <w:t xml:space="preserve">y sin consentimiento expreso del enunciante </w:t>
       </w:r>
@@ -3392,12 +3392,12 @@
         <w:rPr>
           <w:rFonts w:ascii="Arial Narrow" w:eastAsia="Arial Narrow" w:hAnsi="Arial Narrow" w:cs="Arial Narrow"/>
           <w:kern w:val="0"/>
-          <w14:ligatures w14:val="none"/>
+          <ns2:ligatures ns2:val="none"/>
         </w:rPr>
         <w:t>las condiciones económicas del Seguro de Vida – Póliza 72070856, al incrementar el aporte mensual de S/ 15,00 a S/ 21,00 desde el 1 de abril de 2023 hasta el 30 de junio de 2026.</w:t>
       </w:r>
     </w:p>
-    <w:p>
+    <w:p ns2:paraId="679A495F" ns2:textId="77777777">
       <w:pPr>
         <w:pStyle w:val="Prrafodelista"/>
         <w:spacing w:after="0" w:line="240" w:lineRule="auto"/>
@@ -3406,11 +3406,11 @@
         <w:rPr>
           <w:rFonts w:ascii="Arial Narrow" w:eastAsia="Arial Narrow" w:hAnsi="Arial Narrow" w:cs="Arial Narrow"/>
           <w:kern w:val="0"/>
-          <w14:ligatures w14:val="none"/>
-        </w:rPr>
-      </w:pPr>
-    </w:p>
-    <w:p>
+          <ns2:ligatures ns2:val="none"/>
+        </w:rPr>
+      </w:pPr>
+    </w:p>
+    <w:p ns2:paraId="24FDA9BD" ns2:textId="5DEA63F1">
       <w:pPr>
         <w:pStyle w:val="Prrafodelista"/>
         <w:numPr>
@@ -3426,14 +3426,14 @@
         <w:rPr>
           <w:rFonts w:ascii="Arial Narrow" w:eastAsia="Arial Narrow" w:hAnsi="Arial Narrow" w:cs="Arial Narrow"/>
           <w:kern w:val="0"/>
-          <w14:ligatures w14:val="none"/>
-        </w:rPr>
-      </w:pPr>
-      <w:r>
-        <w:rPr>
-          <w:rFonts w:ascii="Arial Narrow" w:eastAsia="Arial Narrow" w:hAnsi="Arial Narrow" w:cs="Arial Narrow"/>
-          <w:kern w:val="0"/>
-          <w14:ligatures w14:val="none"/>
+          <ns2:ligatures ns2:val="none"/>
+        </w:rPr>
+      </w:pPr>
+      <w:r>
+        <w:rPr>
+          <w:rFonts w:ascii="Arial Narrow" w:eastAsia="Arial Narrow" w:hAnsi="Arial Narrow" w:cs="Arial Narrow"/>
+          <w:kern w:val="0"/>
+          <ns2:ligatures ns2:val="none"/>
         </w:rPr>
         <w:t xml:space="preserve">Presunta infracción al literal b) del numeral 1.1 del artículo 1 y al artículo 2 de la Ley 29571, Código de Protección y Defensa del Consumidor, en tanto el </w:t>
       </w:r>
@@ -3441,7 +3441,7 @@
         <w:rPr>
           <w:rFonts w:ascii="Arial Narrow" w:eastAsia="Arial Narrow" w:hAnsi="Arial Narrow" w:cs="Arial Narrow"/>
           <w:kern w:val="0"/>
-          <w14:ligatures w14:val="none"/>
+          <ns2:ligatures ns2:val="none"/>
         </w:rPr>
         <w:t xml:space="preserve">Comité de Administración del Fondo de Asistencia y Estímulo de los Trabajadores del Sector Educación </w:t>
       </w:r>
@@ -3449,7 +3449,7 @@
         <w:rPr>
           <w:rFonts w:ascii="Arial Narrow" w:eastAsia="Arial Narrow" w:hAnsi="Arial Narrow" w:cs="Arial Narrow"/>
           <w:kern w:val="0"/>
-          <w14:ligatures w14:val="none"/>
+          <ns2:ligatures ns2:val="none"/>
         </w:rPr>
         <w:t xml:space="preserve">no habría informado </w:t>
       </w:r>
@@ -3457,7 +3457,7 @@
         <w:rPr>
           <w:rFonts w:ascii="Arial Narrow" w:eastAsia="Arial Narrow" w:hAnsi="Arial Narrow" w:cs="Arial Narrow"/>
           <w:kern w:val="0"/>
-          <w14:ligatures w14:val="none"/>
+          <ns2:ligatures ns2:val="none"/>
         </w:rPr>
         <w:t>oportunamente</w:t>
       </w:r>
@@ -3465,12 +3465,12 @@
         <w:rPr>
           <w:rFonts w:ascii="Arial Narrow" w:eastAsia="Arial Narrow" w:hAnsi="Arial Narrow" w:cs="Arial Narrow"/>
           <w:kern w:val="0"/>
-          <w14:ligatures w14:val="none"/>
+          <ns2:ligatures ns2:val="none"/>
         </w:rPr>
         <w:t xml:space="preserve"> al consumidor las razones, el sustento ni el importe del incremento del aporte mensual del Seguro de Sepelio – Póliza UA073055-04185218-0000 de S/ 46,00 a S/ 82,90 aplicado desde el 1 de abril de 2023.</w:t>
       </w:r>
     </w:p>
-    <w:p>
+    <w:p ns2:paraId="3265848A" ns2:textId="77777777">
       <w:pPr>
         <w:pStyle w:val="Prrafodelista"/>
         <w:spacing w:after="0" w:line="240" w:lineRule="auto"/>
@@ -3479,11 +3479,11 @@
         <w:rPr>
           <w:rFonts w:ascii="Arial Narrow" w:eastAsia="Arial Narrow" w:hAnsi="Arial Narrow" w:cs="Arial Narrow"/>
           <w:kern w:val="0"/>
-          <w14:ligatures w14:val="none"/>
-        </w:rPr>
-      </w:pPr>
-    </w:p>
-    <w:p>
+          <ns2:ligatures ns2:val="none"/>
+        </w:rPr>
+      </w:pPr>
+    </w:p>
+    <w:p ns2:paraId="7B9A638B" ns2:textId="2F890EF8">
       <w:pPr>
         <w:pStyle w:val="Prrafodelista"/>
         <w:numPr>
@@ -3499,14 +3499,14 @@
         <w:rPr>
           <w:rFonts w:ascii="Arial Narrow" w:eastAsia="Arial Narrow" w:hAnsi="Arial Narrow" w:cs="Arial Narrow"/>
           <w:kern w:val="0"/>
-          <w14:ligatures w14:val="none"/>
-        </w:rPr>
-      </w:pPr>
-      <w:r>
-        <w:rPr>
-          <w:rFonts w:ascii="Arial Narrow" w:eastAsia="Arial Narrow" w:hAnsi="Arial Narrow" w:cs="Arial Narrow"/>
-          <w:kern w:val="0"/>
-          <w14:ligatures w14:val="none"/>
+          <ns2:ligatures ns2:val="none"/>
+        </w:rPr>
+      </w:pPr>
+      <w:r>
+        <w:rPr>
+          <w:rFonts w:ascii="Arial Narrow" w:eastAsia="Arial Narrow" w:hAnsi="Arial Narrow" w:cs="Arial Narrow"/>
+          <w:kern w:val="0"/>
+          <ns2:ligatures ns2:val="none"/>
         </w:rPr>
         <w:t xml:space="preserve">Presunta infracción al literal b) del numeral 1.1 del artículo 1 y al artículo 2 de la Ley 29571, Código de Protección y Defensa del Consumidor, en tanto el </w:t>
       </w:r>
@@ -3514,7 +3514,7 @@
         <w:rPr>
           <w:rFonts w:ascii="Arial Narrow" w:eastAsia="Arial Narrow" w:hAnsi="Arial Narrow" w:cs="Arial Narrow"/>
           <w:kern w:val="0"/>
-          <w14:ligatures w14:val="none"/>
+          <ns2:ligatures ns2:val="none"/>
         </w:rPr>
         <w:t xml:space="preserve">Comité de Administración del Fondo de Asistencia y Estímulo de los Trabajadores del Sector Educación </w:t>
       </w:r>
@@ -3522,7 +3522,7 @@
         <w:rPr>
           <w:rFonts w:ascii="Arial Narrow" w:eastAsia="Arial Narrow" w:hAnsi="Arial Narrow" w:cs="Arial Narrow"/>
           <w:kern w:val="0"/>
-          <w14:ligatures w14:val="none"/>
+          <ns2:ligatures ns2:val="none"/>
         </w:rPr>
         <w:t xml:space="preserve">no habría informado </w:t>
       </w:r>
@@ -3530,7 +3530,7 @@
         <w:rPr>
           <w:rFonts w:ascii="Arial Narrow" w:eastAsia="Arial Narrow" w:hAnsi="Arial Narrow" w:cs="Arial Narrow"/>
           <w:kern w:val="0"/>
-          <w14:ligatures w14:val="none"/>
+          <ns2:ligatures ns2:val="none"/>
         </w:rPr>
         <w:t>oportunamente</w:t>
       </w:r>
@@ -3538,12 +3538,12 @@
         <w:rPr>
           <w:rFonts w:ascii="Arial Narrow" w:eastAsia="Arial Narrow" w:hAnsi="Arial Narrow" w:cs="Arial Narrow"/>
           <w:kern w:val="0"/>
-          <w14:ligatures w14:val="none"/>
+          <ns2:ligatures ns2:val="none"/>
         </w:rPr>
         <w:t xml:space="preserve"> al consumidor las razones, el sustento ni el importe del incremento del aporte mensual del Seguro de Vida – Póliza 72070856 de S/ 15,00 a S/ 21,00 aplicado desde el 1 de abril de 2023.</w:t>
       </w:r>
     </w:p>
-    <w:p>
+    <w:p ns2:paraId="521DC261" ns2:textId="77777777">
       <w:pPr>
         <w:spacing w:after="0" w:line="240" w:lineRule="auto"/>
         <w:jc w:val="both"/>
@@ -3552,7 +3552,7 @@
         </w:rPr>
       </w:pPr>
     </w:p>
-    <w:p>
+    <w:p ns2:paraId="5319968C" ns2:textId="5A46D493">
       <w:pPr>
         <w:spacing w:after="0" w:line="240" w:lineRule="auto"/>
         <w:contextualSpacing/>
@@ -3560,7 +3560,7 @@
         <w:rPr>
           <w:rFonts w:ascii="Arial Narrow" w:eastAsia="Calibri" w:hAnsi="Arial Narrow" w:cs="Arial"/>
           <w:kern w:val="0"/>
-          <w14:ligatures w14:val="none"/>
+          <ns2:ligatures ns2:val="none"/>
         </w:rPr>
       </w:pPr>
       <w:r>
@@ -3600,7 +3600,7 @@
         <w:t>.</w:t>
       </w:r>
     </w:p>
-    <w:p>
+    <w:p ns2:paraId="17B14849" ns2:textId="77777777">
       <w:pPr>
         <w:spacing w:after="0" w:line="240" w:lineRule="auto"/>
         <w:contextualSpacing/>
@@ -3610,20 +3610,20 @@
           <w:color w:val="000000"/>
           <w:kern w:val="0"/>
           <w:lang w:eastAsia="es-PE"/>
-          <w14:ligatures w14:val="none"/>
-        </w:rPr>
-      </w:pPr>
-    </w:p>
-    <w:p>
-      <w:pPr>
-        <w:spacing w:after="0" w:line="240" w:lineRule="auto"/>
-        <w:jc w:val="both"/>
-        <w:rPr>
-          <w:rFonts w:ascii="Arial Narrow" w:eastAsia="Arial Narrow" w:hAnsi="Arial Narrow" w:cs="Arial Narrow"/>
-          <w:color w:val="000000"/>
-          <w:kern w:val="0"/>
-          <w:lang w:eastAsia="es-PE"/>
-          <w14:ligatures w14:val="none"/>
+          <ns2:ligatures ns2:val="none"/>
+        </w:rPr>
+      </w:pPr>
+    </w:p>
+    <w:p ns2:paraId="072EE0AE" ns2:textId="77777777">
+      <w:pPr>
+        <w:spacing w:after="0" w:line="240" w:lineRule="auto"/>
+        <w:jc w:val="both"/>
+        <w:rPr>
+          <w:rFonts w:ascii="Arial Narrow" w:eastAsia="Arial Narrow" w:hAnsi="Arial Narrow" w:cs="Arial Narrow"/>
+          <w:color w:val="000000"/>
+          <w:kern w:val="0"/>
+          <w:lang w:eastAsia="es-PE"/>
+          <ns2:ligatures ns2:val="none"/>
         </w:rPr>
       </w:pPr>
       <w:r>
@@ -3642,7 +3642,7 @@
         <w:t>requerir a Comité de Administración del Fondo de Asistencia y Estímulo de los Trabajadores del Sector Educación que cumpla con lo siguiente:</w:t>
       </w:r>
     </w:p>
-    <w:p>
+    <w:p ns2:paraId="2C6E239E" ns2:textId="77777777">
       <w:pPr>
         <w:spacing w:after="0" w:line="240" w:lineRule="auto"/>
         <w:jc w:val="both"/>
@@ -3651,11 +3651,11 @@
           <w:color w:val="000000"/>
           <w:kern w:val="0"/>
           <w:lang w:eastAsia="es-PE"/>
-          <w14:ligatures w14:val="none"/>
-        </w:rPr>
-      </w:pPr>
-    </w:p>
-    <w:p>
+          <ns2:ligatures ns2:val="none"/>
+        </w:rPr>
+      </w:pPr>
+    </w:p>
+    <w:p ns2:paraId="185924EA" ns2:textId="77777777">
       <w:pPr>
         <w:numPr>
           <w:ilvl w:val="0"/>
@@ -3669,21 +3669,21 @@
           <w:color w:val="000000"/>
           <w:kern w:val="0"/>
           <w:lang w:eastAsia="es-PE"/>
-          <w14:ligatures w14:val="none"/>
-        </w:rPr>
-      </w:pPr>
-      <w:r>
-        <w:rPr>
-          <w:rFonts w:ascii="Arial Narrow" w:eastAsia="Arial Narrow" w:hAnsi="Arial Narrow" w:cs="Arial Narrow"/>
-          <w:color w:val="000000"/>
-          <w:kern w:val="0"/>
-          <w:lang w:eastAsia="es-PE"/>
-          <w14:ligatures w14:val="none"/>
+          <ns2:ligatures ns2:val="none"/>
+        </w:rPr>
+      </w:pPr>
+      <w:r>
+        <w:rPr>
+          <w:rFonts w:ascii="Arial Narrow" w:eastAsia="Arial Narrow" w:hAnsi="Arial Narrow" w:cs="Arial Narrow"/>
+          <w:color w:val="000000"/>
+          <w:kern w:val="0"/>
+          <w:lang w:eastAsia="es-PE"/>
+          <ns2:ligatures ns2:val="none"/>
         </w:rPr>
         <w:t>presentar documentos que acrediten su inscripción en los Registros Públicos o una declaración jurada que indique que cuenta con dicha inscripción;</w:t>
       </w:r>
     </w:p>
-    <w:p>
+    <w:p ns2:paraId="2EE9E78C" ns2:textId="77777777">
       <w:pPr>
         <w:numPr>
           <w:ilvl w:val="0"/>
@@ -3697,21 +3697,21 @@
           <w:color w:val="000000"/>
           <w:kern w:val="0"/>
           <w:lang w:eastAsia="es-PE"/>
-          <w14:ligatures w14:val="none"/>
-        </w:rPr>
-      </w:pPr>
-      <w:r>
-        <w:rPr>
-          <w:rFonts w:ascii="Arial Narrow" w:eastAsia="Arial Narrow" w:hAnsi="Arial Narrow" w:cs="Arial Narrow"/>
-          <w:color w:val="000000"/>
-          <w:kern w:val="0"/>
-          <w:lang w:eastAsia="es-PE"/>
-          <w14:ligatures w14:val="none"/>
+          <ns2:ligatures ns2:val="none"/>
+        </w:rPr>
+      </w:pPr>
+      <w:r>
+        <w:rPr>
+          <w:rFonts w:ascii="Arial Narrow" w:eastAsia="Arial Narrow" w:hAnsi="Arial Narrow" w:cs="Arial Narrow"/>
+          <w:color w:val="000000"/>
+          <w:kern w:val="0"/>
+          <w:lang w:eastAsia="es-PE"/>
+          <ns2:ligatures ns2:val="none"/>
         </w:rPr>
         <w:t>presentar copia simple de las facultades de representación de su representante legal en el presente procedimiento o la declaración jurada que indique que cuenta con dichas facultades y que estas se encuentran vigentes;</w:t>
       </w:r>
     </w:p>
-    <w:p>
+    <w:p ns2:paraId="5E64A4B9" ns2:textId="77777777">
       <w:pPr>
         <w:numPr>
           <w:ilvl w:val="0"/>
@@ -3725,21 +3725,21 @@
           <w:color w:val="000000"/>
           <w:kern w:val="0"/>
           <w:lang w:eastAsia="es-PE"/>
-          <w14:ligatures w14:val="none"/>
-        </w:rPr>
-      </w:pPr>
-      <w:r>
-        <w:rPr>
-          <w:rFonts w:ascii="Arial Narrow" w:eastAsia="Arial Narrow" w:hAnsi="Arial Narrow" w:cs="Arial Narrow"/>
-          <w:color w:val="000000"/>
-          <w:kern w:val="0"/>
-          <w:lang w:eastAsia="es-PE"/>
-          <w14:ligatures w14:val="none"/>
+          <ns2:ligatures ns2:val="none"/>
+        </w:rPr>
+      </w:pPr>
+      <w:r>
+        <w:rPr>
+          <w:rFonts w:ascii="Arial Narrow" w:eastAsia="Arial Narrow" w:hAnsi="Arial Narrow" w:cs="Arial Narrow"/>
+          <w:color w:val="000000"/>
+          <w:kern w:val="0"/>
+          <w:lang w:eastAsia="es-PE"/>
+          <ns2:ligatures ns2:val="none"/>
         </w:rPr>
         <w:t>consignar el Número de Registro Único de Contribuyentes (RUC); y,</w:t>
       </w:r>
     </w:p>
-    <w:p>
+    <w:p ns2:paraId="56103641" ns2:textId="77777777">
       <w:pPr>
         <w:numPr>
           <w:ilvl w:val="0"/>
@@ -3751,16 +3751,16 @@
         <w:rPr>
           <w:rFonts w:ascii="Arial Narrow" w:eastAsia="Calibri" w:hAnsi="Arial Narrow" w:cs="Arial"/>
           <w:kern w:val="0"/>
-          <w14:ligatures w14:val="none"/>
-        </w:rPr>
-      </w:pPr>
-      <w:r>
-        <w:rPr>
-          <w:rFonts w:ascii="Arial Narrow" w:eastAsia="Arial Narrow" w:hAnsi="Arial Narrow" w:cs="Arial Narrow"/>
-          <w:color w:val="000000"/>
-          <w:kern w:val="0"/>
-          <w:lang w:eastAsia="es-PE"/>
-          <w14:ligatures w14:val="none"/>
+          <ns2:ligatures ns2:val="none"/>
+        </w:rPr>
+      </w:pPr>
+      <w:r>
+        <w:rPr>
+          <w:rFonts w:ascii="Arial Narrow" w:eastAsia="Arial Narrow" w:hAnsi="Arial Narrow" w:cs="Arial Narrow"/>
+          <w:color w:val="000000"/>
+          <w:kern w:val="0"/>
+          <w:lang w:eastAsia="es-PE"/>
+          <ns2:ligatures ns2:val="none"/>
         </w:rPr>
         <w:t xml:space="preserve">fijar domicilio procesal para el procedimiento, de conformidad con el numeral 1 del artículo 442 del Código Procesal Civil. </w:t>
       </w:r>
@@ -3769,7 +3769,7 @@
           <w:rFonts w:ascii="Arial Narrow" w:eastAsia="Arial Narrow" w:hAnsi="Arial Narrow" w:cs="Arial"/>
           <w:color w:val="000000"/>
           <w:kern w:val="0"/>
-          <w14:ligatures w14:val="none"/>
+          <ns2:ligatures ns2:val="none"/>
         </w:rPr>
         <w:t>Para ello podrá señalar domicilio físico o una dirección electrónica a la que pueda remitirse las notificaciones</w:t>
       </w:r>
@@ -3779,12 +3779,12 @@
           <w:color w:val="000000"/>
           <w:kern w:val="0"/>
           <w:lang w:val="es"/>
-          <w14:ligatures w14:val="none"/>
+          <ns2:ligatures ns2:val="none"/>
         </w:rPr>
         <w:t>;</w:t>
       </w:r>
     </w:p>
-    <w:p>
+    <w:p ns2:paraId="46FE4EC7" ns2:textId="77777777">
       <w:pPr>
         <w:numPr>
           <w:ilvl w:val="0"/>
@@ -3796,7 +3796,7 @@
         <w:rPr>
           <w:rFonts w:ascii="Arial Narrow" w:eastAsia="Calibri" w:hAnsi="Arial Narrow" w:cs="Arial"/>
           <w:kern w:val="0"/>
-          <w14:ligatures w14:val="none"/>
+          <ns2:ligatures ns2:val="none"/>
         </w:rPr>
       </w:pPr>
       <w:r>
@@ -3804,7 +3804,7 @@
           <w:rFonts w:ascii="Arial Narrow" w:eastAsia="Arial Narrow" w:hAnsi="Arial Narrow" w:cs="Arial"/>
           <w:color w:val="000000"/>
           <w:kern w:val="0"/>
-          <w14:ligatures w14:val="none"/>
+          <ns2:ligatures ns2:val="none"/>
         </w:rPr>
         <w:t>en caso califique como micro empresa o pequeña empresa, presentar los documentos que acrediten su volumen de ventas o ingresos brutos percibidos el año anterior relativo a todas sus actividades económicas y el número de trabajadores con el que cuenta</w:t>
       </w:r>
@@ -3815,7 +3815,7 @@
           <w:color w:val="000000"/>
           <w:kern w:val="0"/>
           <w:vertAlign w:val="superscript"/>
-          <w14:ligatures w14:val="none"/>
+          <ns2:ligatures ns2:val="none"/>
         </w:rPr>
         <w:footnoteReference w:id="8"/>
       </w:r>
@@ -3824,7 +3824,7 @@
           <w:rFonts w:ascii="Arial Narrow" w:eastAsia="Arial Narrow" w:hAnsi="Arial Narrow" w:cs="Arial"/>
           <w:color w:val="000000"/>
           <w:kern w:val="0"/>
-          <w14:ligatures w14:val="none"/>
+          <ns2:ligatures ns2:val="none"/>
         </w:rPr>
         <w:t xml:space="preserve">. Ello, a fin de que la Comisión pueda meritar dicha documentación, conforme lo establece el artículo 110 del </w:t>
       </w:r>
@@ -3834,7 +3834,7 @@
           <w:color w:val="000000"/>
           <w:spacing w:val="-2"/>
           <w:kern w:val="0"/>
-          <w14:ligatures w14:val="none"/>
+          <ns2:ligatures ns2:val="none"/>
         </w:rPr>
         <w:t>Código</w:t>
       </w:r>
@@ -3846,7 +3846,7 @@
           <w:spacing w:val="-2"/>
           <w:kern w:val="0"/>
           <w:vertAlign w:val="superscript"/>
-          <w14:ligatures w14:val="none"/>
+          <ns2:ligatures ns2:val="none"/>
         </w:rPr>
         <w:footnoteReference w:id="9"/>
       </w:r>
@@ -3856,12 +3856,12 @@
           <w:color w:val="000000"/>
           <w:spacing w:val="-2"/>
           <w:kern w:val="0"/>
-          <w14:ligatures w14:val="none"/>
+          <ns2:ligatures ns2:val="none"/>
         </w:rPr>
         <w:t>.</w:t>
       </w:r>
     </w:p>
-    <w:p>
+    <w:p ns2:paraId="2521091A" ns2:textId="77777777">
       <w:pPr>
         <w:spacing w:after="0" w:line="240" w:lineRule="auto"/>
         <w:ind w:left="567"/>
@@ -3871,188 +3871,156 @@
           <w:color w:val="000000"/>
           <w:kern w:val="0"/>
           <w:lang w:eastAsia="es-PE"/>
-          <w14:ligatures w14:val="none"/>
-        </w:rPr>
-      </w:pPr>
-    </w:p>
-    <w:p>
-      <w:pPr>
-        <w:spacing w:after="0" w:line="240" w:lineRule="auto"/>
-        <w:jc w:val="both"/>
-        <w:rPr>
-          <w:rFonts w:ascii="Arial Narrow" w:eastAsia="Arial Narrow" w:hAnsi="Arial Narrow" w:cs="Arial Narrow"/>
-          <w:color w:val="000000"/>
-          <w:kern w:val="0"/>
-          <w:lang w:eastAsia="es-PE"/>
-          <w14:ligatures w14:val="none"/>
-        </w:rPr>
-      </w:pPr>
-      <w:r>
-        <w:rPr>
-          <w:rFonts w:ascii="Arial Narrow" w:eastAsia="Arial Narrow" w:hAnsi="Arial Narrow"/>
-          <w:b/>
-          <w:color w:val="000000"/>
+          <ns2:ligatures ns2:val="none"/>
+        </w:rPr>
+      </w:pPr>
+    </w:p>
+    <w:p>
+      <w:pPr>
+        <w:spacing w:after="0" w:line="240" w:lineRule="auto"/>
+        <w:jc w:val="both"/>
+        <w:rPr>
+          <w:rFonts w:ascii="Arial Narrow" w:eastAsia="Arial Narrow" w:hAnsi="Arial Narrow" w:cs="Arial Narrow"/>
+          <w:color w:val="000000"/>
+          <w:kern w:val="0"/>
+          <w:lang w:eastAsia="es-PE"/>
+          <ns2:ligatures ns2:val="none"/>
+        </w:rPr>
+      </w:pPr>
+      <w:r>
+        <w:rPr>
+          <w:rFonts w:ascii="Arial Narrow" w:hAnsi="Arial Narrow" w:cs="Arial Narrow"/>
+          <w:b w:val="1"/>
+          <w:bCs w:val="1"/>
+          <w:sz w:val="20"/>
+          <w:szCs w:val="20"/>
         </w:rPr>
         <w:t xml:space="preserve">CUARTO: </w:t>
       </w:r>
       <w:r>
         <w:rPr>
-          <w:rFonts w:ascii="Arial Narrow" w:eastAsia="Arial Narrow" w:hAnsi="Arial Narrow"/>
-          <w:color w:val="000000"/>
-        </w:rPr>
-        <w:t xml:space="preserve">correr traslado de la denuncia interpuesta el </w:t>
-      </w:r>
-      <w:r>
-        <w:rPr>
-          <w:rFonts w:ascii="Arial Narrow" w:eastAsia="Arial Narrow" w:hAnsi="Arial Narrow"/>
-          <w:color w:val="000000"/>
-        </w:rPr>
-        <w:t>3 de julio de 2026, subsanada mediante escrito del 16 de julio de 2026</w:t>
-      </w:r>
-      <w:r>
-        <w:rPr>
-          <w:rFonts w:ascii="Arial Narrow" w:eastAsia="Arial Narrow" w:hAnsi="Arial Narrow"/>
-          <w:color w:val="000000"/>
+          <w:rFonts w:ascii="Arial Narrow" w:hAnsi="Arial Narrow" w:cs="Arial Narrow"/>
+          <w:sz w:val="20"/>
+          <w:szCs w:val="20"/>
+        </w:rPr>
+        <w:t xml:space="preserve">correr traslado de la presente resolución a Comité de Administración del Fondo de Asistencia y Estímulo de los Trabajadores del Sector Educación para que, de conformidad con lo dispuesto por el artículo 26° de la Ley sobre Facultades, Normas y Organización del Indecopi, aprobado por Decreto Legislativo N° 8079, presenten sus descargos sobre la imputación de cargos realizada en un plazo no mayor a cinco (5) días hábiles contado a partir del día siguiente de la notificación de la presente resolución, vencido el cual, el Secretario Técnico declarará en rebeldía a los denunciados que no lo hubieran presentado. Debe precisarse que de conformidad con lo establecido por el artículo 223° del Texto Único Ordenado de la Ley N° 27444, Ley del Procedimiento Administrativo General, las alegaciones y los hechos relevantes de la reclamación, salvo que hayan sido específicamente negadas en la contestación, se tendrán por aceptadas o meritadas como ciertas.</w:t>
+      </w:r>
+    </w:p>
+    <w:p ns2:paraId="2C44CB67" ns2:textId="77777777">
+      <w:pPr>
+        <w:spacing w:after="0" w:line="240" w:lineRule="auto"/>
+        <w:jc w:val="both"/>
+        <w:rPr>
+          <w:rFonts w:ascii="Arial Narrow" w:eastAsia="Arial Narrow" w:hAnsi="Arial Narrow" w:cs="Arial Narrow"/>
+          <w:color w:val="000000"/>
+          <w:kern w:val="0"/>
+          <w:lang w:eastAsia="es-PE"/>
+          <ns2:ligatures ns2:val="none"/>
+        </w:rPr>
+      </w:pPr>
+    </w:p>
+    <w:p ns2:paraId="663BF945" ns2:textId="6E30FA39">
+      <w:pPr>
+        <w:spacing w:after="0" w:line="240" w:lineRule="auto"/>
+        <w:jc w:val="both"/>
+        <w:rPr>
+          <w:rFonts w:ascii="Arial Narrow" w:eastAsia="Times New Roman" w:hAnsi="Arial Narrow" w:cs="Arial"/>
+          <w:color w:val="000000"/>
+          <w:kern w:val="0"/>
+          <w:lang w:val="es-ES" w:eastAsia="es-ES"/>
+          <ns2:ligatures ns2:val="none"/>
+        </w:rPr>
+      </w:pPr>
+      <w:r>
+        <w:rPr>
+          <w:rFonts w:ascii="Arial Narrow" w:eastAsia="Arial Narrow" w:hAnsi="Arial Narrow"/>
+          <w:b/>
+          <w:color w:val="000000"/>
+        </w:rPr>
+        <w:t xml:space="preserve">QUINTO: </w:t>
+      </w:r>
+      <w:bookmarkStart w:id="22" w:name="_Hlk188286813"/>
+      <w:r>
+        <w:rPr>
+          <w:rFonts w:ascii="Arial Narrow" w:eastAsia="Times New Roman" w:hAnsi="Arial Narrow" w:cs="Arial"/>
+          <w:color w:val="000000"/>
+          <w:kern w:val="0"/>
+          <w:lang w:eastAsia="es-ES"/>
+          <ns2:ligatures ns2:val="none"/>
+        </w:rPr>
+        <w:t xml:space="preserve">requerir </w:t>
+      </w:r>
+      <w:r>
+        <w:rPr>
+          <w:rFonts w:ascii="Arial Narrow" w:eastAsia="Times New Roman" w:hAnsi="Arial Narrow" w:cs="Arial"/>
+          <w:color w:val="000000"/>
+          <w:kern w:val="0"/>
+          <w:lang w:val="es-ES" w:eastAsia="es-ES"/>
+          <ns2:ligatures ns2:val="none"/>
+        </w:rPr>
+        <w:t xml:space="preserve">que, en un </w:t>
+      </w:r>
+      <w:r>
+        <w:rPr>
+          <w:rFonts w:ascii="Arial Narrow" w:eastAsia="Times New Roman" w:hAnsi="Arial Narrow" w:cs="Arial"/>
+          <w:color w:val="000000"/>
+          <w:kern w:val="0"/>
+          <w:lang w:eastAsia="es-ES"/>
+          <ns2:ligatures ns2:val="none"/>
+        </w:rPr>
+        <w:t>plazo no mayor de cinco (5) días hábiles contado a partir del día siguiente de la notificación de la presente resolución</w:t>
+      </w:r>
+      <w:bookmarkEnd w:id="22"/>
+      <w:r>
+        <w:rPr>
+          <w:rFonts w:ascii="Arial Narrow" w:eastAsia="Times New Roman" w:hAnsi="Arial Narrow" w:cs="Arial"/>
+          <w:color w:val="000000"/>
+          <w:kern w:val="0"/>
+          <w:lang w:eastAsia="es-ES"/>
+          <ns2:ligatures ns2:val="none"/>
+        </w:rPr>
+        <w:t xml:space="preserve">, </w:t>
+      </w:r>
+      <w:bookmarkStart w:id="23" w:name="_Hlk188286828"/>
+      <w:r>
+        <w:rPr>
+          <w:rFonts w:ascii="Arial Narrow" w:eastAsia="Times New Roman" w:hAnsi="Arial Narrow" w:cs="Times New Roman"/>
+          <w:color w:val="000000"/>
+          <w:kern w:val="0"/>
+          <w:shd w:val="clear" w:color="auto" w:fill="FFFFFF"/>
+          <w:lang w:eastAsia="es-PE"/>
+          <ns2:ligatures ns2:val="none"/>
+        </w:rPr>
+        <w:t>el proveedor denunciado</w:t>
+      </w:r>
+      <w:r>
+        <w:rPr>
+          <w:rFonts w:ascii="Arial Narrow" w:eastAsia="Times New Roman" w:hAnsi="Arial Narrow" w:cs="Arial"/>
+          <w:color w:val="000000"/>
+          <w:kern w:val="0"/>
+          <w:lang w:eastAsia="es-ES"/>
+          <ns2:ligatures ns2:val="none"/>
         </w:rPr>
         <w:t xml:space="preserve"> </w:t>
       </w:r>
-      <w:r>
-        <w:rPr>
-          <w:rFonts w:ascii="Arial Narrow" w:eastAsia="Arial Narrow" w:hAnsi="Arial Narrow"/>
-          <w:color w:val="000000"/>
-        </w:rPr>
-        <w:t>a</w:t>
-      </w:r>
-      <w:r>
-        <w:rPr>
-          <w:rFonts w:ascii="Arial Narrow" w:eastAsia="Arial Narrow" w:hAnsi="Arial Narrow"/>
-          <w:color w:val="000000"/>
-        </w:rPr>
-        <w:t>l</w:t>
-      </w:r>
-      <w:r>
-        <w:rPr>
-          <w:rFonts w:ascii="Arial Narrow" w:eastAsia="Arial Narrow" w:hAnsi="Arial Narrow"/>
-          <w:color w:val="000000"/>
-        </w:rPr>
-        <w:t xml:space="preserve"> Comité de Administración del Fondo de Asistencia y Estímulo de los Trabajadores del Sector Educación, para que, de conformidad con lo dispuesto por el artículo 26 de la Ley sobre Facultades, Normas y Organización del Indecopi, aprobada por Decreto Legislativo 807, presente sus descargos en un plazo no mayor de cinco (5) días hábiles contados desde la notificación.</w:t>
-      </w:r>
-    </w:p>
-    <w:p>
-      <w:pPr>
-        <w:spacing w:after="0" w:line="240" w:lineRule="auto"/>
-        <w:jc w:val="both"/>
-        <w:rPr>
-          <w:rFonts w:ascii="Arial Narrow" w:eastAsia="Arial Narrow" w:hAnsi="Arial Narrow" w:cs="Arial Narrow"/>
-          <w:color w:val="000000"/>
-          <w:kern w:val="0"/>
-          <w:lang w:eastAsia="es-PE"/>
-          <w14:ligatures w14:val="none"/>
-        </w:rPr>
-      </w:pPr>
-    </w:p>
-    <w:p>
-      <w:pPr>
-        <w:spacing w:after="0" w:line="240" w:lineRule="auto"/>
-        <w:jc w:val="both"/>
+      <w:bookmarkEnd w:id="23"/>
+      <w:r>
         <w:rPr>
           <w:rFonts w:ascii="Arial Narrow" w:eastAsia="Times New Roman" w:hAnsi="Arial Narrow" w:cs="Arial"/>
           <w:color w:val="000000"/>
           <w:kern w:val="0"/>
           <w:lang w:val="es-ES" w:eastAsia="es-ES"/>
-          <w14:ligatures w14:val="none"/>
-        </w:rPr>
-      </w:pPr>
-      <w:r>
-        <w:rPr>
-          <w:rFonts w:ascii="Arial Narrow" w:eastAsia="Arial Narrow" w:hAnsi="Arial Narrow"/>
-          <w:b/>
-          <w:color w:val="000000"/>
-        </w:rPr>
-        <w:t xml:space="preserve">QUINTO: </w:t>
-      </w:r>
-      <w:bookmarkStart w:id="22" w:name="_Hlk188286813"/>
+          <ns2:ligatures ns2:val="none"/>
+        </w:rPr>
+        <w:t xml:space="preserve">cumpla con: </w:t>
+      </w:r>
       <w:r>
         <w:rPr>
           <w:rFonts w:ascii="Arial Narrow" w:eastAsia="Times New Roman" w:hAnsi="Arial Narrow" w:cs="Arial"/>
           <w:color w:val="000000"/>
           <w:kern w:val="0"/>
-          <w:lang w:eastAsia="es-ES"/>
-          <w14:ligatures w14:val="none"/>
-        </w:rPr>
-        <w:t xml:space="preserve">requerir </w:t>
-      </w:r>
-      <w:r>
-        <w:rPr>
-          <w:rFonts w:ascii="Arial Narrow" w:eastAsia="Times New Roman" w:hAnsi="Arial Narrow" w:cs="Arial"/>
-          <w:color w:val="000000"/>
-          <w:kern w:val="0"/>
           <w:lang w:val="es-ES" w:eastAsia="es-ES"/>
-          <w14:ligatures w14:val="none"/>
-        </w:rPr>
-        <w:t xml:space="preserve">que, en un </w:t>
-      </w:r>
-      <w:r>
-        <w:rPr>
-          <w:rFonts w:ascii="Arial Narrow" w:eastAsia="Times New Roman" w:hAnsi="Arial Narrow" w:cs="Arial"/>
-          <w:color w:val="000000"/>
-          <w:kern w:val="0"/>
-          <w:lang w:eastAsia="es-ES"/>
-          <w14:ligatures w14:val="none"/>
-        </w:rPr>
-        <w:t>plazo no mayor de cinco (5) días hábiles contado a partir del día siguiente de la notificación de la presente resolución</w:t>
-      </w:r>
-      <w:bookmarkEnd w:id="22"/>
-      <w:r>
-        <w:rPr>
-          <w:rFonts w:ascii="Arial Narrow" w:eastAsia="Times New Roman" w:hAnsi="Arial Narrow" w:cs="Arial"/>
-          <w:color w:val="000000"/>
-          <w:kern w:val="0"/>
-          <w:lang w:eastAsia="es-ES"/>
-          <w14:ligatures w14:val="none"/>
-        </w:rPr>
-        <w:t xml:space="preserve">, </w:t>
-      </w:r>
-      <w:bookmarkStart w:id="23" w:name="_Hlk188286828"/>
-      <w:r>
-        <w:rPr>
-          <w:rFonts w:ascii="Arial Narrow" w:eastAsia="Times New Roman" w:hAnsi="Arial Narrow" w:cs="Times New Roman"/>
-          <w:color w:val="000000"/>
-          <w:kern w:val="0"/>
-          <w:shd w:val="clear" w:color="auto" w:fill="FFFFFF"/>
-          <w:lang w:eastAsia="es-PE"/>
-          <w14:ligatures w14:val="none"/>
-        </w:rPr>
-        <w:t>el proveedor denunciado</w:t>
-      </w:r>
-      <w:r>
-        <w:rPr>
-          <w:rFonts w:ascii="Arial Narrow" w:eastAsia="Times New Roman" w:hAnsi="Arial Narrow" w:cs="Arial"/>
-          <w:color w:val="000000"/>
-          <w:kern w:val="0"/>
-          <w:lang w:eastAsia="es-ES"/>
-          <w14:ligatures w14:val="none"/>
-        </w:rPr>
-        <w:t xml:space="preserve"> </w:t>
-      </w:r>
-      <w:bookmarkEnd w:id="23"/>
-      <w:r>
-        <w:rPr>
-          <w:rFonts w:ascii="Arial Narrow" w:eastAsia="Times New Roman" w:hAnsi="Arial Narrow" w:cs="Arial"/>
-          <w:color w:val="000000"/>
-          <w:kern w:val="0"/>
-          <w:lang w:val="es-ES" w:eastAsia="es-ES"/>
-          <w14:ligatures w14:val="none"/>
-        </w:rPr>
-        <w:t xml:space="preserve">cumpla con: </w:t>
-      </w:r>
-      <w:r>
-        <w:rPr>
-          <w:rFonts w:ascii="Arial Narrow" w:eastAsia="Times New Roman" w:hAnsi="Arial Narrow" w:cs="Arial"/>
-          <w:color w:val="000000"/>
-          <w:kern w:val="0"/>
-          <w:lang w:val="es-ES" w:eastAsia="es-ES"/>
-          <w14:ligatures w14:val="none"/>
+          <ns2:ligatures ns2:val="none"/>
         </w:rPr>
         <w:t>(i) presentar una copia completa y legible de la Póliza 72070856 del Seguro de Vida; (ii) presentar los medios probatorios que sustenten el incremento del aporte mensual del Seguro de Vida de S/ 15,00 a S/ 21,00 aplicado desde el 1 de abril de 2023; (iii) presentar una copia completa y legible de la Póliza UA073055-04185218-0000 del Seguro de Sepelio; (iv) presentar los medios probatorios que sustenten el incremento del aporte mensual del Seguro de Sepelio de S/ 46,00 a S/ 82,90 aplicado desde el 1 de abril de 2023; y, (v) presentar todas las comunicaciones cursadas con la parte denunciante en virtud de los hechos materia de denuncia</w:t>
       </w:r>
@@ -4064,7 +4032,7 @@
         <w:t>.</w:t>
       </w:r>
     </w:p>
-    <w:p>
+    <w:p ns2:paraId="25D6B784" ns2:textId="77777777">
       <w:pPr>
         <w:spacing w:after="0" w:line="240" w:lineRule="auto"/>
         <w:jc w:val="both"/>
@@ -4074,30 +4042,30 @@
           <w:color w:val="000000"/>
           <w:kern w:val="0"/>
           <w:lang w:val="es-ES" w:eastAsia="es-PE"/>
-          <w14:ligatures w14:val="none"/>
-        </w:rPr>
-      </w:pPr>
-    </w:p>
-    <w:p>
-      <w:pPr>
-        <w:spacing w:after="0" w:line="240" w:lineRule="auto"/>
-        <w:jc w:val="both"/>
-        <w:rPr>
-          <w:rFonts w:ascii="Arial Narrow" w:eastAsia="Arial Narrow" w:hAnsi="Arial Narrow" w:cs="Arial Narrow"/>
-          <w:color w:val="000000"/>
-          <w:kern w:val="0"/>
-          <w:lang w:eastAsia="es-PE"/>
-          <w14:ligatures w14:val="none"/>
-        </w:rPr>
-      </w:pPr>
-      <w:r>
-        <w:rPr>
-          <w:rFonts w:ascii="Arial Narrow" w:eastAsia="Arial Narrow" w:hAnsi="Arial Narrow" w:cs="Arial Narrow"/>
-          <w:b/>
-          <w:color w:val="000000"/>
-          <w:kern w:val="0"/>
-          <w:lang w:eastAsia="es-PE"/>
-          <w14:ligatures w14:val="none"/>
+          <ns2:ligatures ns2:val="none"/>
+        </w:rPr>
+      </w:pPr>
+    </w:p>
+    <w:p ns2:paraId="394B0890" ns2:textId="77777777">
+      <w:pPr>
+        <w:spacing w:after="0" w:line="240" w:lineRule="auto"/>
+        <w:jc w:val="both"/>
+        <w:rPr>
+          <w:rFonts w:ascii="Arial Narrow" w:eastAsia="Arial Narrow" w:hAnsi="Arial Narrow" w:cs="Arial Narrow"/>
+          <w:color w:val="000000"/>
+          <w:kern w:val="0"/>
+          <w:lang w:eastAsia="es-PE"/>
+          <ns2:ligatures ns2:val="none"/>
+        </w:rPr>
+      </w:pPr>
+      <w:r>
+        <w:rPr>
+          <w:rFonts w:ascii="Arial Narrow" w:eastAsia="Arial Narrow" w:hAnsi="Arial Narrow" w:cs="Arial Narrow"/>
+          <w:b/>
+          <w:color w:val="000000"/>
+          <w:kern w:val="0"/>
+          <w:lang w:eastAsia="es-PE"/>
+          <ns2:ligatures ns2:val="none"/>
         </w:rPr>
         <w:lastRenderedPageBreak/>
         <w:t>SEXTO:</w:t>
@@ -4108,7 +4076,7 @@
           <w:color w:val="000000"/>
           <w:kern w:val="0"/>
           <w:lang w:eastAsia="es-PE"/>
-          <w14:ligatures w14:val="none"/>
+          <ns2:ligatures ns2:val="none"/>
         </w:rPr>
         <w:t xml:space="preserve"> </w:t>
       </w:r>
@@ -4119,7 +4087,7 @@
           <w:color w:val="000000"/>
           <w:kern w:val="0"/>
           <w:lang w:eastAsia="es-PE"/>
-          <w14:ligatures w14:val="none"/>
+          <ns2:ligatures ns2:val="none"/>
         </w:rPr>
         <w:t xml:space="preserve">informar a las partes que el artículo 110 de la Ley </w:t>
       </w:r>
@@ -4129,7 +4097,7 @@
           <w:color w:val="000000"/>
           <w:kern w:val="0"/>
           <w:lang w:eastAsia="es-PE"/>
-          <w14:ligatures w14:val="none"/>
+          <ns2:ligatures ns2:val="none"/>
         </w:rPr>
         <w:t>29571</w:t>
       </w:r>
@@ -4139,7 +4107,7 @@
           <w:color w:val="000000"/>
           <w:kern w:val="0"/>
           <w:lang w:eastAsia="es-PE"/>
-          <w14:ligatures w14:val="none"/>
+          <ns2:ligatures ns2:val="none"/>
         </w:rPr>
         <w:t>, Código de Protección y Defensa del Consumidor</w:t>
       </w:r>
@@ -4151,7 +4119,7 @@
           <w:kern w:val="0"/>
           <w:vertAlign w:val="superscript"/>
           <w:lang w:eastAsia="es-PE"/>
-          <w14:ligatures w14:val="none"/>
+          <ns2:ligatures ns2:val="none"/>
         </w:rPr>
         <w:footnoteReference w:id="10"/>
       </w:r>
@@ -4161,7 +4129,7 @@
           <w:color w:val="000000"/>
           <w:kern w:val="0"/>
           <w:lang w:eastAsia="es-PE"/>
-          <w14:ligatures w14:val="none"/>
+          <ns2:ligatures ns2:val="none"/>
         </w:rPr>
         <w:t>, faculta a la Comisión a calificar las infracciones de la referida norma como leves, graves o muy graves e imponer sanciones que van desde una amonestación hasta una multa por un máximo de 450 Unidades Impositivas Tributarias, sin perjuicio de las medidas correctivas, reparadoras y complementarias, que puedan ordenarse de acuerdo a lo estipulado en los artículos 114, 115 y 116 de la referida norma</w:t>
       </w:r>
@@ -4173,7 +4141,7 @@
           <w:kern w:val="0"/>
           <w:vertAlign w:val="superscript"/>
           <w:lang w:eastAsia="es-PE"/>
-          <w14:ligatures w14:val="none"/>
+          <ns2:ligatures ns2:val="none"/>
         </w:rPr>
         <w:footnoteReference w:id="11"/>
       </w:r>
@@ -4183,7 +4151,7 @@
           <w:color w:val="000000"/>
           <w:kern w:val="0"/>
           <w:lang w:eastAsia="es-PE"/>
-          <w14:ligatures w14:val="none"/>
+          <ns2:ligatures ns2:val="none"/>
         </w:rPr>
         <w:t xml:space="preserve">. </w:t>
       </w:r>
@@ -4194,7 +4162,7 @@
           <w:color w:val="000000"/>
           <w:kern w:val="0"/>
           <w:lang w:eastAsia="es-PE"/>
-          <w14:ligatures w14:val="none"/>
+          <ns2:ligatures ns2:val="none"/>
         </w:rPr>
         <w:lastRenderedPageBreak/>
         <w:t>Asimismo, se consideran circunstancias atenuantes para la graduación de la sanción, el allanamiento de la denuncia o el reconocimiento de las pretensiones en ella contenidas, de acuerdo con el artículo 112 del Código</w:t>
@@ -4207,7 +4175,7 @@
           <w:kern w:val="0"/>
           <w:vertAlign w:val="superscript"/>
           <w:lang w:eastAsia="es-PE"/>
-          <w14:ligatures w14:val="none"/>
+          <ns2:ligatures ns2:val="none"/>
         </w:rPr>
         <w:footnoteReference w:id="12"/>
       </w:r>
@@ -4217,45 +4185,45 @@
           <w:color w:val="000000"/>
           <w:kern w:val="0"/>
           <w:lang w:eastAsia="es-PE"/>
-          <w14:ligatures w14:val="none"/>
+          <ns2:ligatures ns2:val="none"/>
         </w:rPr>
         <w:t>.</w:t>
       </w:r>
     </w:p>
-    <w:p>
-      <w:pPr>
-        <w:spacing w:after="0" w:line="240" w:lineRule="auto"/>
-        <w:jc w:val="both"/>
-        <w:rPr>
-          <w:rFonts w:ascii="Arial Narrow" w:eastAsia="Arial Narrow" w:hAnsi="Arial Narrow" w:cs="Arial Narrow"/>
-          <w:b/>
-          <w:color w:val="000000"/>
-          <w:kern w:val="0"/>
-          <w:lang w:eastAsia="es-PE"/>
-          <w14:ligatures w14:val="none"/>
-        </w:rPr>
-      </w:pPr>
-    </w:p>
-    <w:p>
-      <w:pPr>
-        <w:spacing w:after="0" w:line="240" w:lineRule="auto"/>
-        <w:jc w:val="both"/>
-        <w:rPr>
-          <w:rFonts w:ascii="Arial Narrow" w:eastAsia="Arial Narrow" w:hAnsi="Arial Narrow" w:cs="Arial Narrow"/>
-          <w:color w:val="000000"/>
-          <w:kern w:val="0"/>
-          <w:lang w:eastAsia="es-PE"/>
-          <w14:ligatures w14:val="none"/>
-        </w:rPr>
-      </w:pPr>
-      <w:r>
-        <w:rPr>
-          <w:rFonts w:ascii="Arial Narrow" w:eastAsia="Arial Narrow" w:hAnsi="Arial Narrow" w:cs="Arial Narrow"/>
-          <w:b/>
-          <w:color w:val="000000"/>
-          <w:kern w:val="0"/>
-          <w:lang w:eastAsia="es-PE"/>
-          <w14:ligatures w14:val="none"/>
+    <w:p ns2:paraId="0E944C57" ns2:textId="77777777">
+      <w:pPr>
+        <w:spacing w:after="0" w:line="240" w:lineRule="auto"/>
+        <w:jc w:val="both"/>
+        <w:rPr>
+          <w:rFonts w:ascii="Arial Narrow" w:eastAsia="Arial Narrow" w:hAnsi="Arial Narrow" w:cs="Arial Narrow"/>
+          <w:b/>
+          <w:color w:val="000000"/>
+          <w:kern w:val="0"/>
+          <w:lang w:eastAsia="es-PE"/>
+          <ns2:ligatures ns2:val="none"/>
+        </w:rPr>
+      </w:pPr>
+    </w:p>
+    <w:p ns2:paraId="6A4158C7" ns2:textId="77777777">
+      <w:pPr>
+        <w:spacing w:after="0" w:line="240" w:lineRule="auto"/>
+        <w:jc w:val="both"/>
+        <w:rPr>
+          <w:rFonts w:ascii="Arial Narrow" w:eastAsia="Arial Narrow" w:hAnsi="Arial Narrow" w:cs="Arial Narrow"/>
+          <w:color w:val="000000"/>
+          <w:kern w:val="0"/>
+          <w:lang w:eastAsia="es-PE"/>
+          <ns2:ligatures ns2:val="none"/>
+        </w:rPr>
+      </w:pPr>
+      <w:r>
+        <w:rPr>
+          <w:rFonts w:ascii="Arial Narrow" w:eastAsia="Arial Narrow" w:hAnsi="Arial Narrow" w:cs="Arial Narrow"/>
+          <w:b/>
+          <w:color w:val="000000"/>
+          <w:kern w:val="0"/>
+          <w:lang w:eastAsia="es-PE"/>
+          <ns2:ligatures ns2:val="none"/>
         </w:rPr>
         <w:t>SÉTIMO:</w:t>
       </w:r>
@@ -4265,25 +4233,25 @@
           <w:color w:val="000000"/>
           <w:kern w:val="0"/>
           <w:lang w:eastAsia="es-PE"/>
-          <w14:ligatures w14:val="none"/>
+          <ns2:ligatures ns2:val="none"/>
         </w:rPr>
         <w:t xml:space="preserve"> informar a las partes que conforme a lo establecido en el artículo 39 de la Ley sobre Facultades, Normas y Organización del Indecopi, aprobada por Decreto Legislativo 807, los gastos por los peritajes realizados, actuación de pruebas, inspecciones y otros derivados de la tramitación del proceso serán de cargo de la parte que solicita la prueba, salvo pacto en contrario. En todos los casos, la resolución final determinará si los gastos deben ser asumidos por alguna de las partes, o reembolsados a la otra parte o al Indecopi, según sea el caso, de manera adicional a la sanción que haya podido imponerse. </w:t>
       </w:r>
     </w:p>
-    <w:p>
-      <w:pPr>
-        <w:spacing w:after="0" w:line="240" w:lineRule="auto"/>
-        <w:jc w:val="both"/>
-        <w:rPr>
-          <w:rFonts w:ascii="Arial Narrow" w:eastAsia="Arial Narrow" w:hAnsi="Arial Narrow" w:cs="Arial Narrow"/>
-          <w:color w:val="000000"/>
-          <w:kern w:val="0"/>
-          <w:lang w:eastAsia="es-PE"/>
-          <w14:ligatures w14:val="none"/>
-        </w:rPr>
-      </w:pPr>
-    </w:p>
-    <w:p>
+    <w:p ns2:paraId="67F7CCD1" ns2:textId="77777777">
+      <w:pPr>
+        <w:spacing w:after="0" w:line="240" w:lineRule="auto"/>
+        <w:jc w:val="both"/>
+        <w:rPr>
+          <w:rFonts w:ascii="Arial Narrow" w:eastAsia="Arial Narrow" w:hAnsi="Arial Narrow" w:cs="Arial Narrow"/>
+          <w:color w:val="000000"/>
+          <w:kern w:val="0"/>
+          <w:lang w:eastAsia="es-PE"/>
+          <ns2:ligatures ns2:val="none"/>
+        </w:rPr>
+      </w:pPr>
+    </w:p>
+    <w:p ns2:paraId="287957CD" ns2:textId="0238D300">
       <w:pPr>
         <w:suppressAutoHyphens/>
         <w:spacing w:after="0" w:line="240" w:lineRule="auto"/>
@@ -4292,7 +4260,7 @@
           <w:rFonts w:ascii="Arial Narrow" w:eastAsia="Calibri" w:hAnsi="Arial Narrow" w:cs="Arial"/>
           <w:kern w:val="0"/>
           <w:u w:val="single"/>
-          <w14:ligatures w14:val="none"/>
+          <ns2:ligatures ns2:val="none"/>
         </w:rPr>
       </w:pPr>
       <w:r>
@@ -4302,7 +4270,7 @@
           <w:bCs/>
           <w:color w:val="000000"/>
           <w:kern w:val="0"/>
-          <w14:ligatures w14:val="none"/>
+          <ns2:ligatures ns2:val="none"/>
         </w:rPr>
         <w:t>OCTAVO</w:t>
       </w:r>
@@ -4312,7 +4280,7 @@
           <w:b/>
           <w:color w:val="000000"/>
           <w:kern w:val="0"/>
-          <w14:ligatures w14:val="none"/>
+          <ns2:ligatures ns2:val="none"/>
         </w:rPr>
         <w:t>:</w:t>
       </w:r>
@@ -4321,7 +4289,7 @@
           <w:rFonts w:ascii="Arial Narrow" w:eastAsia="Arial Narrow" w:hAnsi="Arial Narrow" w:cs="Arial"/>
           <w:color w:val="000000"/>
           <w:kern w:val="0"/>
-          <w14:ligatures w14:val="none"/>
+          <ns2:ligatures ns2:val="none"/>
         </w:rPr>
         <w:t xml:space="preserve"> comunicar a las partes que, de acuerdo a lo señalado por el artículo 29 del Decreto Legislativo</w:t>
       </w:r>
@@ -4330,7 +4298,7 @@
           <w:rFonts w:ascii="Arial Narrow" w:eastAsia="Arial Narrow" w:hAnsi="Arial Narrow" w:cs="Arial"/>
           <w:color w:val="000000"/>
           <w:kern w:val="0"/>
-          <w14:ligatures w14:val="none"/>
+          <ns2:ligatures ns2:val="none"/>
         </w:rPr>
         <w:t xml:space="preserve"> </w:t>
       </w:r>
@@ -4339,7 +4307,7 @@
           <w:rFonts w:ascii="Arial Narrow" w:eastAsia="Arial Narrow" w:hAnsi="Arial Narrow" w:cs="Arial"/>
           <w:color w:val="000000"/>
           <w:kern w:val="0"/>
-          <w14:ligatures w14:val="none"/>
+          <ns2:ligatures ns2:val="none"/>
         </w:rPr>
         <w:t>807</w:t>
       </w:r>
@@ -4350,7 +4318,7 @@
           <w:color w:val="000000"/>
           <w:kern w:val="0"/>
           <w:vertAlign w:val="superscript"/>
-          <w14:ligatures w14:val="none"/>
+          <ns2:ligatures ns2:val="none"/>
         </w:rPr>
         <w:footnoteReference w:id="13"/>
       </w:r>
@@ -4359,7 +4327,7 @@
           <w:rFonts w:ascii="Arial Narrow" w:eastAsia="Arial Narrow" w:hAnsi="Arial Narrow" w:cs="Arial"/>
           <w:color w:val="000000"/>
           <w:kern w:val="0"/>
-          <w14:ligatures w14:val="none"/>
+          <ns2:ligatures ns2:val="none"/>
         </w:rPr>
         <w:t xml:space="preserve">, hasta antes de la emisión de la Resolución Final tienen la posibilidad de solicitar una audiencia de conciliación. En caso deleguen a favor de una tercera persona su actuación en la diligencia programada, esta deberá presentar un poder especial con firma legalizada ante Notario Público, donde conste </w:t>
       </w:r>
@@ -4369,7 +4337,7 @@
           <w:color w:val="000000"/>
           <w:kern w:val="0"/>
           <w:u w:val="single"/>
-          <w14:ligatures w14:val="none"/>
+          <ns2:ligatures ns2:val="none"/>
         </w:rPr>
         <w:t>expresamente su facultad para asistir y conciliar en su representación</w:t>
       </w:r>
@@ -4379,7 +4347,7 @@
           <w:bCs/>
           <w:color w:val="000000"/>
           <w:kern w:val="0"/>
-          <w14:ligatures w14:val="none"/>
+          <ns2:ligatures ns2:val="none"/>
         </w:rPr>
         <w:t>.</w:t>
       </w:r>
@@ -4390,7 +4358,7 @@
           <w:bCs/>
           <w:color w:val="000000"/>
           <w:kern w:val="0"/>
-          <w14:ligatures w14:val="none"/>
+          <ns2:ligatures ns2:val="none"/>
         </w:rPr>
         <w:t xml:space="preserve"> </w:t>
       </w:r>
@@ -4400,12 +4368,12 @@
           <w:color w:val="000000"/>
           <w:kern w:val="0"/>
           <w:u w:val="single"/>
-          <w14:ligatures w14:val="none"/>
+          <ns2:ligatures ns2:val="none"/>
         </w:rPr>
         <w:t xml:space="preserve">Ello bajo apercibimiento de no realizar la audiencia de conciliación y levantar el acta de inasistencia correspondiente. </w:t>
       </w:r>
     </w:p>
-    <w:p>
+    <w:p ns2:paraId="522A2033" ns2:textId="77777777">
       <w:pPr>
         <w:suppressAutoHyphens/>
         <w:spacing w:after="0" w:line="240" w:lineRule="auto"/>
@@ -4414,11 +4382,11 @@
           <w:rFonts w:ascii="Arial Narrow" w:eastAsia="Calibri" w:hAnsi="Arial Narrow" w:cs="Arial"/>
           <w:kern w:val="0"/>
           <w:u w:val="single"/>
-          <w14:ligatures w14:val="none"/>
-        </w:rPr>
-      </w:pPr>
-    </w:p>
-    <w:p>
+          <ns2:ligatures ns2:val="none"/>
+        </w:rPr>
+      </w:pPr>
+    </w:p>
+    <w:p ns2:paraId="35221E5E" ns2:textId="77777777">
       <w:pPr>
         <w:suppressAutoHyphens/>
         <w:spacing w:after="0" w:line="240" w:lineRule="auto"/>
@@ -4428,7 +4396,7 @@
           <w:color w:val="000000"/>
           <w:kern w:val="0"/>
           <w:lang w:eastAsia="es-PE"/>
-          <w14:ligatures w14:val="none"/>
+          <ns2:ligatures ns2:val="none"/>
         </w:rPr>
       </w:pPr>
       <w:r>
@@ -4438,7 +4406,7 @@
           <w:color w:val="000000"/>
           <w:kern w:val="0"/>
           <w:lang w:eastAsia="es-PE"/>
-          <w14:ligatures w14:val="none"/>
+          <ns2:ligatures ns2:val="none"/>
         </w:rPr>
         <w:lastRenderedPageBreak/>
         <w:t>NOVENO:</w:t>
@@ -4449,14 +4417,14 @@
           <w:color w:val="000000"/>
           <w:kern w:val="0"/>
           <w:lang w:eastAsia="es-PE"/>
-          <w14:ligatures w14:val="none"/>
+          <ns2:ligatures ns2:val="none"/>
         </w:rPr>
         <w:t xml:space="preserve"> poner en conocimiento de las partes que, antes de la emisión de la Resolución Final, tienen la posibilidad de formular su desistimiento o presentar el acuerdo arribado mediante la conciliación, mediación, transacción o cualquier otro que, de forma indubitable, deje constancia que se ha solucionado la controversia materia de denuncia.</w:t>
       </w:r>
       <w:bookmarkStart w:id="25" w:name="h.gjdgxs" w:colFirst="0" w:colLast="0"/>
       <w:bookmarkEnd w:id="25"/>
     </w:p>
-    <w:p>
+    <w:p ns2:paraId="78F3CDD1" ns2:textId="77777777">
       <w:pPr>
         <w:suppressAutoHyphens/>
         <w:spacing w:after="0" w:line="240" w:lineRule="auto"/>
@@ -4466,11 +4434,11 @@
           <w:color w:val="000000"/>
           <w:kern w:val="0"/>
           <w:lang w:eastAsia="es-PE"/>
-          <w14:ligatures w14:val="none"/>
-        </w:rPr>
-      </w:pPr>
-    </w:p>
-    <w:p>
+          <ns2:ligatures ns2:val="none"/>
+        </w:rPr>
+      </w:pPr>
+    </w:p>
+    <w:p ns2:paraId="3C2BCAAE" ns2:textId="50844776">
       <w:pPr>
         <w:suppressAutoHyphens/>
         <w:spacing w:after="0" w:line="240" w:lineRule="auto"/>
@@ -4534,7 +4502,7 @@
         <w:t/>
       </w:r>
     </w:p>
-    <w:p>
+    <w:p ns2:paraId="770B4382" ns2:textId="77777777">
       <w:pPr>
         <w:suppressAutoHyphens/>
         <w:spacing w:after="0" w:line="240" w:lineRule="auto"/>
@@ -4544,7 +4512,7 @@
         </w:rPr>
       </w:pPr>
     </w:p>
-    <w:p>
+    <w:p ns2:paraId="0629CB51" ns2:textId="40F7AF21">
       <w:pPr>
         <w:suppressAutoHyphens/>
         <w:spacing w:after="0" w:line="240" w:lineRule="auto"/>
@@ -4622,7 +4590,7 @@
       </w:r>
       <w:bookmarkStart w:id="27" w:name="_Hlk198890962"/>
     </w:p>
-    <w:p>
+    <w:p ns2:paraId="37FA3B68" ns2:textId="77777777">
       <w:pPr>
         <w:suppressAutoHyphens/>
         <w:spacing w:after="0" w:line="240" w:lineRule="auto"/>
@@ -4633,7 +4601,7 @@
       </w:pPr>
     </w:p>
     <w:bookmarkEnd w:id="27"/>
-    <w:p>
+    <w:p ns2:paraId="5B337072" ns2:textId="77777777">
       <w:pPr>
         <w:spacing w:after="0" w:line="240" w:lineRule="auto"/>
         <w:jc w:val="both"/>
@@ -4642,7 +4610,7 @@
         </w:rPr>
       </w:pPr>
     </w:p>
-    <w:p>
+    <w:p ns2:paraId="5F6DB8BA" ns2:textId="77777777">
       <w:pPr>
         <w:spacing w:after="0" w:line="240" w:lineRule="auto"/>
         <w:jc w:val="center"/>
@@ -4663,7 +4631,7 @@
         <w:t xml:space="preserve">Firmado digitalmente por </w:t>
       </w:r>
     </w:p>
-    <w:p>
+    <w:p ns2:paraId="0F54B1C8" ns2:textId="77777777">
       <w:pPr>
         <w:spacing w:after="0" w:line="240" w:lineRule="auto"/>
         <w:jc w:val="center"/>
@@ -4684,7 +4652,7 @@
         <w:t>EVELING ROA QUISPE</w:t>
       </w:r>
     </w:p>
-    <w:p>
+    <w:p ns2:paraId="3F3502F3" ns2:textId="77777777">
       <w:pPr>
         <w:spacing w:after="0" w:line="240" w:lineRule="auto"/>
         <w:jc w:val="center"/>
@@ -4705,7 +4673,7 @@
         <w:t>Secretaria Técnica</w:t>
       </w:r>
     </w:p>
-    <w:p>
+    <w:p ns2:paraId="6FBEEE14" ns2:textId="77777777">
       <w:pPr>
         <w:spacing w:after="0" w:line="240" w:lineRule="auto"/>
         <w:jc w:val="center"/>
@@ -4724,7 +4692,7 @@
         <w:t>Comisión de Protección al Consumidor 1</w:t>
       </w:r>
     </w:p>
-    <w:p>
+    <w:p ns2:paraId="0AC07240" ns2:textId="34ACAF9A">
       <w:pPr>
         <w:spacing w:after="0" w:line="240" w:lineRule="auto"/>
         <w:rPr>
@@ -4752,7 +4720,7 @@
         <w:t>/JCQ</w:t>
       </w:r>
     </w:p>
-    <w:p>
+    <w:p ns2:paraId="13EBB3D4" ns2:textId="77777777">
       <w:pPr>
         <w:spacing w:after="0" w:line="240" w:lineRule="auto"/>
         <w:jc w:val="both"/>
@@ -4761,7 +4729,7 @@
         </w:rPr>
       </w:pPr>
     </w:p>
-    <w:p>
+    <w:p ns2:paraId="545E96CB" ns2:textId="77777777">
       <w:pPr>
         <w:spacing w:after="0" w:line="240" w:lineRule="auto"/>
         <w:jc w:val="both"/>
@@ -4771,12 +4739,12 @@
       </w:pPr>
     </w:p>
     <w:sectPr>
-      <w:headerReference w:type="even" r:id="rId8"/>
-      <w:headerReference w:type="default" r:id="rId9"/>
-      <w:footerReference w:type="even" r:id="rId10"/>
-      <w:footerReference w:type="default" r:id="rId11"/>
-      <w:headerReference w:type="first" r:id="rId12"/>
-      <w:footerReference w:type="first" r:id="rId13"/>
+      <w:headerReference w:type="even" ns3:id="rId8"/>
+      <w:headerReference w:type="default" ns3:id="rId9"/>
+      <w:footerReference w:type="even" ns3:id="rId10"/>
+      <w:footerReference w:type="default" ns3:id="rId11"/>
+      <w:headerReference w:type="first" ns3:id="rId12"/>
+      <w:footerReference w:type="first" ns3:id="rId13"/>
       <w:pgSz w:w="11906" w:h="16838"/>
       <w:pgMar w:top="1417" w:right="1701" w:bottom="1417" w:left="1701" w:header="708" w:footer="708" w:gutter="0"/>
       <w:cols w:space="708"/>

--- a/plantillas_maestras/10_seguro_sepelio/cobro_indebido_primas/2_o_mas_ddos_varios/varon/TPL_2436_2026_SEGURO_SEPELIO_COBRO_INDEBIDO_PRIMAS_ASEGURADORA_VARON_R2.docx
+++ b/plantillas_maestras/10_seguro_sepelio/cobro_indebido_primas/2_o_mas_ddos_varios/varon/TPL_2436_2026_SEGURO_SEPELIO_COBRO_INDEBIDO_PRIMAS_ASEGURADORA_VARON_R2.docx
@@ -1198,7 +1198,7 @@
           <w:rFonts w:ascii="Arial Narrow" w:eastAsia="Arial Narrow" w:hAnsi="Arial Narrow"/>
           <w:color w:val="000000"/>
         </w:rPr>
-        <w:t xml:space="preserve">El señor [APELLIDO] solicitó, en calidad de medida correctiva, que el proveedor denunciado cumpla con: (i) realizar el cese definitivo de los cobros indebidos y disponer el aporte mensual del denunciante considerando que para el periodo comprendido entre el 1 de enero de 2022 y el 14 de junio de 2026, disponer al monto originalmente pactado de S/ 42,50, y que a partir del mes de julio de 2026, disponer al monto de S/ 38,50, en atención al retiro de sus dos hijas de la cobertura, sin postergación alguna; (ii) realizar la devolución íntegra de la suma de S/ 2 737,50, que comprende S/ 2 672,10 por los cobros en exceso realizados entre el 1 de enero de 2022 y el 30 de junio de 2026, S/ 65,40 por el cobro en exceso del mes de julio de 2026 más los intereses legales correspondientes desde cada fecha de descuento hasta el momento del pago efectivo; y, (iii) realizar la corrección de los datos de nacimiento de las hijas del denunciante en sus registros, a fin de garantizar la validez de la cobertura y declarar que el pago bajo protesta realizado por el mes de julio de 2026 no constituye aceptación del cobro indebido. Asimismo, no requirió de manera expresa el reembolso de costos y costas del presente procedimiento.</w:t>
+        <w:t xml:space="preserve">El señor [APELLIDO] solicitó, en calidad de medida correctiva, que el proveedor denunciado cumpla con: (i) realizar el cese definitivo de los cobros indebidos y disponer el aporte mensual del señor [APELLIDO] considerando que para el periodo comprendido entre el 1 de enero de 2022 y el 14 de junio de 2026, disponer al monto originalmente pactado de S/ 42,50, y que a partir del mes de julio de 2026, disponer al monto de S/ 38,50, en atención al retiro de sus dos hijas de la cobertura, sin postergación alguna; (ii) realizar la devolución íntegra de la suma de S/ 2 737,50, que comprende S/ 2 672,10 por los cobros en exceso realizados entre el 1 de enero de 2022 y el 30 de junio de 2026, S/ 65,40 por el cobro en exceso del mes de julio de 2026 más los intereses legales correspondientes desde cada fecha de descuento hasta el momento del pago efectivo; y, (iii) realizar la corrección de los datos de nacimiento de las hijas del señor [APELLIDO] en sus registros, a fin de garantizar la validez de la cobertura y declarar que el pago bajo protesta realizado por el mes de julio de 2026 no constituye aceptación del cobro indebido. Asimismo, no requirió de manera expresa el reembolso de costos y costas del presente procedimiento.</w:t>
       </w:r>
       <w:r>
         <w:rPr>
@@ -3903,7 +3903,7 @@
           <w:sz w:val="20"/>
           <w:szCs w:val="20"/>
         </w:rPr>
-        <w:t xml:space="preserve">correr traslado de la presente resolución a Comité de Administración del Fondo de Asistencia y Estímulo de los Trabajadores del Sector Educación para que, de conformidad con lo dispuesto por el artículo 26° de la Ley sobre Facultades, Normas y Organización del Indecopi, aprobado por Decreto Legislativo N° 8079, presenten sus descargos sobre la imputación de cargos realizada en un plazo no mayor a cinco (5) días hábiles contado a partir del día siguiente de la notificación de la presente resolución, vencido el cual, el Secretario Técnico declarará en rebeldía a los denunciados que no lo hubieran presentado. Debe precisarse que de conformidad con lo establecido por el artículo 223° del Texto Único Ordenado de la Ley N° 27444, Ley del Procedimiento Administrativo General, las alegaciones y los hechos relevantes de la reclamación, salvo que hayan sido específicamente negadas en la contestación, se tendrán por aceptadas o meritadas como ciertas.</w:t>
+        <w:t xml:space="preserve">correr traslado de la presente resolución a Comité de Administración del Fondo de Asistencia y Estímulo de los Trabajadores del Sector Educación para que, de conformidad con lo dispuesto por el artículo 26 de la Ley sobre Facultades, Normas y Organización del Indecopi, aprobada por Decreto Legislativo 807, presente sus descargos sobre la imputación de cargos realizada en un plazo no mayor a cinco (5) días hábiles contado a partir del día siguiente de la notificación de la presente resolución, vencido el cual, el Secretario Técnico declarará en rebeldía al denunciado que no lo hubiera presentado. Debe precisarse que de conformidad con lo establecido por el artículo 223 del Texto Único Ordenado de la Ley 27444, Ley del Procedimiento Administrativo General, las alegaciones y los hechos relevantes de la reclamación, salvo que hayan sido específicamente negadas en la contestación, se tendrán por aceptadas o merituadas como ciertas.</w:t>
       </w:r>
     </w:p>
     <w:p ns2:paraId="2C44CB67" ns2:textId="77777777">

--- a/plantillas_maestras/10_seguro_sepelio/cobro_indebido_primas/2_o_mas_ddos_varios/varon/TPL_2436_2026_SEGURO_SEPELIO_COBRO_INDEBIDO_PRIMAS_ASEGURADORA_VARON_R2.docx
+++ b/plantillas_maestras/10_seguro_sepelio/cobro_indebido_primas/2_o_mas_ddos_varios/varon/TPL_2436_2026_SEGURO_SEPELIO_COBRO_INDEBIDO_PRIMAS_ASEGURADORA_VARON_R2.docx
@@ -3150,15 +3150,15 @@
           <w:kern w:val="0"/>
           <ns2:ligatures ns2:val="none"/>
         </w:rPr>
-        <w:t xml:space="preserve">habría mantenido al 16 de julio de 2026 en los registros vinculados al Seguro de Sepelio – Póliza UA073055-04185218-0000 las fechas de nacimiento 7 de enero de 1982 y 13 de agosto </w:t>
-      </w:r>
-      <w:r>
-        <w:rPr>
-          <w:rFonts w:ascii="Arial Narrow" w:eastAsia="Arial Narrow" w:hAnsi="Arial Narrow" w:cs="Arial Narrow"/>
-          <w:kern w:val="0"/>
-          <ns2:ligatures ns2:val="none"/>
-        </w:rPr>
-        <w:t xml:space="preserve">de 1984 respecto de las hijas del </w:t>
+        <w:t xml:space="preserve">habría mantenido al 16 de julio de 2026 en los registros vinculados al Seguro de Sepelio – Póliza UA073055-04185218-0000 las fechas de nacimiento 7 de enero de 1982 y 13 de agosto de 1984</w:t>
+      </w:r>
+      <w:r>
+        <w:rPr>
+          <w:rFonts w:ascii="Arial Narrow" w:eastAsia="Arial Narrow" w:hAnsi="Arial Narrow" w:cs="Arial Narrow"/>
+          <w:kern w:val="0"/>
+          <ns2:ligatures ns2:val="none"/>
+        </w:rPr>
+        <w:t xml:space="preserve"> respecto de las hijas del </w:t>
       </w:r>
       <w:r>
         <w:rPr>
@@ -3583,14 +3583,14 @@
           <w:rFonts w:ascii="Arial Narrow" w:eastAsia="Arial Narrow" w:hAnsi="Arial Narrow"/>
           <w:color w:val="000000"/>
         </w:rPr>
-        <w:t>3 de julio de 2026, subsanada mediante escrito del 16 de julio de</w:t>
-      </w:r>
-      <w:r>
-        <w:rPr>
-          <w:rFonts w:ascii="Arial Narrow" w:eastAsia="Arial Narrow" w:hAnsi="Arial Narrow"/>
-          <w:color w:val="000000"/>
-        </w:rPr>
-        <w:t xml:space="preserve"> 2026</w:t>
+        <w:t xml:space="preserve">3 de julio de 2026, subsanada mediante escrito del 16 de julio de 2026</w:t>
+      </w:r>
+      <w:r>
+        <w:rPr>
+          <w:rFonts w:ascii="Arial Narrow" w:eastAsia="Arial Narrow" w:hAnsi="Arial Narrow"/>
+          <w:color w:val="000000"/>
+        </w:rPr>
+        <w:t xml:space="preserve"/>
       </w:r>
       <w:r>
         <w:rPr>
@@ -4886,7 +4886,7 @@
           <w:lang w:val="es-419"/>
         </w:rPr>
         <w:tab/>
-        <w:t>Publicado el 2 de setiembre del 2010 en el Diario Oficial El Peruano, vigente desde el 2 de octubre del 2010 y modificado por Decreto Legislativo 1308.</w:t>
+        <w:t xml:space="preserve">Publicado el 2 de setiembre de 2010 en el Diario Oficial El Peruano, vigente desde el 2 de octubre de 2010 y modificado por Decreto Legislativo 1308.</w:t>
       </w:r>
     </w:p>
   </w:footnote>
@@ -4941,7 +4941,7 @@
           <w:sz w:val="16"/>
           <w:szCs w:val="16"/>
         </w:rPr>
-        <w:t xml:space="preserve">LEY 29571, CÓDIGO DE PROTECCIÓN Y DEFENSA DEL CONSUMIDOR, publicado el 2 de setiembre de 2010 y modificado por Decreto Legislativo N 1308 </w:t>
+        <w:t xml:space="preserve">LEY 29571, CÓDIGO DE PROTECCIÓN Y DEFENSA DEL CONSUMIDOR, publicado el 2 de setiembre de 2010 y modificado por Decreto Legislativo 1308 </w:t>
       </w:r>
     </w:p>
     <w:p>
@@ -4993,7 +4993,7 @@
           <w:szCs w:val="16"/>
         </w:rPr>
         <w:tab/>
-        <w:t xml:space="preserve">El Instituto Nacional de Defensa de la Competencia y de la Protección de la Propiedad Intelectual (Indecopi) es la autoridad con competencia primaria y de alcance nacional para conocer las presuntas infracciones a las disposiciones contenidas en el presente Código, así como para imponer las sanciones y medidas correctivas establecidas en el presente capítulo, conforme al Decreto Legislativo N 1033, Ley de Organización y Funciones del Indecopi. Dicha competencia solo puede ser negada cuando ella haya sido asignada o se asigne a favor de otro organismo por norma expresa con rango de ley. </w:t>
+        <w:t xml:space="preserve">El Instituto Nacional de Defensa de la Competencia y de la Protección de la Propiedad Intelectual (Indecopi) es la autoridad con competencia primaria y de alcance nacional para conocer las presuntas infracciones a las disposiciones contenidas en el presente Código, así como para imponer las sanciones y medidas correctivas establecidas en el presente capítulo, conforme al Decreto Legislativo 1033, Ley de Organización y Funciones del Indecopi. Dicha competencia solo puede ser negada cuando ella haya sido asignada o se asigne a favor de otro organismo por norma expresa con rango de ley. </w:t>
       </w:r>
     </w:p>
     <w:p>
@@ -5067,7 +5067,7 @@
           <w:sz w:val="16"/>
           <w:szCs w:val="16"/>
         </w:rPr>
-        <w:t xml:space="preserve">LEY DE ORGANIZACIÓN Y FUNCIONES DEL INDECOPI, APROBADA POR DECRETO LEGISLATIVO N 1033 </w:t>
+        <w:t xml:space="preserve">LEY DE ORGANIZACIÓN Y FUNCIONES DEL INDECOPI, APROBADA POR DECRETO LEGISLATIVO 1033 </w:t>
       </w:r>
     </w:p>
     <w:p>
@@ -5195,7 +5195,7 @@
           <w:sz w:val="16"/>
           <w:szCs w:val="16"/>
         </w:rPr>
-        <w:t xml:space="preserve">LEY 29571, CÓDIGO DE PROTECCIÓN Y DEFENSA DEL CONSUMIDOR, publicado el 2 de setiembre de 2010 y modificado por Decreto Legislativo N 1308 </w:t>
+        <w:t xml:space="preserve">LEY 29571, CÓDIGO DE PROTECCIÓN Y DEFENSA DEL CONSUMIDOR, publicado el 2 de setiembre de 2010 y modificado por Decreto Legislativo 1308 </w:t>
       </w:r>
     </w:p>
     <w:p>
@@ -5379,7 +5379,7 @@
           <w:sz w:val="16"/>
           <w:szCs w:val="16"/>
         </w:rPr>
-        <w:t xml:space="preserve">LEY 29571, CÓDIGO DE PROTECCIÓN Y DEFENSA DEL CONSUMIDOR, publicado el 2 de setiembre de 2010 y modificado por Decreto Legislativo N 1308 </w:t>
+        <w:t xml:space="preserve">LEY 29571, CÓDIGO DE PROTECCIÓN Y DEFENSA DEL CONSUMIDOR, publicado el 2 de setiembre de 2010 y modificado por Decreto Legislativo 1308 </w:t>
       </w:r>
     </w:p>
     <w:p>
@@ -5555,7 +5555,7 @@
           <w:sz w:val="16"/>
           <w:szCs w:val="16"/>
         </w:rPr>
-        <w:t xml:space="preserve">LEY 29571, CÓDIGO DE PROTECCIÓN Y DEFENSA DEL CONSUMIDOR, publicado el 2 de setiembre de 2010 y modificado por Decreto Legislativo N 1308 </w:t>
+        <w:t xml:space="preserve">LEY 29571, CÓDIGO DE PROTECCIÓN Y DEFENSA DEL CONSUMIDOR, publicado el 2 de setiembre de 2010 y modificado por Decreto Legislativo 1308 </w:t>
       </w:r>
     </w:p>
     <w:p>
@@ -5705,7 +5705,7 @@
           <w:sz w:val="16"/>
           <w:szCs w:val="16"/>
         </w:rPr>
-        <w:t xml:space="preserve">LEY 29571, CÓDIGO DE PROTECCIÓN Y DEFENSA DEL CONSUMIDOR, publicado el 2 de setiembre de 2010 y modificado por Decreto Legislativo N 1308 </w:t>
+        <w:t xml:space="preserve">LEY 29571, CÓDIGO DE PROTECCIÓN Y DEFENSA DEL CONSUMIDOR, publicado el 2 de setiembre de 2010 y modificado por Decreto Legislativo 1308 </w:t>
       </w:r>
     </w:p>
     <w:p>

--- a/plantillas_maestras/10_seguro_sepelio/cobro_indebido_primas/2_o_mas_ddos_varios/varon/TPL_2436_2026_SEGURO_SEPELIO_COBRO_INDEBIDO_PRIMAS_ASEGURADORA_VARON_R2.docx
+++ b/plantillas_maestras/10_seguro_sepelio/cobro_indebido_primas/2_o_mas_ddos_varios/varon/TPL_2436_2026_SEGURO_SEPELIO_COBRO_INDEBIDO_PRIMAS_ASEGURADORA_VARON_R2.docx
@@ -1,8 +1,8 @@
 
 <file path=word/document.xml><?xml version="1.0" encoding="utf-8"?>
-<w:document xmlns:ns1="http://schemas.openxmlformats.org/markup-compatibility/2006" xmlns:ns2="http://schemas.microsoft.com/office/word/2010/wordml" xmlns:ns3="http://schemas.openxmlformats.org/officeDocument/2006/relationships" xmlns:w="http://schemas.openxmlformats.org/wordprocessingml/2006/main" ns1:Ignorable="w14 w15 w16se w16cid w16 w16cex w16sdtdh wp14">
+<w:document xmlns:mc="http://schemas.openxmlformats.org/markup-compatibility/2006" xmlns:r="http://schemas.openxmlformats.org/officeDocument/2006/relationships" xmlns:w="http://schemas.openxmlformats.org/wordprocessingml/2006/main" xmlns:w14="http://schemas.microsoft.com/office/word/2010/wordml" xmlns:w15="http://schemas.microsoft.com/office/word/2012/wordml" xmlns:w16="http://schemas.microsoft.com/office/word/2018/wordml" xmlns:w16cex="http://schemas.microsoft.com/office/word/2018/wordml/cex" xmlns:w16cid="http://schemas.microsoft.com/office/word/2016/wordml/cid" xmlns:w16du="http://schemas.microsoft.com/office/word/2023/wordml/word16du" xmlns:w16sdtdh="http://schemas.microsoft.com/office/word/2020/wordml/sdtdatahash" xmlns:w16se="http://schemas.microsoft.com/office/word/2015/wordml/symex" xmlns:wp14="http://schemas.microsoft.com/office/word/2010/wordprocessingDrawing" mc:Ignorable="w14 w15 w16se w16cid w16 w16cex w16sdtdh w16du wp14">
   <w:body>
-    <w:p ns2:paraId="7A036F51" ns2:textId="77777777">
+    <w:p>
       <w:pPr>
         <w:tabs>
           <w:tab w:val="left" w:pos="1701"/>
@@ -14,7 +14,7 @@
           <w:color w:val="000000"/>
           <w:kern w:val="0"/>
           <w:lang w:eastAsia="es-PE"/>
-          <ns2:ligatures ns2:val="none"/>
+          <w14:ligatures w14:val="none"/>
         </w:rPr>
       </w:pPr>
       <w:r>
@@ -44,7 +44,7 @@
         <w:t>2436-2026/CC1</w:t>
       </w:r>
     </w:p>
-    <w:p ns2:paraId="70D27919" ns2:textId="50302611">
+    <w:p>
       <w:pPr>
         <w:tabs>
           <w:tab w:val="left" w:pos="1701"/>
@@ -59,61 +59,23 @@
           <w:color w:val="000000"/>
           <w:kern w:val="0"/>
           <w:lang w:eastAsia="es-PE"/>
-          <ns2:ligatures ns2:val="none"/>
-        </w:rPr>
-      </w:pPr>
-      <w:r>
-        <w:rPr>
-          <w:rFonts w:ascii="Arial Narrow" w:eastAsia="Arial Narrow" w:hAnsi="Arial Narrow"/>
-          <w:b/>
-          <w:color w:val="000000"/>
-        </w:rPr>
-        <w:t xml:space="preserve">DENUNCIANTE:[DENUNCIANTE] (SEÑOR [APELLIDO])</w:t>
-      </w:r>
-      <w:r>
-        <w:rPr>
-          <w:rFonts w:ascii="Arial Narrow" w:eastAsia="Arial Narrow" w:hAnsi="Arial Narrow"/>
-          <w:b/>
-          <w:color w:val="000000"/>
-        </w:rPr>
+          <w14:ligatures w14:val="none"/>
+        </w:rPr>
+      </w:pPr>
+      <w:r>
+        <w:rPr>
+          <w:rFonts w:ascii="Arial Narrow" w:eastAsia="Arial Narrow" w:hAnsi="Arial Narrow"/>
+          <w:b/>
+          <w:color w:val="000000"/>
+        </w:rPr>
+        <w:t>DENUNCIANTE</w:t>
         <w:tab/>
-        <w:t/>
-      </w:r>
-      <w:r>
-        <w:rPr>
-          <w:rFonts w:ascii="Arial Narrow" w:eastAsia="Arial Narrow" w:hAnsi="Arial Narrow"/>
-          <w:b/>
-          <w:color w:val="000000"/>
-        </w:rPr>
+        <w:t>:</w:t>
         <w:tab/>
-        <w:t/>
-      </w:r>
-      <w:r>
-        <w:rPr>
-          <w:rFonts w:ascii="Arial Narrow" w:eastAsia="Arial Narrow" w:hAnsi="Arial Narrow"/>
-          <w:b/>
-          <w:color w:val="000000"/>
-        </w:rPr>
-        <w:t xml:space="preserve"/>
-      </w:r>
-      <w:r>
-        <w:rPr>
-          <w:rFonts w:ascii="Arial Narrow" w:eastAsia="Arial Narrow" w:hAnsi="Arial Narrow"/>
-          <w:b/>
-          <w:color w:val="000000"/>
-        </w:rPr>
-        <w:t/>
-      </w:r>
-      <w:r>
-        <w:rPr>
-          <w:rFonts w:ascii="Arial Narrow" w:eastAsia="Arial Narrow" w:hAnsi="Arial Narrow"/>
-          <w:b/>
-          <w:color w:val="000000"/>
-        </w:rPr>
-        <w:t/>
-      </w:r>
-    </w:p>
-    <w:p ns2:paraId="557CABE4" ns2:textId="77777777">
+        <w:t xml:space="preserve">[DENUNCIANTE] (SEÑOR [APELLIDO])</w:t>
+      </w:r>
+    </w:p>
+    <w:p>
       <w:pPr>
         <w:tabs>
           <w:tab w:val="left" w:pos="1701"/>
@@ -128,7 +90,7 @@
           <w:color w:val="000000"/>
           <w:kern w:val="0"/>
           <w:lang w:eastAsia="es-PE"/>
-          <ns2:ligatures ns2:val="none"/>
+          <w14:ligatures w14:val="none"/>
         </w:rPr>
       </w:pPr>
       <w:r>
@@ -158,7 +120,7 @@
         <w:t>COMITÉ DE ADMINISTRACIÓN DEL FONDO DE ASISTENCIA Y ESTÍMULO DE LOS TRABAJADORES DEL SECTOR EDUCACIÓN (CAFAE-SE)</w:t>
       </w:r>
     </w:p>
-    <w:p ns2:paraId="2ADB34C1" ns2:textId="7EC2DA7F">
+    <w:p>
       <w:pPr>
         <w:tabs>
           <w:tab w:val="left" w:pos="1701"/>
@@ -173,17 +135,17 @@
           <w:color w:val="000000"/>
           <w:kern w:val="0"/>
           <w:lang w:eastAsia="es-PE"/>
-          <ns2:ligatures ns2:val="none"/>
-        </w:rPr>
-      </w:pPr>
-      <w:r>
-        <w:rPr>
-          <w:rFonts w:ascii="Arial Narrow" w:eastAsia="Arial Narrow" w:hAnsi="Arial Narrow" w:cs="Arial Narrow"/>
-          <w:b/>
-          <w:color w:val="000000"/>
-          <w:kern w:val="0"/>
-          <w:lang w:eastAsia="es-PE"/>
-          <ns2:ligatures ns2:val="none"/>
+          <w14:ligatures w14:val="none"/>
+        </w:rPr>
+      </w:pPr>
+      <w:r>
+        <w:rPr>
+          <w:rFonts w:ascii="Arial Narrow" w:eastAsia="Arial Narrow" w:hAnsi="Arial Narrow" w:cs="Arial Narrow"/>
+          <w:b/>
+          <w:color w:val="000000"/>
+          <w:kern w:val="0"/>
+          <w:lang w:eastAsia="es-PE"/>
+          <w14:ligatures w14:val="none"/>
         </w:rPr>
         <w:t>MATERIAS</w:t>
       </w:r>
@@ -194,7 +156,7 @@
           <w:color w:val="000000"/>
           <w:kern w:val="0"/>
           <w:lang w:eastAsia="es-PE"/>
-          <ns2:ligatures ns2:val="none"/>
+          <w14:ligatures w14:val="none"/>
         </w:rPr>
         <w:tab/>
         <w:t>:</w:t>
@@ -206,7 +168,7 @@
           <w:color w:val="000000"/>
           <w:kern w:val="0"/>
           <w:lang w:eastAsia="es-PE"/>
-          <ns2:ligatures ns2:val="none"/>
+          <w14:ligatures w14:val="none"/>
         </w:rPr>
         <w:t xml:space="preserve"> </w:t>
       </w:r>
@@ -217,7 +179,7 @@
           <w:color w:val="000000"/>
           <w:kern w:val="0"/>
           <w:lang w:eastAsia="es-PE"/>
-          <ns2:ligatures ns2:val="none"/>
+          <w14:ligatures w14:val="none"/>
         </w:rPr>
         <w:t xml:space="preserve"> </w:t>
       </w:r>
@@ -228,13 +190,13 @@
           <w:color w:val="000000"/>
           <w:kern w:val="0"/>
           <w:lang w:eastAsia="es-PE"/>
-          <ns2:ligatures ns2:val="none"/>
+          <w14:ligatures w14:val="none"/>
         </w:rPr>
         <w:tab/>
         <w:t>ADMISIÓN A TRÁMITE</w:t>
       </w:r>
     </w:p>
-    <w:p ns2:paraId="36838B4F" ns2:textId="77777777">
+    <w:p>
       <w:pPr>
         <w:tabs>
           <w:tab w:val="left" w:pos="1701"/>
@@ -249,22 +211,22 @@
           <w:color w:val="000000"/>
           <w:kern w:val="0"/>
           <w:lang w:eastAsia="es-PE"/>
-          <ns2:ligatures ns2:val="none"/>
-        </w:rPr>
-      </w:pPr>
-      <w:r>
-        <w:rPr>
-          <w:rFonts w:ascii="Arial Narrow" w:eastAsia="Arial Narrow" w:hAnsi="Arial Narrow" w:cs="Arial Narrow"/>
-          <w:b/>
-          <w:color w:val="000000"/>
-          <w:kern w:val="0"/>
-          <w:lang w:eastAsia="es-PE"/>
-          <ns2:ligatures ns2:val="none"/>
+          <w14:ligatures w14:val="none"/>
+        </w:rPr>
+      </w:pPr>
+      <w:r>
+        <w:rPr>
+          <w:rFonts w:ascii="Arial Narrow" w:eastAsia="Arial Narrow" w:hAnsi="Arial Narrow" w:cs="Arial Narrow"/>
+          <w:b/>
+          <w:color w:val="000000"/>
+          <w:kern w:val="0"/>
+          <w:lang w:eastAsia="es-PE"/>
+          <w14:ligatures w14:val="none"/>
         </w:rPr>
         <w:t xml:space="preserve">REQUERIMIENTO DE INFORMACIÓN </w:t>
       </w:r>
     </w:p>
-    <w:p ns2:paraId="6F841C34" ns2:textId="77777777">
+    <w:p>
       <w:pPr>
         <w:tabs>
           <w:tab w:val="left" w:pos="1701"/>
@@ -278,7 +240,7 @@
           <w:color w:val="000000"/>
           <w:kern w:val="0"/>
           <w:lang w:eastAsia="es-PE"/>
-          <ns2:ligatures ns2:val="none"/>
+          <w14:ligatures w14:val="none"/>
         </w:rPr>
       </w:pPr>
       <w:r>
@@ -308,7 +270,7 @@
         <w:t>2</w:t>
       </w:r>
     </w:p>
-    <w:p ns2:paraId="3A3AF42C" ns2:textId="77777777">
+    <w:p>
       <w:pPr>
         <w:tabs>
           <w:tab w:val="left" w:pos="1014"/>
@@ -321,11 +283,11 @@
           <w:kern w:val="0"/>
           <w:shd w:val="clear" w:color="auto" w:fill="FFFFFF"/>
           <w:lang w:eastAsia="es-PE"/>
-          <ns2:ligatures ns2:val="none"/>
-        </w:rPr>
-      </w:pPr>
-    </w:p>
-    <w:p ns2:paraId="02B60A70" ns2:textId="6F5251A7">
+          <w14:ligatures w14:val="none"/>
+        </w:rPr>
+      </w:pPr>
+    </w:p>
+    <w:p>
       <w:pPr>
         <w:tabs>
           <w:tab w:val="left" w:pos="1014"/>
@@ -338,7 +300,7 @@
           <w:kern w:val="0"/>
           <w:shd w:val="clear" w:color="auto" w:fill="FFFFFF"/>
           <w:lang w:eastAsia="es-PE"/>
-          <ns2:ligatures ns2:val="none"/>
+          <w14:ligatures w14:val="none"/>
         </w:rPr>
       </w:pPr>
       <w:r>
@@ -349,7 +311,7 @@
         <w:t>Lima, 7 de agosto de 2026</w:t>
       </w:r>
     </w:p>
-    <w:p ns2:paraId="1CBB24FC" ns2:textId="77777777">
+    <w:p>
       <w:pPr>
         <w:tabs>
           <w:tab w:val="left" w:pos="1014"/>
@@ -361,11 +323,11 @@
           <w:color w:val="000000"/>
           <w:kern w:val="0"/>
           <w:lang w:eastAsia="es-PE"/>
-          <ns2:ligatures ns2:val="none"/>
-        </w:rPr>
-      </w:pPr>
-    </w:p>
-    <w:p ns2:paraId="5286972A" ns2:textId="77777777">
+          <w14:ligatures w14:val="none"/>
+        </w:rPr>
+      </w:pPr>
+    </w:p>
+    <w:p>
       <w:pPr>
         <w:numPr>
           <w:ilvl w:val="0"/>
@@ -379,22 +341,22 @@
           <w:color w:val="000000"/>
           <w:kern w:val="0"/>
           <w:lang w:eastAsia="es-PE"/>
-          <ns2:ligatures ns2:val="none"/>
-        </w:rPr>
-      </w:pPr>
-      <w:r>
-        <w:rPr>
-          <w:rFonts w:ascii="Arial Narrow" w:eastAsia="Arial Narrow" w:hAnsi="Arial Narrow" w:cs="Arial Narrow"/>
-          <w:b/>
-          <w:color w:val="000000"/>
-          <w:kern w:val="0"/>
-          <w:lang w:eastAsia="es-PE"/>
-          <ns2:ligatures ns2:val="none"/>
+          <w14:ligatures w14:val="none"/>
+        </w:rPr>
+      </w:pPr>
+      <w:r>
+        <w:rPr>
+          <w:rFonts w:ascii="Arial Narrow" w:eastAsia="Arial Narrow" w:hAnsi="Arial Narrow" w:cs="Arial Narrow"/>
+          <w:b/>
+          <w:color w:val="000000"/>
+          <w:kern w:val="0"/>
+          <w:lang w:eastAsia="es-PE"/>
+          <w14:ligatures w14:val="none"/>
         </w:rPr>
         <w:t xml:space="preserve">HECHOS </w:t>
       </w:r>
     </w:p>
-    <w:p ns2:paraId="1061F8E8" ns2:textId="77777777">
+    <w:p>
       <w:pPr>
         <w:spacing w:after="0" w:line="240" w:lineRule="auto"/>
         <w:jc w:val="both"/>
@@ -403,11 +365,11 @@
           <w:color w:val="000000"/>
           <w:kern w:val="0"/>
           <w:lang w:eastAsia="es-PE"/>
-          <ns2:ligatures ns2:val="none"/>
-        </w:rPr>
-      </w:pPr>
-    </w:p>
-    <w:p ns2:paraId="19969D2C" ns2:textId="50D69ACD">
+          <w14:ligatures w14:val="none"/>
+        </w:rPr>
+      </w:pPr>
+    </w:p>
+    <w:p>
       <w:pPr>
         <w:numPr>
           <w:ilvl w:val="1"/>
@@ -421,7 +383,7 @@
           <w:color w:val="000000"/>
           <w:kern w:val="0"/>
           <w:lang w:val="es-ES" w:eastAsia="es-ES"/>
-          <ns2:ligatures ns2:val="none"/>
+          <w14:ligatures w14:val="none"/>
         </w:rPr>
       </w:pPr>
       <w:r>
@@ -486,7 +448,7 @@
         <w:t/>
       </w:r>
     </w:p>
-    <w:p ns2:paraId="59AFAEAF" ns2:textId="77777777">
+    <w:p>
       <w:pPr>
         <w:spacing w:after="0" w:line="240" w:lineRule="auto"/>
         <w:jc w:val="both"/>
@@ -495,7 +457,7 @@
         </w:rPr>
       </w:pPr>
     </w:p>
-    <w:p ns2:paraId="75E06FF8" ns2:textId="5D5A2389">
+    <w:p>
       <w:pPr>
         <w:pStyle w:val="Prrafodelista"/>
         <w:numPr>
@@ -535,7 +497,7 @@
         <w:t>el Seguro de Sepelio – Póliza UA073055-04185218-0000 (en adelante, Seguro de Sepelio).</w:t>
       </w:r>
     </w:p>
-    <w:p ns2:paraId="3E34816B" ns2:textId="77777777">
+    <w:p>
       <w:pPr>
         <w:pStyle w:val="Prrafodelista"/>
         <w:spacing w:after="0" w:line="240" w:lineRule="auto"/>
@@ -547,7 +509,7 @@
         </w:rPr>
       </w:pPr>
     </w:p>
-    <w:p ns2:paraId="7F55B751" ns2:textId="48838A13">
+    <w:p>
       <w:pPr>
         <w:pStyle w:val="Prrafodelista"/>
         <w:numPr>
@@ -587,7 +549,7 @@
         <w:t>el Seguro de Vida – Póliza 72070856 (en adelante, Seguro de Vida), con un aporte mensual de S/ 10,00 por el titular y S/ 5,00 por la cobertura de su cónyuge. Asimismo, incorporó como dependientes a su padre y a sus dos hijas, y el aporte mensual aplicable por las coberturas ascendía a S/ 42,50.</w:t>
       </w:r>
     </w:p>
-    <w:p ns2:paraId="16668947" ns2:textId="77777777">
+    <w:p>
       <w:pPr>
         <w:pStyle w:val="Prrafodelista"/>
         <w:spacing w:after="0" w:line="240" w:lineRule="auto"/>
@@ -599,7 +561,7 @@
         </w:rPr>
       </w:pPr>
     </w:p>
-    <w:p ns2:paraId="76AD1D2A" ns2:textId="0B55D899">
+    <w:p>
       <w:pPr>
         <w:pStyle w:val="Prrafodelista"/>
         <w:numPr>
@@ -646,7 +608,7 @@
         <w:t xml:space="preserve"> </w:t>
       </w:r>
     </w:p>
-    <w:p ns2:paraId="6A44D32F" ns2:textId="77777777">
+    <w:p>
       <w:pPr>
         <w:pStyle w:val="Prrafodelista"/>
         <w:spacing w:after="0" w:line="240" w:lineRule="auto"/>
@@ -658,7 +620,7 @@
         </w:rPr>
       </w:pPr>
     </w:p>
-    <w:p ns2:paraId="6D66A6E3" ns2:textId="49F59675">
+    <w:p>
       <w:pPr>
         <w:pStyle w:val="Prrafodelista"/>
         <w:numPr>
@@ -705,7 +667,7 @@
         <w:t>incrementó el descuento mensual a S/ 103,90 y mantuvo dicho importe hasta el 30 de junio de 2026, sin comunicarle previamente las razones ni el importe de la modificación y sin obtener su consentimiento.</w:t>
       </w:r>
     </w:p>
-    <w:p ns2:paraId="161D3320" ns2:textId="77777777">
+    <w:p>
       <w:pPr>
         <w:pStyle w:val="Prrafodelista"/>
         <w:spacing w:after="0" w:line="240" w:lineRule="auto"/>
@@ -717,7 +679,7 @@
         </w:rPr>
       </w:pPr>
     </w:p>
-    <w:p ns2:paraId="44535F82" ns2:textId="7A650DA0">
+    <w:p>
       <w:pPr>
         <w:pStyle w:val="Prrafodelista"/>
         <w:numPr>
@@ -813,7 +775,7 @@
         <w:t>.</w:t>
       </w:r>
     </w:p>
-    <w:p ns2:paraId="4D83CB1A" ns2:textId="77777777">
+    <w:p>
       <w:pPr>
         <w:pStyle w:val="Prrafodelista"/>
         <w:spacing w:after="0" w:line="240" w:lineRule="auto"/>
@@ -825,7 +787,7 @@
         </w:rPr>
       </w:pPr>
     </w:p>
-    <w:p ns2:paraId="54138C38" ns2:textId="2FC8A5AF">
+    <w:p>
       <w:pPr>
         <w:pStyle w:val="Prrafodelista"/>
         <w:numPr>
@@ -865,7 +827,7 @@
         <w:t>la Carta 01-2026, mediante la cual cuestionó los cobros efectuados desde el 1 de enero de 2022, solicitó la devolución de los importes cobrados en exceso y requirió el documento que sustentara los cobros de S/ 61,00, S/ 103,90 y S/ 207,80.</w:t>
       </w:r>
     </w:p>
-    <w:p ns2:paraId="0CF73024" ns2:textId="77777777">
+    <w:p>
       <w:pPr>
         <w:pStyle w:val="Prrafodelista"/>
         <w:spacing w:after="0" w:line="240" w:lineRule="auto"/>
@@ -877,7 +839,7 @@
         </w:rPr>
       </w:pPr>
     </w:p>
-    <w:p ns2:paraId="01FE88DC" ns2:textId="4D7AB968">
+    <w:p>
       <w:pPr>
         <w:pStyle w:val="Prrafodelista"/>
         <w:numPr>
@@ -980,7 +942,7 @@
         <w:t xml:space="preserve"> </w:t>
       </w:r>
     </w:p>
-    <w:p ns2:paraId="1CD500BE" ns2:textId="77777777">
+    <w:p>
       <w:pPr>
         <w:pStyle w:val="Prrafodelista"/>
         <w:spacing w:after="0" w:line="240" w:lineRule="auto"/>
@@ -992,7 +954,7 @@
         </w:rPr>
       </w:pPr>
     </w:p>
-    <w:p ns2:paraId="328A41EF" ns2:textId="2715BF80">
+    <w:p>
       <w:pPr>
         <w:pStyle w:val="Prrafodelista"/>
         <w:numPr>
@@ -1046,7 +1008,7 @@
         <w:t>dispuso que la exclusión de sus hijas surtiera efectos recién en agosto de 2026.</w:t>
       </w:r>
     </w:p>
-    <w:p ns2:paraId="60D6B0AC" ns2:textId="249945C1">
+    <w:p>
       <w:pPr>
         <w:pStyle w:val="Prrafodelista"/>
         <w:spacing w:after="0" w:line="240" w:lineRule="auto"/>
@@ -1065,7 +1027,7 @@
         <w:t xml:space="preserve"> </w:t>
       </w:r>
     </w:p>
-    <w:p ns2:paraId="2744ACCC" ns2:textId="086068CC">
+    <w:p>
       <w:pPr>
         <w:pStyle w:val="Prrafodelista"/>
         <w:numPr>
@@ -1091,7 +1053,7 @@
         <w:t>El 2 de julio de 2026, interpuso recurso de apelación contra la Carta 149-2026-CAFAE-SE/GG y reiteró que, luego de la exclusión de sus hijas, correspondía aplicar un aporte mensual de S/ 38,50.</w:t>
       </w:r>
     </w:p>
-    <w:p ns2:paraId="10A5E0AF" ns2:textId="77777777">
+    <w:p>
       <w:pPr>
         <w:pStyle w:val="Prrafodelista"/>
         <w:spacing w:after="0" w:line="240" w:lineRule="auto"/>
@@ -1103,7 +1065,7 @@
         </w:rPr>
       </w:pPr>
     </w:p>
-    <w:p ns2:paraId="37F0A382" ns2:textId="1C445D69">
+    <w:p>
       <w:pPr>
         <w:pStyle w:val="Prrafodelista"/>
         <w:numPr>
@@ -1118,7 +1080,7 @@
           <w:color w:val="000000"/>
           <w:kern w:val="0"/>
           <w:lang w:eastAsia="es-ES"/>
-          <ns2:ligatures ns2:val="none"/>
+          <w14:ligatures w14:val="none"/>
         </w:rPr>
       </w:pPr>
       <w:r>
@@ -1157,7 +1119,7 @@
         <w:t xml:space="preserve"> que correspondía un aporte mensual de S/ 38,50.</w:t>
       </w:r>
     </w:p>
-    <w:p ns2:paraId="25BD7C2F" ns2:textId="77777777">
+    <w:p>
       <w:pPr>
         <w:pStyle w:val="Prrafodelista"/>
         <w:spacing w:after="0" w:line="240" w:lineRule="auto"/>
@@ -1168,11 +1130,11 @@
           <w:color w:val="000000"/>
           <w:kern w:val="0"/>
           <w:lang w:eastAsia="es-ES"/>
-          <ns2:ligatures ns2:val="none"/>
-        </w:rPr>
-      </w:pPr>
-    </w:p>
-    <w:p ns2:paraId="7151D543" ns2:textId="6DD43000">
+          <w14:ligatures w14:val="none"/>
+        </w:rPr>
+      </w:pPr>
+    </w:p>
+    <w:p>
       <w:pPr>
         <w:numPr>
           <w:ilvl w:val="1"/>
@@ -1190,7 +1152,7 @@
           <w:color w:val="000000"/>
           <w:kern w:val="0"/>
           <w:lang w:val="es-ES" w:eastAsia="es-ES"/>
-          <ns2:ligatures ns2:val="none"/>
+          <w14:ligatures w14:val="none"/>
         </w:rPr>
       </w:pPr>
       <w:r>
@@ -1530,7 +1492,7 @@
         <w:t/>
       </w:r>
     </w:p>
-    <w:p ns2:paraId="6B6F6266" ns2:textId="77777777">
+    <w:p>
       <w:pPr>
         <w:spacing w:after="0" w:line="240" w:lineRule="auto"/>
         <w:contextualSpacing/>
@@ -1541,11 +1503,11 @@
           <w:color w:val="000000"/>
           <w:kern w:val="0"/>
           <w:lang w:eastAsia="es-PE"/>
-          <ns2:ligatures ns2:val="none"/>
-        </w:rPr>
-      </w:pPr>
-    </w:p>
-    <w:p ns2:paraId="2B1ED506" ns2:textId="77777777">
+          <w14:ligatures w14:val="none"/>
+        </w:rPr>
+      </w:pPr>
+    </w:p>
+    <w:p>
       <w:pPr>
         <w:pStyle w:val="Prrafodelista"/>
         <w:numPr>
@@ -1565,22 +1527,22 @@
           <w:color w:val="000000"/>
           <w:kern w:val="0"/>
           <w:lang w:eastAsia="es-PE"/>
-          <ns2:ligatures ns2:val="none"/>
-        </w:rPr>
-      </w:pPr>
-      <w:r>
-        <w:rPr>
-          <w:rFonts w:ascii="Arial Narrow" w:eastAsia="Arial Narrow" w:hAnsi="Arial Narrow" w:cs="Arial Narrow"/>
-          <w:b/>
-          <w:color w:val="000000"/>
-          <w:kern w:val="0"/>
-          <w:lang w:eastAsia="es-PE"/>
-          <ns2:ligatures ns2:val="none"/>
+          <w14:ligatures w14:val="none"/>
+        </w:rPr>
+      </w:pPr>
+      <w:r>
+        <w:rPr>
+          <w:rFonts w:ascii="Arial Narrow" w:eastAsia="Arial Narrow" w:hAnsi="Arial Narrow" w:cs="Arial Narrow"/>
+          <w:b/>
+          <w:color w:val="000000"/>
+          <w:kern w:val="0"/>
+          <w:lang w:eastAsia="es-PE"/>
+          <w14:ligatures w14:val="none"/>
         </w:rPr>
         <w:t>DE LA ADMISIÓN A TRÁMITE DE LA DENUNCIA</w:t>
       </w:r>
     </w:p>
-    <w:p ns2:paraId="58DF054B" ns2:textId="77777777">
+    <w:p>
       <w:pPr>
         <w:spacing w:after="0" w:line="240" w:lineRule="auto"/>
         <w:contextualSpacing/>
@@ -1591,13 +1553,13 @@
           <w:color w:val="000000"/>
           <w:kern w:val="0"/>
           <w:lang w:eastAsia="es-PE"/>
-          <ns2:ligatures ns2:val="none"/>
+          <w14:ligatures w14:val="none"/>
         </w:rPr>
       </w:pPr>
       <w:bookmarkStart w:id="0" w:name="_Hlk212795168"/>
       <w:bookmarkStart w:id="1" w:name="_Hlk218848146"/>
     </w:p>
-    <w:p ns2:paraId="2BC0B275" ns2:textId="004263EB">
+    <w:p>
       <w:pPr>
         <w:pStyle w:val="Prrafodelista"/>
         <w:numPr>
@@ -1610,7 +1572,7 @@
         <w:rPr>
           <w:rFonts w:ascii="Arial Narrow" w:eastAsia="Arial Narrow" w:hAnsi="Arial Narrow" w:cs="Arial Narrow"/>
           <w:kern w:val="0"/>
-          <ns2:ligatures ns2:val="none"/>
+          <w14:ligatures w14:val="none"/>
         </w:rPr>
       </w:pPr>
       <w:r>
@@ -1626,7 +1588,7 @@
           <w:color w:val="000000"/>
           <w:kern w:val="0"/>
           <w:lang w:eastAsia="es-PE"/>
-          <ns2:ligatures ns2:val="none"/>
+          <w14:ligatures w14:val="none"/>
         </w:rPr>
         <w:t>Secretaría Técnica de la Comisión de Protección al Consumidor 1 (en adelante, la Secretaría Técnica), en ejercicio de sus facultades</w:t>
       </w:r>
@@ -1636,7 +1598,7 @@
           <w:rFonts w:ascii="Arial Narrow" w:eastAsia="Arial Narrow" w:hAnsi="Arial Narrow" w:cs="Arial Narrow"/>
           <w:kern w:val="0"/>
           <w:vertAlign w:val="superscript"/>
-          <ns2:ligatures ns2:val="none"/>
+          <w14:ligatures w14:val="none"/>
         </w:rPr>
         <w:footnoteReference w:id="2"/>
       </w:r>
@@ -1646,7 +1608,7 @@
           <w:color w:val="000000"/>
           <w:kern w:val="0"/>
           <w:lang w:eastAsia="es-PE"/>
-          <ns2:ligatures ns2:val="none"/>
+          <w14:ligatures w14:val="none"/>
         </w:rPr>
         <w:t xml:space="preserve">, considera </w:t>
       </w:r>
@@ -1654,7 +1616,7 @@
         <w:rPr>
           <w:rFonts w:ascii="Arial Narrow" w:eastAsia="Arial Narrow" w:hAnsi="Arial Narrow" w:cs="Arial Narrow"/>
           <w:kern w:val="0"/>
-          <ns2:ligatures ns2:val="none"/>
+          <w14:ligatures w14:val="none"/>
         </w:rPr>
         <w:t xml:space="preserve">que el hecho denunciado, </w:t>
       </w:r>
@@ -1663,7 +1625,7 @@
         <w:rPr>
           <w:rFonts w:ascii="Arial Narrow" w:eastAsia="Arial Narrow" w:hAnsi="Arial Narrow" w:cs="Arial Narrow"/>
           <w:kern w:val="0"/>
-          <ns2:ligatures ns2:val="none"/>
+          <w14:ligatures w14:val="none"/>
         </w:rPr>
         <w:t xml:space="preserve">consistente en que </w:t>
       </w:r>
@@ -1677,7 +1639,7 @@
           <w:kern w:val="0"/>
           <w:shd w:val="clear" w:color="auto" w:fill="FFFFFF"/>
           <w:lang w:eastAsia="es-PE"/>
-          <ns2:ligatures ns2:val="none"/>
+          <w14:ligatures w14:val="none"/>
         </w:rPr>
         <w:t>el Comité de Administración del Fondo de Asistencia y Estímulo de los Trabajadores del Sector Educación habría efectuado en noviembre de 2025 un doble descuento correspondiente al Seguro de Sepelio – Póliza UA073055-04185218-0000 por un importe total de S/ 165,80, equivalente a dos aportes mensuales de S/ 82,90</w:t>
       </w:r>
@@ -1685,7 +1647,7 @@
         <w:rPr>
           <w:rFonts w:ascii="Arial Narrow" w:eastAsia="Arial Narrow" w:hAnsi="Arial Narrow" w:cs="Arial Narrow"/>
           <w:kern w:val="0"/>
-          <ns2:ligatures ns2:val="none"/>
+          <w14:ligatures w14:val="none"/>
         </w:rPr>
         <w:t xml:space="preserve">; involucraría una presunta afectación a sus expectativas, quien no </w:t>
       </w:r>
@@ -1693,7 +1655,7 @@
         <w:rPr>
           <w:rFonts w:ascii="Arial Narrow" w:eastAsia="Arial Narrow" w:hAnsi="Arial Narrow" w:cs="Arial Narrow"/>
           <w:kern w:val="0"/>
-          <ns2:ligatures ns2:val="none"/>
+          <w14:ligatures w14:val="none"/>
         </w:rPr>
         <w:lastRenderedPageBreak/>
         <w:t>habría encontrado una correspondencia entre lo que esperaba recibir de parte del proveedor y lo que realmente recibió. Por consiguiente, corresponde calificar el hecho materia de denuncia como una presunta infracción al deber de idoneidad, tipificado en los artículos 18 y 19 del Código</w:t>
@@ -1706,7 +1668,7 @@
           <w:rFonts w:ascii="Arial Narrow" w:eastAsia="Arial Narrow" w:hAnsi="Arial Narrow" w:cs="Arial"/>
           <w:kern w:val="0"/>
           <w:vertAlign w:val="superscript"/>
-          <ns2:ligatures ns2:val="none"/>
+          <w14:ligatures w14:val="none"/>
         </w:rPr>
         <w:footnoteReference w:id="3"/>
       </w:r>
@@ -1715,13 +1677,13 @@
         <w:rPr>
           <w:rFonts w:ascii="Arial Narrow" w:eastAsia="Arial Narrow" w:hAnsi="Arial Narrow" w:cs="Arial Narrow"/>
           <w:kern w:val="0"/>
-          <ns2:ligatures ns2:val="none"/>
+          <w14:ligatures w14:val="none"/>
         </w:rPr>
         <w:t>.</w:t>
       </w:r>
       <w:bookmarkEnd w:id="5"/>
     </w:p>
-    <w:p ns2:paraId="0DFFE1DA" ns2:textId="77777777">
+    <w:p>
       <w:pPr>
         <w:pStyle w:val="Prrafodelista"/>
         <w:spacing w:after="0" w:line="240" w:lineRule="auto"/>
@@ -1730,11 +1692,11 @@
         <w:rPr>
           <w:rFonts w:ascii="Arial Narrow" w:eastAsia="Arial Narrow" w:hAnsi="Arial Narrow" w:cs="Arial Narrow"/>
           <w:kern w:val="0"/>
-          <ns2:ligatures ns2:val="none"/>
-        </w:rPr>
-      </w:pPr>
-    </w:p>
-    <w:p ns2:paraId="632135BA" ns2:textId="03632291">
+          <w14:ligatures w14:val="none"/>
+        </w:rPr>
+      </w:pPr>
+    </w:p>
+    <w:p>
       <w:pPr>
         <w:pStyle w:val="Prrafodelista"/>
         <w:numPr>
@@ -1747,14 +1709,14 @@
         <w:rPr>
           <w:rFonts w:ascii="Arial Narrow" w:eastAsia="Arial Narrow" w:hAnsi="Arial Narrow" w:cs="Arial Narrow"/>
           <w:kern w:val="0"/>
-          <ns2:ligatures ns2:val="none"/>
-        </w:rPr>
-      </w:pPr>
-      <w:r>
-        <w:rPr>
-          <w:rFonts w:ascii="Arial Narrow" w:eastAsia="Arial Narrow" w:hAnsi="Arial Narrow" w:cs="Arial Narrow"/>
-          <w:kern w:val="0"/>
-          <ns2:ligatures ns2:val="none"/>
+          <w14:ligatures w14:val="none"/>
+        </w:rPr>
+      </w:pPr>
+      <w:r>
+        <w:rPr>
+          <w:rFonts w:ascii="Arial Narrow" w:eastAsia="Arial Narrow" w:hAnsi="Arial Narrow" w:cs="Arial Narrow"/>
+          <w:kern w:val="0"/>
+          <w14:ligatures w14:val="none"/>
         </w:rPr>
         <w:t>Adicionalmente</w:t>
       </w:r>
@@ -1762,7 +1724,7 @@
         <w:rPr>
           <w:rFonts w:ascii="Arial Narrow" w:eastAsia="Arial Narrow" w:hAnsi="Arial Narrow" w:cs="Arial Narrow"/>
           <w:kern w:val="0"/>
-          <ns2:ligatures ns2:val="none"/>
+          <w14:ligatures w14:val="none"/>
         </w:rPr>
         <w:t xml:space="preserve">, la Secretaría Técnica, en ejercicio de sus facultades, </w:t>
       </w:r>
@@ -1772,7 +1734,7 @@
           <w:color w:val="000000"/>
           <w:kern w:val="0"/>
           <w:lang w:eastAsia="es-PE"/>
-          <ns2:ligatures ns2:val="none"/>
+          <w14:ligatures w14:val="none"/>
         </w:rPr>
         <w:t xml:space="preserve">considera </w:t>
       </w:r>
@@ -1780,7 +1742,7 @@
         <w:rPr>
           <w:rFonts w:ascii="Arial Narrow" w:eastAsia="Arial Narrow" w:hAnsi="Arial Narrow" w:cs="Arial Narrow"/>
           <w:kern w:val="0"/>
-          <ns2:ligatures ns2:val="none"/>
+          <w14:ligatures w14:val="none"/>
         </w:rPr>
         <w:t xml:space="preserve">que el hecho denunciado, consistente en que </w:t>
       </w:r>
@@ -1791,7 +1753,7 @@
           <w:kern w:val="0"/>
           <w:shd w:val="clear" w:color="auto" w:fill="FFFFFF"/>
           <w:lang w:eastAsia="es-PE"/>
-          <ns2:ligatures ns2:val="none"/>
+          <w14:ligatures w14:val="none"/>
         </w:rPr>
         <w:t>el Comité de Administración del Fondo de Asistencia y Estímulo de los Trabajadores del Sector Educación habría efectuado en noviembre de 2025 un doble descuento correspondiente al Seguro de Vida – Póliza 72070856 por un importe total de S/ 42,00, equivalente a dos aportes mensuales de S/ 21,00</w:t>
       </w:r>
@@ -1799,7 +1761,7 @@
         <w:rPr>
           <w:rFonts w:ascii="Arial Narrow" w:eastAsia="Arial Narrow" w:hAnsi="Arial Narrow" w:cs="Arial Narrow"/>
           <w:kern w:val="0"/>
-          <ns2:ligatures ns2:val="none"/>
+          <w14:ligatures w14:val="none"/>
         </w:rPr>
         <w:t>; involucraría una presunta afectación a sus expectativas, quien no habría encontrado una correspondencia entre lo que esperaba recibir de parte del proveedor y lo que realmente recibió. Por consiguiente, corresponde calificar el hecho materia de denuncia como una presunta infracción al deber de idoneidad, tipificado en los artículos 18 y 19 del Código</w:t>
       </w:r>
@@ -1807,12 +1769,12 @@
         <w:rPr>
           <w:rFonts w:ascii="Arial Narrow" w:eastAsia="Arial Narrow" w:hAnsi="Arial Narrow" w:cs="Arial Narrow"/>
           <w:kern w:val="0"/>
-          <ns2:ligatures ns2:val="none"/>
+          <w14:ligatures w14:val="none"/>
         </w:rPr>
         <w:t>.</w:t>
       </w:r>
     </w:p>
-    <w:p ns2:paraId="6453E715" ns2:textId="77777777">
+    <w:p>
       <w:pPr>
         <w:pStyle w:val="Prrafodelista"/>
         <w:spacing w:after="0" w:line="240" w:lineRule="auto"/>
@@ -1821,11 +1783,11 @@
         <w:rPr>
           <w:rFonts w:ascii="Arial Narrow" w:eastAsia="Arial Narrow" w:hAnsi="Arial Narrow" w:cs="Arial Narrow"/>
           <w:kern w:val="0"/>
-          <ns2:ligatures ns2:val="none"/>
-        </w:rPr>
-      </w:pPr>
-    </w:p>
-    <w:p ns2:paraId="70FD860F" ns2:textId="55F9350D">
+          <w14:ligatures w14:val="none"/>
+        </w:rPr>
+      </w:pPr>
+    </w:p>
+    <w:p>
       <w:pPr>
         <w:pStyle w:val="Prrafodelista"/>
         <w:numPr>
@@ -1838,14 +1800,14 @@
         <w:rPr>
           <w:rFonts w:ascii="Arial Narrow" w:eastAsia="Arial Narrow" w:hAnsi="Arial Narrow" w:cs="Arial Narrow"/>
           <w:kern w:val="0"/>
-          <ns2:ligatures ns2:val="none"/>
-        </w:rPr>
-      </w:pPr>
-      <w:r>
-        <w:rPr>
-          <w:rFonts w:ascii="Arial Narrow" w:eastAsia="Arial Narrow" w:hAnsi="Arial Narrow" w:cs="Arial Narrow"/>
-          <w:kern w:val="0"/>
-          <ns2:ligatures ns2:val="none"/>
+          <w14:ligatures w14:val="none"/>
+        </w:rPr>
+      </w:pPr>
+      <w:r>
+        <w:rPr>
+          <w:rFonts w:ascii="Arial Narrow" w:eastAsia="Arial Narrow" w:hAnsi="Arial Narrow" w:cs="Arial Narrow"/>
+          <w:kern w:val="0"/>
+          <w14:ligatures w14:val="none"/>
         </w:rPr>
         <w:t xml:space="preserve">Además, </w:t>
       </w:r>
@@ -1853,7 +1815,7 @@
         <w:rPr>
           <w:rFonts w:ascii="Arial Narrow" w:eastAsia="Arial Narrow" w:hAnsi="Arial Narrow" w:cs="Arial Narrow"/>
           <w:kern w:val="0"/>
-          <ns2:ligatures ns2:val="none"/>
+          <w14:ligatures w14:val="none"/>
         </w:rPr>
         <w:t xml:space="preserve">la Secretaría Técnica, en ejercicio de sus facultades, </w:t>
       </w:r>
@@ -1863,7 +1825,7 @@
           <w:color w:val="000000"/>
           <w:kern w:val="0"/>
           <w:lang w:eastAsia="es-PE"/>
-          <ns2:ligatures ns2:val="none"/>
+          <w14:ligatures w14:val="none"/>
         </w:rPr>
         <w:t xml:space="preserve">considera </w:t>
       </w:r>
@@ -1871,7 +1833,7 @@
         <w:rPr>
           <w:rFonts w:ascii="Arial Narrow" w:eastAsia="Arial Narrow" w:hAnsi="Arial Narrow" w:cs="Arial Narrow"/>
           <w:kern w:val="0"/>
-          <ns2:ligatures ns2:val="none"/>
+          <w14:ligatures w14:val="none"/>
         </w:rPr>
         <w:t xml:space="preserve">que el hecho denunciado, consistente en que </w:t>
       </w:r>
@@ -1882,7 +1844,7 @@
           <w:kern w:val="0"/>
           <w:shd w:val="clear" w:color="auto" w:fill="FFFFFF"/>
           <w:lang w:eastAsia="es-PE"/>
-          <ns2:ligatures ns2:val="none"/>
+          <w14:ligatures w14:val="none"/>
         </w:rPr>
         <w:t>el Comité de Administración del Fondo de Asistencia y Estímulo de los Trabajadores del Sector Educación no habría efectuado para julio de 2026 la exclusión de las dos hijas del denunciante de la cobertura del Seguro de Sepelio – Póliza UA073055-04185218-0000 solicitada el 15 de junio de 2026, al comunicar mediante la Carta 149-2026 del 26 de junio de 2026 que dicha exclusión surtiría efectos en agosto de 2026</w:t>
       </w:r>
@@ -1890,7 +1852,7 @@
         <w:rPr>
           <w:rFonts w:ascii="Arial Narrow" w:eastAsia="Arial Narrow" w:hAnsi="Arial Narrow" w:cs="Arial Narrow"/>
           <w:kern w:val="0"/>
-          <ns2:ligatures ns2:val="none"/>
+          <w14:ligatures w14:val="none"/>
         </w:rPr>
         <w:t>; involucraría una presunta afectación a sus expectativas, quien no habría encontrado una correspondencia entre lo que esperaba recibir de parte del proveedor y lo que realmente recibió. Por consiguiente, corresponde calificar el hecho materia de denuncia como una presunta infracción al deber de idoneidad, tipificado en los artículos 18 y 19 del Código</w:t>
       </w:r>
@@ -1898,12 +1860,12 @@
         <w:rPr>
           <w:rFonts w:ascii="Arial Narrow" w:eastAsia="Arial Narrow" w:hAnsi="Arial Narrow" w:cs="Arial Narrow"/>
           <w:kern w:val="0"/>
-          <ns2:ligatures ns2:val="none"/>
+          <w14:ligatures w14:val="none"/>
         </w:rPr>
         <w:t>.</w:t>
       </w:r>
     </w:p>
-    <w:p ns2:paraId="04737093" ns2:textId="77777777">
+    <w:p>
       <w:pPr>
         <w:pStyle w:val="Prrafodelista"/>
         <w:spacing w:after="0" w:line="240" w:lineRule="auto"/>
@@ -1912,11 +1874,11 @@
         <w:rPr>
           <w:rFonts w:ascii="Arial Narrow" w:eastAsia="Arial Narrow" w:hAnsi="Arial Narrow" w:cs="Arial Narrow"/>
           <w:kern w:val="0"/>
-          <ns2:ligatures ns2:val="none"/>
-        </w:rPr>
-      </w:pPr>
-    </w:p>
-    <w:p ns2:paraId="3C8586FE" ns2:textId="0E482757">
+          <w14:ligatures w14:val="none"/>
+        </w:rPr>
+      </w:pPr>
+    </w:p>
+    <w:p>
       <w:pPr>
         <w:pStyle w:val="Prrafodelista"/>
         <w:numPr>
@@ -1929,14 +1891,14 @@
         <w:rPr>
           <w:rFonts w:ascii="Arial Narrow" w:eastAsia="Arial Narrow" w:hAnsi="Arial Narrow" w:cs="Arial Narrow"/>
           <w:kern w:val="0"/>
-          <ns2:ligatures ns2:val="none"/>
-        </w:rPr>
-      </w:pPr>
-      <w:r>
-        <w:rPr>
-          <w:rFonts w:ascii="Arial Narrow" w:eastAsia="Arial Narrow" w:hAnsi="Arial Narrow" w:cs="Arial Narrow"/>
-          <w:kern w:val="0"/>
-          <ns2:ligatures ns2:val="none"/>
+          <w14:ligatures w14:val="none"/>
+        </w:rPr>
+      </w:pPr>
+      <w:r>
+        <w:rPr>
+          <w:rFonts w:ascii="Arial Narrow" w:eastAsia="Arial Narrow" w:hAnsi="Arial Narrow" w:cs="Arial Narrow"/>
+          <w:kern w:val="0"/>
+          <w14:ligatures w14:val="none"/>
         </w:rPr>
         <w:t xml:space="preserve">Adicionalmente, </w:t>
       </w:r>
@@ -1944,7 +1906,7 @@
         <w:rPr>
           <w:rFonts w:ascii="Arial Narrow" w:eastAsia="Arial Narrow" w:hAnsi="Arial Narrow" w:cs="Arial Narrow"/>
           <w:kern w:val="0"/>
-          <ns2:ligatures ns2:val="none"/>
+          <w14:ligatures w14:val="none"/>
         </w:rPr>
         <w:t xml:space="preserve">la Secretaría Técnica, en ejercicio de sus facultades, </w:t>
       </w:r>
@@ -1954,7 +1916,7 @@
           <w:color w:val="000000"/>
           <w:kern w:val="0"/>
           <w:lang w:eastAsia="es-PE"/>
-          <ns2:ligatures ns2:val="none"/>
+          <w14:ligatures w14:val="none"/>
         </w:rPr>
         <w:t xml:space="preserve">considera </w:t>
       </w:r>
@@ -1962,7 +1924,7 @@
         <w:rPr>
           <w:rFonts w:ascii="Arial Narrow" w:eastAsia="Arial Narrow" w:hAnsi="Arial Narrow" w:cs="Arial Narrow"/>
           <w:kern w:val="0"/>
-          <ns2:ligatures ns2:val="none"/>
+          <w14:ligatures w14:val="none"/>
         </w:rPr>
         <w:t xml:space="preserve">que el hecho denunciado, consistente en que </w:t>
       </w:r>
@@ -1973,7 +1935,7 @@
           <w:kern w:val="0"/>
           <w:shd w:val="clear" w:color="auto" w:fill="FFFFFF"/>
           <w:lang w:eastAsia="es-PE"/>
-          <ns2:ligatures ns2:val="none"/>
+          <w14:ligatures w14:val="none"/>
         </w:rPr>
         <w:t>el Comité de Administración del Fondo de Asistencia y Estímulo de los Trabajadores del Sector Educación habría mantenido al 16 de julio de 2026 en los registros vinculados al Seguro de Sepelio – Póliza UA073055-04185218-0000 las fechas de nacimiento 7 de enero de 1982 y 13 de agosto de 1984 respecto de las hijas del denunciante, pese a que este los referidos datos son incorrectos</w:t>
       </w:r>
@@ -1981,7 +1943,7 @@
         <w:rPr>
           <w:rFonts w:ascii="Arial Narrow" w:eastAsia="Arial Narrow" w:hAnsi="Arial Narrow" w:cs="Arial Narrow"/>
           <w:kern w:val="0"/>
-          <ns2:ligatures ns2:val="none"/>
+          <w14:ligatures w14:val="none"/>
         </w:rPr>
         <w:t xml:space="preserve">; involucraría una presunta afectación a sus expectativas, quien no habría encontrado una correspondencia entre lo que esperaba recibir de parte del proveedor y lo que realmente recibió. Por consiguiente, </w:t>
       </w:r>
@@ -1989,7 +1951,7 @@
         <w:rPr>
           <w:rFonts w:ascii="Arial Narrow" w:eastAsia="Arial Narrow" w:hAnsi="Arial Narrow" w:cs="Arial Narrow"/>
           <w:kern w:val="0"/>
-          <ns2:ligatures ns2:val="none"/>
+          <w14:ligatures w14:val="none"/>
         </w:rPr>
         <w:t>corresponde calificar el hecho materia de denuncia como una presunta infracción al deber de idoneidad, tipificado en los artículos 18 y 19 del Código</w:t>
       </w:r>
@@ -1997,12 +1959,12 @@
         <w:rPr>
           <w:rFonts w:ascii="Arial Narrow" w:eastAsia="Arial Narrow" w:hAnsi="Arial Narrow" w:cs="Arial Narrow"/>
           <w:kern w:val="0"/>
-          <ns2:ligatures ns2:val="none"/>
+          <w14:ligatures w14:val="none"/>
         </w:rPr>
         <w:t>.</w:t>
       </w:r>
     </w:p>
-    <w:p ns2:paraId="1A8AFA4A" ns2:textId="77777777">
+    <w:p>
       <w:pPr>
         <w:pStyle w:val="Prrafodelista"/>
         <w:spacing w:after="0" w:line="240" w:lineRule="auto"/>
@@ -2011,11 +1973,11 @@
         <w:rPr>
           <w:rFonts w:ascii="Arial Narrow" w:eastAsia="Arial Narrow" w:hAnsi="Arial Narrow" w:cs="Arial Narrow"/>
           <w:kern w:val="0"/>
-          <ns2:ligatures ns2:val="none"/>
-        </w:rPr>
-      </w:pPr>
-    </w:p>
-    <w:p ns2:paraId="60B09CCE" ns2:textId="567CC1A0">
+          <w14:ligatures w14:val="none"/>
+        </w:rPr>
+      </w:pPr>
+    </w:p>
+    <w:p>
       <w:pPr>
         <w:pStyle w:val="Prrafodelista"/>
         <w:numPr>
@@ -2028,7 +1990,7 @@
         <w:rPr>
           <w:rFonts w:ascii="Arial Narrow" w:eastAsia="Arial Narrow" w:hAnsi="Arial Narrow" w:cs="Arial Narrow"/>
           <w:kern w:val="0"/>
-          <ns2:ligatures ns2:val="none"/>
+          <w14:ligatures w14:val="none"/>
         </w:rPr>
       </w:pPr>
       <w:bookmarkStart w:id="7" w:name="_Hlk213150180"/>
@@ -2036,7 +1998,7 @@
         <w:rPr>
           <w:rFonts w:ascii="Arial Narrow" w:eastAsia="Arial Narrow" w:hAnsi="Arial Narrow" w:cs="Arial Narrow"/>
           <w:kern w:val="0"/>
-          <ns2:ligatures ns2:val="none"/>
+          <w14:ligatures w14:val="none"/>
         </w:rPr>
         <w:t xml:space="preserve">Así también, la Secretaría Técnica, en ejercicio de sus facultades, </w:t>
       </w:r>
@@ -2046,7 +2008,7 @@
           <w:color w:val="000000"/>
           <w:kern w:val="0"/>
           <w:lang w:eastAsia="es-PE"/>
-          <ns2:ligatures ns2:val="none"/>
+          <w14:ligatures w14:val="none"/>
         </w:rPr>
         <w:t xml:space="preserve">considera </w:t>
       </w:r>
@@ -2054,7 +2016,7 @@
         <w:rPr>
           <w:rFonts w:ascii="Arial Narrow" w:eastAsia="Arial Narrow" w:hAnsi="Arial Narrow" w:cs="Arial Narrow"/>
           <w:kern w:val="0"/>
-          <ns2:ligatures ns2:val="none"/>
+          <w14:ligatures w14:val="none"/>
         </w:rPr>
         <w:t xml:space="preserve">que el hecho denunciado, consistente en que </w:t>
       </w:r>
@@ -2063,7 +2025,7 @@
         <w:rPr>
           <w:rFonts w:ascii="Arial Narrow" w:eastAsia="Arial Narrow" w:hAnsi="Arial Narrow" w:cs="Arial Narrow"/>
           <w:kern w:val="0"/>
-          <ns2:ligatures ns2:val="none"/>
+          <w14:ligatures w14:val="none"/>
         </w:rPr>
         <w:t xml:space="preserve">el Comité de Administración del Fondo de Asistencia y Estímulo de los Trabajadores del Sector Educación habría modificado unilateralmente y sin consentimiento </w:t>
       </w:r>
@@ -2071,7 +2033,7 @@
         <w:rPr>
           <w:rFonts w:ascii="Arial Narrow" w:eastAsia="Arial Narrow" w:hAnsi="Arial Narrow" w:cs="Arial Narrow"/>
           <w:kern w:val="0"/>
-          <ns2:ligatures ns2:val="none"/>
+          <w14:ligatures w14:val="none"/>
         </w:rPr>
         <w:lastRenderedPageBreak/>
         <w:t>expreso del denunciante las condiciones económicas del Seguro de Sepelio – Póliza UA073055-04185218-0000, al incrementar el aporte mensual de S/ 46,00 a S/ 82,90 desde el 1 de abril de 2023 hasta el 30 de junio de 2026</w:t>
@@ -2080,7 +2042,7 @@
         <w:rPr>
           <w:rFonts w:ascii="Arial Narrow" w:eastAsia="Arial Narrow" w:hAnsi="Arial Narrow" w:cs="Arial Narrow"/>
           <w:kern w:val="0"/>
-          <ns2:ligatures ns2:val="none"/>
+          <w14:ligatures w14:val="none"/>
         </w:rPr>
         <w:t xml:space="preserve">. </w:t>
       </w:r>
@@ -2091,7 +2053,7 @@
           <w:color w:val="000000"/>
           <w:kern w:val="0"/>
           <w:lang w:eastAsia="es-PE"/>
-          <ns2:ligatures ns2:val="none"/>
+          <w14:ligatures w14:val="none"/>
         </w:rPr>
         <w:t xml:space="preserve">Por consiguiente, corresponde calificar el hecho materia de denuncia como una presunta </w:t>
       </w:r>
@@ -2102,7 +2064,7 @@
           <w:color w:val="000000"/>
           <w:kern w:val="0"/>
           <w:lang w:eastAsia="es-PE"/>
-          <ns2:ligatures ns2:val="none"/>
+          <w14:ligatures w14:val="none"/>
         </w:rPr>
         <w:t xml:space="preserve">infracción al deber de protección contra los métodos comerciales coercitivos, tipificado en </w:t>
       </w:r>
@@ -2113,7 +2075,7 @@
           <w:kern w:val="0"/>
           <w:shd w:val="clear" w:color="auto" w:fill="FFFFFF"/>
           <w:lang w:eastAsia="es-PE"/>
-          <ns2:ligatures ns2:val="none"/>
+          <w14:ligatures w14:val="none"/>
         </w:rPr>
         <w:t xml:space="preserve">literal </w:t>
       </w:r>
@@ -2124,7 +2086,7 @@
           <w:kern w:val="0"/>
           <w:shd w:val="clear" w:color="auto" w:fill="FFFFFF"/>
           <w:lang w:eastAsia="es-PE"/>
-          <ns2:ligatures ns2:val="none"/>
+          <w14:ligatures w14:val="none"/>
         </w:rPr>
         <w:t>c</w:t>
       </w:r>
@@ -2135,7 +2097,7 @@
           <w:kern w:val="0"/>
           <w:shd w:val="clear" w:color="auto" w:fill="FFFFFF"/>
           <w:lang w:eastAsia="es-PE"/>
-          <ns2:ligatures ns2:val="none"/>
+          <w14:ligatures w14:val="none"/>
         </w:rPr>
         <w:t xml:space="preserve">) del artículo 56 </w:t>
       </w:r>
@@ -2146,7 +2108,7 @@
           <w:color w:val="000000"/>
           <w:kern w:val="0"/>
           <w:lang w:eastAsia="es-PE"/>
-          <ns2:ligatures ns2:val="none"/>
+          <w14:ligatures w14:val="none"/>
         </w:rPr>
         <w:t>del Código</w:t>
       </w:r>
@@ -2165,23 +2127,23 @@
           <w:color w:val="000000"/>
           <w:kern w:val="0"/>
           <w:lang w:eastAsia="es-PE"/>
-          <ns2:ligatures ns2:val="none"/>
+          <w14:ligatures w14:val="none"/>
         </w:rPr>
         <w:t xml:space="preserve">. </w:t>
       </w:r>
     </w:p>
-    <w:p ns2:paraId="727C8651" ns2:textId="77777777">
-      <w:pPr>
-        <w:spacing w:after="0" w:line="240" w:lineRule="auto"/>
-        <w:jc w:val="both"/>
-        <w:rPr>
-          <w:rFonts w:ascii="Arial Narrow" w:eastAsia="Arial Narrow" w:hAnsi="Arial Narrow" w:cs="Arial Narrow"/>
-          <w:kern w:val="0"/>
-          <ns2:ligatures ns2:val="none"/>
-        </w:rPr>
-      </w:pPr>
-    </w:p>
-    <w:p ns2:paraId="2E39B874" ns2:textId="76D34FC0">
+    <w:p>
+      <w:pPr>
+        <w:spacing w:after="0" w:line="240" w:lineRule="auto"/>
+        <w:jc w:val="both"/>
+        <w:rPr>
+          <w:rFonts w:ascii="Arial Narrow" w:eastAsia="Arial Narrow" w:hAnsi="Arial Narrow" w:cs="Arial Narrow"/>
+          <w:kern w:val="0"/>
+          <w14:ligatures w14:val="none"/>
+        </w:rPr>
+      </w:pPr>
+    </w:p>
+    <w:p>
       <w:pPr>
         <w:pStyle w:val="Prrafodelista"/>
         <w:numPr>
@@ -2194,14 +2156,14 @@
         <w:rPr>
           <w:rFonts w:ascii="Arial Narrow" w:eastAsia="Arial Narrow" w:hAnsi="Arial Narrow" w:cs="Arial Narrow"/>
           <w:kern w:val="0"/>
-          <ns2:ligatures ns2:val="none"/>
-        </w:rPr>
-      </w:pPr>
-      <w:r>
-        <w:rPr>
-          <w:rFonts w:ascii="Arial Narrow" w:eastAsia="Arial Narrow" w:hAnsi="Arial Narrow" w:cs="Arial Narrow"/>
-          <w:kern w:val="0"/>
-          <ns2:ligatures ns2:val="none"/>
+          <w14:ligatures w14:val="none"/>
+        </w:rPr>
+      </w:pPr>
+      <w:r>
+        <w:rPr>
+          <w:rFonts w:ascii="Arial Narrow" w:eastAsia="Arial Narrow" w:hAnsi="Arial Narrow" w:cs="Arial Narrow"/>
+          <w:kern w:val="0"/>
+          <w14:ligatures w14:val="none"/>
         </w:rPr>
         <w:t xml:space="preserve">Asimismo, </w:t>
       </w:r>
@@ -2210,7 +2172,7 @@
         <w:rPr>
           <w:rFonts w:ascii="Arial Narrow" w:eastAsia="Arial Narrow" w:hAnsi="Arial Narrow" w:cs="Arial Narrow"/>
           <w:kern w:val="0"/>
-          <ns2:ligatures ns2:val="none"/>
+          <w14:ligatures w14:val="none"/>
         </w:rPr>
         <w:t xml:space="preserve">la Secretaría Técnica, en ejercicio de sus facultades, </w:t>
       </w:r>
@@ -2220,7 +2182,7 @@
           <w:color w:val="000000"/>
           <w:kern w:val="0"/>
           <w:lang w:eastAsia="es-PE"/>
-          <ns2:ligatures ns2:val="none"/>
+          <w14:ligatures w14:val="none"/>
         </w:rPr>
         <w:t xml:space="preserve">considera </w:t>
       </w:r>
@@ -2228,7 +2190,7 @@
         <w:rPr>
           <w:rFonts w:ascii="Arial Narrow" w:eastAsia="Arial Narrow" w:hAnsi="Arial Narrow" w:cs="Arial Narrow"/>
           <w:kern w:val="0"/>
-          <ns2:ligatures ns2:val="none"/>
+          <w14:ligatures w14:val="none"/>
         </w:rPr>
         <w:t xml:space="preserve">que el hecho denunciado, consistente en que </w:t>
       </w:r>
@@ -2236,7 +2198,7 @@
         <w:rPr>
           <w:rFonts w:ascii="Arial Narrow" w:eastAsia="Arial Narrow" w:hAnsi="Arial Narrow" w:cs="Arial Narrow"/>
           <w:kern w:val="0"/>
-          <ns2:ligatures ns2:val="none"/>
+          <w14:ligatures w14:val="none"/>
         </w:rPr>
         <w:t>el Comité de Administración del Fondo de Asistencia y Estímulo de los Trabajadores del Sector Educación habría modificado unilateralmente y sin consentimiento expreso del enunciante las condiciones económicas del Seguro de Vida – Póliza 72070856, al incrementar el aporte mensual de S/ 15,00 a S/ 21,00 desde el 1 de abril de 2023 hasta el 30 de junio de 2026</w:t>
       </w:r>
@@ -2244,7 +2206,7 @@
         <w:rPr>
           <w:rFonts w:ascii="Arial Narrow" w:eastAsia="Arial Narrow" w:hAnsi="Arial Narrow" w:cs="Arial Narrow"/>
           <w:kern w:val="0"/>
-          <ns2:ligatures ns2:val="none"/>
+          <w14:ligatures w14:val="none"/>
         </w:rPr>
         <w:t xml:space="preserve">. </w:t>
       </w:r>
@@ -2255,7 +2217,7 @@
           <w:color w:val="000000"/>
           <w:kern w:val="0"/>
           <w:lang w:eastAsia="es-PE"/>
-          <ns2:ligatures ns2:val="none"/>
+          <w14:ligatures w14:val="none"/>
         </w:rPr>
         <w:t xml:space="preserve">Por consiguiente, corresponde calificar el hecho materia de denuncia como una presunta infracción al deber de protección contra los métodos comerciales coercitivos, tipificado en </w:t>
       </w:r>
@@ -2266,7 +2228,7 @@
           <w:kern w:val="0"/>
           <w:shd w:val="clear" w:color="auto" w:fill="FFFFFF"/>
           <w:lang w:eastAsia="es-PE"/>
-          <ns2:ligatures ns2:val="none"/>
+          <w14:ligatures w14:val="none"/>
         </w:rPr>
         <w:t xml:space="preserve">literal c) del artículo 56 </w:t>
       </w:r>
@@ -2277,7 +2239,7 @@
           <w:color w:val="000000"/>
           <w:kern w:val="0"/>
           <w:lang w:eastAsia="es-PE"/>
-          <ns2:ligatures ns2:val="none"/>
+          <w14:ligatures w14:val="none"/>
         </w:rPr>
         <w:t>del Código</w:t>
       </w:r>
@@ -2287,7 +2249,7 @@
           <w:rFonts w:ascii="Arial Narrow" w:eastAsia="Arial Narrow" w:hAnsi="Arial Narrow" w:cs="Arial"/>
           <w:kern w:val="0"/>
           <w:vertAlign w:val="superscript"/>
-          <ns2:ligatures ns2:val="none"/>
+          <w14:ligatures w14:val="none"/>
         </w:rPr>
         <w:footnoteReference w:id="5"/>
       </w:r>
@@ -2295,25 +2257,25 @@
         <w:rPr>
           <w:rFonts w:ascii="Arial Narrow" w:eastAsia="Arial Narrow" w:hAnsi="Arial Narrow" w:cs="Arial"/>
           <w:kern w:val="0"/>
-          <ns2:ligatures ns2:val="none"/>
+          <w14:ligatures w14:val="none"/>
         </w:rPr>
         <w:t>.</w:t>
       </w:r>
       <w:bookmarkStart w:id="9" w:name="_Hlk212534267"/>
       <w:bookmarkEnd w:id="8"/>
     </w:p>
-    <w:p ns2:paraId="77660AAF" ns2:textId="77777777">
-      <w:pPr>
-        <w:spacing w:after="0" w:line="240" w:lineRule="auto"/>
-        <w:jc w:val="both"/>
-        <w:rPr>
-          <w:rFonts w:ascii="Arial Narrow" w:eastAsia="Arial Narrow" w:hAnsi="Arial Narrow" w:cs="Arial Narrow"/>
-          <w:kern w:val="0"/>
-          <ns2:ligatures ns2:val="none"/>
-        </w:rPr>
-      </w:pPr>
-    </w:p>
-    <w:p ns2:paraId="20B4E5E5" ns2:textId="165FD030">
+    <w:p>
+      <w:pPr>
+        <w:spacing w:after="0" w:line="240" w:lineRule="auto"/>
+        <w:jc w:val="both"/>
+        <w:rPr>
+          <w:rFonts w:ascii="Arial Narrow" w:eastAsia="Arial Narrow" w:hAnsi="Arial Narrow" w:cs="Arial Narrow"/>
+          <w:kern w:val="0"/>
+          <w14:ligatures w14:val="none"/>
+        </w:rPr>
+      </w:pPr>
+    </w:p>
+    <w:p>
       <w:pPr>
         <w:pStyle w:val="Prrafodelista"/>
         <w:numPr>
@@ -2326,7 +2288,7 @@
         <w:rPr>
           <w:rFonts w:ascii="Arial Narrow" w:eastAsia="Arial Narrow" w:hAnsi="Arial Narrow" w:cs="Arial Narrow"/>
           <w:kern w:val="0"/>
-          <ns2:ligatures ns2:val="none"/>
+          <w14:ligatures w14:val="none"/>
         </w:rPr>
       </w:pPr>
       <w:bookmarkStart w:id="10" w:name="_Hlk214534552"/>
@@ -2337,7 +2299,7 @@
           <w:color w:val="000000"/>
           <w:kern w:val="0"/>
           <w:lang w:eastAsia="es-PE"/>
-          <ns2:ligatures ns2:val="none"/>
+          <w14:ligatures w14:val="none"/>
         </w:rPr>
         <w:t xml:space="preserve">Además, </w:t>
       </w:r>
@@ -2348,7 +2310,7 @@
           <w:color w:val="000000"/>
           <w:kern w:val="0"/>
           <w:lang w:eastAsia="es-PE"/>
-          <ns2:ligatures ns2:val="none"/>
+          <w14:ligatures w14:val="none"/>
         </w:rPr>
         <w:t xml:space="preserve">la Secretaría Técnica, en ejercicio de sus facultades, considera </w:t>
       </w:r>
@@ -2356,7 +2318,7 @@
         <w:rPr>
           <w:rFonts w:ascii="Arial Narrow" w:eastAsia="Arial Narrow" w:hAnsi="Arial Narrow" w:cs="Arial"/>
           <w:kern w:val="0"/>
-          <ns2:ligatures ns2:val="none"/>
+          <w14:ligatures w14:val="none"/>
         </w:rPr>
         <w:t xml:space="preserve">que el hecho denunciado, consistente en que </w:t>
       </w:r>
@@ -2364,7 +2326,7 @@
         <w:rPr>
           <w:rFonts w:ascii="Arial Narrow" w:eastAsia="Arial Narrow" w:hAnsi="Arial Narrow" w:cs="Arial Narrow"/>
           <w:kern w:val="0"/>
-          <ns2:ligatures ns2:val="none"/>
+          <w14:ligatures w14:val="none"/>
         </w:rPr>
         <w:t>el Comité de Administración del Fondo de Asistencia y Estímulo de los Trabajadores del Sector Educación no habría informado oportunamente al consumidor las razones, el sustento ni el importe del incremento del aporte mensual del Seguro de Sepelio – Póliza UA073055-04185218-0000 de S/ 46,00 a S/ 82,90 aplicado desde el 1 de abril de 2023</w:t>
       </w:r>
@@ -2375,7 +2337,7 @@
           <w:color w:val="000000"/>
           <w:kern w:val="0"/>
           <w:lang w:eastAsia="es-PE"/>
-          <ns2:ligatures ns2:val="none"/>
+          <w14:ligatures w14:val="none"/>
         </w:rPr>
         <w:t xml:space="preserve">. </w:t>
       </w:r>
@@ -2388,7 +2350,7 @@
           <w:color w:val="000000"/>
           <w:kern w:val="0"/>
           <w:lang w:eastAsia="es-PE"/>
-          <ns2:ligatures ns2:val="none"/>
+          <w14:ligatures w14:val="none"/>
         </w:rPr>
         <w:t xml:space="preserve">Por consiguiente, corresponde calificar el hecho materia de denuncia como una presunta infracción al deber de información, tipificado en el </w:t>
       </w:r>
@@ -2400,7 +2362,7 @@
           <w:color w:val="000000"/>
           <w:kern w:val="0"/>
           <w:lang w:eastAsia="es-PE"/>
-          <ns2:ligatures ns2:val="none"/>
+          <w14:ligatures w14:val="none"/>
         </w:rPr>
         <w:t xml:space="preserve">artículo 1, numeral 1, literal b) </w:t>
       </w:r>
@@ -2412,7 +2374,7 @@
           <w:color w:val="000000"/>
           <w:kern w:val="0"/>
           <w:lang w:eastAsia="es-PE"/>
-          <ns2:ligatures ns2:val="none"/>
+          <w14:ligatures w14:val="none"/>
         </w:rPr>
         <w:t>y al artículo 2 del Código</w:t>
       </w:r>
@@ -2427,7 +2389,7 @@
           <w:kern w:val="0"/>
           <w:vertAlign w:val="superscript"/>
           <w:lang w:eastAsia="es-PE"/>
-          <ns2:ligatures ns2:val="none"/>
+          <w14:ligatures w14:val="none"/>
         </w:rPr>
         <w:footnoteReference w:id="6"/>
       </w:r>
@@ -2439,7 +2401,7 @@
           <w:color w:val="000000"/>
           <w:kern w:val="0"/>
           <w:lang w:eastAsia="es-PE"/>
-          <ns2:ligatures ns2:val="none"/>
+          <w14:ligatures w14:val="none"/>
         </w:rPr>
         <w:t xml:space="preserve">. </w:t>
       </w:r>
@@ -2448,18 +2410,18 @@
     </w:p>
     <w:bookmarkEnd w:id="9"/>
     <w:bookmarkEnd w:id="10"/>
-    <w:p ns2:paraId="56E441A8" ns2:textId="77777777">
+    <w:p>
       <w:pPr>
         <w:pStyle w:val="Prrafodelista"/>
         <w:spacing w:after="0" w:line="240" w:lineRule="auto"/>
         <w:rPr>
           <w:rFonts w:ascii="Arial Narrow" w:eastAsia="Arial Narrow" w:hAnsi="Arial Narrow" w:cs="Arial Narrow"/>
           <w:kern w:val="0"/>
-          <ns2:ligatures ns2:val="none"/>
-        </w:rPr>
-      </w:pPr>
-    </w:p>
-    <w:p ns2:paraId="0DB79E1B" ns2:textId="4A919FCB">
+          <w14:ligatures w14:val="none"/>
+        </w:rPr>
+      </w:pPr>
+    </w:p>
+    <w:p>
       <w:pPr>
         <w:pStyle w:val="Prrafodelista"/>
         <w:numPr>
@@ -2472,7 +2434,7 @@
         <w:rPr>
           <w:rFonts w:ascii="Arial Narrow" w:eastAsia="Arial Narrow" w:hAnsi="Arial Narrow" w:cs="Arial Narrow"/>
           <w:kern w:val="0"/>
-          <ns2:ligatures ns2:val="none"/>
+          <w14:ligatures w14:val="none"/>
         </w:rPr>
       </w:pPr>
       <w:bookmarkStart w:id="17" w:name="_Hlk214559009"/>
@@ -2481,7 +2443,7 @@
         <w:rPr>
           <w:rFonts w:ascii="Arial Narrow" w:eastAsia="Arial Narrow" w:hAnsi="Arial Narrow" w:cs="Arial Narrow"/>
           <w:kern w:val="0"/>
-          <ns2:ligatures ns2:val="none"/>
+          <w14:ligatures w14:val="none"/>
         </w:rPr>
         <w:t xml:space="preserve">Asimismo, </w:t>
       </w:r>
@@ -2492,7 +2454,7 @@
           <w:color w:val="000000"/>
           <w:kern w:val="0"/>
           <w:lang w:eastAsia="es-PE"/>
-          <ns2:ligatures ns2:val="none"/>
+          <w14:ligatures w14:val="none"/>
         </w:rPr>
         <w:t xml:space="preserve">la Secretaría Técnica, en ejercicio de sus facultades, considera </w:t>
       </w:r>
@@ -2500,7 +2462,7 @@
         <w:rPr>
           <w:rFonts w:ascii="Arial Narrow" w:eastAsia="Arial Narrow" w:hAnsi="Arial Narrow" w:cs="Arial"/>
           <w:kern w:val="0"/>
-          <ns2:ligatures ns2:val="none"/>
+          <w14:ligatures w14:val="none"/>
         </w:rPr>
         <w:t xml:space="preserve">que el hecho denunciado, consistente en que </w:t>
       </w:r>
@@ -2508,7 +2470,7 @@
         <w:rPr>
           <w:rFonts w:ascii="Arial Narrow" w:eastAsia="Arial Narrow" w:hAnsi="Arial Narrow" w:cs="Arial Narrow"/>
           <w:kern w:val="0"/>
-          <ns2:ligatures ns2:val="none"/>
+          <w14:ligatures w14:val="none"/>
         </w:rPr>
         <w:t>el Comité de Administración del Fondo de Asistencia y Estímulo de los Trabajadores del Sector Educación no habría informado oportunamente al consumidor las razones, el sustento ni el importe del incremento del aporte mensual del Seguro de Vida – Póliza 72070856 de S/ 15,00 a S/ 21,00 aplicado desde el 1 de abril de 2023</w:t>
       </w:r>
@@ -2519,7 +2481,7 @@
           <w:color w:val="000000"/>
           <w:kern w:val="0"/>
           <w:lang w:eastAsia="es-PE"/>
-          <ns2:ligatures ns2:val="none"/>
+          <w14:ligatures w14:val="none"/>
         </w:rPr>
         <w:t>. Por consiguiente, corresponde calificar el hecho materia de denuncia como una presunta infracción al deber de información, tipificado en el artículo 1, numeral 1, literal b) y al artículo 2 del Código</w:t>
       </w:r>
@@ -2530,7 +2492,7 @@
           <w:color w:val="000000"/>
           <w:kern w:val="0"/>
           <w:lang w:eastAsia="es-PE"/>
-          <ns2:ligatures ns2:val="none"/>
+          <w14:ligatures w14:val="none"/>
         </w:rPr>
         <w:t>.</w:t>
       </w:r>
@@ -2539,7 +2501,7 @@
     <w:bookmarkEnd w:id="3"/>
     <w:bookmarkEnd w:id="11"/>
     <w:bookmarkEnd w:id="17"/>
-    <w:p ns2:paraId="010CE925" ns2:textId="58391DA4">
+    <w:p>
       <w:pPr>
         <w:pStyle w:val="Prrafodelista"/>
         <w:spacing w:after="0" w:line="240" w:lineRule="auto"/>
@@ -2548,13 +2510,13 @@
         <w:rPr>
           <w:rFonts w:ascii="Arial Narrow" w:eastAsia="Arial Narrow" w:hAnsi="Arial Narrow" w:cs="Arial Narrow"/>
           <w:kern w:val="0"/>
-          <ns2:ligatures ns2:val="none"/>
+          <w14:ligatures w14:val="none"/>
         </w:rPr>
       </w:pPr>
     </w:p>
     <w:bookmarkEnd w:id="0"/>
     <w:bookmarkEnd w:id="1"/>
-    <w:p ns2:paraId="6758E8DC" ns2:textId="77777777">
+    <w:p>
       <w:pPr>
         <w:pStyle w:val="Prrafodelista"/>
         <w:numPr>
@@ -2568,7 +2530,7 @@
           <w:rFonts w:ascii="Arial Narrow" w:eastAsia="Calibri" w:hAnsi="Arial Narrow" w:cs="Arial Narrow"/>
           <w:kern w:val="0"/>
           <w:lang w:eastAsia="es-PE"/>
-          <ns2:ligatures ns2:val="none"/>
+          <w14:ligatures w14:val="none"/>
         </w:rPr>
       </w:pPr>
       <w:r>
@@ -2577,7 +2539,7 @@
           <w:color w:val="000000"/>
           <w:kern w:val="0"/>
           <w:lang w:eastAsia="es-PE"/>
-          <ns2:ligatures ns2:val="none"/>
+          <w14:ligatures w14:val="none"/>
         </w:rPr>
         <w:t>En tanto la denuncia reúne los requisitos establecidos por la norma citada, corresponde admitirla a trámite</w:t>
       </w:r>
@@ -2588,7 +2550,7 @@
           <w:color w:val="000000"/>
           <w:kern w:val="0"/>
           <w:vertAlign w:val="superscript"/>
-          <ns2:ligatures ns2:val="none"/>
+          <w14:ligatures w14:val="none"/>
         </w:rPr>
         <w:footnoteReference w:id="7"/>
       </w:r>
@@ -2598,12 +2560,12 @@
           <w:color w:val="000000"/>
           <w:kern w:val="0"/>
           <w:lang w:eastAsia="es-PE"/>
-          <ns2:ligatures ns2:val="none"/>
+          <w14:ligatures w14:val="none"/>
         </w:rPr>
         <w:t>.</w:t>
       </w:r>
     </w:p>
-    <w:p ns2:paraId="58EA3782" ns2:textId="77777777">
+    <w:p>
       <w:pPr>
         <w:spacing w:after="0" w:line="240" w:lineRule="auto"/>
         <w:ind w:left="567"/>
@@ -2614,12 +2576,12 @@
           <w:color w:val="000000"/>
           <w:kern w:val="0"/>
           <w:lang w:eastAsia="es-PE"/>
-          <ns2:ligatures ns2:val="none"/>
+          <w14:ligatures w14:val="none"/>
         </w:rPr>
       </w:pPr>
       <w:bookmarkStart w:id="19" w:name="_Hlk214963071"/>
     </w:p>
-    <w:p ns2:paraId="2C6057A3" ns2:textId="77777777">
+    <w:p>
       <w:pPr>
         <w:pStyle w:val="Prrafodelista"/>
         <w:numPr>
@@ -2639,22 +2601,22 @@
           <w:color w:val="000000"/>
           <w:kern w:val="0"/>
           <w:lang w:eastAsia="es-PE"/>
-          <ns2:ligatures ns2:val="none"/>
-        </w:rPr>
-      </w:pPr>
-      <w:r>
-        <w:rPr>
-          <w:rFonts w:ascii="Arial Narrow" w:eastAsia="Arial Narrow" w:hAnsi="Arial Narrow" w:cs="Arial Narrow"/>
-          <w:b/>
-          <w:color w:val="000000"/>
-          <w:kern w:val="0"/>
-          <w:lang w:eastAsia="es-PE"/>
-          <ns2:ligatures ns2:val="none"/>
+          <w14:ligatures w14:val="none"/>
+        </w:rPr>
+      </w:pPr>
+      <w:r>
+        <w:rPr>
+          <w:rFonts w:ascii="Arial Narrow" w:eastAsia="Arial Narrow" w:hAnsi="Arial Narrow" w:cs="Arial Narrow"/>
+          <w:b/>
+          <w:color w:val="000000"/>
+          <w:kern w:val="0"/>
+          <w:lang w:eastAsia="es-PE"/>
+          <w14:ligatures w14:val="none"/>
         </w:rPr>
         <w:t>REQUERIMIENTO DE INFORMACIÓN</w:t>
       </w:r>
     </w:p>
-    <w:p ns2:paraId="070EC0CA" ns2:textId="77777777">
+    <w:p>
       <w:pPr>
         <w:spacing w:after="0" w:line="240" w:lineRule="auto"/>
         <w:jc w:val="both"/>
@@ -2663,11 +2625,11 @@
           <w:color w:val="000000"/>
           <w:kern w:val="0"/>
           <w:lang w:val="es-ES" w:eastAsia="es-ES"/>
-          <ns2:ligatures ns2:val="none"/>
-        </w:rPr>
-      </w:pPr>
-    </w:p>
-    <w:p ns2:paraId="5C06BE2D" ns2:textId="1F440A10">
+          <w14:ligatures w14:val="none"/>
+        </w:rPr>
+      </w:pPr>
+    </w:p>
+    <w:p>
       <w:pPr>
         <w:pStyle w:val="Prrafodelista"/>
         <w:numPr>
@@ -2682,7 +2644,7 @@
           <w:color w:val="000000"/>
           <w:kern w:val="0"/>
           <w:lang w:val="es-ES" w:eastAsia="es-ES"/>
-          <ns2:ligatures ns2:val="none"/>
+          <w14:ligatures w14:val="none"/>
         </w:rPr>
       </w:pPr>
       <w:r>
@@ -2698,7 +2660,7 @@
           <w:color w:val="000000"/>
           <w:kern w:val="0"/>
           <w:lang w:val="es-ES" w:eastAsia="es-ES"/>
-          <ns2:ligatures ns2:val="none"/>
+          <w14:ligatures w14:val="none"/>
         </w:rPr>
         <w:t>efectos de tener mayores elementos que sirvan para la resolución definitiva del presente caso, la Secretaría Técnica, en ejercicio</w:t>
       </w:r>
@@ -2708,7 +2670,7 @@
           <w:color w:val="000000"/>
           <w:kern w:val="0"/>
           <w:lang w:val="es-ES" w:eastAsia="es-ES"/>
-          <ns2:ligatures ns2:val="none"/>
+          <w14:ligatures w14:val="none"/>
         </w:rPr>
         <w:t xml:space="preserve"> de las facultades que la ley le confiere, conviene requerir al proveedor denunciado que, en un plazo no mayor de cinco (5)</w:t>
       </w:r>
@@ -2718,7 +2680,7 @@
           <w:color w:val="000000"/>
           <w:kern w:val="0"/>
           <w:lang w:val="es-ES" w:eastAsia="es-ES"/>
-          <ns2:ligatures ns2:val="none"/>
+          <w14:ligatures w14:val="none"/>
         </w:rPr>
         <w:t xml:space="preserve"> días hábiles contado a partir del día siguiente de la notificación de la presente resolución, cumpla con lo siguiente: </w:t>
       </w:r>
@@ -2728,7 +2690,7 @@
           <w:color w:val="000000"/>
           <w:kern w:val="0"/>
           <w:lang w:val="es-ES" w:eastAsia="es-ES"/>
-          <ns2:ligatures ns2:val="none"/>
+          <w14:ligatures w14:val="none"/>
         </w:rPr>
         <w:t>(i) presentar una copia completa y legible de la Póliza 72070856 del Seguro de Vida; (ii) presentar los medios probatorios que sustenten el incremento del aporte mensual del Seguro de Vida de S/ 15,00 a S/ 21,00 aplicado desde el 1 de abril de 2023; (iii) presentar una copia completa y legible de la Póliza UA073055-04185218-0000 del Seguro de Sepelio; (iv) presentar los medios probatorios que sustenten el incremento del aporte mensual del Seguro de Sepelio de S/ 46,00 a S/ 82,90 aplicado desde el 1 de abril de 2023; y, (v) presentar todas las comunicaciones cursadas con la parte denunciante en virtud de los hechos materia de denuncia</w:t>
       </w:r>
@@ -2741,7 +2703,7 @@
       </w:r>
     </w:p>
     <w:bookmarkEnd w:id="19"/>
-    <w:p ns2:paraId="09BAB86A" ns2:textId="77777777">
+    <w:p>
       <w:pPr>
         <w:pStyle w:val="Prrafodelista"/>
         <w:spacing w:after="0" w:line="240" w:lineRule="auto"/>
@@ -2752,11 +2714,11 @@
           <w:color w:val="000000"/>
           <w:kern w:val="0"/>
           <w:lang w:val="es-ES" w:eastAsia="es-ES"/>
-          <ns2:ligatures ns2:val="none"/>
-        </w:rPr>
-      </w:pPr>
-    </w:p>
-    <w:p ns2:paraId="5B417BD8" ns2:textId="3E12B668">
+          <w14:ligatures w14:val="none"/>
+        </w:rPr>
+      </w:pPr>
+    </w:p>
+    <w:p>
       <w:pPr>
         <w:pStyle w:val="Prrafodelista"/>
         <w:numPr>
@@ -2776,17 +2738,17 @@
           <w:color w:val="000000"/>
           <w:kern w:val="0"/>
           <w:lang w:eastAsia="es-PE"/>
-          <ns2:ligatures ns2:val="none"/>
-        </w:rPr>
-      </w:pPr>
-      <w:r>
-        <w:rPr>
-          <w:rFonts w:ascii="Arial Narrow" w:eastAsia="Arial Narrow" w:hAnsi="Arial Narrow" w:cs="Arial Narrow"/>
-          <w:b/>
-          <w:color w:val="000000"/>
-          <w:kern w:val="0"/>
-          <w:lang w:eastAsia="es-PE"/>
-          <ns2:ligatures ns2:val="none"/>
+          <w14:ligatures w14:val="none"/>
+        </w:rPr>
+      </w:pPr>
+      <w:r>
+        <w:rPr>
+          <w:rFonts w:ascii="Arial Narrow" w:eastAsia="Arial Narrow" w:hAnsi="Arial Narrow" w:cs="Arial Narrow"/>
+          <w:b/>
+          <w:color w:val="000000"/>
+          <w:kern w:val="0"/>
+          <w:lang w:eastAsia="es-PE"/>
+          <w14:ligatures w14:val="none"/>
         </w:rPr>
         <w:t>RESOLUCIÓN DE LA SECRETARÍA TÉCNICA</w:t>
       </w:r>
@@ -2797,26 +2759,26 @@
           <w:color w:val="000000"/>
           <w:kern w:val="0"/>
           <w:lang w:eastAsia="es-PE"/>
-          <ns2:ligatures ns2:val="none"/>
+          <w14:ligatures w14:val="none"/>
         </w:rPr>
         <w:t xml:space="preserve"> </w:t>
       </w:r>
     </w:p>
-    <w:p ns2:paraId="7A38F64A" ns2:textId="77777777">
-      <w:pPr>
-        <w:spacing w:after="0" w:line="240" w:lineRule="auto"/>
-        <w:jc w:val="both"/>
-        <w:rPr>
-          <w:rFonts w:ascii="Arial Narrow" w:eastAsia="Arial Narrow" w:hAnsi="Arial Narrow" w:cs="Arial Narrow"/>
-          <w:b/>
-          <w:color w:val="000000"/>
-          <w:kern w:val="0"/>
-          <w:lang w:eastAsia="es-PE"/>
-          <ns2:ligatures ns2:val="none"/>
-        </w:rPr>
-      </w:pPr>
-    </w:p>
-    <w:p ns2:paraId="2981201D" ns2:textId="77777777">
+    <w:p>
+      <w:pPr>
+        <w:spacing w:after="0" w:line="240" w:lineRule="auto"/>
+        <w:jc w:val="both"/>
+        <w:rPr>
+          <w:rFonts w:ascii="Arial Narrow" w:eastAsia="Arial Narrow" w:hAnsi="Arial Narrow" w:cs="Arial Narrow"/>
+          <w:b/>
+          <w:color w:val="000000"/>
+          <w:kern w:val="0"/>
+          <w:lang w:eastAsia="es-PE"/>
+          <w14:ligatures w14:val="none"/>
+        </w:rPr>
+      </w:pPr>
+    </w:p>
+    <w:p>
       <w:pPr>
         <w:spacing w:after="0" w:line="240" w:lineRule="auto"/>
         <w:jc w:val="both"/>
@@ -2825,7 +2787,7 @@
           <w:color w:val="000000"/>
           <w:kern w:val="0"/>
           <w:lang w:eastAsia="es-PE"/>
-          <ns2:ligatures ns2:val="none"/>
+          <w14:ligatures w14:val="none"/>
         </w:rPr>
       </w:pPr>
       <w:r>
@@ -2900,24 +2862,24 @@
           <w:kern w:val="0"/>
           <w:shd w:val="clear" w:color="auto" w:fill="FFFFFF"/>
           <w:lang w:eastAsia="es-PE"/>
-          <ns2:ligatures ns2:val="none"/>
+          <w14:ligatures w14:val="none"/>
         </w:rPr>
         <w:t/>
       </w:r>
     </w:p>
-    <w:p ns2:paraId="18970A99" ns2:textId="77777777">
-      <w:pPr>
-        <w:spacing w:after="0" w:line="240" w:lineRule="auto"/>
-        <w:jc w:val="both"/>
-        <w:rPr>
-          <w:rFonts w:ascii="Arial Narrow" w:eastAsia="Arial Narrow" w:hAnsi="Arial Narrow" w:cs="Arial Narrow"/>
-          <w:kern w:val="0"/>
-          <ns2:ligatures ns2:val="none"/>
+    <w:p>
+      <w:pPr>
+        <w:spacing w:after="0" w:line="240" w:lineRule="auto"/>
+        <w:jc w:val="both"/>
+        <w:rPr>
+          <w:rFonts w:ascii="Arial Narrow" w:eastAsia="Arial Narrow" w:hAnsi="Arial Narrow" w:cs="Arial Narrow"/>
+          <w:kern w:val="0"/>
+          <w14:ligatures w14:val="none"/>
         </w:rPr>
       </w:pPr>
       <w:bookmarkStart w:id="21" w:name="_Hlk215162047"/>
     </w:p>
-    <w:p ns2:paraId="77E19DC2" ns2:textId="149C66DA">
+    <w:p>
       <w:pPr>
         <w:pStyle w:val="Prrafodelista"/>
         <w:numPr>
@@ -2933,14 +2895,14 @@
         <w:rPr>
           <w:rFonts w:ascii="Arial Narrow" w:eastAsia="Arial Narrow" w:hAnsi="Arial Narrow" w:cs="Arial Narrow"/>
           <w:kern w:val="0"/>
-          <ns2:ligatures ns2:val="none"/>
-        </w:rPr>
-      </w:pPr>
-      <w:r>
-        <w:rPr>
-          <w:rFonts w:ascii="Arial Narrow" w:eastAsia="Arial Narrow" w:hAnsi="Arial Narrow" w:cs="Arial Narrow"/>
-          <w:kern w:val="0"/>
-          <ns2:ligatures ns2:val="none"/>
+          <w14:ligatures w14:val="none"/>
+        </w:rPr>
+      </w:pPr>
+      <w:r>
+        <w:rPr>
+          <w:rFonts w:ascii="Arial Narrow" w:eastAsia="Arial Narrow" w:hAnsi="Arial Narrow" w:cs="Arial Narrow"/>
+          <w:kern w:val="0"/>
+          <w14:ligatures w14:val="none"/>
         </w:rPr>
         <w:t xml:space="preserve">Presunta infracción a los artículos 18 y 19 de la Ley 29571, Código de Protección y Defensa del Consumidor, en tanto el </w:t>
       </w:r>
@@ -2948,7 +2910,7 @@
         <w:rPr>
           <w:rFonts w:ascii="Arial Narrow" w:eastAsia="Arial Narrow" w:hAnsi="Arial Narrow" w:cs="Arial Narrow"/>
           <w:kern w:val="0"/>
-          <ns2:ligatures ns2:val="none"/>
+          <w14:ligatures w14:val="none"/>
         </w:rPr>
         <w:t>Comité de Administración del Fondo de Asistencia y Estímulo de los Trabajadores del Sector Educación</w:t>
       </w:r>
@@ -2956,7 +2918,7 @@
         <w:rPr>
           <w:rFonts w:ascii="Arial Narrow" w:eastAsia="Arial Narrow" w:hAnsi="Arial Narrow" w:cs="Arial Narrow"/>
           <w:kern w:val="0"/>
-          <ns2:ligatures ns2:val="none"/>
+          <w14:ligatures w14:val="none"/>
         </w:rPr>
         <w:t xml:space="preserve"> habría efectuado en noviembre de 2025 un doble descuento correspondiente al Seguro de Sepelio – Póliza UA073055-04185218-0000 por un importe total de S/ 165,80, equivalente a dos aportes mensuales de S/ 82,90.</w:t>
       </w:r>
@@ -2964,12 +2926,12 @@
         <w:rPr>
           <w:rFonts w:ascii="Arial Narrow" w:eastAsia="Arial Narrow" w:hAnsi="Arial Narrow" w:cs="Arial Narrow"/>
           <w:kern w:val="0"/>
-          <ns2:ligatures ns2:val="none"/>
+          <w14:ligatures w14:val="none"/>
         </w:rPr>
         <w:t xml:space="preserve"> </w:t>
       </w:r>
     </w:p>
-    <w:p ns2:paraId="256E0ABF" ns2:textId="77777777">
+    <w:p>
       <w:pPr>
         <w:pStyle w:val="Prrafodelista"/>
         <w:spacing w:after="0" w:line="240" w:lineRule="auto"/>
@@ -2978,11 +2940,11 @@
         <w:rPr>
           <w:rFonts w:ascii="Arial Narrow" w:eastAsia="Arial Narrow" w:hAnsi="Arial Narrow" w:cs="Arial Narrow"/>
           <w:kern w:val="0"/>
-          <ns2:ligatures ns2:val="none"/>
-        </w:rPr>
-      </w:pPr>
-    </w:p>
-    <w:p ns2:paraId="099F1130" ns2:textId="6CD2979B">
+          <w14:ligatures w14:val="none"/>
+        </w:rPr>
+      </w:pPr>
+    </w:p>
+    <w:p>
       <w:pPr>
         <w:pStyle w:val="Prrafodelista"/>
         <w:numPr>
@@ -2998,14 +2960,14 @@
         <w:rPr>
           <w:rFonts w:ascii="Arial Narrow" w:eastAsia="Arial Narrow" w:hAnsi="Arial Narrow" w:cs="Arial Narrow"/>
           <w:kern w:val="0"/>
-          <ns2:ligatures ns2:val="none"/>
-        </w:rPr>
-      </w:pPr>
-      <w:r>
-        <w:rPr>
-          <w:rFonts w:ascii="Arial Narrow" w:eastAsia="Arial Narrow" w:hAnsi="Arial Narrow" w:cs="Arial Narrow"/>
-          <w:kern w:val="0"/>
-          <ns2:ligatures ns2:val="none"/>
+          <w14:ligatures w14:val="none"/>
+        </w:rPr>
+      </w:pPr>
+      <w:r>
+        <w:rPr>
+          <w:rFonts w:ascii="Arial Narrow" w:eastAsia="Arial Narrow" w:hAnsi="Arial Narrow" w:cs="Arial Narrow"/>
+          <w:kern w:val="0"/>
+          <w14:ligatures w14:val="none"/>
         </w:rPr>
         <w:lastRenderedPageBreak/>
         <w:t xml:space="preserve">Presunta infracción a los artículos 18 y 19 de la Ley 29571, Código de Protección y Defensa del Consumidor, en tanto el </w:t>
@@ -3014,7 +2976,7 @@
         <w:rPr>
           <w:rFonts w:ascii="Arial Narrow" w:eastAsia="Arial Narrow" w:hAnsi="Arial Narrow" w:cs="Arial Narrow"/>
           <w:kern w:val="0"/>
-          <ns2:ligatures ns2:val="none"/>
+          <w14:ligatures w14:val="none"/>
         </w:rPr>
         <w:t xml:space="preserve">Comité de Administración del Fondo de Asistencia y Estímulo de los Trabajadores del Sector Educación </w:t>
       </w:r>
@@ -3022,12 +2984,12 @@
         <w:rPr>
           <w:rFonts w:ascii="Arial Narrow" w:eastAsia="Arial Narrow" w:hAnsi="Arial Narrow" w:cs="Arial Narrow"/>
           <w:kern w:val="0"/>
-          <ns2:ligatures ns2:val="none"/>
+          <w14:ligatures w14:val="none"/>
         </w:rPr>
         <w:t>habría efectuado en noviembre de 2025 un doble descuento correspondiente al Seguro de Vida – Póliza 72070856 por un importe total de S/ 42,00, equivalente a dos aportes mensuales de S/ 21,00.</w:t>
       </w:r>
     </w:p>
-    <w:p ns2:paraId="36632313" ns2:textId="77777777">
+    <w:p>
       <w:pPr>
         <w:pStyle w:val="Prrafodelista"/>
         <w:spacing w:after="0" w:line="240" w:lineRule="auto"/>
@@ -3036,11 +2998,11 @@
         <w:rPr>
           <w:rFonts w:ascii="Arial Narrow" w:eastAsia="Arial Narrow" w:hAnsi="Arial Narrow" w:cs="Arial Narrow"/>
           <w:kern w:val="0"/>
-          <ns2:ligatures ns2:val="none"/>
-        </w:rPr>
-      </w:pPr>
-    </w:p>
-    <w:p ns2:paraId="14455211" ns2:textId="6DB01344">
+          <w14:ligatures w14:val="none"/>
+        </w:rPr>
+      </w:pPr>
+    </w:p>
+    <w:p>
       <w:pPr>
         <w:pStyle w:val="Prrafodelista"/>
         <w:numPr>
@@ -3056,14 +3018,14 @@
         <w:rPr>
           <w:rFonts w:ascii="Arial Narrow" w:eastAsia="Arial Narrow" w:hAnsi="Arial Narrow" w:cs="Arial Narrow"/>
           <w:kern w:val="0"/>
-          <ns2:ligatures ns2:val="none"/>
-        </w:rPr>
-      </w:pPr>
-      <w:r>
-        <w:rPr>
-          <w:rFonts w:ascii="Arial Narrow" w:eastAsia="Arial Narrow" w:hAnsi="Arial Narrow" w:cs="Arial Narrow"/>
-          <w:kern w:val="0"/>
-          <ns2:ligatures ns2:val="none"/>
+          <w14:ligatures w14:val="none"/>
+        </w:rPr>
+      </w:pPr>
+      <w:r>
+        <w:rPr>
+          <w:rFonts w:ascii="Arial Narrow" w:eastAsia="Arial Narrow" w:hAnsi="Arial Narrow" w:cs="Arial Narrow"/>
+          <w:kern w:val="0"/>
+          <w14:ligatures w14:val="none"/>
         </w:rPr>
         <w:t xml:space="preserve">Presunta infracción a los artículos 18 y 19 de la Ley 29571, Código de Protección y Defensa del Consumidor, en tanto el </w:t>
       </w:r>
@@ -3071,7 +3033,7 @@
         <w:rPr>
           <w:rFonts w:ascii="Arial Narrow" w:eastAsia="Arial Narrow" w:hAnsi="Arial Narrow" w:cs="Arial Narrow"/>
           <w:kern w:val="0"/>
-          <ns2:ligatures ns2:val="none"/>
+          <w14:ligatures w14:val="none"/>
         </w:rPr>
         <w:t xml:space="preserve">Comité de Administración del Fondo de Asistencia y Estímulo de los Trabajadores del Sector Educación </w:t>
       </w:r>
@@ -3079,7 +3041,7 @@
         <w:rPr>
           <w:rFonts w:ascii="Arial Narrow" w:eastAsia="Arial Narrow" w:hAnsi="Arial Narrow" w:cs="Arial Narrow"/>
           <w:kern w:val="0"/>
-          <ns2:ligatures ns2:val="none"/>
+          <w14:ligatures w14:val="none"/>
         </w:rPr>
         <w:t xml:space="preserve">no habría efectuado para julio de 2026 la exclusión de las dos hijas del </w:t>
       </w:r>
@@ -3087,7 +3049,7 @@
         <w:rPr>
           <w:rFonts w:ascii="Arial Narrow" w:eastAsia="Arial Narrow" w:hAnsi="Arial Narrow" w:cs="Arial Narrow"/>
           <w:kern w:val="0"/>
-          <ns2:ligatures ns2:val="none"/>
+          <w14:ligatures w14:val="none"/>
         </w:rPr>
         <w:t>denunciante</w:t>
       </w:r>
@@ -3095,23 +3057,23 @@
         <w:rPr>
           <w:rFonts w:ascii="Arial Narrow" w:eastAsia="Arial Narrow" w:hAnsi="Arial Narrow" w:cs="Arial Narrow"/>
           <w:kern w:val="0"/>
-          <ns2:ligatures ns2:val="none"/>
+          <w14:ligatures w14:val="none"/>
         </w:rPr>
         <w:t xml:space="preserve"> de la cobertura del Seguro de Sepelio – Póliza UA073055-04185218-0000 solicitada el 15 de junio de 2026, al comunicar mediante la Carta 149-2026 del 26 de junio de 2026 que dicha exclusión surtiría efectos en agosto de 2026.</w:t>
       </w:r>
     </w:p>
-    <w:p ns2:paraId="738BBC3C" ns2:textId="77777777">
-      <w:pPr>
-        <w:spacing w:after="0" w:line="240" w:lineRule="auto"/>
-        <w:jc w:val="both"/>
-        <w:rPr>
-          <w:rFonts w:ascii="Arial Narrow" w:eastAsia="Arial Narrow" w:hAnsi="Arial Narrow" w:cs="Arial Narrow"/>
-          <w:kern w:val="0"/>
-          <ns2:ligatures ns2:val="none"/>
-        </w:rPr>
-      </w:pPr>
-    </w:p>
-    <w:p ns2:paraId="29031FA4" ns2:textId="78A58746">
+    <w:p>
+      <w:pPr>
+        <w:spacing w:after="0" w:line="240" w:lineRule="auto"/>
+        <w:jc w:val="both"/>
+        <w:rPr>
+          <w:rFonts w:ascii="Arial Narrow" w:eastAsia="Arial Narrow" w:hAnsi="Arial Narrow" w:cs="Arial Narrow"/>
+          <w:kern w:val="0"/>
+          <w14:ligatures w14:val="none"/>
+        </w:rPr>
+      </w:pPr>
+    </w:p>
+    <w:p>
       <w:pPr>
         <w:pStyle w:val="Prrafodelista"/>
         <w:numPr>
@@ -3132,7 +3094,7 @@
         <w:rPr>
           <w:rFonts w:ascii="Arial Narrow" w:eastAsia="Arial Narrow" w:hAnsi="Arial Narrow" w:cs="Arial Narrow"/>
           <w:kern w:val="0"/>
-          <ns2:ligatures ns2:val="none"/>
+          <w14:ligatures w14:val="none"/>
         </w:rPr>
         <w:t xml:space="preserve">Presunta infracción a los artículos 18 y 19 de la Ley 29571, Código de Protección y Defensa del Consumidor, en tanto el </w:t>
       </w:r>
@@ -3140,7 +3102,7 @@
         <w:rPr>
           <w:rFonts w:ascii="Arial Narrow" w:eastAsia="Arial Narrow" w:hAnsi="Arial Narrow" w:cs="Arial Narrow"/>
           <w:kern w:val="0"/>
-          <ns2:ligatures ns2:val="none"/>
+          <w14:ligatures w14:val="none"/>
         </w:rPr>
         <w:t xml:space="preserve">Comité de Administración del Fondo de Asistencia y Estímulo de los Trabajadores del Sector Educación </w:t>
       </w:r>
@@ -3148,7 +3110,7 @@
         <w:rPr>
           <w:rFonts w:ascii="Arial Narrow" w:eastAsia="Arial Narrow" w:hAnsi="Arial Narrow" w:cs="Arial Narrow"/>
           <w:kern w:val="0"/>
-          <ns2:ligatures ns2:val="none"/>
+          <w14:ligatures w14:val="none"/>
         </w:rPr>
         <w:t xml:space="preserve">habría mantenido al 16 de julio de 2026 en los registros vinculados al Seguro de Sepelio – Póliza UA073055-04185218-0000 las fechas de nacimiento 7 de enero de 1982 y 13 de agosto de 1984</w:t>
       </w:r>
@@ -3156,7 +3118,7 @@
         <w:rPr>
           <w:rFonts w:ascii="Arial Narrow" w:eastAsia="Arial Narrow" w:hAnsi="Arial Narrow" w:cs="Arial Narrow"/>
           <w:kern w:val="0"/>
-          <ns2:ligatures ns2:val="none"/>
+          <w14:ligatures w14:val="none"/>
         </w:rPr>
         <w:t xml:space="preserve"> respecto de las hijas del </w:t>
       </w:r>
@@ -3164,7 +3126,7 @@
         <w:rPr>
           <w:rFonts w:ascii="Arial Narrow" w:eastAsia="Arial Narrow" w:hAnsi="Arial Narrow" w:cs="Arial Narrow"/>
           <w:kern w:val="0"/>
-          <ns2:ligatures ns2:val="none"/>
+          <w14:ligatures w14:val="none"/>
         </w:rPr>
         <w:t>denunciante</w:t>
       </w:r>
@@ -3172,7 +3134,7 @@
         <w:rPr>
           <w:rFonts w:ascii="Arial Narrow" w:eastAsia="Arial Narrow" w:hAnsi="Arial Narrow" w:cs="Arial Narrow"/>
           <w:kern w:val="0"/>
-          <ns2:ligatures ns2:val="none"/>
+          <w14:ligatures w14:val="none"/>
         </w:rPr>
         <w:t xml:space="preserve">, pese a que este </w:t>
       </w:r>
@@ -3180,7 +3142,7 @@
         <w:rPr>
           <w:rFonts w:ascii="Arial Narrow" w:eastAsia="Arial Narrow" w:hAnsi="Arial Narrow" w:cs="Arial Narrow"/>
           <w:kern w:val="0"/>
-          <ns2:ligatures ns2:val="none"/>
+          <w14:ligatures w14:val="none"/>
         </w:rPr>
         <w:t>los referidos</w:t>
       </w:r>
@@ -3188,7 +3150,7 @@
         <w:rPr>
           <w:rFonts w:ascii="Arial Narrow" w:eastAsia="Arial Narrow" w:hAnsi="Arial Narrow" w:cs="Arial Narrow"/>
           <w:kern w:val="0"/>
-          <ns2:ligatures ns2:val="none"/>
+          <w14:ligatures w14:val="none"/>
         </w:rPr>
         <w:t xml:space="preserve"> datos </w:t>
       </w:r>
@@ -3196,7 +3158,7 @@
         <w:rPr>
           <w:rFonts w:ascii="Arial Narrow" w:eastAsia="Arial Narrow" w:hAnsi="Arial Narrow" w:cs="Arial Narrow"/>
           <w:kern w:val="0"/>
-          <ns2:ligatures ns2:val="none"/>
+          <w14:ligatures w14:val="none"/>
         </w:rPr>
         <w:t>son</w:t>
       </w:r>
@@ -3204,12 +3166,12 @@
         <w:rPr>
           <w:rFonts w:ascii="Arial Narrow" w:eastAsia="Arial Narrow" w:hAnsi="Arial Narrow" w:cs="Arial Narrow"/>
           <w:kern w:val="0"/>
-          <ns2:ligatures ns2:val="none"/>
+          <w14:ligatures w14:val="none"/>
         </w:rPr>
         <w:t xml:space="preserve"> incorrectos.</w:t>
       </w:r>
     </w:p>
-    <w:p ns2:paraId="668FDF4B" ns2:textId="77777777">
+    <w:p>
       <w:pPr>
         <w:pStyle w:val="Prrafodelista"/>
         <w:spacing w:after="0" w:line="240" w:lineRule="auto"/>
@@ -3218,13 +3180,13 @@
         <w:rPr>
           <w:rFonts w:ascii="Arial Narrow" w:eastAsia="Arial Narrow" w:hAnsi="Arial Narrow" w:cs="Arial Narrow"/>
           <w:kern w:val="0"/>
-          <ns2:ligatures ns2:val="none"/>
+          <w14:ligatures w14:val="none"/>
         </w:rPr>
       </w:pPr>
     </w:p>
     <w:bookmarkEnd w:id="20"/>
     <w:bookmarkEnd w:id="21"/>
-    <w:p ns2:paraId="2B5CAAD1" ns2:textId="62EB3DB0">
+    <w:p>
       <w:pPr>
         <w:pStyle w:val="Prrafodelista"/>
         <w:numPr>
@@ -3240,14 +3202,14 @@
         <w:rPr>
           <w:rFonts w:ascii="Arial Narrow" w:eastAsia="Arial Narrow" w:hAnsi="Arial Narrow" w:cs="Arial Narrow"/>
           <w:kern w:val="0"/>
-          <ns2:ligatures ns2:val="none"/>
-        </w:rPr>
-      </w:pPr>
-      <w:r>
-        <w:rPr>
-          <w:rFonts w:ascii="Arial Narrow" w:eastAsia="Arial Narrow" w:hAnsi="Arial Narrow" w:cs="Arial Narrow"/>
-          <w:kern w:val="0"/>
-          <ns2:ligatures ns2:val="none"/>
+          <w14:ligatures w14:val="none"/>
+        </w:rPr>
+      </w:pPr>
+      <w:r>
+        <w:rPr>
+          <w:rFonts w:ascii="Arial Narrow" w:eastAsia="Arial Narrow" w:hAnsi="Arial Narrow" w:cs="Arial Narrow"/>
+          <w:kern w:val="0"/>
+          <w14:ligatures w14:val="none"/>
         </w:rPr>
         <w:t xml:space="preserve">Presunta infracción al literal c) del numeral 56.1 del artículo 56 de la Ley 29571, Código de Protección y Defensa del Consumidor, en tanto el </w:t>
       </w:r>
@@ -3255,7 +3217,7 @@
         <w:rPr>
           <w:rFonts w:ascii="Arial Narrow" w:eastAsia="Arial Narrow" w:hAnsi="Arial Narrow" w:cs="Arial Narrow"/>
           <w:kern w:val="0"/>
-          <ns2:ligatures ns2:val="none"/>
+          <w14:ligatures w14:val="none"/>
         </w:rPr>
         <w:t xml:space="preserve">Comité de Administración del Fondo de Asistencia y Estímulo de los Trabajadores del </w:t>
       </w:r>
@@ -3263,7 +3225,7 @@
         <w:rPr>
           <w:rFonts w:ascii="Arial Narrow" w:eastAsia="Arial Narrow" w:hAnsi="Arial Narrow" w:cs="Arial Narrow"/>
           <w:kern w:val="0"/>
-          <ns2:ligatures ns2:val="none"/>
+          <w14:ligatures w14:val="none"/>
         </w:rPr>
         <w:t xml:space="preserve">Sector Educación </w:t>
       </w:r>
@@ -3271,7 +3233,7 @@
         <w:rPr>
           <w:rFonts w:ascii="Arial Narrow" w:eastAsia="Arial Narrow" w:hAnsi="Arial Narrow" w:cs="Arial Narrow"/>
           <w:kern w:val="0"/>
-          <ns2:ligatures ns2:val="none"/>
+          <w14:ligatures w14:val="none"/>
         </w:rPr>
         <w:t xml:space="preserve">habría modificado </w:t>
       </w:r>
@@ -3279,7 +3241,7 @@
         <w:rPr>
           <w:rFonts w:ascii="Arial Narrow" w:eastAsia="Arial Narrow" w:hAnsi="Arial Narrow" w:cs="Arial Narrow"/>
           <w:kern w:val="0"/>
-          <ns2:ligatures ns2:val="none"/>
+          <w14:ligatures w14:val="none"/>
         </w:rPr>
         <w:t>unilateralmente</w:t>
       </w:r>
@@ -3287,7 +3249,7 @@
         <w:rPr>
           <w:rFonts w:ascii="Arial Narrow" w:eastAsia="Arial Narrow" w:hAnsi="Arial Narrow" w:cs="Arial Narrow"/>
           <w:kern w:val="0"/>
-          <ns2:ligatures ns2:val="none"/>
+          <w14:ligatures w14:val="none"/>
         </w:rPr>
         <w:t xml:space="preserve"> </w:t>
       </w:r>
@@ -3295,7 +3257,7 @@
         <w:rPr>
           <w:rFonts w:ascii="Arial Narrow" w:eastAsia="Arial Narrow" w:hAnsi="Arial Narrow" w:cs="Arial Narrow"/>
           <w:kern w:val="0"/>
-          <ns2:ligatures ns2:val="none"/>
+          <w14:ligatures w14:val="none"/>
         </w:rPr>
         <w:t xml:space="preserve">y sin consentimiento expreso del denunciante </w:t>
       </w:r>
@@ -3303,12 +3265,12 @@
         <w:rPr>
           <w:rFonts w:ascii="Arial Narrow" w:eastAsia="Arial Narrow" w:hAnsi="Arial Narrow" w:cs="Arial Narrow"/>
           <w:kern w:val="0"/>
-          <ns2:ligatures ns2:val="none"/>
+          <w14:ligatures w14:val="none"/>
         </w:rPr>
         <w:t>las condiciones económicas del Seguro de Sepelio – Póliza UA073055-04185218-0000, al incrementar el aporte mensual de S/ 46,00 a S/ 82,90 desde el 1 de abril de 2023 hasta el 30 de junio de 2026.</w:t>
       </w:r>
     </w:p>
-    <w:p ns2:paraId="1D11EB4B" ns2:textId="77777777">
+    <w:p>
       <w:pPr>
         <w:pStyle w:val="Prrafodelista"/>
         <w:spacing w:after="0" w:line="240" w:lineRule="auto"/>
@@ -3317,11 +3279,11 @@
         <w:rPr>
           <w:rFonts w:ascii="Arial Narrow" w:eastAsia="Arial Narrow" w:hAnsi="Arial Narrow" w:cs="Arial Narrow"/>
           <w:kern w:val="0"/>
-          <ns2:ligatures ns2:val="none"/>
-        </w:rPr>
-      </w:pPr>
-    </w:p>
-    <w:p ns2:paraId="537C6E24" ns2:textId="4D9BDC90">
+          <w14:ligatures w14:val="none"/>
+        </w:rPr>
+      </w:pPr>
+    </w:p>
+    <w:p>
       <w:pPr>
         <w:pStyle w:val="Prrafodelista"/>
         <w:numPr>
@@ -3337,14 +3299,14 @@
         <w:rPr>
           <w:rFonts w:ascii="Arial Narrow" w:eastAsia="Arial Narrow" w:hAnsi="Arial Narrow" w:cs="Arial Narrow"/>
           <w:kern w:val="0"/>
-          <ns2:ligatures ns2:val="none"/>
-        </w:rPr>
-      </w:pPr>
-      <w:r>
-        <w:rPr>
-          <w:rFonts w:ascii="Arial Narrow" w:eastAsia="Arial Narrow" w:hAnsi="Arial Narrow" w:cs="Arial Narrow"/>
-          <w:kern w:val="0"/>
-          <ns2:ligatures ns2:val="none"/>
+          <w14:ligatures w14:val="none"/>
+        </w:rPr>
+      </w:pPr>
+      <w:r>
+        <w:rPr>
+          <w:rFonts w:ascii="Arial Narrow" w:eastAsia="Arial Narrow" w:hAnsi="Arial Narrow" w:cs="Arial Narrow"/>
+          <w:kern w:val="0"/>
+          <w14:ligatures w14:val="none"/>
         </w:rPr>
         <w:t xml:space="preserve">Presunta infracción al literal c) del numeral 56.1 del artículo 56 de la Ley 29571, Código de Protección y Defensa del Consumidor, en tanto el </w:t>
       </w:r>
@@ -3352,7 +3314,7 @@
         <w:rPr>
           <w:rFonts w:ascii="Arial Narrow" w:eastAsia="Arial Narrow" w:hAnsi="Arial Narrow" w:cs="Arial Narrow"/>
           <w:kern w:val="0"/>
-          <ns2:ligatures ns2:val="none"/>
+          <w14:ligatures w14:val="none"/>
         </w:rPr>
         <w:t xml:space="preserve">Comité de Administración del Fondo de Asistencia y Estímulo de los Trabajadores del Sector Educación </w:t>
       </w:r>
@@ -3360,7 +3322,7 @@
         <w:rPr>
           <w:rFonts w:ascii="Arial Narrow" w:eastAsia="Arial Narrow" w:hAnsi="Arial Narrow" w:cs="Arial Narrow"/>
           <w:kern w:val="0"/>
-          <ns2:ligatures ns2:val="none"/>
+          <w14:ligatures w14:val="none"/>
         </w:rPr>
         <w:t xml:space="preserve">habría modificado </w:t>
       </w:r>
@@ -3368,7 +3330,7 @@
         <w:rPr>
           <w:rFonts w:ascii="Arial Narrow" w:eastAsia="Arial Narrow" w:hAnsi="Arial Narrow" w:cs="Arial Narrow"/>
           <w:kern w:val="0"/>
-          <ns2:ligatures ns2:val="none"/>
+          <w14:ligatures w14:val="none"/>
         </w:rPr>
         <w:t>unilateralmente</w:t>
       </w:r>
@@ -3376,7 +3338,7 @@
         <w:rPr>
           <w:rFonts w:ascii="Arial Narrow" w:eastAsia="Arial Narrow" w:hAnsi="Arial Narrow" w:cs="Arial Narrow"/>
           <w:kern w:val="0"/>
-          <ns2:ligatures ns2:val="none"/>
+          <w14:ligatures w14:val="none"/>
         </w:rPr>
         <w:t xml:space="preserve"> </w:t>
       </w:r>
@@ -3384,7 +3346,7 @@
         <w:rPr>
           <w:rFonts w:ascii="Arial Narrow" w:eastAsia="Arial Narrow" w:hAnsi="Arial Narrow" w:cs="Arial Narrow"/>
           <w:kern w:val="0"/>
-          <ns2:ligatures ns2:val="none"/>
+          <w14:ligatures w14:val="none"/>
         </w:rPr>
         <w:t xml:space="preserve">y sin consentimiento expreso del enunciante </w:t>
       </w:r>
@@ -3392,12 +3354,12 @@
         <w:rPr>
           <w:rFonts w:ascii="Arial Narrow" w:eastAsia="Arial Narrow" w:hAnsi="Arial Narrow" w:cs="Arial Narrow"/>
           <w:kern w:val="0"/>
-          <ns2:ligatures ns2:val="none"/>
+          <w14:ligatures w14:val="none"/>
         </w:rPr>
         <w:t>las condiciones económicas del Seguro de Vida – Póliza 72070856, al incrementar el aporte mensual de S/ 15,00 a S/ 21,00 desde el 1 de abril de 2023 hasta el 30 de junio de 2026.</w:t>
       </w:r>
     </w:p>
-    <w:p ns2:paraId="679A495F" ns2:textId="77777777">
+    <w:p>
       <w:pPr>
         <w:pStyle w:val="Prrafodelista"/>
         <w:spacing w:after="0" w:line="240" w:lineRule="auto"/>
@@ -3406,11 +3368,11 @@
         <w:rPr>
           <w:rFonts w:ascii="Arial Narrow" w:eastAsia="Arial Narrow" w:hAnsi="Arial Narrow" w:cs="Arial Narrow"/>
           <w:kern w:val="0"/>
-          <ns2:ligatures ns2:val="none"/>
-        </w:rPr>
-      </w:pPr>
-    </w:p>
-    <w:p ns2:paraId="24FDA9BD" ns2:textId="5DEA63F1">
+          <w14:ligatures w14:val="none"/>
+        </w:rPr>
+      </w:pPr>
+    </w:p>
+    <w:p>
       <w:pPr>
         <w:pStyle w:val="Prrafodelista"/>
         <w:numPr>
@@ -3426,14 +3388,14 @@
         <w:rPr>
           <w:rFonts w:ascii="Arial Narrow" w:eastAsia="Arial Narrow" w:hAnsi="Arial Narrow" w:cs="Arial Narrow"/>
           <w:kern w:val="0"/>
-          <ns2:ligatures ns2:val="none"/>
-        </w:rPr>
-      </w:pPr>
-      <w:r>
-        <w:rPr>
-          <w:rFonts w:ascii="Arial Narrow" w:eastAsia="Arial Narrow" w:hAnsi="Arial Narrow" w:cs="Arial Narrow"/>
-          <w:kern w:val="0"/>
-          <ns2:ligatures ns2:val="none"/>
+          <w14:ligatures w14:val="none"/>
+        </w:rPr>
+      </w:pPr>
+      <w:r>
+        <w:rPr>
+          <w:rFonts w:ascii="Arial Narrow" w:eastAsia="Arial Narrow" w:hAnsi="Arial Narrow" w:cs="Arial Narrow"/>
+          <w:kern w:val="0"/>
+          <w14:ligatures w14:val="none"/>
         </w:rPr>
         <w:t xml:space="preserve">Presunta infracción al literal b) del numeral 1.1 del artículo 1 y al artículo 2 de la Ley 29571, Código de Protección y Defensa del Consumidor, en tanto el </w:t>
       </w:r>
@@ -3441,7 +3403,7 @@
         <w:rPr>
           <w:rFonts w:ascii="Arial Narrow" w:eastAsia="Arial Narrow" w:hAnsi="Arial Narrow" w:cs="Arial Narrow"/>
           <w:kern w:val="0"/>
-          <ns2:ligatures ns2:val="none"/>
+          <w14:ligatures w14:val="none"/>
         </w:rPr>
         <w:t xml:space="preserve">Comité de Administración del Fondo de Asistencia y Estímulo de los Trabajadores del Sector Educación </w:t>
       </w:r>
@@ -3449,7 +3411,7 @@
         <w:rPr>
           <w:rFonts w:ascii="Arial Narrow" w:eastAsia="Arial Narrow" w:hAnsi="Arial Narrow" w:cs="Arial Narrow"/>
           <w:kern w:val="0"/>
-          <ns2:ligatures ns2:val="none"/>
+          <w14:ligatures w14:val="none"/>
         </w:rPr>
         <w:t xml:space="preserve">no habría informado </w:t>
       </w:r>
@@ -3457,7 +3419,7 @@
         <w:rPr>
           <w:rFonts w:ascii="Arial Narrow" w:eastAsia="Arial Narrow" w:hAnsi="Arial Narrow" w:cs="Arial Narrow"/>
           <w:kern w:val="0"/>
-          <ns2:ligatures ns2:val="none"/>
+          <w14:ligatures w14:val="none"/>
         </w:rPr>
         <w:t>oportunamente</w:t>
       </w:r>
@@ -3465,12 +3427,12 @@
         <w:rPr>
           <w:rFonts w:ascii="Arial Narrow" w:eastAsia="Arial Narrow" w:hAnsi="Arial Narrow" w:cs="Arial Narrow"/>
           <w:kern w:val="0"/>
-          <ns2:ligatures ns2:val="none"/>
+          <w14:ligatures w14:val="none"/>
         </w:rPr>
         <w:t xml:space="preserve"> al consumidor las razones, el sustento ni el importe del incremento del aporte mensual del Seguro de Sepelio – Póliza UA073055-04185218-0000 de S/ 46,00 a S/ 82,90 aplicado desde el 1 de abril de 2023.</w:t>
       </w:r>
     </w:p>
-    <w:p ns2:paraId="3265848A" ns2:textId="77777777">
+    <w:p>
       <w:pPr>
         <w:pStyle w:val="Prrafodelista"/>
         <w:spacing w:after="0" w:line="240" w:lineRule="auto"/>
@@ -3479,11 +3441,11 @@
         <w:rPr>
           <w:rFonts w:ascii="Arial Narrow" w:eastAsia="Arial Narrow" w:hAnsi="Arial Narrow" w:cs="Arial Narrow"/>
           <w:kern w:val="0"/>
-          <ns2:ligatures ns2:val="none"/>
-        </w:rPr>
-      </w:pPr>
-    </w:p>
-    <w:p ns2:paraId="7B9A638B" ns2:textId="2F890EF8">
+          <w14:ligatures w14:val="none"/>
+        </w:rPr>
+      </w:pPr>
+    </w:p>
+    <w:p>
       <w:pPr>
         <w:pStyle w:val="Prrafodelista"/>
         <w:numPr>
@@ -3499,14 +3461,14 @@
         <w:rPr>
           <w:rFonts w:ascii="Arial Narrow" w:eastAsia="Arial Narrow" w:hAnsi="Arial Narrow" w:cs="Arial Narrow"/>
           <w:kern w:val="0"/>
-          <ns2:ligatures ns2:val="none"/>
-        </w:rPr>
-      </w:pPr>
-      <w:r>
-        <w:rPr>
-          <w:rFonts w:ascii="Arial Narrow" w:eastAsia="Arial Narrow" w:hAnsi="Arial Narrow" w:cs="Arial Narrow"/>
-          <w:kern w:val="0"/>
-          <ns2:ligatures ns2:val="none"/>
+          <w14:ligatures w14:val="none"/>
+        </w:rPr>
+      </w:pPr>
+      <w:r>
+        <w:rPr>
+          <w:rFonts w:ascii="Arial Narrow" w:eastAsia="Arial Narrow" w:hAnsi="Arial Narrow" w:cs="Arial Narrow"/>
+          <w:kern w:val="0"/>
+          <w14:ligatures w14:val="none"/>
         </w:rPr>
         <w:t xml:space="preserve">Presunta infracción al literal b) del numeral 1.1 del artículo 1 y al artículo 2 de la Ley 29571, Código de Protección y Defensa del Consumidor, en tanto el </w:t>
       </w:r>
@@ -3514,7 +3476,7 @@
         <w:rPr>
           <w:rFonts w:ascii="Arial Narrow" w:eastAsia="Arial Narrow" w:hAnsi="Arial Narrow" w:cs="Arial Narrow"/>
           <w:kern w:val="0"/>
-          <ns2:ligatures ns2:val="none"/>
+          <w14:ligatures w14:val="none"/>
         </w:rPr>
         <w:t xml:space="preserve">Comité de Administración del Fondo de Asistencia y Estímulo de los Trabajadores del Sector Educación </w:t>
       </w:r>
@@ -3522,7 +3484,7 @@
         <w:rPr>
           <w:rFonts w:ascii="Arial Narrow" w:eastAsia="Arial Narrow" w:hAnsi="Arial Narrow" w:cs="Arial Narrow"/>
           <w:kern w:val="0"/>
-          <ns2:ligatures ns2:val="none"/>
+          <w14:ligatures w14:val="none"/>
         </w:rPr>
         <w:t xml:space="preserve">no habría informado </w:t>
       </w:r>
@@ -3530,7 +3492,7 @@
         <w:rPr>
           <w:rFonts w:ascii="Arial Narrow" w:eastAsia="Arial Narrow" w:hAnsi="Arial Narrow" w:cs="Arial Narrow"/>
           <w:kern w:val="0"/>
-          <ns2:ligatures ns2:val="none"/>
+          <w14:ligatures w14:val="none"/>
         </w:rPr>
         <w:t>oportunamente</w:t>
       </w:r>
@@ -3538,12 +3500,12 @@
         <w:rPr>
           <w:rFonts w:ascii="Arial Narrow" w:eastAsia="Arial Narrow" w:hAnsi="Arial Narrow" w:cs="Arial Narrow"/>
           <w:kern w:val="0"/>
-          <ns2:ligatures ns2:val="none"/>
+          <w14:ligatures w14:val="none"/>
         </w:rPr>
         <w:t xml:space="preserve"> al consumidor las razones, el sustento ni el importe del incremento del aporte mensual del Seguro de Vida – Póliza 72070856 de S/ 15,00 a S/ 21,00 aplicado desde el 1 de abril de 2023.</w:t>
       </w:r>
     </w:p>
-    <w:p ns2:paraId="521DC261" ns2:textId="77777777">
+    <w:p>
       <w:pPr>
         <w:spacing w:after="0" w:line="240" w:lineRule="auto"/>
         <w:jc w:val="both"/>
@@ -3552,7 +3514,7 @@
         </w:rPr>
       </w:pPr>
     </w:p>
-    <w:p ns2:paraId="5319968C" ns2:textId="5A46D493">
+    <w:p>
       <w:pPr>
         <w:spacing w:after="0" w:line="240" w:lineRule="auto"/>
         <w:contextualSpacing/>
@@ -3560,7 +3522,7 @@
         <w:rPr>
           <w:rFonts w:ascii="Arial Narrow" w:eastAsia="Calibri" w:hAnsi="Arial Narrow" w:cs="Arial"/>
           <w:kern w:val="0"/>
-          <ns2:ligatures ns2:val="none"/>
+          <w14:ligatures w14:val="none"/>
         </w:rPr>
       </w:pPr>
       <w:r>
@@ -3600,7 +3562,7 @@
         <w:t>.</w:t>
       </w:r>
     </w:p>
-    <w:p ns2:paraId="17B14849" ns2:textId="77777777">
+    <w:p>
       <w:pPr>
         <w:spacing w:after="0" w:line="240" w:lineRule="auto"/>
         <w:contextualSpacing/>
@@ -3610,20 +3572,20 @@
           <w:color w:val="000000"/>
           <w:kern w:val="0"/>
           <w:lang w:eastAsia="es-PE"/>
-          <ns2:ligatures ns2:val="none"/>
-        </w:rPr>
-      </w:pPr>
-    </w:p>
-    <w:p ns2:paraId="072EE0AE" ns2:textId="77777777">
-      <w:pPr>
-        <w:spacing w:after="0" w:line="240" w:lineRule="auto"/>
-        <w:jc w:val="both"/>
-        <w:rPr>
-          <w:rFonts w:ascii="Arial Narrow" w:eastAsia="Arial Narrow" w:hAnsi="Arial Narrow" w:cs="Arial Narrow"/>
-          <w:color w:val="000000"/>
-          <w:kern w:val="0"/>
-          <w:lang w:eastAsia="es-PE"/>
-          <ns2:ligatures ns2:val="none"/>
+          <w14:ligatures w14:val="none"/>
+        </w:rPr>
+      </w:pPr>
+    </w:p>
+    <w:p>
+      <w:pPr>
+        <w:spacing w:after="0" w:line="240" w:lineRule="auto"/>
+        <w:jc w:val="both"/>
+        <w:rPr>
+          <w:rFonts w:ascii="Arial Narrow" w:eastAsia="Arial Narrow" w:hAnsi="Arial Narrow" w:cs="Arial Narrow"/>
+          <w:color w:val="000000"/>
+          <w:kern w:val="0"/>
+          <w:lang w:eastAsia="es-PE"/>
+          <w14:ligatures w14:val="none"/>
         </w:rPr>
       </w:pPr>
       <w:r>
@@ -3642,7 +3604,7 @@
         <w:t>requerir a Comité de Administración del Fondo de Asistencia y Estímulo de los Trabajadores del Sector Educación que cumpla con lo siguiente:</w:t>
       </w:r>
     </w:p>
-    <w:p ns2:paraId="2C6E239E" ns2:textId="77777777">
+    <w:p>
       <w:pPr>
         <w:spacing w:after="0" w:line="240" w:lineRule="auto"/>
         <w:jc w:val="both"/>
@@ -3651,11 +3613,11 @@
           <w:color w:val="000000"/>
           <w:kern w:val="0"/>
           <w:lang w:eastAsia="es-PE"/>
-          <ns2:ligatures ns2:val="none"/>
-        </w:rPr>
-      </w:pPr>
-    </w:p>
-    <w:p ns2:paraId="185924EA" ns2:textId="77777777">
+          <w14:ligatures w14:val="none"/>
+        </w:rPr>
+      </w:pPr>
+    </w:p>
+    <w:p>
       <w:pPr>
         <w:numPr>
           <w:ilvl w:val="0"/>
@@ -3669,21 +3631,21 @@
           <w:color w:val="000000"/>
           <w:kern w:val="0"/>
           <w:lang w:eastAsia="es-PE"/>
-          <ns2:ligatures ns2:val="none"/>
-        </w:rPr>
-      </w:pPr>
-      <w:r>
-        <w:rPr>
-          <w:rFonts w:ascii="Arial Narrow" w:eastAsia="Arial Narrow" w:hAnsi="Arial Narrow" w:cs="Arial Narrow"/>
-          <w:color w:val="000000"/>
-          <w:kern w:val="0"/>
-          <w:lang w:eastAsia="es-PE"/>
-          <ns2:ligatures ns2:val="none"/>
+          <w14:ligatures w14:val="none"/>
+        </w:rPr>
+      </w:pPr>
+      <w:r>
+        <w:rPr>
+          <w:rFonts w:ascii="Arial Narrow" w:eastAsia="Arial Narrow" w:hAnsi="Arial Narrow" w:cs="Arial Narrow"/>
+          <w:color w:val="000000"/>
+          <w:kern w:val="0"/>
+          <w:lang w:eastAsia="es-PE"/>
+          <w14:ligatures w14:val="none"/>
         </w:rPr>
         <w:t>presentar documentos que acrediten su inscripción en los Registros Públicos o una declaración jurada que indique que cuenta con dicha inscripción;</w:t>
       </w:r>
     </w:p>
-    <w:p ns2:paraId="2EE9E78C" ns2:textId="77777777">
+    <w:p>
       <w:pPr>
         <w:numPr>
           <w:ilvl w:val="0"/>
@@ -3697,21 +3659,21 @@
           <w:color w:val="000000"/>
           <w:kern w:val="0"/>
           <w:lang w:eastAsia="es-PE"/>
-          <ns2:ligatures ns2:val="none"/>
-        </w:rPr>
-      </w:pPr>
-      <w:r>
-        <w:rPr>
-          <w:rFonts w:ascii="Arial Narrow" w:eastAsia="Arial Narrow" w:hAnsi="Arial Narrow" w:cs="Arial Narrow"/>
-          <w:color w:val="000000"/>
-          <w:kern w:val="0"/>
-          <w:lang w:eastAsia="es-PE"/>
-          <ns2:ligatures ns2:val="none"/>
+          <w14:ligatures w14:val="none"/>
+        </w:rPr>
+      </w:pPr>
+      <w:r>
+        <w:rPr>
+          <w:rFonts w:ascii="Arial Narrow" w:eastAsia="Arial Narrow" w:hAnsi="Arial Narrow" w:cs="Arial Narrow"/>
+          <w:color w:val="000000"/>
+          <w:kern w:val="0"/>
+          <w:lang w:eastAsia="es-PE"/>
+          <w14:ligatures w14:val="none"/>
         </w:rPr>
         <w:t>presentar copia simple de las facultades de representación de su representante legal en el presente procedimiento o la declaración jurada que indique que cuenta con dichas facultades y que estas se encuentran vigentes;</w:t>
       </w:r>
     </w:p>
-    <w:p ns2:paraId="5E64A4B9" ns2:textId="77777777">
+    <w:p>
       <w:pPr>
         <w:numPr>
           <w:ilvl w:val="0"/>
@@ -3725,21 +3687,21 @@
           <w:color w:val="000000"/>
           <w:kern w:val="0"/>
           <w:lang w:eastAsia="es-PE"/>
-          <ns2:ligatures ns2:val="none"/>
-        </w:rPr>
-      </w:pPr>
-      <w:r>
-        <w:rPr>
-          <w:rFonts w:ascii="Arial Narrow" w:eastAsia="Arial Narrow" w:hAnsi="Arial Narrow" w:cs="Arial Narrow"/>
-          <w:color w:val="000000"/>
-          <w:kern w:val="0"/>
-          <w:lang w:eastAsia="es-PE"/>
-          <ns2:ligatures ns2:val="none"/>
+          <w14:ligatures w14:val="none"/>
+        </w:rPr>
+      </w:pPr>
+      <w:r>
+        <w:rPr>
+          <w:rFonts w:ascii="Arial Narrow" w:eastAsia="Arial Narrow" w:hAnsi="Arial Narrow" w:cs="Arial Narrow"/>
+          <w:color w:val="000000"/>
+          <w:kern w:val="0"/>
+          <w:lang w:eastAsia="es-PE"/>
+          <w14:ligatures w14:val="none"/>
         </w:rPr>
         <w:t>consignar el Número de Registro Único de Contribuyentes (RUC); y,</w:t>
       </w:r>
     </w:p>
-    <w:p ns2:paraId="56103641" ns2:textId="77777777">
+    <w:p>
       <w:pPr>
         <w:numPr>
           <w:ilvl w:val="0"/>
@@ -3751,16 +3713,16 @@
         <w:rPr>
           <w:rFonts w:ascii="Arial Narrow" w:eastAsia="Calibri" w:hAnsi="Arial Narrow" w:cs="Arial"/>
           <w:kern w:val="0"/>
-          <ns2:ligatures ns2:val="none"/>
-        </w:rPr>
-      </w:pPr>
-      <w:r>
-        <w:rPr>
-          <w:rFonts w:ascii="Arial Narrow" w:eastAsia="Arial Narrow" w:hAnsi="Arial Narrow" w:cs="Arial Narrow"/>
-          <w:color w:val="000000"/>
-          <w:kern w:val="0"/>
-          <w:lang w:eastAsia="es-PE"/>
-          <ns2:ligatures ns2:val="none"/>
+          <w14:ligatures w14:val="none"/>
+        </w:rPr>
+      </w:pPr>
+      <w:r>
+        <w:rPr>
+          <w:rFonts w:ascii="Arial Narrow" w:eastAsia="Arial Narrow" w:hAnsi="Arial Narrow" w:cs="Arial Narrow"/>
+          <w:color w:val="000000"/>
+          <w:kern w:val="0"/>
+          <w:lang w:eastAsia="es-PE"/>
+          <w14:ligatures w14:val="none"/>
         </w:rPr>
         <w:t xml:space="preserve">fijar domicilio procesal para el procedimiento, de conformidad con el numeral 1 del artículo 442 del Código Procesal Civil. </w:t>
       </w:r>
@@ -3769,7 +3731,7 @@
           <w:rFonts w:ascii="Arial Narrow" w:eastAsia="Arial Narrow" w:hAnsi="Arial Narrow" w:cs="Arial"/>
           <w:color w:val="000000"/>
           <w:kern w:val="0"/>
-          <ns2:ligatures ns2:val="none"/>
+          <w14:ligatures w14:val="none"/>
         </w:rPr>
         <w:t>Para ello podrá señalar domicilio físico o una dirección electrónica a la que pueda remitirse las notificaciones</w:t>
       </w:r>
@@ -3779,12 +3741,12 @@
           <w:color w:val="000000"/>
           <w:kern w:val="0"/>
           <w:lang w:val="es"/>
-          <ns2:ligatures ns2:val="none"/>
+          <w14:ligatures w14:val="none"/>
         </w:rPr>
         <w:t>;</w:t>
       </w:r>
     </w:p>
-    <w:p ns2:paraId="46FE4EC7" ns2:textId="77777777">
+    <w:p>
       <w:pPr>
         <w:numPr>
           <w:ilvl w:val="0"/>
@@ -3796,7 +3758,7 @@
         <w:rPr>
           <w:rFonts w:ascii="Arial Narrow" w:eastAsia="Calibri" w:hAnsi="Arial Narrow" w:cs="Arial"/>
           <w:kern w:val="0"/>
-          <ns2:ligatures ns2:val="none"/>
+          <w14:ligatures w14:val="none"/>
         </w:rPr>
       </w:pPr>
       <w:r>
@@ -3804,7 +3766,7 @@
           <w:rFonts w:ascii="Arial Narrow" w:eastAsia="Arial Narrow" w:hAnsi="Arial Narrow" w:cs="Arial"/>
           <w:color w:val="000000"/>
           <w:kern w:val="0"/>
-          <ns2:ligatures ns2:val="none"/>
+          <w14:ligatures w14:val="none"/>
         </w:rPr>
         <w:t>en caso califique como micro empresa o pequeña empresa, presentar los documentos que acrediten su volumen de ventas o ingresos brutos percibidos el año anterior relativo a todas sus actividades económicas y el número de trabajadores con el que cuenta</w:t>
       </w:r>
@@ -3815,7 +3777,7 @@
           <w:color w:val="000000"/>
           <w:kern w:val="0"/>
           <w:vertAlign w:val="superscript"/>
-          <ns2:ligatures ns2:val="none"/>
+          <w14:ligatures w14:val="none"/>
         </w:rPr>
         <w:footnoteReference w:id="8"/>
       </w:r>
@@ -3824,7 +3786,7 @@
           <w:rFonts w:ascii="Arial Narrow" w:eastAsia="Arial Narrow" w:hAnsi="Arial Narrow" w:cs="Arial"/>
           <w:color w:val="000000"/>
           <w:kern w:val="0"/>
-          <ns2:ligatures ns2:val="none"/>
+          <w14:ligatures w14:val="none"/>
         </w:rPr>
         <w:t xml:space="preserve">. Ello, a fin de que la Comisión pueda meritar dicha documentación, conforme lo establece el artículo 110 del </w:t>
       </w:r>
@@ -3834,7 +3796,7 @@
           <w:color w:val="000000"/>
           <w:spacing w:val="-2"/>
           <w:kern w:val="0"/>
-          <ns2:ligatures ns2:val="none"/>
+          <w14:ligatures w14:val="none"/>
         </w:rPr>
         <w:t>Código</w:t>
       </w:r>
@@ -3846,7 +3808,7 @@
           <w:spacing w:val="-2"/>
           <w:kern w:val="0"/>
           <w:vertAlign w:val="superscript"/>
-          <ns2:ligatures ns2:val="none"/>
+          <w14:ligatures w14:val="none"/>
         </w:rPr>
         <w:footnoteReference w:id="9"/>
       </w:r>
@@ -3856,12 +3818,12 @@
           <w:color w:val="000000"/>
           <w:spacing w:val="-2"/>
           <w:kern w:val="0"/>
-          <ns2:ligatures ns2:val="none"/>
+          <w14:ligatures w14:val="none"/>
         </w:rPr>
         <w:t>.</w:t>
       </w:r>
     </w:p>
-    <w:p ns2:paraId="2521091A" ns2:textId="77777777">
+    <w:p>
       <w:pPr>
         <w:spacing w:after="0" w:line="240" w:lineRule="auto"/>
         <w:ind w:left="567"/>
@@ -3871,20 +3833,20 @@
           <w:color w:val="000000"/>
           <w:kern w:val="0"/>
           <w:lang w:eastAsia="es-PE"/>
-          <ns2:ligatures ns2:val="none"/>
-        </w:rPr>
-      </w:pPr>
-    </w:p>
-    <w:p>
-      <w:pPr>
-        <w:spacing w:after="0" w:line="240" w:lineRule="auto"/>
-        <w:jc w:val="both"/>
-        <w:rPr>
-          <w:rFonts w:ascii="Arial Narrow" w:eastAsia="Arial Narrow" w:hAnsi="Arial Narrow" w:cs="Arial Narrow"/>
-          <w:color w:val="000000"/>
-          <w:kern w:val="0"/>
-          <w:lang w:eastAsia="es-PE"/>
-          <ns2:ligatures ns2:val="none"/>
+          <w14:ligatures w14:val="none"/>
+        </w:rPr>
+      </w:pPr>
+    </w:p>
+    <w:p>
+      <w:pPr>
+        <w:spacing w:after="0" w:line="240" w:lineRule="auto"/>
+        <w:jc w:val="both"/>
+        <w:rPr>
+          <w:rFonts w:ascii="Arial Narrow" w:eastAsia="Arial Narrow" w:hAnsi="Arial Narrow" w:cs="Arial Narrow"/>
+          <w:color w:val="000000"/>
+          <w:kern w:val="0"/>
+          <w:lang w:eastAsia="es-PE"/>
+          <w14:ligatures w14:val="none"/>
         </w:rPr>
       </w:pPr>
       <w:r>
@@ -3903,23 +3865,57 @@
           <w:sz w:val="20"/>
           <w:szCs w:val="20"/>
         </w:rPr>
-        <w:t xml:space="preserve">correr traslado de la presente resolución a Comité de Administración del Fondo de Asistencia y Estímulo de los Trabajadores del Sector Educación para que, de conformidad con lo dispuesto por el artículo 26 de la Ley sobre Facultades, Normas y Organización del Indecopi, aprobada por Decreto Legislativo 807, presente sus descargos sobre la imputación de cargos realizada en un plazo no mayor a cinco (5) días hábiles contado a partir del día siguiente de la notificación de la presente resolución, vencido el cual, el Secretario Técnico declarará en rebeldía al denunciado que no lo hubiera presentado. Debe precisarse que de conformidad con lo establecido por el artículo 223 del Texto Único Ordenado de la Ley 27444, Ley del Procedimiento Administrativo General, las alegaciones y los hechos relevantes de la reclamación, salvo que hayan sido específicamente negadas en la contestación, se tendrán por aceptadas o merituadas como ciertas.</w:t>
-      </w:r>
-    </w:p>
-    <w:p ns2:paraId="2C44CB67" ns2:textId="77777777">
-      <w:pPr>
-        <w:spacing w:after="0" w:line="240" w:lineRule="auto"/>
-        <w:jc w:val="both"/>
-        <w:rPr>
-          <w:rFonts w:ascii="Arial Narrow" w:eastAsia="Arial Narrow" w:hAnsi="Arial Narrow" w:cs="Arial Narrow"/>
-          <w:color w:val="000000"/>
-          <w:kern w:val="0"/>
-          <w:lang w:eastAsia="es-PE"/>
-          <ns2:ligatures ns2:val="none"/>
-        </w:rPr>
-      </w:pPr>
-    </w:p>
-    <w:p ns2:paraId="663BF945" ns2:textId="6E30FA39">
+        <w:t xml:space="preserve">correr traslado de la presente resolución a Comité de Administración del Fondo de Asistencia y Estímulo de los Trabajadores del Sector Educación para que, de conformidad con lo dispuesto por el artículo 26 de la Ley sobre Facultades, Normas y Organización del Indecopi, aprobada por Decreto Legislativo 807</w:t>
+      </w:r>
+      <w:r>
+        <w:rPr>
+          <w:rStyle w:val="Refdenotaalpie"/>
+          <w:rFonts w:ascii="Arial Narrow" w:eastAsia="Arial Narrow" w:hAnsi="Arial Narrow"/>
+          <w:color w:val="000000"/>
+          <w:vertAlign w:val="superscript"/>
+        </w:rPr>
+        <w:footnoteReference w:id="15"/>
+      </w:r>
+      <w:r>
+        <w:rPr>
+          <w:rFonts w:ascii="Arial Narrow" w:hAnsi="Arial Narrow" w:cs="Arial Narrow"/>
+          <w:sz w:val="20"/>
+          <w:szCs w:val="20"/>
+        </w:rPr>
+        <w:t xml:space="preserve">, presente sus descargos sobre la imputación de cargos realizada en un plazo no mayor a cinco (5) días hábiles contado a partir del día siguiente de la notificación de la presente resolución, vencido el cual, el Secretario Técnico declarará en rebeldía al denunciado que no lo hubiera presentado. Debe precisarse que de conformidad con lo establecido por el artículo 223 del Texto Único Ordenado de la Ley 27444, Ley del Procedimiento Administrativo General</w:t>
+      </w:r>
+      <w:r>
+        <w:rPr>
+          <w:rStyle w:val="Refdenotaalpie"/>
+          <w:rFonts w:ascii="Arial Narrow" w:eastAsia="Arial Narrow" w:hAnsi="Arial Narrow"/>
+          <w:color w:val="000000"/>
+          <w:vertAlign w:val="superscript"/>
+        </w:rPr>
+        <w:footnoteReference w:id="16"/>
+      </w:r>
+      <w:r>
+        <w:rPr>
+          <w:rFonts w:ascii="Arial Narrow" w:hAnsi="Arial Narrow" w:cs="Arial Narrow"/>
+          <w:sz w:val="20"/>
+          <w:szCs w:val="20"/>
+        </w:rPr>
+        <w:t xml:space="preserve">, las alegaciones y los hechos relevantes de la reclamación, salvo que hayan sido específicamente negadas en la contestación, se tendrán por aceptadas o merituadas como ciertas.</w:t>
+      </w:r>
+    </w:p>
+    <w:p>
+      <w:pPr>
+        <w:spacing w:after="0" w:line="240" w:lineRule="auto"/>
+        <w:jc w:val="both"/>
+        <w:rPr>
+          <w:rFonts w:ascii="Arial Narrow" w:eastAsia="Arial Narrow" w:hAnsi="Arial Narrow" w:cs="Arial Narrow"/>
+          <w:color w:val="000000"/>
+          <w:kern w:val="0"/>
+          <w:lang w:eastAsia="es-PE"/>
+          <w14:ligatures w14:val="none"/>
+        </w:rPr>
+      </w:pPr>
+    </w:p>
+    <w:p>
       <w:pPr>
         <w:spacing w:after="0" w:line="240" w:lineRule="auto"/>
         <w:jc w:val="both"/>
@@ -3928,7 +3924,7 @@
           <w:color w:val="000000"/>
           <w:kern w:val="0"/>
           <w:lang w:val="es-ES" w:eastAsia="es-ES"/>
-          <ns2:ligatures ns2:val="none"/>
+          <w14:ligatures w14:val="none"/>
         </w:rPr>
       </w:pPr>
       <w:r>
@@ -3946,7 +3942,7 @@
           <w:color w:val="000000"/>
           <w:kern w:val="0"/>
           <w:lang w:eastAsia="es-ES"/>
-          <ns2:ligatures ns2:val="none"/>
+          <w14:ligatures w14:val="none"/>
         </w:rPr>
         <w:t xml:space="preserve">requerir </w:t>
       </w:r>
@@ -3956,7 +3952,7 @@
           <w:color w:val="000000"/>
           <w:kern w:val="0"/>
           <w:lang w:val="es-ES" w:eastAsia="es-ES"/>
-          <ns2:ligatures ns2:val="none"/>
+          <w14:ligatures w14:val="none"/>
         </w:rPr>
         <w:t xml:space="preserve">que, en un </w:t>
       </w:r>
@@ -3966,7 +3962,7 @@
           <w:color w:val="000000"/>
           <w:kern w:val="0"/>
           <w:lang w:eastAsia="es-ES"/>
-          <ns2:ligatures ns2:val="none"/>
+          <w14:ligatures w14:val="none"/>
         </w:rPr>
         <w:t>plazo no mayor de cinco (5) días hábiles contado a partir del día siguiente de la notificación de la presente resolución</w:t>
       </w:r>
@@ -3977,7 +3973,7 @@
           <w:color w:val="000000"/>
           <w:kern w:val="0"/>
           <w:lang w:eastAsia="es-ES"/>
-          <ns2:ligatures ns2:val="none"/>
+          <w14:ligatures w14:val="none"/>
         </w:rPr>
         <w:t xml:space="preserve">, </w:t>
       </w:r>
@@ -3989,7 +3985,7 @@
           <w:kern w:val="0"/>
           <w:shd w:val="clear" w:color="auto" w:fill="FFFFFF"/>
           <w:lang w:eastAsia="es-PE"/>
-          <ns2:ligatures ns2:val="none"/>
+          <w14:ligatures w14:val="none"/>
         </w:rPr>
         <w:t>el proveedor denunciado</w:t>
       </w:r>
@@ -3999,7 +3995,7 @@
           <w:color w:val="000000"/>
           <w:kern w:val="0"/>
           <w:lang w:eastAsia="es-ES"/>
-          <ns2:ligatures ns2:val="none"/>
+          <w14:ligatures w14:val="none"/>
         </w:rPr>
         <w:t xml:space="preserve"> </w:t>
       </w:r>
@@ -4010,7 +4006,7 @@
           <w:color w:val="000000"/>
           <w:kern w:val="0"/>
           <w:lang w:val="es-ES" w:eastAsia="es-ES"/>
-          <ns2:ligatures ns2:val="none"/>
+          <w14:ligatures w14:val="none"/>
         </w:rPr>
         <w:t xml:space="preserve">cumpla con: </w:t>
       </w:r>
@@ -4020,7 +4016,7 @@
           <w:color w:val="000000"/>
           <w:kern w:val="0"/>
           <w:lang w:val="es-ES" w:eastAsia="es-ES"/>
-          <ns2:ligatures ns2:val="none"/>
+          <w14:ligatures w14:val="none"/>
         </w:rPr>
         <w:t>(i) presentar una copia completa y legible de la Póliza 72070856 del Seguro de Vida; (ii) presentar los medios probatorios que sustenten el incremento del aporte mensual del Seguro de Vida de S/ 15,00 a S/ 21,00 aplicado desde el 1 de abril de 2023; (iii) presentar una copia completa y legible de la Póliza UA073055-04185218-0000 del Seguro de Sepelio; (iv) presentar los medios probatorios que sustenten el incremento del aporte mensual del Seguro de Sepelio de S/ 46,00 a S/ 82,90 aplicado desde el 1 de abril de 2023; y, (v) presentar todas las comunicaciones cursadas con la parte denunciante en virtud de los hechos materia de denuncia</w:t>
       </w:r>
@@ -4032,7 +4028,7 @@
         <w:t>.</w:t>
       </w:r>
     </w:p>
-    <w:p ns2:paraId="25D6B784" ns2:textId="77777777">
+    <w:p>
       <w:pPr>
         <w:spacing w:after="0" w:line="240" w:lineRule="auto"/>
         <w:jc w:val="both"/>
@@ -4042,30 +4038,30 @@
           <w:color w:val="000000"/>
           <w:kern w:val="0"/>
           <w:lang w:val="es-ES" w:eastAsia="es-PE"/>
-          <ns2:ligatures ns2:val="none"/>
-        </w:rPr>
-      </w:pPr>
-    </w:p>
-    <w:p ns2:paraId="394B0890" ns2:textId="77777777">
-      <w:pPr>
-        <w:spacing w:after="0" w:line="240" w:lineRule="auto"/>
-        <w:jc w:val="both"/>
-        <w:rPr>
-          <w:rFonts w:ascii="Arial Narrow" w:eastAsia="Arial Narrow" w:hAnsi="Arial Narrow" w:cs="Arial Narrow"/>
-          <w:color w:val="000000"/>
-          <w:kern w:val="0"/>
-          <w:lang w:eastAsia="es-PE"/>
-          <ns2:ligatures ns2:val="none"/>
-        </w:rPr>
-      </w:pPr>
-      <w:r>
-        <w:rPr>
-          <w:rFonts w:ascii="Arial Narrow" w:eastAsia="Arial Narrow" w:hAnsi="Arial Narrow" w:cs="Arial Narrow"/>
-          <w:b/>
-          <w:color w:val="000000"/>
-          <w:kern w:val="0"/>
-          <w:lang w:eastAsia="es-PE"/>
-          <ns2:ligatures ns2:val="none"/>
+          <w14:ligatures w14:val="none"/>
+        </w:rPr>
+      </w:pPr>
+    </w:p>
+    <w:p>
+      <w:pPr>
+        <w:spacing w:after="0" w:line="240" w:lineRule="auto"/>
+        <w:jc w:val="both"/>
+        <w:rPr>
+          <w:rFonts w:ascii="Arial Narrow" w:eastAsia="Arial Narrow" w:hAnsi="Arial Narrow" w:cs="Arial Narrow"/>
+          <w:color w:val="000000"/>
+          <w:kern w:val="0"/>
+          <w:lang w:eastAsia="es-PE"/>
+          <w14:ligatures w14:val="none"/>
+        </w:rPr>
+      </w:pPr>
+      <w:r>
+        <w:rPr>
+          <w:rFonts w:ascii="Arial Narrow" w:eastAsia="Arial Narrow" w:hAnsi="Arial Narrow" w:cs="Arial Narrow"/>
+          <w:b/>
+          <w:color w:val="000000"/>
+          <w:kern w:val="0"/>
+          <w:lang w:eastAsia="es-PE"/>
+          <w14:ligatures w14:val="none"/>
         </w:rPr>
         <w:lastRenderedPageBreak/>
         <w:t>SEXTO:</w:t>
@@ -4076,7 +4072,7 @@
           <w:color w:val="000000"/>
           <w:kern w:val="0"/>
           <w:lang w:eastAsia="es-PE"/>
-          <ns2:ligatures ns2:val="none"/>
+          <w14:ligatures w14:val="none"/>
         </w:rPr>
         <w:t xml:space="preserve"> </w:t>
       </w:r>
@@ -4087,7 +4083,7 @@
           <w:color w:val="000000"/>
           <w:kern w:val="0"/>
           <w:lang w:eastAsia="es-PE"/>
-          <ns2:ligatures ns2:val="none"/>
+          <w14:ligatures w14:val="none"/>
         </w:rPr>
         <w:t xml:space="preserve">informar a las partes que el artículo 110 de la Ley </w:t>
       </w:r>
@@ -4097,7 +4093,7 @@
           <w:color w:val="000000"/>
           <w:kern w:val="0"/>
           <w:lang w:eastAsia="es-PE"/>
-          <ns2:ligatures ns2:val="none"/>
+          <w14:ligatures w14:val="none"/>
         </w:rPr>
         <w:t>29571</w:t>
       </w:r>
@@ -4107,7 +4103,7 @@
           <w:color w:val="000000"/>
           <w:kern w:val="0"/>
           <w:lang w:eastAsia="es-PE"/>
-          <ns2:ligatures ns2:val="none"/>
+          <w14:ligatures w14:val="none"/>
         </w:rPr>
         <w:t>, Código de Protección y Defensa del Consumidor</w:t>
       </w:r>
@@ -4119,7 +4115,7 @@
           <w:kern w:val="0"/>
           <w:vertAlign w:val="superscript"/>
           <w:lang w:eastAsia="es-PE"/>
-          <ns2:ligatures ns2:val="none"/>
+          <w14:ligatures w14:val="none"/>
         </w:rPr>
         <w:footnoteReference w:id="10"/>
       </w:r>
@@ -4129,7 +4125,7 @@
           <w:color w:val="000000"/>
           <w:kern w:val="0"/>
           <w:lang w:eastAsia="es-PE"/>
-          <ns2:ligatures ns2:val="none"/>
+          <w14:ligatures w14:val="none"/>
         </w:rPr>
         <w:t>, faculta a la Comisión a calificar las infracciones de la referida norma como leves, graves o muy graves e imponer sanciones que van desde una amonestación hasta una multa por un máximo de 450 Unidades Impositivas Tributarias, sin perjuicio de las medidas correctivas, reparadoras y complementarias, que puedan ordenarse de acuerdo a lo estipulado en los artículos 114, 115 y 116 de la referida norma</w:t>
       </w:r>
@@ -4141,7 +4137,7 @@
           <w:kern w:val="0"/>
           <w:vertAlign w:val="superscript"/>
           <w:lang w:eastAsia="es-PE"/>
-          <ns2:ligatures ns2:val="none"/>
+          <w14:ligatures w14:val="none"/>
         </w:rPr>
         <w:footnoteReference w:id="11"/>
       </w:r>
@@ -4151,7 +4147,7 @@
           <w:color w:val="000000"/>
           <w:kern w:val="0"/>
           <w:lang w:eastAsia="es-PE"/>
-          <ns2:ligatures ns2:val="none"/>
+          <w14:ligatures w14:val="none"/>
         </w:rPr>
         <w:t xml:space="preserve">. </w:t>
       </w:r>
@@ -4162,7 +4158,7 @@
           <w:color w:val="000000"/>
           <w:kern w:val="0"/>
           <w:lang w:eastAsia="es-PE"/>
-          <ns2:ligatures ns2:val="none"/>
+          <w14:ligatures w14:val="none"/>
         </w:rPr>
         <w:lastRenderedPageBreak/>
         <w:t>Asimismo, se consideran circunstancias atenuantes para la graduación de la sanción, el allanamiento de la denuncia o el reconocimiento de las pretensiones en ella contenidas, de acuerdo con el artículo 112 del Código</w:t>
@@ -4175,7 +4171,7 @@
           <w:kern w:val="0"/>
           <w:vertAlign w:val="superscript"/>
           <w:lang w:eastAsia="es-PE"/>
-          <ns2:ligatures ns2:val="none"/>
+          <w14:ligatures w14:val="none"/>
         </w:rPr>
         <w:footnoteReference w:id="12"/>
       </w:r>
@@ -4185,45 +4181,45 @@
           <w:color w:val="000000"/>
           <w:kern w:val="0"/>
           <w:lang w:eastAsia="es-PE"/>
-          <ns2:ligatures ns2:val="none"/>
+          <w14:ligatures w14:val="none"/>
         </w:rPr>
         <w:t>.</w:t>
       </w:r>
     </w:p>
-    <w:p ns2:paraId="0E944C57" ns2:textId="77777777">
-      <w:pPr>
-        <w:spacing w:after="0" w:line="240" w:lineRule="auto"/>
-        <w:jc w:val="both"/>
-        <w:rPr>
-          <w:rFonts w:ascii="Arial Narrow" w:eastAsia="Arial Narrow" w:hAnsi="Arial Narrow" w:cs="Arial Narrow"/>
-          <w:b/>
-          <w:color w:val="000000"/>
-          <w:kern w:val="0"/>
-          <w:lang w:eastAsia="es-PE"/>
-          <ns2:ligatures ns2:val="none"/>
-        </w:rPr>
-      </w:pPr>
-    </w:p>
-    <w:p ns2:paraId="6A4158C7" ns2:textId="77777777">
-      <w:pPr>
-        <w:spacing w:after="0" w:line="240" w:lineRule="auto"/>
-        <w:jc w:val="both"/>
-        <w:rPr>
-          <w:rFonts w:ascii="Arial Narrow" w:eastAsia="Arial Narrow" w:hAnsi="Arial Narrow" w:cs="Arial Narrow"/>
-          <w:color w:val="000000"/>
-          <w:kern w:val="0"/>
-          <w:lang w:eastAsia="es-PE"/>
-          <ns2:ligatures ns2:val="none"/>
-        </w:rPr>
-      </w:pPr>
-      <w:r>
-        <w:rPr>
-          <w:rFonts w:ascii="Arial Narrow" w:eastAsia="Arial Narrow" w:hAnsi="Arial Narrow" w:cs="Arial Narrow"/>
-          <w:b/>
-          <w:color w:val="000000"/>
-          <w:kern w:val="0"/>
-          <w:lang w:eastAsia="es-PE"/>
-          <ns2:ligatures ns2:val="none"/>
+    <w:p>
+      <w:pPr>
+        <w:spacing w:after="0" w:line="240" w:lineRule="auto"/>
+        <w:jc w:val="both"/>
+        <w:rPr>
+          <w:rFonts w:ascii="Arial Narrow" w:eastAsia="Arial Narrow" w:hAnsi="Arial Narrow" w:cs="Arial Narrow"/>
+          <w:b/>
+          <w:color w:val="000000"/>
+          <w:kern w:val="0"/>
+          <w:lang w:eastAsia="es-PE"/>
+          <w14:ligatures w14:val="none"/>
+        </w:rPr>
+      </w:pPr>
+    </w:p>
+    <w:p>
+      <w:pPr>
+        <w:spacing w:after="0" w:line="240" w:lineRule="auto"/>
+        <w:jc w:val="both"/>
+        <w:rPr>
+          <w:rFonts w:ascii="Arial Narrow" w:eastAsia="Arial Narrow" w:hAnsi="Arial Narrow" w:cs="Arial Narrow"/>
+          <w:color w:val="000000"/>
+          <w:kern w:val="0"/>
+          <w:lang w:eastAsia="es-PE"/>
+          <w14:ligatures w14:val="none"/>
+        </w:rPr>
+      </w:pPr>
+      <w:r>
+        <w:rPr>
+          <w:rFonts w:ascii="Arial Narrow" w:eastAsia="Arial Narrow" w:hAnsi="Arial Narrow" w:cs="Arial Narrow"/>
+          <w:b/>
+          <w:color w:val="000000"/>
+          <w:kern w:val="0"/>
+          <w:lang w:eastAsia="es-PE"/>
+          <w14:ligatures w14:val="none"/>
         </w:rPr>
         <w:t>SÉTIMO:</w:t>
       </w:r>
@@ -4233,25 +4229,25 @@
           <w:color w:val="000000"/>
           <w:kern w:val="0"/>
           <w:lang w:eastAsia="es-PE"/>
-          <ns2:ligatures ns2:val="none"/>
+          <w14:ligatures w14:val="none"/>
         </w:rPr>
         <w:t xml:space="preserve"> informar a las partes que conforme a lo establecido en el artículo 39 de la Ley sobre Facultades, Normas y Organización del Indecopi, aprobada por Decreto Legislativo 807, los gastos por los peritajes realizados, actuación de pruebas, inspecciones y otros derivados de la tramitación del proceso serán de cargo de la parte que solicita la prueba, salvo pacto en contrario. En todos los casos, la resolución final determinará si los gastos deben ser asumidos por alguna de las partes, o reembolsados a la otra parte o al Indecopi, según sea el caso, de manera adicional a la sanción que haya podido imponerse. </w:t>
       </w:r>
     </w:p>
-    <w:p ns2:paraId="67F7CCD1" ns2:textId="77777777">
-      <w:pPr>
-        <w:spacing w:after="0" w:line="240" w:lineRule="auto"/>
-        <w:jc w:val="both"/>
-        <w:rPr>
-          <w:rFonts w:ascii="Arial Narrow" w:eastAsia="Arial Narrow" w:hAnsi="Arial Narrow" w:cs="Arial Narrow"/>
-          <w:color w:val="000000"/>
-          <w:kern w:val="0"/>
-          <w:lang w:eastAsia="es-PE"/>
-          <ns2:ligatures ns2:val="none"/>
-        </w:rPr>
-      </w:pPr>
-    </w:p>
-    <w:p ns2:paraId="287957CD" ns2:textId="0238D300">
+    <w:p>
+      <w:pPr>
+        <w:spacing w:after="0" w:line="240" w:lineRule="auto"/>
+        <w:jc w:val="both"/>
+        <w:rPr>
+          <w:rFonts w:ascii="Arial Narrow" w:eastAsia="Arial Narrow" w:hAnsi="Arial Narrow" w:cs="Arial Narrow"/>
+          <w:color w:val="000000"/>
+          <w:kern w:val="0"/>
+          <w:lang w:eastAsia="es-PE"/>
+          <w14:ligatures w14:val="none"/>
+        </w:rPr>
+      </w:pPr>
+    </w:p>
+    <w:p>
       <w:pPr>
         <w:suppressAutoHyphens/>
         <w:spacing w:after="0" w:line="240" w:lineRule="auto"/>
@@ -4260,7 +4256,7 @@
           <w:rFonts w:ascii="Arial Narrow" w:eastAsia="Calibri" w:hAnsi="Arial Narrow" w:cs="Arial"/>
           <w:kern w:val="0"/>
           <w:u w:val="single"/>
-          <ns2:ligatures ns2:val="none"/>
+          <w14:ligatures w14:val="none"/>
         </w:rPr>
       </w:pPr>
       <w:r>
@@ -4270,7 +4266,7 @@
           <w:bCs/>
           <w:color w:val="000000"/>
           <w:kern w:val="0"/>
-          <ns2:ligatures ns2:val="none"/>
+          <w14:ligatures w14:val="none"/>
         </w:rPr>
         <w:t>OCTAVO</w:t>
       </w:r>
@@ -4280,7 +4276,7 @@
           <w:b/>
           <w:color w:val="000000"/>
           <w:kern w:val="0"/>
-          <ns2:ligatures ns2:val="none"/>
+          <w14:ligatures w14:val="none"/>
         </w:rPr>
         <w:t>:</w:t>
       </w:r>
@@ -4289,7 +4285,7 @@
           <w:rFonts w:ascii="Arial Narrow" w:eastAsia="Arial Narrow" w:hAnsi="Arial Narrow" w:cs="Arial"/>
           <w:color w:val="000000"/>
           <w:kern w:val="0"/>
-          <ns2:ligatures ns2:val="none"/>
+          <w14:ligatures w14:val="none"/>
         </w:rPr>
         <w:t xml:space="preserve"> comunicar a las partes que, de acuerdo a lo señalado por el artículo 29 del Decreto Legislativo</w:t>
       </w:r>
@@ -4298,7 +4294,7 @@
           <w:rFonts w:ascii="Arial Narrow" w:eastAsia="Arial Narrow" w:hAnsi="Arial Narrow" w:cs="Arial"/>
           <w:color w:val="000000"/>
           <w:kern w:val="0"/>
-          <ns2:ligatures ns2:val="none"/>
+          <w14:ligatures w14:val="none"/>
         </w:rPr>
         <w:t xml:space="preserve"> </w:t>
       </w:r>
@@ -4307,7 +4303,7 @@
           <w:rFonts w:ascii="Arial Narrow" w:eastAsia="Arial Narrow" w:hAnsi="Arial Narrow" w:cs="Arial"/>
           <w:color w:val="000000"/>
           <w:kern w:val="0"/>
-          <ns2:ligatures ns2:val="none"/>
+          <w14:ligatures w14:val="none"/>
         </w:rPr>
         <w:t>807</w:t>
       </w:r>
@@ -4318,7 +4314,7 @@
           <w:color w:val="000000"/>
           <w:kern w:val="0"/>
           <w:vertAlign w:val="superscript"/>
-          <ns2:ligatures ns2:val="none"/>
+          <w14:ligatures w14:val="none"/>
         </w:rPr>
         <w:footnoteReference w:id="13"/>
       </w:r>
@@ -4327,7 +4323,7 @@
           <w:rFonts w:ascii="Arial Narrow" w:eastAsia="Arial Narrow" w:hAnsi="Arial Narrow" w:cs="Arial"/>
           <w:color w:val="000000"/>
           <w:kern w:val="0"/>
-          <ns2:ligatures ns2:val="none"/>
+          <w14:ligatures w14:val="none"/>
         </w:rPr>
         <w:t xml:space="preserve">, hasta antes de la emisión de la Resolución Final tienen la posibilidad de solicitar una audiencia de conciliación. En caso deleguen a favor de una tercera persona su actuación en la diligencia programada, esta deberá presentar un poder especial con firma legalizada ante Notario Público, donde conste </w:t>
       </w:r>
@@ -4337,7 +4333,7 @@
           <w:color w:val="000000"/>
           <w:kern w:val="0"/>
           <w:u w:val="single"/>
-          <ns2:ligatures ns2:val="none"/>
+          <w14:ligatures w14:val="none"/>
         </w:rPr>
         <w:t>expresamente su facultad para asistir y conciliar en su representación</w:t>
       </w:r>
@@ -4347,7 +4343,7 @@
           <w:bCs/>
           <w:color w:val="000000"/>
           <w:kern w:val="0"/>
-          <ns2:ligatures ns2:val="none"/>
+          <w14:ligatures w14:val="none"/>
         </w:rPr>
         <w:t>.</w:t>
       </w:r>
@@ -4358,7 +4354,7 @@
           <w:bCs/>
           <w:color w:val="000000"/>
           <w:kern w:val="0"/>
-          <ns2:ligatures ns2:val="none"/>
+          <w14:ligatures w14:val="none"/>
         </w:rPr>
         <w:t xml:space="preserve"> </w:t>
       </w:r>
@@ -4368,12 +4364,12 @@
           <w:color w:val="000000"/>
           <w:kern w:val="0"/>
           <w:u w:val="single"/>
-          <ns2:ligatures ns2:val="none"/>
+          <w14:ligatures w14:val="none"/>
         </w:rPr>
         <w:t xml:space="preserve">Ello bajo apercibimiento de no realizar la audiencia de conciliación y levantar el acta de inasistencia correspondiente. </w:t>
       </w:r>
     </w:p>
-    <w:p ns2:paraId="522A2033" ns2:textId="77777777">
+    <w:p>
       <w:pPr>
         <w:suppressAutoHyphens/>
         <w:spacing w:after="0" w:line="240" w:lineRule="auto"/>
@@ -4382,11 +4378,11 @@
           <w:rFonts w:ascii="Arial Narrow" w:eastAsia="Calibri" w:hAnsi="Arial Narrow" w:cs="Arial"/>
           <w:kern w:val="0"/>
           <w:u w:val="single"/>
-          <ns2:ligatures ns2:val="none"/>
-        </w:rPr>
-      </w:pPr>
-    </w:p>
-    <w:p ns2:paraId="35221E5E" ns2:textId="77777777">
+          <w14:ligatures w14:val="none"/>
+        </w:rPr>
+      </w:pPr>
+    </w:p>
+    <w:p>
       <w:pPr>
         <w:suppressAutoHyphens/>
         <w:spacing w:after="0" w:line="240" w:lineRule="auto"/>
@@ -4396,7 +4392,7 @@
           <w:color w:val="000000"/>
           <w:kern w:val="0"/>
           <w:lang w:eastAsia="es-PE"/>
-          <ns2:ligatures ns2:val="none"/>
+          <w14:ligatures w14:val="none"/>
         </w:rPr>
       </w:pPr>
       <w:r>
@@ -4406,7 +4402,7 @@
           <w:color w:val="000000"/>
           <w:kern w:val="0"/>
           <w:lang w:eastAsia="es-PE"/>
-          <ns2:ligatures ns2:val="none"/>
+          <w14:ligatures w14:val="none"/>
         </w:rPr>
         <w:lastRenderedPageBreak/>
         <w:t>NOVENO:</w:t>
@@ -4417,14 +4413,14 @@
           <w:color w:val="000000"/>
           <w:kern w:val="0"/>
           <w:lang w:eastAsia="es-PE"/>
-          <ns2:ligatures ns2:val="none"/>
+          <w14:ligatures w14:val="none"/>
         </w:rPr>
         <w:t xml:space="preserve"> poner en conocimiento de las partes que, antes de la emisión de la Resolución Final, tienen la posibilidad de formular su desistimiento o presentar el acuerdo arribado mediante la conciliación, mediación, transacción o cualquier otro que, de forma indubitable, deje constancia que se ha solucionado la controversia materia de denuncia.</w:t>
       </w:r>
       <w:bookmarkStart w:id="25" w:name="h.gjdgxs" w:colFirst="0" w:colLast="0"/>
       <w:bookmarkEnd w:id="25"/>
     </w:p>
-    <w:p ns2:paraId="78F3CDD1" ns2:textId="77777777">
+    <w:p>
       <w:pPr>
         <w:suppressAutoHyphens/>
         <w:spacing w:after="0" w:line="240" w:lineRule="auto"/>
@@ -4434,11 +4430,11 @@
           <w:color w:val="000000"/>
           <w:kern w:val="0"/>
           <w:lang w:eastAsia="es-PE"/>
-          <ns2:ligatures ns2:val="none"/>
-        </w:rPr>
-      </w:pPr>
-    </w:p>
-    <w:p ns2:paraId="3C2BCAAE" ns2:textId="50844776">
+          <w14:ligatures w14:val="none"/>
+        </w:rPr>
+      </w:pPr>
+    </w:p>
+    <w:p>
       <w:pPr>
         <w:suppressAutoHyphens/>
         <w:spacing w:after="0" w:line="240" w:lineRule="auto"/>
@@ -4502,7 +4498,7 @@
         <w:t/>
       </w:r>
     </w:p>
-    <w:p ns2:paraId="770B4382" ns2:textId="77777777">
+    <w:p>
       <w:pPr>
         <w:suppressAutoHyphens/>
         <w:spacing w:after="0" w:line="240" w:lineRule="auto"/>
@@ -4512,7 +4508,7 @@
         </w:rPr>
       </w:pPr>
     </w:p>
-    <w:p ns2:paraId="0629CB51" ns2:textId="40F7AF21">
+    <w:p>
       <w:pPr>
         <w:suppressAutoHyphens/>
         <w:spacing w:after="0" w:line="240" w:lineRule="auto"/>
@@ -4590,7 +4586,7 @@
       </w:r>
       <w:bookmarkStart w:id="27" w:name="_Hlk198890962"/>
     </w:p>
-    <w:p ns2:paraId="37FA3B68" ns2:textId="77777777">
+    <w:p>
       <w:pPr>
         <w:suppressAutoHyphens/>
         <w:spacing w:after="0" w:line="240" w:lineRule="auto"/>
@@ -4601,7 +4597,7 @@
       </w:pPr>
     </w:p>
     <w:bookmarkEnd w:id="27"/>
-    <w:p ns2:paraId="5B337072" ns2:textId="77777777">
+    <w:p>
       <w:pPr>
         <w:spacing w:after="0" w:line="240" w:lineRule="auto"/>
         <w:jc w:val="both"/>
@@ -4610,7 +4606,7 @@
         </w:rPr>
       </w:pPr>
     </w:p>
-    <w:p ns2:paraId="5F6DB8BA" ns2:textId="77777777">
+    <w:p>
       <w:pPr>
         <w:spacing w:after="0" w:line="240" w:lineRule="auto"/>
         <w:jc w:val="center"/>
@@ -4631,7 +4627,7 @@
         <w:t xml:space="preserve">Firmado digitalmente por </w:t>
       </w:r>
     </w:p>
-    <w:p ns2:paraId="0F54B1C8" ns2:textId="77777777">
+    <w:p>
       <w:pPr>
         <w:spacing w:after="0" w:line="240" w:lineRule="auto"/>
         <w:jc w:val="center"/>
@@ -4652,7 +4648,7 @@
         <w:t>EVELING ROA QUISPE</w:t>
       </w:r>
     </w:p>
-    <w:p ns2:paraId="3F3502F3" ns2:textId="77777777">
+    <w:p>
       <w:pPr>
         <w:spacing w:after="0" w:line="240" w:lineRule="auto"/>
         <w:jc w:val="center"/>
@@ -4673,7 +4669,7 @@
         <w:t>Secretaria Técnica</w:t>
       </w:r>
     </w:p>
-    <w:p ns2:paraId="6FBEEE14" ns2:textId="77777777">
+    <w:p>
       <w:pPr>
         <w:spacing w:after="0" w:line="240" w:lineRule="auto"/>
         <w:jc w:val="center"/>
@@ -4692,7 +4688,7 @@
         <w:t>Comisión de Protección al Consumidor 1</w:t>
       </w:r>
     </w:p>
-    <w:p ns2:paraId="0AC07240" ns2:textId="34ACAF9A">
+    <w:p>
       <w:pPr>
         <w:spacing w:after="0" w:line="240" w:lineRule="auto"/>
         <w:rPr>
@@ -4720,7 +4716,7 @@
         <w:t>/JCQ</w:t>
       </w:r>
     </w:p>
-    <w:p ns2:paraId="13EBB3D4" ns2:textId="77777777">
+    <w:p>
       <w:pPr>
         <w:spacing w:after="0" w:line="240" w:lineRule="auto"/>
         <w:jc w:val="both"/>
@@ -4729,7 +4725,7 @@
         </w:rPr>
       </w:pPr>
     </w:p>
-    <w:p ns2:paraId="545E96CB" ns2:textId="77777777">
+    <w:p>
       <w:pPr>
         <w:spacing w:after="0" w:line="240" w:lineRule="auto"/>
         <w:jc w:val="both"/>
@@ -4739,12 +4735,12 @@
       </w:pPr>
     </w:p>
     <w:sectPr>
-      <w:headerReference w:type="even" ns3:id="rId8"/>
-      <w:headerReference w:type="default" ns3:id="rId9"/>
-      <w:footerReference w:type="even" ns3:id="rId10"/>
-      <w:footerReference w:type="default" ns3:id="rId11"/>
-      <w:headerReference w:type="first" ns3:id="rId12"/>
-      <w:footerReference w:type="first" ns3:id="rId13"/>
+      <w:headerReference w:type="even" r:id="rId8"/>
+      <w:headerReference w:type="default" r:id="rId9"/>
+      <w:footerReference w:type="even" r:id="rId10"/>
+      <w:footerReference w:type="default" r:id="rId11"/>
+      <w:headerReference w:type="first" r:id="rId12"/>
+      <w:footerReference w:type="first" r:id="rId13"/>
       <w:pgSz w:w="11906" w:h="16838"/>
       <w:pgMar w:top="1417" w:right="1701" w:bottom="1417" w:left="1701" w:header="708" w:footer="708" w:gutter="0"/>
       <w:cols w:space="708"/>
@@ -4755,7 +4751,7 @@
 </file>
 
 <file path=word/endnotes.xml><?xml version="1.0" encoding="utf-8"?>
-<w:endnotes xmlns:wpc="http://schemas.microsoft.com/office/word/2010/wordprocessingCanvas" xmlns:cx="http://schemas.microsoft.com/office/drawing/2014/chartex" xmlns:cx1="http://schemas.microsoft.com/office/drawing/2015/9/8/chartex" xmlns:cx2="http://schemas.microsoft.com/office/drawing/2015/10/21/chartex" xmlns:cx3="http://schemas.microsoft.com/office/drawing/2016/5/9/chartex" xmlns:cx4="http://schemas.microsoft.com/office/drawing/2016/5/10/chartex" xmlns:cx5="http://schemas.microsoft.com/office/drawing/2016/5/11/chartex" xmlns:cx6="http://schemas.microsoft.com/office/drawing/2016/5/12/chartex" xmlns:cx7="http://schemas.microsoft.com/office/drawing/2016/5/13/chartex" xmlns:cx8="http://schemas.microsoft.com/office/drawing/2016/5/14/chartex" xmlns:mc="http://schemas.openxmlformats.org/markup-compatibility/2006" xmlns:aink="http://schemas.microsoft.com/office/drawing/2016/ink" xmlns:am3d="http://schemas.microsoft.com/office/drawing/2017/model3d" xmlns:o="urn:schemas-microsoft-com:office:office" xmlns:r="http://schemas.openxmlformats.org/officeDocument/2006/relationships" xmlns:m="http://schemas.openxmlformats.org/officeDocument/2006/math" xmlns:v="urn:schemas-microsoft-com:vml" xmlns:wp14="http://schemas.microsoft.com/office/word/2010/wordprocessingDrawing" xmlns:wp="http://schemas.openxmlformats.org/drawingml/2006/wordprocessingDrawing" xmlns:w10="urn:schemas-microsoft-com:office:word" xmlns:w="http://schemas.openxmlformats.org/wordprocessingml/2006/main" xmlns:w14="http://schemas.microsoft.com/office/word/2010/wordml" xmlns:w15="http://schemas.microsoft.com/office/word/2012/wordml" xmlns:w16cex="http://schemas.microsoft.com/office/word/2018/wordml/cex" xmlns:w16cid="http://schemas.microsoft.com/office/word/2016/wordml/cid" xmlns:w16="http://schemas.microsoft.com/office/word/2018/wordml" xmlns:w16sdtdh="http://schemas.microsoft.com/office/word/2020/wordml/sdtdatahash" xmlns:w16se="http://schemas.microsoft.com/office/word/2015/wordml/symex" xmlns:wpg="http://schemas.microsoft.com/office/word/2010/wordprocessingGroup" xmlns:wpi="http://schemas.microsoft.com/office/word/2010/wordprocessingInk" xmlns:wne="http://schemas.microsoft.com/office/word/2006/wordml" xmlns:wps="http://schemas.microsoft.com/office/word/2010/wordprocessingShape" mc:Ignorable="w14 w15 w16se w16cid w16 w16cex w16sdtdh wp14">
+<w:endnotes xmlns:mc="http://schemas.openxmlformats.org/markup-compatibility/2006" xmlns:r="http://schemas.openxmlformats.org/officeDocument/2006/relationships" xmlns:w="http://schemas.openxmlformats.org/wordprocessingml/2006/main" xmlns:w14="http://schemas.microsoft.com/office/word/2010/wordml" xmlns:w15="http://schemas.microsoft.com/office/word/2012/wordml" xmlns:w16="http://schemas.microsoft.com/office/word/2018/wordml" xmlns:w16cex="http://schemas.microsoft.com/office/word/2018/wordml/cex" xmlns:w16cid="http://schemas.microsoft.com/office/word/2016/wordml/cid" xmlns:w16du="http://schemas.microsoft.com/office/word/2023/wordml/word16du" xmlns:w16sdtdh="http://schemas.microsoft.com/office/word/2020/wordml/sdtdatahash" xmlns:w16se="http://schemas.microsoft.com/office/word/2015/wordml/symex" xmlns:wp14="http://schemas.microsoft.com/office/word/2010/wordprocessingDrawing" mc:Ignorable="w14 w15 w16se w16cid w16 w16cex w16sdtdh w16du wp14">
   <w:endnote w:type="separator" w:id="-1">
     <w:p>
       <w:pPr>
@@ -4780,7 +4776,7 @@
 </file>
 
 <file path=word/footer1.xml><?xml version="1.0" encoding="utf-8"?>
-<w:ftr xmlns:wpc="http://schemas.microsoft.com/office/word/2010/wordprocessingCanvas" xmlns:cx="http://schemas.microsoft.com/office/drawing/2014/chartex" xmlns:cx1="http://schemas.microsoft.com/office/drawing/2015/9/8/chartex" xmlns:cx2="http://schemas.microsoft.com/office/drawing/2015/10/21/chartex" xmlns:cx3="http://schemas.microsoft.com/office/drawing/2016/5/9/chartex" xmlns:cx4="http://schemas.microsoft.com/office/drawing/2016/5/10/chartex" xmlns:cx5="http://schemas.microsoft.com/office/drawing/2016/5/11/chartex" xmlns:cx6="http://schemas.microsoft.com/office/drawing/2016/5/12/chartex" xmlns:cx7="http://schemas.microsoft.com/office/drawing/2016/5/13/chartex" xmlns:cx8="http://schemas.microsoft.com/office/drawing/2016/5/14/chartex" xmlns:mc="http://schemas.openxmlformats.org/markup-compatibility/2006" xmlns:aink="http://schemas.microsoft.com/office/drawing/2016/ink" xmlns:am3d="http://schemas.microsoft.com/office/drawing/2017/model3d" xmlns:o="urn:schemas-microsoft-com:office:office" xmlns:r="http://schemas.openxmlformats.org/officeDocument/2006/relationships" xmlns:m="http://schemas.openxmlformats.org/officeDocument/2006/math" xmlns:v="urn:schemas-microsoft-com:vml" xmlns:wp14="http://schemas.microsoft.com/office/word/2010/wordprocessingDrawing" xmlns:wp="http://schemas.openxmlformats.org/drawingml/2006/wordprocessingDrawing" xmlns:w10="urn:schemas-microsoft-com:office:word" xmlns:w="http://schemas.openxmlformats.org/wordprocessingml/2006/main" xmlns:w14="http://schemas.microsoft.com/office/word/2010/wordml" xmlns:w15="http://schemas.microsoft.com/office/word/2012/wordml" xmlns:w16cex="http://schemas.microsoft.com/office/word/2018/wordml/cex" xmlns:w16cid="http://schemas.microsoft.com/office/word/2016/wordml/cid" xmlns:w16="http://schemas.microsoft.com/office/word/2018/wordml" xmlns:w16sdtdh="http://schemas.microsoft.com/office/word/2020/wordml/sdtdatahash" xmlns:w16se="http://schemas.microsoft.com/office/word/2015/wordml/symex" xmlns:wpg="http://schemas.microsoft.com/office/word/2010/wordprocessingGroup" xmlns:wpi="http://schemas.microsoft.com/office/word/2010/wordprocessingInk" xmlns:wne="http://schemas.microsoft.com/office/word/2006/wordml" xmlns:wps="http://schemas.microsoft.com/office/word/2010/wordprocessingShape" mc:Ignorable="w14 w15 w16se w16cid w16 w16cex w16sdtdh wp14">
+<w:ftr xmlns:mc="http://schemas.openxmlformats.org/markup-compatibility/2006" xmlns:r="http://schemas.openxmlformats.org/officeDocument/2006/relationships" xmlns:w="http://schemas.openxmlformats.org/wordprocessingml/2006/main" xmlns:w14="http://schemas.microsoft.com/office/word/2010/wordml" xmlns:w15="http://schemas.microsoft.com/office/word/2012/wordml" xmlns:w16="http://schemas.microsoft.com/office/word/2018/wordml" xmlns:w16cex="http://schemas.microsoft.com/office/word/2018/wordml/cex" xmlns:w16cid="http://schemas.microsoft.com/office/word/2016/wordml/cid" xmlns:w16du="http://schemas.microsoft.com/office/word/2023/wordml/word16du" xmlns:w16sdtdh="http://schemas.microsoft.com/office/word/2020/wordml/sdtdatahash" xmlns:w16se="http://schemas.microsoft.com/office/word/2015/wordml/symex" xmlns:wp14="http://schemas.microsoft.com/office/word/2010/wordprocessingDrawing" mc:Ignorable="w14 w15 w16se w16cid w16 w16cex w16sdtdh w16du wp14">
   <w:p>
     <w:pPr>
       <w:pStyle w:val="Piedepgina"/>
@@ -4826,7 +4822,7 @@
 </file>
 
 <file path=word/footnotes.xml><?xml version="1.0" encoding="utf-8"?>
-<w:footnotes xmlns:wpc="http://schemas.microsoft.com/office/word/2010/wordprocessingCanvas" xmlns:cx="http://schemas.microsoft.com/office/drawing/2014/chartex" xmlns:cx1="http://schemas.microsoft.com/office/drawing/2015/9/8/chartex" xmlns:cx2="http://schemas.microsoft.com/office/drawing/2015/10/21/chartex" xmlns:cx3="http://schemas.microsoft.com/office/drawing/2016/5/9/chartex" xmlns:cx4="http://schemas.microsoft.com/office/drawing/2016/5/10/chartex" xmlns:cx5="http://schemas.microsoft.com/office/drawing/2016/5/11/chartex" xmlns:cx6="http://schemas.microsoft.com/office/drawing/2016/5/12/chartex" xmlns:cx7="http://schemas.microsoft.com/office/drawing/2016/5/13/chartex" xmlns:cx8="http://schemas.microsoft.com/office/drawing/2016/5/14/chartex" xmlns:mc="http://schemas.openxmlformats.org/markup-compatibility/2006" xmlns:aink="http://schemas.microsoft.com/office/drawing/2016/ink" xmlns:am3d="http://schemas.microsoft.com/office/drawing/2017/model3d" xmlns:o="urn:schemas-microsoft-com:office:office" xmlns:r="http://schemas.openxmlformats.org/officeDocument/2006/relationships" xmlns:m="http://schemas.openxmlformats.org/officeDocument/2006/math" xmlns:v="urn:schemas-microsoft-com:vml" xmlns:wp14="http://schemas.microsoft.com/office/word/2010/wordprocessingDrawing" xmlns:wp="http://schemas.openxmlformats.org/drawingml/2006/wordprocessingDrawing" xmlns:w10="urn:schemas-microsoft-com:office:word" xmlns:w="http://schemas.openxmlformats.org/wordprocessingml/2006/main" xmlns:w14="http://schemas.microsoft.com/office/word/2010/wordml" xmlns:w15="http://schemas.microsoft.com/office/word/2012/wordml" xmlns:w16cex="http://schemas.microsoft.com/office/word/2018/wordml/cex" xmlns:w16cid="http://schemas.microsoft.com/office/word/2016/wordml/cid" xmlns:w16="http://schemas.microsoft.com/office/word/2018/wordml" xmlns:w16sdtdh="http://schemas.microsoft.com/office/word/2020/wordml/sdtdatahash" xmlns:w16se="http://schemas.microsoft.com/office/word/2015/wordml/symex" xmlns:wpg="http://schemas.microsoft.com/office/word/2010/wordprocessingGroup" xmlns:wpi="http://schemas.microsoft.com/office/word/2010/wordprocessingInk" xmlns:wne="http://schemas.microsoft.com/office/word/2006/wordml" xmlns:wps="http://schemas.microsoft.com/office/word/2010/wordprocessingShape" mc:Ignorable="w14 w15 w16se w16cid w16 w16cex w16sdtdh wp14">
+<w:footnotes xmlns:mc="http://schemas.openxmlformats.org/markup-compatibility/2006" xmlns:r="http://schemas.openxmlformats.org/officeDocument/2006/relationships" xmlns:w="http://schemas.openxmlformats.org/wordprocessingml/2006/main" xmlns:w14="http://schemas.microsoft.com/office/word/2010/wordml" xmlns:w15="http://schemas.microsoft.com/office/word/2012/wordml" xmlns:w16="http://schemas.microsoft.com/office/word/2018/wordml" xmlns:w16cex="http://schemas.microsoft.com/office/word/2018/wordml/cex" xmlns:w16cid="http://schemas.microsoft.com/office/word/2016/wordml/cid" xmlns:w16du="http://schemas.microsoft.com/office/word/2023/wordml/word16du" xmlns:w16sdtdh="http://schemas.microsoft.com/office/word/2020/wordml/sdtdatahash" xmlns:w16se="http://schemas.microsoft.com/office/word/2015/wordml/symex" xmlns:wp14="http://schemas.microsoft.com/office/word/2010/wordprocessingDrawing" mc:Ignorable="w14 w15 w16se w16cid w16 w16cex w16sdtdh w16du wp14">
   <w:footnote w:type="separator" w:id="-1">
     <w:p>
       <w:pPr>
@@ -6277,6 +6273,179 @@
       </w:r>
     </w:p>
   </w:footnote>
+  <w:footnote w:id="15">
+    <w:p>
+      <w:pPr>
+        <w:pStyle w:val="Textonotapie"/>
+        <w:tabs>
+          <w:tab w:val="left" w:pos="567"/>
+        </w:tabs>
+        <w:spacing w:after="200"/>
+        <w:ind w:left="567" w:hanging="567"/>
+        <w:jc w:val="both"/>
+      </w:pPr>
+      <w:r>
+        <w:rPr>
+          <w:rStyle w:val="Refdenotaalpie"/>
+          <w:rFonts w:ascii="Arial Narrow" w:hAnsi="Arial Narrow" w:cs="Arial"/>
+          <w:sz w:val="16"/>
+          <w:vertAlign w:val="superscript"/>
+        </w:rPr>
+        <w:footnoteRef/>
+      </w:r>
+      <w:r>
+        <w:rPr>
+          <w:rFonts w:ascii="Arial Narrow" w:hAnsi="Arial Narrow" w:cs="Arial"/>
+          <w:sz w:val="16"/>
+          <w:lang w:val="es-419"/>
+        </w:rPr>
+        <w:tab/>
+      </w:r>
+      <w:r>
+        <w:rPr>
+          <w:rFonts w:ascii="Arial Narrow" w:hAnsi="Arial Narrow" w:cs="Arial"/>
+          <w:b/>
+          <w:bCs/>
+          <w:sz w:val="16"/>
+          <w:lang w:val="es-419"/>
+        </w:rPr>
+        <w:t xml:space="preserve">DECRETO LEGISLATIVO 807, LEY SOBRE FACULTADES, NORMAS Y ORGANIZACIÓN DEL INDECOPI, publicado el 18 de abril de 1996</w:t>
+      </w:r>
+    </w:p>
+    <w:p>
+      <w:pPr>
+        <w:pStyle w:val="Textonotapie"/>
+        <w:tabs>
+          <w:tab w:val="left" w:pos="567"/>
+        </w:tabs>
+        <w:spacing w:after="200"/>
+        <w:ind w:left="567" w:hanging="567"/>
+        <w:jc w:val="both"/>
+      </w:pPr>
+      <w:r>
+        <w:rPr>
+          <w:rFonts w:ascii="Arial Narrow" w:hAnsi="Arial Narrow" w:cs="Arial"/>
+          <w:sz w:val="16"/>
+          <w:lang w:val="es-419"/>
+        </w:rPr>
+        <w:tab/>
+      </w:r>
+      <w:r>
+        <w:rPr>
+          <w:rFonts w:ascii="Arial Narrow" w:hAnsi="Arial Narrow" w:cs="Arial"/>
+          <w:b/>
+          <w:bCs/>
+          <w:sz w:val="16"/>
+          <w:lang w:val="es-419"/>
+        </w:rPr>
+        <w:t xml:space="preserve">Artículo 26.-</w:t>
+      </w:r>
+      <w:r>
+        <w:rPr>
+          <w:rFonts w:ascii="Arial Narrow" w:hAnsi="Arial Narrow" w:cs="Arial"/>
+          <w:sz w:val="16"/>
+          <w:lang w:val="es-419"/>
+        </w:rPr>
+        <w:t xml:space="preserve"> Una vez admitida a trámite la denuncia, se correrá traslado de la misma al denunciado, a fin de que éste presente su descargo. El plazo para la presentación del descargo será de cinco (5) días contados desde la notificación, vencido el cual, el Secretario Técnico declarará en rebeldía al denunciado que no lo hubiera presentado.</w:t>
+      </w:r>
+    </w:p>
+  </w:footnote>
+  <w:footnote w:id="16">
+    <w:p>
+      <w:pPr>
+        <w:pStyle w:val="Textonotapie"/>
+        <w:tabs>
+          <w:tab w:val="left" w:pos="567"/>
+        </w:tabs>
+        <w:spacing w:after="200"/>
+        <w:ind w:left="567" w:hanging="567"/>
+        <w:jc w:val="both"/>
+      </w:pPr>
+      <w:r>
+        <w:rPr>
+          <w:rStyle w:val="Refdenotaalpie"/>
+          <w:rFonts w:ascii="Arial Narrow" w:hAnsi="Arial Narrow" w:cs="Arial"/>
+          <w:sz w:val="16"/>
+          <w:vertAlign w:val="superscript"/>
+        </w:rPr>
+        <w:footnoteRef/>
+      </w:r>
+      <w:r>
+        <w:rPr>
+          <w:rFonts w:ascii="Arial Narrow" w:hAnsi="Arial Narrow" w:cs="Arial"/>
+          <w:sz w:val="16"/>
+          <w:lang w:val="es-419"/>
+        </w:rPr>
+        <w:tab/>
+      </w:r>
+      <w:r>
+        <w:rPr>
+          <w:rFonts w:ascii="Arial Narrow" w:hAnsi="Arial Narrow" w:cs="Arial"/>
+          <w:b/>
+          <w:bCs/>
+          <w:sz w:val="16"/>
+          <w:lang w:val="es-419"/>
+        </w:rPr>
+        <w:t xml:space="preserve">DECRETO SUPREMO 006-2026-JUS, TEXTO ÚNICO ORDENADO DE LA LEY 27444, LEY DEL PROCEDIMIENTO ADMINISTRATIVO GENERAL, publicado el 30 de abril de 2026</w:t>
+      </w:r>
+    </w:p>
+    <w:p>
+      <w:pPr>
+        <w:pStyle w:val="Textonotapie"/>
+        <w:tabs>
+          <w:tab w:val="left" w:pos="567"/>
+        </w:tabs>
+        <w:spacing w:after="200"/>
+        <w:ind w:left="567" w:hanging="567"/>
+        <w:jc w:val="both"/>
+      </w:pPr>
+      <w:r>
+        <w:rPr>
+          <w:rFonts w:ascii="Arial Narrow" w:hAnsi="Arial Narrow" w:cs="Arial"/>
+          <w:sz w:val="16"/>
+          <w:lang w:val="es-419"/>
+        </w:rPr>
+        <w:tab/>
+      </w:r>
+      <w:r>
+        <w:rPr>
+          <w:rFonts w:ascii="Arial Narrow" w:hAnsi="Arial Narrow" w:cs="Arial"/>
+          <w:b/>
+          <w:bCs/>
+          <w:sz w:val="16"/>
+          <w:lang w:val="es-419"/>
+        </w:rPr>
+        <w:t xml:space="preserve">Artículo 223.- Contestación de la reclamación</w:t>
+      </w:r>
+    </w:p>
+    <w:p>
+      <w:pPr>
+        <w:pStyle w:val="Textonotapie"/>
+        <w:tabs>
+          <w:tab w:val="left" w:pos="567"/>
+        </w:tabs>
+        <w:spacing w:after="200"/>
+        <w:ind w:left="567" w:hanging="567"/>
+        <w:jc w:val="both"/>
+      </w:pPr>
+      <w:r>
+        <w:rPr>
+          <w:rFonts w:ascii="Arial Narrow" w:hAnsi="Arial Narrow" w:cs="Arial"/>
+          <w:sz w:val="16"/>
+          <w:lang w:val="es-419"/>
+        </w:rPr>
+        <w:tab/>
+      </w:r>
+      <w:r>
+        <w:rPr>
+          <w:rFonts w:ascii="Arial Narrow" w:hAnsi="Arial Narrow" w:cs="Arial"/>
+          <w:sz w:val="16"/>
+          <w:lang w:val="es-419"/>
+        </w:rPr>
+        <w:t xml:space="preserve">223.1 El reclamado deberá presentar la contestación de la reclamación dentro de los quince (15) días posteriores a la notificación de ésta; vencido este plazo, la Administración declarará en rebeldía al reclamado que no la hubiera presentado. La contestación deberá contener los requisitos de los escritos previstos en el artículo 113 de la presente Ley, así como la absolución de todos los asuntos controvertidos de hecho y de derecho, Las alegaciones y los hechos relevantes de la reclamación, salvo que hayan sido específicamente negadas en la contestación, se tendrán por aceptadas o merituadas como ciertas.</w:t>
+      </w:r>
+    </w:p>
+  </w:footnote>
   <w:footnote w:id="10">
     <w:p>
       <w:pPr>
@@ -7415,7 +7584,7 @@
 </file>
 
 <file path=word/header1.xml><?xml version="1.0" encoding="utf-8"?>
-<w:hdr xmlns:wpc="http://schemas.microsoft.com/office/word/2010/wordprocessingCanvas" xmlns:cx="http://schemas.microsoft.com/office/drawing/2014/chartex" xmlns:cx1="http://schemas.microsoft.com/office/drawing/2015/9/8/chartex" xmlns:cx2="http://schemas.microsoft.com/office/drawing/2015/10/21/chartex" xmlns:cx3="http://schemas.microsoft.com/office/drawing/2016/5/9/chartex" xmlns:cx4="http://schemas.microsoft.com/office/drawing/2016/5/10/chartex" xmlns:cx5="http://schemas.microsoft.com/office/drawing/2016/5/11/chartex" xmlns:cx6="http://schemas.microsoft.com/office/drawing/2016/5/12/chartex" xmlns:cx7="http://schemas.microsoft.com/office/drawing/2016/5/13/chartex" xmlns:cx8="http://schemas.microsoft.com/office/drawing/2016/5/14/chartex" xmlns:mc="http://schemas.openxmlformats.org/markup-compatibility/2006" xmlns:aink="http://schemas.microsoft.com/office/drawing/2016/ink" xmlns:am3d="http://schemas.microsoft.com/office/drawing/2017/model3d" xmlns:o="urn:schemas-microsoft-com:office:office" xmlns:r="http://schemas.openxmlformats.org/officeDocument/2006/relationships" xmlns:m="http://schemas.openxmlformats.org/officeDocument/2006/math" xmlns:v="urn:schemas-microsoft-com:vml" xmlns:wp14="http://schemas.microsoft.com/office/word/2010/wordprocessingDrawing" xmlns:wp="http://schemas.openxmlformats.org/drawingml/2006/wordprocessingDrawing" xmlns:w10="urn:schemas-microsoft-com:office:word" xmlns:w="http://schemas.openxmlformats.org/wordprocessingml/2006/main" xmlns:w14="http://schemas.microsoft.com/office/word/2010/wordml" xmlns:w15="http://schemas.microsoft.com/office/word/2012/wordml" xmlns:w16cex="http://schemas.microsoft.com/office/word/2018/wordml/cex" xmlns:w16cid="http://schemas.microsoft.com/office/word/2016/wordml/cid" xmlns:w16="http://schemas.microsoft.com/office/word/2018/wordml" xmlns:w16sdtdh="http://schemas.microsoft.com/office/word/2020/wordml/sdtdatahash" xmlns:w16se="http://schemas.microsoft.com/office/word/2015/wordml/symex" xmlns:wpg="http://schemas.microsoft.com/office/word/2010/wordprocessingGroup" xmlns:wpi="http://schemas.microsoft.com/office/word/2010/wordprocessingInk" xmlns:wne="http://schemas.microsoft.com/office/word/2006/wordml" xmlns:wps="http://schemas.microsoft.com/office/word/2010/wordprocessingShape" mc:Ignorable="w14 w15 w16se w16cid w16 w16cex w16sdtdh wp14">
+<w:hdr xmlns:mc="http://schemas.openxmlformats.org/markup-compatibility/2006" xmlns:r="http://schemas.openxmlformats.org/officeDocument/2006/relationships" xmlns:w="http://schemas.openxmlformats.org/wordprocessingml/2006/main" xmlns:w14="http://schemas.microsoft.com/office/word/2010/wordml" xmlns:w15="http://schemas.microsoft.com/office/word/2012/wordml" xmlns:w16="http://schemas.microsoft.com/office/word/2018/wordml" xmlns:w16cex="http://schemas.microsoft.com/office/word/2018/wordml/cex" xmlns:w16cid="http://schemas.microsoft.com/office/word/2016/wordml/cid" xmlns:w16du="http://schemas.microsoft.com/office/word/2023/wordml/word16du" xmlns:w16sdtdh="http://schemas.microsoft.com/office/word/2020/wordml/sdtdatahash" xmlns:w16se="http://schemas.microsoft.com/office/word/2015/wordml/symex" xmlns:wp14="http://schemas.microsoft.com/office/word/2010/wordprocessingDrawing" mc:Ignorable="w14 w15 w16se w16cid w16 w16cex w16sdtdh w16du wp14">
   <w:p>
     <w:pPr>
       <w:pStyle w:val="Encabezado"/>

--- a/plantillas_maestras/10_seguro_sepelio/cobro_indebido_primas/2_o_mas_ddos_varios/varon/TPL_2436_2026_SEGURO_SEPELIO_COBRO_INDEBIDO_PRIMAS_ASEGURADORA_VARON_R2.docx
+++ b/plantillas_maestras/10_seguro_sepelio/cobro_indebido_primas/2_o_mas_ddos_varios/varon/TPL_2436_2026_SEGURO_SEPELIO_COBRO_INDEBIDO_PRIMAS_ASEGURADORA_VARON_R2.docx
@@ -453,7 +453,27 @@
           <w:sz w:val="22"/>
           <w:szCs w:val="22"/>
         </w:rPr>
-        <w:t xml:space="preserve">Mediante el escrito del 3 de julio de 2026, subsanada mediante escrito del 16 de julio de 2026, el señor [APELLIDO] denunció a Cafae-SE por presuntas infracciones a la Ley 29571, Código de Protección y Defensa del Consumidor (en adelante, el Código), señalando lo siguiente:</w:t>
+        <w:t xml:space="preserve">Mediante el escrito del 3 de julio de 2026, subsanada mediante escrito del 16 de julio de 2026, el señor [APELLIDO] denunció a Cafae-SE por presuntas infracciones a la Ley 29571, Código de Protección y Defensa del Consumidor</w:t>
+      </w:r>
+      <w:r>
+        <w:rPr>
+          <w:rStyle w:val="Refdenotaalpie"/>
+          <w:rFonts w:ascii="Arial Narrow" w:eastAsia="Arial Narrow" w:hAnsi="Arial Narrow" w:cs="Arial Narrow"/>
+          <w:color w:val="000000"/>
+          <w:sz w:val="22"/>
+          <w:szCs w:val="22"/>
+          <w:vertAlign w:val="superscript"/>
+        </w:rPr>
+        <w:footnoteReference w:id="1"/>
+      </w:r>
+      <w:r>
+        <w:rPr>
+          <w:rFonts w:ascii="Arial Narrow" w:eastAsia="Arial Narrow" w:hAnsi="Arial Narrow" w:cs="Arial Narrow"/>
+          <w:color w:val="000000"/>
+          <w:sz w:val="22"/>
+          <w:szCs w:val="22"/>
+        </w:rPr>
+        <w:t xml:space="preserve"> (en adelante, el Código), señalando lo siguiente:</w:t>
       </w:r>
       <w:r>
         <w:rPr>
@@ -507,17 +527,6 @@
           <w:szCs w:val="22"/>
         </w:rPr>
         <w:t/>
-      </w:r>
-      <w:r>
-        <w:rPr>
-          <w:rStyle w:val="Refdenotaalpie"/>
-          <w:rFonts w:ascii="Arial Narrow" w:eastAsia="Arial Narrow" w:hAnsi="Arial Narrow" w:cs="Arial Narrow"/>
-          <w:color w:val="000000"/>
-          <w:sz w:val="22"/>
-          <w:szCs w:val="22"/>
-          <w:vertAlign w:val="superscript"/>
-        </w:rPr>
-        <w:footnoteReference w:id="1"/>
       </w:r>
       <w:r>
         <w:rPr>
@@ -3354,7 +3363,16 @@
           <w:sz w:val="22"/>
           <w:szCs w:val="22"/>
         </w:rPr>
-        <w:t xml:space="preserve">PRIMERO: admitir a trámite la denuncia del 3 de julio de 2026, subsanada mediante escrito del 16 de julio de 2026, interpuesta por el señor [DENUNCIANTE] contra Comité de Administración del Fondo de Asistencia y Estímulo de los Trabajadores del Sector Educación, por lo siguiente:</w:t>
+        <w:t xml:space="preserve">PRIMERO:</w:t>
+      </w:r>
+      <w:r>
+        <w:rPr>
+          <w:rFonts w:ascii="Arial Narrow" w:eastAsia="Arial Narrow" w:hAnsi="Arial Narrow" w:cs="Arial Narrow"/>
+          <w:color w:val="000000"/>
+          <w:sz w:val="22"/>
+          <w:szCs w:val="22"/>
+        </w:rPr>
+        <w:t xml:space="preserve"> admitir a trámite la denuncia del 3 de julio de 2026, subsanada mediante escrito del 16 de julio de 2026, interpuesta por el señor [DENUNCIANTE] contra Comité de Administración del Fondo de Asistencia y Estímulo de los Trabajadores del Sector Educación, por lo siguiente:</w:t>
       </w:r>
       <w:r>
         <w:rPr>
@@ -4239,7 +4257,16 @@
           <w:sz w:val="22"/>
           <w:szCs w:val="22"/>
         </w:rPr>
-        <w:t xml:space="preserve">SEGUNDO: </w:t>
+        <w:t xml:space="preserve">SEGUNDO:</w:t>
+      </w:r>
+      <w:r>
+        <w:rPr>
+          <w:rFonts w:ascii="Arial Narrow" w:eastAsia="Arial Narrow" w:hAnsi="Arial Narrow" w:cs="Arial Narrow"/>
+          <w:color w:val="000000"/>
+          <w:sz w:val="22"/>
+          <w:szCs w:val="22"/>
+        </w:rPr>
+        <w:t xml:space="preserve"> </w:t>
       </w:r>
       <w:r>
         <w:rPr>
@@ -4316,7 +4343,16 @@
           <w:sz w:val="22"/>
           <w:szCs w:val="22"/>
         </w:rPr>
-        <w:t xml:space="preserve">TERCERO: </w:t>
+        <w:t xml:space="preserve">TERCERO:</w:t>
+      </w:r>
+      <w:r>
+        <w:rPr>
+          <w:rFonts w:ascii="Arial Narrow" w:eastAsia="Arial Narrow" w:hAnsi="Arial Narrow" w:cs="Arial Narrow"/>
+          <w:color w:val="000000"/>
+          <w:sz w:val="22"/>
+          <w:szCs w:val="22"/>
+        </w:rPr>
+        <w:t xml:space="preserve"> </w:t>
       </w:r>
       <w:r>
         <w:rPr>
@@ -4621,7 +4657,15 @@
           <w:sz w:val="22"/>
           <w:szCs w:val="22"/>
         </w:rPr>
-        <w:t xml:space="preserve">CUARTO: </w:t>
+        <w:t xml:space="preserve">CUARTO:</w:t>
+      </w:r>
+      <w:r>
+        <w:rPr>
+          <w:rFonts w:ascii="Arial Narrow" w:eastAsia="Arial Narrow" w:hAnsi="Arial Narrow" w:cs="Arial Narrow"/>
+          <w:sz w:val="22"/>
+          <w:szCs w:val="22"/>
+        </w:rPr>
+        <w:t xml:space="preserve"> </w:t>
       </w:r>
       <w:r>
         <w:rPr>
@@ -4640,7 +4684,7 @@
           <w:szCs w:val="22"/>
           <w:vertAlign w:val="superscript"/>
         </w:rPr>
-        <w:footnoteReference w:id="15"/>
+        <w:footnoteReference w:id="10"/>
       </w:r>
       <w:r>
         <w:rPr>
@@ -4659,7 +4703,7 @@
           <w:szCs w:val="22"/>
           <w:vertAlign w:val="superscript"/>
         </w:rPr>
-        <w:footnoteReference w:id="16"/>
+        <w:footnoteReference w:id="11"/>
       </w:r>
       <w:r>
         <w:rPr>
@@ -4707,7 +4751,16 @@
           <w:sz w:val="22"/>
           <w:szCs w:val="22"/>
         </w:rPr>
-        <w:t xml:space="preserve">QUINTO: </w:t>
+        <w:t xml:space="preserve">QUINTO:</w:t>
+      </w:r>
+      <w:r>
+        <w:rPr>
+          <w:rFonts w:ascii="Arial Narrow" w:eastAsia="Arial Narrow" w:hAnsi="Arial Narrow" w:cs="Arial Narrow"/>
+          <w:color w:val="000000"/>
+          <w:sz w:val="22"/>
+          <w:szCs w:val="22"/>
+        </w:rPr>
+        <w:t xml:space="preserve"> </w:t>
       </w:r>
       <w:bookmarkStart w:id="22" w:name="_Hlk188286813"/>
       <w:r>
@@ -4925,7 +4978,7 @@
           <w:lang w:eastAsia="es-PE"/>
           <w14:ligatures w14:val="none"/>
         </w:rPr>
-        <w:footnoteReference w:id="10"/>
+        <w:footnoteReference w:id="12"/>
       </w:r>
       <w:r>
         <w:rPr>
@@ -4951,7 +5004,7 @@
           <w:lang w:eastAsia="es-PE"/>
           <w14:ligatures w14:val="none"/>
         </w:rPr>
-        <w:footnoteReference w:id="11"/>
+        <w:footnoteReference w:id="13"/>
       </w:r>
       <w:r>
         <w:rPr>
@@ -4991,7 +5044,7 @@
           <w:lang w:eastAsia="es-PE"/>
           <w14:ligatures w14:val="none"/>
         </w:rPr>
-        <w:footnoteReference w:id="12"/>
+        <w:footnoteReference w:id="14"/>
       </w:r>
       <w:r>
         <w:rPr>
@@ -5160,7 +5213,7 @@
           <w:vertAlign w:val="superscript"/>
           <w14:ligatures w14:val="none"/>
         </w:rPr>
-        <w:footnoteReference w:id="13"/>
+        <w:footnoteReference w:id="15"/>
       </w:r>
       <w:r>
         <w:rPr>
@@ -5180,7 +5233,6 @@
           <w:kern w:val="0"/>
           <w:sz w:val="22"/>
           <w:szCs w:val="22"/>
-          <w:u w:val="single"/>
           <w14:ligatures w14:val="none"/>
         </w:rPr>
         <w:t>expresamente su facultad para asistir y conciliar en su representación</w:t>
@@ -5188,7 +5240,6 @@
       <w:r>
         <w:rPr>
           <w:rFonts w:ascii="Arial Narrow" w:eastAsia="Arial Narrow" w:hAnsi="Arial Narrow" w:cs="Arial Narrow"/>
-          <w:bCs/>
           <w:color w:val="000000"/>
           <w:kern w:val="0"/>
           <w14:ligatures w14:val="none"/>
@@ -5200,8 +5251,6 @@
       <w:r>
         <w:rPr>
           <w:rFonts w:ascii="Arial Narrow" w:eastAsia="Arial Narrow" w:hAnsi="Arial Narrow" w:cs="Arial Narrow"/>
-          <w:b/>
-          <w:bCs/>
           <w:color w:val="000000"/>
           <w:kern w:val="0"/>
           <w14:ligatures w14:val="none"/>
@@ -5217,7 +5266,6 @@
           <w:kern w:val="0"/>
           <w:sz w:val="22"/>
           <w:szCs w:val="22"/>
-          <w:u w:val="single"/>
           <w14:ligatures w14:val="none"/>
         </w:rPr>
         <w:t xml:space="preserve">Ello bajo apercibimiento de no realizar la audiencia de conciliación y levantar el acta de inasistencia correspondiente. </w:t>
@@ -5317,7 +5365,16 @@
           <w:sz w:val="22"/>
           <w:szCs w:val="22"/>
         </w:rPr>
-        <w:t xml:space="preserve">DÉCIMO: </w:t>
+        <w:t xml:space="preserve">DÉCIMO:</w:t>
+      </w:r>
+      <w:r>
+        <w:rPr>
+          <w:rFonts w:ascii="Arial Narrow" w:eastAsia="Arial Narrow" w:hAnsi="Arial Narrow" w:cs="Arial Narrow"/>
+          <w:color w:val="000000"/>
+          <w:sz w:val="22"/>
+          <w:szCs w:val="22"/>
+        </w:rPr>
+        <w:t xml:space="preserve"> </w:t>
       </w:r>
       <w:r>
         <w:rPr>
@@ -5375,7 +5432,7 @@
           <w:szCs w:val="22"/>
           <w:vertAlign w:val="superscript"/>
         </w:rPr>
-        <w:footnoteReference w:id="14"/>
+        <w:footnoteReference w:id="16"/>
       </w:r>
       <w:r>
         <w:rPr>
@@ -5810,7 +5867,8 @@
           <w:sz w:val="16"/>
           <w:szCs w:val="16"/>
         </w:rPr>
-        <w:t xml:space="preserve"> </w:t>
+        <w:tab/>
+        <w:t xml:space="preserve"/>
       </w:r>
       <w:r>
         <w:rPr>
@@ -5874,7 +5932,8 @@
           <w:sz w:val="16"/>
           <w:szCs w:val="16"/>
         </w:rPr>
-        <w:t xml:space="preserve"> </w:t>
+        <w:tab/>
+        <w:t xml:space="preserve"/>
       </w:r>
       <w:r>
         <w:rPr>
@@ -5981,10 +6040,30 @@
         <w:jc w:val="both"/>
         <w:rPr>
           <w:rFonts w:ascii="Arial Narrow" w:eastAsia="Arial Narrow" w:hAnsi="Arial Narrow" w:cs="Arial Narrow"/>
-          <w:sz w:val="16"/>
-          <w:szCs w:val="16"/>
-        </w:rPr>
-      </w:pPr>
+          <w:b/>
+          <w:bCs/>
+          <w:sz w:val="16"/>
+          <w:szCs w:val="16"/>
+        </w:rPr>
+      </w:pPr>
+      <w:r>
+        <w:rPr>
+          <w:rFonts w:ascii="Arial Narrow" w:eastAsia="Arial Narrow" w:hAnsi="Arial Narrow" w:cs="Arial Narrow"/>
+          <w:sz w:val="16"/>
+          <w:szCs w:val="16"/>
+        </w:rPr>
+        <w:tab/>
+      </w:r>
+      <w:r>
+        <w:rPr>
+          <w:rFonts w:ascii="Arial Narrow" w:eastAsia="Arial Narrow" w:hAnsi="Arial Narrow" w:cs="Arial Narrow"/>
+          <w:b/>
+          <w:bCs/>
+          <w:sz w:val="16"/>
+          <w:szCs w:val="16"/>
+        </w:rPr>
+        <w:t xml:space="preserve">LEY DE ORGANIZACIÓN Y FUNCIONES DEL INDECOPI, APROBADA POR DECRETO LEGISLATIVO 1033 </w:t>
+      </w:r>
     </w:p>
     <w:p>
       <w:pPr>
@@ -5996,29 +6075,28 @@
         <w:jc w:val="both"/>
         <w:rPr>
           <w:rFonts w:ascii="Arial Narrow" w:eastAsia="Arial Narrow" w:hAnsi="Arial Narrow" w:cs="Arial Narrow"/>
+          <w:sz w:val="16"/>
+          <w:szCs w:val="16"/>
+        </w:rPr>
+      </w:pPr>
+      <w:r>
+        <w:rPr>
+          <w:rFonts w:ascii="Arial Narrow" w:eastAsia="Arial Narrow" w:hAnsi="Arial Narrow" w:cs="Arial Narrow"/>
           <w:b/>
           <w:bCs/>
           <w:sz w:val="16"/>
           <w:szCs w:val="16"/>
         </w:rPr>
-      </w:pPr>
-      <w:r>
-        <w:rPr>
-          <w:rFonts w:ascii="Arial Narrow" w:eastAsia="Arial Narrow" w:hAnsi="Arial Narrow" w:cs="Arial Narrow"/>
-          <w:sz w:val="16"/>
-          <w:szCs w:val="16"/>
-        </w:rPr>
         <w:tab/>
-      </w:r>
-      <w:r>
-        <w:rPr>
-          <w:rFonts w:ascii="Arial Narrow" w:eastAsia="Arial Narrow" w:hAnsi="Arial Narrow" w:cs="Arial Narrow"/>
-          <w:b/>
-          <w:bCs/>
-          <w:sz w:val="16"/>
-          <w:szCs w:val="16"/>
-        </w:rPr>
-        <w:t xml:space="preserve">LEY DE ORGANIZACIÓN Y FUNCIONES DEL INDECOPI, APROBADA POR DECRETO LEGISLATIVO 1033 </w:t>
+        <w:t>Artículo 27.-</w:t>
+      </w:r>
+      <w:r>
+        <w:rPr>
+          <w:rFonts w:ascii="Arial Narrow" w:eastAsia="Arial Narrow" w:hAnsi="Arial Narrow" w:cs="Arial Narrow"/>
+          <w:sz w:val="16"/>
+          <w:szCs w:val="16"/>
+        </w:rPr>
+        <w:t xml:space="preserve"> De la Comisión de Protección al Consumidor.- </w:t>
       </w:r>
     </w:p>
     <w:p>
@@ -6038,21 +6116,11 @@
       <w:r>
         <w:rPr>
           <w:rFonts w:ascii="Arial Narrow" w:eastAsia="Arial Narrow" w:hAnsi="Arial Narrow" w:cs="Arial Narrow"/>
-          <w:b/>
-          <w:bCs/>
           <w:sz w:val="16"/>
           <w:szCs w:val="16"/>
         </w:rPr>
         <w:tab/>
-        <w:t>Artículo 27.-</w:t>
-      </w:r>
-      <w:r>
-        <w:rPr>
-          <w:rFonts w:ascii="Arial Narrow" w:eastAsia="Arial Narrow" w:hAnsi="Arial Narrow" w:cs="Arial Narrow"/>
-          <w:sz w:val="16"/>
-          <w:szCs w:val="16"/>
-        </w:rPr>
-        <w:t xml:space="preserve"> De la Comisión de Protección al Consumidor.- </w:t>
+        <w:t>Corresponde a la Comisión de Protección al Consumidor velar por el cumplimiento de la Ley de Protección al Consumidor y de las leyes que, en general, protegen a los consumidores de la falta de idoneidad de los bienes y servicios en función de la información brindada, de las omisiones de información y de la discriminación en el consumo, así como de aquellas que complementen o sustituyan a las anteriores.</w:t>
       </w:r>
     </w:p>
     <w:p>
@@ -6065,20 +6133,15 @@
         <w:jc w:val="both"/>
         <w:rPr>
           <w:rFonts w:ascii="Arial Narrow" w:eastAsia="Arial Narrow" w:hAnsi="Arial Narrow" w:cs="Arial Narrow"/>
-          <w:sz w:val="16"/>
-          <w:szCs w:val="16"/>
-        </w:rPr>
-      </w:pPr>
-      <w:r>
-        <w:rPr>
-          <w:rFonts w:ascii="Arial Narrow" w:eastAsia="Arial Narrow" w:hAnsi="Arial Narrow" w:cs="Arial Narrow"/>
-          <w:sz w:val="16"/>
-          <w:szCs w:val="16"/>
-        </w:rPr>
-        <w:tab/>
-        <w:t>Corresponde a la Comisión de Protección al Consumidor velar por el cumplimiento de la Ley de Protección al Consumidor y de las leyes que, en general, protegen a los consumidores de la falta de idoneidad de los bienes y servicios en función de la información brindada, de las omisiones de información y de la discriminación en el consumo, así como de aquellas que complementen o sustituyan a las anteriores.</w:t>
-      </w:r>
-    </w:p>
+          <w:b/>
+          <w:bCs/>
+          <w:sz w:val="16"/>
+          <w:szCs w:val="16"/>
+        </w:rPr>
+      </w:pPr>
+    </w:p>
+  </w:footnote>
+  <w:footnote w:id="3">
     <w:p>
       <w:pPr>
         <w:pStyle w:val="Textonotapie"/>
@@ -6095,9 +6158,150 @@
           <w:szCs w:val="16"/>
         </w:rPr>
       </w:pPr>
-    </w:p>
-  </w:footnote>
-  <w:footnote w:id="3">
+      <w:r>
+        <w:rPr>
+          <w:rStyle w:val="Refdenotaalpie"/>
+          <w:rFonts w:ascii="Arial Narrow" w:eastAsia="Arial Narrow" w:hAnsi="Arial Narrow" w:cs="Arial Narrow"/>
+          <w:sz w:val="16"/>
+          <w:szCs w:val="16"/>
+          <w:vertAlign w:val="superscript"/>
+        </w:rPr>
+        <w:footnoteRef/>
+      </w:r>
+      <w:r>
+        <w:rPr>
+          <w:rFonts w:ascii="Arial Narrow" w:eastAsia="Arial Narrow" w:hAnsi="Arial Narrow" w:cs="Arial Narrow"/>
+          <w:sz w:val="16"/>
+          <w:szCs w:val="16"/>
+        </w:rPr>
+        <w:tab/>
+        <w:t xml:space="preserve"/>
+      </w:r>
+      <w:r>
+        <w:rPr>
+          <w:rFonts w:ascii="Arial Narrow" w:eastAsia="Arial Narrow" w:hAnsi="Arial Narrow" w:cs="Arial Narrow"/>
+          <w:sz w:val="16"/>
+          <w:szCs w:val="16"/>
+        </w:rPr>
+        <w:tab/>
+      </w:r>
+      <w:r>
+        <w:rPr>
+          <w:rFonts w:ascii="Arial Narrow" w:eastAsia="Arial Narrow" w:hAnsi="Arial Narrow" w:cs="Arial Narrow"/>
+          <w:b/>
+          <w:bCs/>
+          <w:sz w:val="16"/>
+          <w:szCs w:val="16"/>
+        </w:rPr>
+        <w:t xml:space="preserve">LEY 29571, CÓDIGO DE PROTECCIÓN Y DEFENSA DEL CONSUMIDOR, publicado el 2 de setiembre de 2010 y modificado por Decreto Legislativo 1308 </w:t>
+      </w:r>
+    </w:p>
+    <w:p>
+      <w:pPr>
+        <w:pStyle w:val="Textonotapie"/>
+        <w:ind w:left="567" w:right="-1"/>
+        <w:jc w:val="both"/>
+        <w:rPr>
+          <w:rFonts w:ascii="Arial Narrow" w:eastAsia="Arial Narrow" w:hAnsi="Arial Narrow" w:cs="Arial Narrow"/>
+          <w:b/>
+          <w:bCs/>
+          <w:sz w:val="16"/>
+          <w:szCs w:val="16"/>
+        </w:rPr>
+      </w:pPr>
+      <w:r>
+        <w:rPr>
+          <w:rFonts w:ascii="Arial Narrow" w:eastAsia="Arial Narrow" w:hAnsi="Arial Narrow" w:cs="Arial Narrow"/>
+          <w:b/>
+          <w:bCs/>
+          <w:sz w:val="16"/>
+          <w:szCs w:val="16"/>
+        </w:rPr>
+        <w:t xml:space="preserve">Artículo 18.- Idoneidad </w:t>
+      </w:r>
+    </w:p>
+    <w:p>
+      <w:pPr>
+        <w:pStyle w:val="Textonotapie"/>
+        <w:ind w:left="567" w:right="-1"/>
+        <w:jc w:val="both"/>
+        <w:rPr>
+          <w:rFonts w:ascii="Arial Narrow" w:eastAsia="Arial Narrow" w:hAnsi="Arial Narrow" w:cs="Arial Narrow"/>
+          <w:sz w:val="16"/>
+          <w:szCs w:val="16"/>
+        </w:rPr>
+      </w:pPr>
+      <w:r>
+        <w:rPr>
+          <w:rFonts w:ascii="Arial Narrow" w:eastAsia="Arial Narrow" w:hAnsi="Arial Narrow" w:cs="Arial Narrow"/>
+          <w:sz w:val="16"/>
+          <w:szCs w:val="16"/>
+        </w:rPr>
+        <w:t xml:space="preserve">Se entiende por idoneidad la correspondencia entre lo que un consumidor espera y lo que efectivamente recibe, en función a lo que se le hubiera ofrecido, la publicidad e información transmitida, las condiciones y circunstancias de la transacción, las características y naturaleza del producto o servicio, el precio, entre otros factores, atendiendo a las circunstancias del caso. </w:t>
+      </w:r>
+    </w:p>
+    <w:p>
+      <w:pPr>
+        <w:pStyle w:val="Textonotapie"/>
+        <w:ind w:left="567" w:right="-1"/>
+        <w:jc w:val="both"/>
+        <w:rPr>
+          <w:rFonts w:ascii="Arial Narrow" w:eastAsia="Arial Narrow" w:hAnsi="Arial Narrow" w:cs="Arial Narrow"/>
+          <w:sz w:val="16"/>
+          <w:szCs w:val="16"/>
+        </w:rPr>
+      </w:pPr>
+      <w:r>
+        <w:rPr>
+          <w:rFonts w:ascii="Arial Narrow" w:eastAsia="Arial Narrow" w:hAnsi="Arial Narrow" w:cs="Arial Narrow"/>
+          <w:sz w:val="16"/>
+          <w:szCs w:val="16"/>
+        </w:rPr>
+        <w:t xml:space="preserve">La idoneidad es evaluada en función a la propia naturaleza del producto o servicio y a su aptitud para satisfacer la finalidad para la cual ha sido puesto en el mercado. Las autorizaciones por parte de los organismos del Estado para la fabricación de un producto o la prestación de un servicio, en los casos que sea necesario, no eximen de responsabilidad al proveedor frente al consumidor. </w:t>
+      </w:r>
+    </w:p>
+    <w:p>
+      <w:pPr>
+        <w:pStyle w:val="Textonotapie"/>
+        <w:ind w:left="567" w:right="-1"/>
+        <w:jc w:val="both"/>
+        <w:rPr>
+          <w:rFonts w:ascii="Arial Narrow" w:eastAsia="Arial Narrow" w:hAnsi="Arial Narrow" w:cs="Arial Narrow"/>
+          <w:sz w:val="16"/>
+          <w:szCs w:val="16"/>
+        </w:rPr>
+      </w:pPr>
+      <w:r>
+        <w:rPr>
+          <w:rFonts w:ascii="Arial Narrow" w:eastAsia="Arial Narrow" w:hAnsi="Arial Narrow" w:cs="Arial Narrow"/>
+          <w:b/>
+          <w:bCs/>
+          <w:sz w:val="16"/>
+          <w:szCs w:val="16"/>
+        </w:rPr>
+        <w:t xml:space="preserve">Artículo 19.- Obligación de los proveedores </w:t>
+      </w:r>
+    </w:p>
+    <w:p>
+      <w:pPr>
+        <w:pStyle w:val="Textonotapie"/>
+        <w:ind w:left="567" w:right="-1"/>
+        <w:jc w:val="both"/>
+        <w:rPr>
+          <w:rFonts w:ascii="Arial Narrow" w:eastAsia="Arial Narrow" w:hAnsi="Arial Narrow" w:cs="Arial Narrow"/>
+          <w:sz w:val="16"/>
+          <w:szCs w:val="16"/>
+        </w:rPr>
+      </w:pPr>
+      <w:r>
+        <w:rPr>
+          <w:rFonts w:ascii="Arial Narrow" w:eastAsia="Arial Narrow" w:hAnsi="Arial Narrow" w:cs="Arial Narrow"/>
+          <w:sz w:val="16"/>
+          <w:szCs w:val="16"/>
+        </w:rPr>
+        <w:t>El proveedor responde por la idoneidad y calidad de los productos y servicios ofrecidos; por la autenticidad de las marcas y leyendas que exhiben sus productos o del signo que respalda al prestador del servicio, por la falta de conformidad entre la publicidad comercial de los productos y servicios y estos, así como por el contenido y la vida útil del producto indicado en el envase, en lo que corresponda.</w:t>
+      </w:r>
+    </w:p>
     <w:p>
       <w:pPr>
         <w:pStyle w:val="Textonotapie"/>
@@ -6114,161 +6318,9 @@
           <w:szCs w:val="16"/>
         </w:rPr>
       </w:pPr>
-      <w:r>
-        <w:rPr>
-          <w:rStyle w:val="Refdenotaalpie"/>
-          <w:rFonts w:ascii="Arial Narrow" w:eastAsia="Arial Narrow" w:hAnsi="Arial Narrow" w:cs="Arial Narrow"/>
-          <w:sz w:val="16"/>
-          <w:szCs w:val="16"/>
-          <w:vertAlign w:val="superscript"/>
-        </w:rPr>
-        <w:footnoteRef/>
-      </w:r>
-      <w:r>
-        <w:rPr>
-          <w:rFonts w:ascii="Arial Narrow" w:eastAsia="Arial Narrow" w:hAnsi="Arial Narrow" w:cs="Arial Narrow"/>
-          <w:sz w:val="16"/>
-          <w:szCs w:val="16"/>
-        </w:rPr>
-        <w:t xml:space="preserve"> </w:t>
-      </w:r>
-      <w:r>
-        <w:rPr>
-          <w:rFonts w:ascii="Arial Narrow" w:eastAsia="Arial Narrow" w:hAnsi="Arial Narrow" w:cs="Arial Narrow"/>
-          <w:sz w:val="16"/>
-          <w:szCs w:val="16"/>
-        </w:rPr>
-        <w:tab/>
-      </w:r>
-      <w:r>
-        <w:rPr>
-          <w:rFonts w:ascii="Arial Narrow" w:eastAsia="Arial Narrow" w:hAnsi="Arial Narrow" w:cs="Arial Narrow"/>
-          <w:b/>
-          <w:bCs/>
-          <w:sz w:val="16"/>
-          <w:szCs w:val="16"/>
-        </w:rPr>
-        <w:t xml:space="preserve">LEY 29571, CÓDIGO DE PROTECCIÓN Y DEFENSA DEL CONSUMIDOR, publicado el 2 de setiembre de 2010 y modificado por Decreto Legislativo 1308 </w:t>
-      </w:r>
-    </w:p>
-    <w:p>
-      <w:pPr>
-        <w:pStyle w:val="Textonotapie"/>
-        <w:ind w:left="567" w:right="-1"/>
-        <w:jc w:val="both"/>
-        <w:rPr>
-          <w:rFonts w:ascii="Arial Narrow" w:eastAsia="Arial Narrow" w:hAnsi="Arial Narrow" w:cs="Arial Narrow"/>
-          <w:b/>
-          <w:bCs/>
-          <w:sz w:val="16"/>
-          <w:szCs w:val="16"/>
-        </w:rPr>
-      </w:pPr>
-      <w:r>
-        <w:rPr>
-          <w:rFonts w:ascii="Arial Narrow" w:eastAsia="Arial Narrow" w:hAnsi="Arial Narrow" w:cs="Arial Narrow"/>
-          <w:b/>
-          <w:bCs/>
-          <w:sz w:val="16"/>
-          <w:szCs w:val="16"/>
-        </w:rPr>
-        <w:t xml:space="preserve">Artículo 18.- Idoneidad </w:t>
-      </w:r>
-    </w:p>
-    <w:p>
-      <w:pPr>
-        <w:pStyle w:val="Textonotapie"/>
-        <w:ind w:left="567" w:right="-1"/>
-        <w:jc w:val="both"/>
-        <w:rPr>
-          <w:rFonts w:ascii="Arial Narrow" w:eastAsia="Arial Narrow" w:hAnsi="Arial Narrow" w:cs="Arial Narrow"/>
-          <w:sz w:val="16"/>
-          <w:szCs w:val="16"/>
-        </w:rPr>
-      </w:pPr>
-      <w:r>
-        <w:rPr>
-          <w:rFonts w:ascii="Arial Narrow" w:eastAsia="Arial Narrow" w:hAnsi="Arial Narrow" w:cs="Arial Narrow"/>
-          <w:sz w:val="16"/>
-          <w:szCs w:val="16"/>
-        </w:rPr>
-        <w:t xml:space="preserve">Se entiende por idoneidad la correspondencia entre lo que un consumidor espera y lo que efectivamente recibe, en función a lo que se le hubiera ofrecido, la publicidad e información transmitida, las condiciones y circunstancias de la transacción, las características y naturaleza del producto o servicio, el precio, entre otros factores, atendiendo a las circunstancias del caso. </w:t>
-      </w:r>
-    </w:p>
-    <w:p>
-      <w:pPr>
-        <w:pStyle w:val="Textonotapie"/>
-        <w:ind w:left="567" w:right="-1"/>
-        <w:jc w:val="both"/>
-        <w:rPr>
-          <w:rFonts w:ascii="Arial Narrow" w:eastAsia="Arial Narrow" w:hAnsi="Arial Narrow" w:cs="Arial Narrow"/>
-          <w:sz w:val="16"/>
-          <w:szCs w:val="16"/>
-        </w:rPr>
-      </w:pPr>
-      <w:r>
-        <w:rPr>
-          <w:rFonts w:ascii="Arial Narrow" w:eastAsia="Arial Narrow" w:hAnsi="Arial Narrow" w:cs="Arial Narrow"/>
-          <w:sz w:val="16"/>
-          <w:szCs w:val="16"/>
-        </w:rPr>
-        <w:t xml:space="preserve">La idoneidad es evaluada en función a la propia naturaleza del producto o servicio y a su aptitud para satisfacer la finalidad para la cual ha sido puesto en el mercado. Las autorizaciones por parte de los organismos del Estado para la fabricación de un producto o la prestación de un servicio, en los casos que sea necesario, no eximen de responsabilidad al proveedor frente al consumidor. </w:t>
-      </w:r>
-    </w:p>
-    <w:p>
-      <w:pPr>
-        <w:pStyle w:val="Textonotapie"/>
-        <w:ind w:left="567" w:right="-1"/>
-        <w:jc w:val="both"/>
-        <w:rPr>
-          <w:rFonts w:ascii="Arial Narrow" w:eastAsia="Arial Narrow" w:hAnsi="Arial Narrow" w:cs="Arial Narrow"/>
-          <w:sz w:val="16"/>
-          <w:szCs w:val="16"/>
-        </w:rPr>
-      </w:pPr>
-    </w:p>
-    <w:p>
-      <w:pPr>
-        <w:pStyle w:val="Textonotapie"/>
-        <w:ind w:left="567" w:right="-1"/>
-        <w:jc w:val="both"/>
-        <w:rPr>
-          <w:rFonts w:ascii="Arial Narrow" w:eastAsia="Arial Narrow" w:hAnsi="Arial Narrow" w:cs="Arial Narrow"/>
-          <w:sz w:val="16"/>
-          <w:szCs w:val="16"/>
-        </w:rPr>
-      </w:pPr>
-      <w:r>
-        <w:rPr>
-          <w:rFonts w:ascii="Arial Narrow" w:eastAsia="Arial Narrow" w:hAnsi="Arial Narrow" w:cs="Arial Narrow"/>
-          <w:b/>
-          <w:bCs/>
-          <w:sz w:val="16"/>
-          <w:szCs w:val="16"/>
-        </w:rPr>
-        <w:t xml:space="preserve">Artículo 19.- Obligación de los proveedores </w:t>
-      </w:r>
-    </w:p>
-    <w:p>
-      <w:pPr>
-        <w:pStyle w:val="Textonotapie"/>
-        <w:ind w:left="567" w:right="-1"/>
-        <w:jc w:val="both"/>
-        <w:rPr>
-          <w:rFonts w:ascii="Arial Narrow" w:eastAsia="Arial Narrow" w:hAnsi="Arial Narrow" w:cs="Arial Narrow"/>
-          <w:sz w:val="16"/>
-          <w:szCs w:val="16"/>
-        </w:rPr>
-      </w:pPr>
-      <w:r>
-        <w:rPr>
-          <w:rFonts w:ascii="Arial Narrow" w:eastAsia="Arial Narrow" w:hAnsi="Arial Narrow" w:cs="Arial Narrow"/>
-          <w:sz w:val="16"/>
-          <w:szCs w:val="16"/>
-        </w:rPr>
-        <w:t>El proveedor responde por la idoneidad y calidad de los productos y servicios ofrecidos; por la autenticidad de las marcas y leyendas que exhiben sus productos o del signo que respalda al prestador del servicio, por la falta de conformidad entre la publicidad comercial de los productos y servicios y estos, así como por el contenido y la vida útil del producto indicado en el envase, en lo que corresponda.</w:t>
-      </w:r>
-    </w:p>
+    </w:p>
+  </w:footnote>
+  <w:footnote w:id="4">
     <w:p>
       <w:pPr>
         <w:pStyle w:val="Textonotapie"/>
@@ -6285,9 +6337,153 @@
           <w:szCs w:val="16"/>
         </w:rPr>
       </w:pPr>
-    </w:p>
-  </w:footnote>
-  <w:footnote w:id="4">
+      <w:r>
+        <w:rPr>
+          <w:rStyle w:val="Refdenotaalpie"/>
+          <w:rFonts w:ascii="Arial Narrow" w:eastAsia="Arial Narrow" w:hAnsi="Arial Narrow" w:cs="Arial Narrow"/>
+          <w:sz w:val="16"/>
+          <w:szCs w:val="16"/>
+          <w:vertAlign w:val="superscript"/>
+        </w:rPr>
+        <w:footnoteRef/>
+      </w:r>
+      <w:r>
+        <w:rPr>
+          <w:rFonts w:ascii="Arial Narrow" w:eastAsia="Arial Narrow" w:hAnsi="Arial Narrow" w:cs="Arial Narrow"/>
+          <w:sz w:val="16"/>
+          <w:szCs w:val="16"/>
+        </w:rPr>
+        <w:tab/>
+        <w:t xml:space="preserve"/>
+      </w:r>
+      <w:r>
+        <w:rPr>
+          <w:rFonts w:ascii="Arial Narrow" w:eastAsia="Arial Narrow" w:hAnsi="Arial Narrow" w:cs="Arial Narrow"/>
+          <w:sz w:val="16"/>
+          <w:szCs w:val="16"/>
+        </w:rPr>
+        <w:tab/>
+      </w:r>
+      <w:r>
+        <w:rPr>
+          <w:rFonts w:ascii="Arial Narrow" w:eastAsia="Arial Narrow" w:hAnsi="Arial Narrow" w:cs="Arial Narrow"/>
+          <w:b/>
+          <w:bCs/>
+          <w:sz w:val="16"/>
+          <w:szCs w:val="16"/>
+        </w:rPr>
+        <w:t xml:space="preserve">LEY 29571, CÓDIGO DE PROTECCIÓN Y DEFENSA DEL CONSUMIDOR, publicado el 2 de setiembre de 2010 y modificado por Decreto Legislativo 1308 </w:t>
+      </w:r>
+    </w:p>
+    <w:p>
+      <w:pPr>
+        <w:pStyle w:val="Textonotapie"/>
+        <w:tabs>
+          <w:tab w:val="left" w:pos="567"/>
+        </w:tabs>
+        <w:jc w:val="both"/>
+        <w:rPr>
+          <w:rFonts w:ascii="Arial Narrow" w:eastAsia="Arial Narrow" w:hAnsi="Arial Narrow" w:cs="Arial Narrow"/>
+          <w:sz w:val="16"/>
+          <w:szCs w:val="16"/>
+        </w:rPr>
+      </w:pPr>
+      <w:r>
+        <w:rPr>
+          <w:rFonts w:ascii="Arial Narrow" w:eastAsia="Arial Narrow" w:hAnsi="Arial Narrow" w:cs="Arial Narrow"/>
+          <w:b/>
+          <w:bCs/>
+          <w:sz w:val="16"/>
+          <w:szCs w:val="16"/>
+        </w:rPr>
+        <w:tab/>
+        <w:t>Artículo 56.- Métodos comerciales coercitivos</w:t>
+      </w:r>
+    </w:p>
+    <w:p>
+      <w:pPr>
+        <w:pStyle w:val="Textonotapie"/>
+        <w:ind w:left="567"/>
+        <w:jc w:val="both"/>
+        <w:rPr>
+          <w:rFonts w:ascii="Arial Narrow" w:eastAsia="Arial Narrow" w:hAnsi="Arial Narrow" w:cs="Arial Narrow"/>
+          <w:sz w:val="16"/>
+          <w:szCs w:val="16"/>
+        </w:rPr>
+      </w:pPr>
+      <w:r>
+        <w:rPr>
+          <w:rFonts w:ascii="Arial Narrow" w:eastAsia="Arial Narrow" w:hAnsi="Arial Narrow" w:cs="Arial Narrow"/>
+          <w:sz w:val="16"/>
+          <w:szCs w:val="16"/>
+        </w:rPr>
+        <w:t>56.1 De manera enunciativa y no limitativa, el derecho de todo consumidor a la protección contra los métodos comerciales coercitivos implica que los proveedores no pueden:</w:t>
+      </w:r>
+    </w:p>
+    <w:p>
+      <w:pPr>
+        <w:pStyle w:val="Textonotapie"/>
+        <w:ind w:left="567"/>
+        <w:jc w:val="both"/>
+        <w:rPr>
+          <w:rFonts w:ascii="Arial Narrow" w:eastAsia="Arial Narrow" w:hAnsi="Arial Narrow" w:cs="Arial Narrow"/>
+          <w:sz w:val="16"/>
+          <w:szCs w:val="16"/>
+        </w:rPr>
+      </w:pPr>
+      <w:r>
+        <w:rPr>
+          <w:rFonts w:ascii="Arial Narrow" w:eastAsia="Arial Narrow" w:hAnsi="Arial Narrow" w:cs="Arial Narrow"/>
+          <w:sz w:val="16"/>
+          <w:szCs w:val="16"/>
+        </w:rPr>
+        <w:t>(…)</w:t>
+      </w:r>
+    </w:p>
+    <w:p>
+      <w:pPr>
+        <w:pStyle w:val="Textonotapie"/>
+        <w:ind w:left="567"/>
+        <w:jc w:val="both"/>
+        <w:rPr>
+          <w:rFonts w:ascii="Arial Narrow" w:eastAsia="Arial Narrow" w:hAnsi="Arial Narrow" w:cs="Arial Narrow"/>
+          <w:sz w:val="16"/>
+          <w:szCs w:val="16"/>
+        </w:rPr>
+      </w:pPr>
+      <w:r>
+        <w:rPr>
+          <w:rFonts w:ascii="Arial Narrow" w:eastAsia="Arial Narrow" w:hAnsi="Arial Narrow" w:cs="Arial Narrow"/>
+          <w:sz w:val="16"/>
+          <w:szCs w:val="16"/>
+        </w:rPr>
+        <w:t>c</w:t>
+      </w:r>
+      <w:r>
+        <w:rPr>
+          <w:rFonts w:ascii="Arial Narrow" w:eastAsia="Arial Narrow" w:hAnsi="Arial Narrow" w:cs="Arial Narrow"/>
+          <w:sz w:val="16"/>
+          <w:szCs w:val="16"/>
+        </w:rPr>
+        <w:t xml:space="preserve">. </w:t>
+      </w:r>
+      <w:r>
+        <w:rPr>
+          <w:rFonts w:ascii="Arial Narrow" w:eastAsia="Arial Narrow" w:hAnsi="Arial Narrow" w:cs="Arial Narrow"/>
+          <w:sz w:val="16"/>
+          <w:szCs w:val="16"/>
+        </w:rPr>
+        <w:t>Modificar, sin el consentimiento expreso del consumidor, las condiciones y términos en los que adquirió un producto o contrató un servicio, inclusive si el proveedor considera que la modificación podría ser beneficiosa para el consumidor. No se puede presumir el silencio del consumidor como aceptación, salvo que él así lo haya autorizado expresamente y con anterioridad</w:t>
+      </w:r>
+      <w:r>
+        <w:rPr>
+          <w:rFonts w:ascii="Arial Narrow" w:eastAsia="Arial Narrow" w:hAnsi="Arial Narrow" w:cs="Arial Narrow"/>
+          <w:sz w:val="16"/>
+          <w:szCs w:val="16"/>
+        </w:rPr>
+        <w:t>.</w:t>
+      </w:r>
+    </w:p>
     <w:p>
       <w:pPr>
         <w:pStyle w:val="Textonotapie"/>
@@ -6304,152 +6500,9 @@
           <w:szCs w:val="16"/>
         </w:rPr>
       </w:pPr>
-      <w:r>
-        <w:rPr>
-          <w:rStyle w:val="Refdenotaalpie"/>
-          <w:rFonts w:ascii="Arial Narrow" w:eastAsia="Arial Narrow" w:hAnsi="Arial Narrow" w:cs="Arial Narrow"/>
-          <w:sz w:val="16"/>
-          <w:szCs w:val="16"/>
-          <w:vertAlign w:val="superscript"/>
-        </w:rPr>
-        <w:footnoteRef/>
-      </w:r>
-      <w:r>
-        <w:rPr>
-          <w:rFonts w:ascii="Arial Narrow" w:eastAsia="Arial Narrow" w:hAnsi="Arial Narrow" w:cs="Arial Narrow"/>
-          <w:sz w:val="16"/>
-          <w:szCs w:val="16"/>
-        </w:rPr>
-        <w:t xml:space="preserve"> </w:t>
-      </w:r>
-      <w:r>
-        <w:rPr>
-          <w:rFonts w:ascii="Arial Narrow" w:eastAsia="Arial Narrow" w:hAnsi="Arial Narrow" w:cs="Arial Narrow"/>
-          <w:sz w:val="16"/>
-          <w:szCs w:val="16"/>
-        </w:rPr>
-        <w:tab/>
-      </w:r>
-      <w:r>
-        <w:rPr>
-          <w:rFonts w:ascii="Arial Narrow" w:eastAsia="Arial Narrow" w:hAnsi="Arial Narrow" w:cs="Arial Narrow"/>
-          <w:b/>
-          <w:bCs/>
-          <w:sz w:val="16"/>
-          <w:szCs w:val="16"/>
-        </w:rPr>
-        <w:t xml:space="preserve">LEY 29571, CÓDIGO DE PROTECCIÓN Y DEFENSA DEL CONSUMIDOR, publicado el 2 de setiembre de 2010 y modificado por Decreto Legislativo 1308 </w:t>
-      </w:r>
-    </w:p>
-    <w:p>
-      <w:pPr>
-        <w:pStyle w:val="Textonotapie"/>
-        <w:tabs>
-          <w:tab w:val="left" w:pos="567"/>
-        </w:tabs>
-        <w:jc w:val="both"/>
-        <w:rPr>
-          <w:rFonts w:ascii="Arial Narrow" w:eastAsia="Arial Narrow" w:hAnsi="Arial Narrow" w:cs="Arial Narrow"/>
-          <w:sz w:val="16"/>
-          <w:szCs w:val="16"/>
-        </w:rPr>
-      </w:pPr>
-      <w:r>
-        <w:rPr>
-          <w:rFonts w:ascii="Arial Narrow" w:eastAsia="Arial Narrow" w:hAnsi="Arial Narrow" w:cs="Arial Narrow"/>
-          <w:b/>
-          <w:bCs/>
-          <w:sz w:val="16"/>
-          <w:szCs w:val="16"/>
-        </w:rPr>
-        <w:tab/>
-        <w:t>Artículo 56.- Métodos comerciales coercitivos</w:t>
-      </w:r>
-    </w:p>
-    <w:p>
-      <w:pPr>
-        <w:pStyle w:val="Textonotapie"/>
-        <w:ind w:left="567"/>
-        <w:jc w:val="both"/>
-        <w:rPr>
-          <w:rFonts w:ascii="Arial Narrow" w:eastAsia="Arial Narrow" w:hAnsi="Arial Narrow" w:cs="Arial Narrow"/>
-          <w:sz w:val="16"/>
-          <w:szCs w:val="16"/>
-        </w:rPr>
-      </w:pPr>
-      <w:r>
-        <w:rPr>
-          <w:rFonts w:ascii="Arial Narrow" w:eastAsia="Arial Narrow" w:hAnsi="Arial Narrow" w:cs="Arial Narrow"/>
-          <w:sz w:val="16"/>
-          <w:szCs w:val="16"/>
-        </w:rPr>
-        <w:t>56.1 De manera enunciativa y no limitativa, el derecho de todo consumidor a la protección contra los métodos comerciales coercitivos implica que los proveedores no pueden:</w:t>
-      </w:r>
-    </w:p>
-    <w:p>
-      <w:pPr>
-        <w:pStyle w:val="Textonotapie"/>
-        <w:ind w:left="567"/>
-        <w:jc w:val="both"/>
-        <w:rPr>
-          <w:rFonts w:ascii="Arial Narrow" w:eastAsia="Arial Narrow" w:hAnsi="Arial Narrow" w:cs="Arial Narrow"/>
-          <w:sz w:val="16"/>
-          <w:szCs w:val="16"/>
-        </w:rPr>
-      </w:pPr>
-      <w:r>
-        <w:rPr>
-          <w:rFonts w:ascii="Arial Narrow" w:eastAsia="Arial Narrow" w:hAnsi="Arial Narrow" w:cs="Arial Narrow"/>
-          <w:sz w:val="16"/>
-          <w:szCs w:val="16"/>
-        </w:rPr>
-        <w:t>(…)</w:t>
-      </w:r>
-    </w:p>
-    <w:p>
-      <w:pPr>
-        <w:pStyle w:val="Textonotapie"/>
-        <w:ind w:left="567"/>
-        <w:jc w:val="both"/>
-        <w:rPr>
-          <w:rFonts w:ascii="Arial Narrow" w:eastAsia="Arial Narrow" w:hAnsi="Arial Narrow" w:cs="Arial Narrow"/>
-          <w:sz w:val="16"/>
-          <w:szCs w:val="16"/>
-        </w:rPr>
-      </w:pPr>
-      <w:r>
-        <w:rPr>
-          <w:rFonts w:ascii="Arial Narrow" w:eastAsia="Arial Narrow" w:hAnsi="Arial Narrow" w:cs="Arial Narrow"/>
-          <w:sz w:val="16"/>
-          <w:szCs w:val="16"/>
-        </w:rPr>
-        <w:t>c</w:t>
-      </w:r>
-      <w:r>
-        <w:rPr>
-          <w:rFonts w:ascii="Arial Narrow" w:eastAsia="Arial Narrow" w:hAnsi="Arial Narrow" w:cs="Arial Narrow"/>
-          <w:sz w:val="16"/>
-          <w:szCs w:val="16"/>
-        </w:rPr>
-        <w:t xml:space="preserve">. </w:t>
-      </w:r>
-      <w:r>
-        <w:rPr>
-          <w:rFonts w:ascii="Arial Narrow" w:eastAsia="Arial Narrow" w:hAnsi="Arial Narrow" w:cs="Arial Narrow"/>
-          <w:sz w:val="16"/>
-          <w:szCs w:val="16"/>
-        </w:rPr>
-        <w:t>Modificar, sin el consentimiento expreso del consumidor, las condiciones y términos en los que adquirió un producto o contrató un servicio, inclusive si el proveedor considera que la modificación podría ser beneficiosa para el consumidor. No se puede presumir el silencio del consumidor como aceptación, salvo que él así lo haya autorizado expresamente y con anterioridad</w:t>
-      </w:r>
-      <w:r>
-        <w:rPr>
-          <w:rFonts w:ascii="Arial Narrow" w:eastAsia="Arial Narrow" w:hAnsi="Arial Narrow" w:cs="Arial Narrow"/>
-          <w:sz w:val="16"/>
-          <w:szCs w:val="16"/>
-        </w:rPr>
-        <w:t>.</w:t>
-      </w:r>
-    </w:p>
+    </w:p>
+  </w:footnote>
+  <w:footnote w:id="5">
     <w:p>
       <w:pPr>
         <w:pStyle w:val="Textonotapie"/>
@@ -6466,9 +6519,128 @@
           <w:szCs w:val="16"/>
         </w:rPr>
       </w:pPr>
-    </w:p>
-  </w:footnote>
-  <w:footnote w:id="5">
+      <w:r>
+        <w:rPr>
+          <w:rStyle w:val="Refdenotaalpie"/>
+          <w:rFonts w:ascii="Arial Narrow" w:eastAsia="Arial Narrow" w:hAnsi="Arial Narrow" w:cs="Arial Narrow"/>
+          <w:sz w:val="16"/>
+          <w:szCs w:val="16"/>
+          <w:vertAlign w:val="superscript"/>
+        </w:rPr>
+        <w:footnoteRef/>
+      </w:r>
+      <w:r>
+        <w:rPr>
+          <w:rFonts w:ascii="Arial Narrow" w:eastAsia="Arial Narrow" w:hAnsi="Arial Narrow" w:cs="Arial Narrow"/>
+          <w:sz w:val="16"/>
+          <w:szCs w:val="16"/>
+        </w:rPr>
+        <w:tab/>
+        <w:t xml:space="preserve"/>
+      </w:r>
+      <w:r>
+        <w:rPr>
+          <w:rFonts w:ascii="Arial Narrow" w:eastAsia="Arial Narrow" w:hAnsi="Arial Narrow" w:cs="Arial Narrow"/>
+          <w:sz w:val="16"/>
+          <w:szCs w:val="16"/>
+        </w:rPr>
+        <w:tab/>
+      </w:r>
+      <w:r>
+        <w:rPr>
+          <w:rFonts w:ascii="Arial Narrow" w:eastAsia="Arial Narrow" w:hAnsi="Arial Narrow" w:cs="Arial Narrow"/>
+          <w:b/>
+          <w:bCs/>
+          <w:sz w:val="16"/>
+          <w:szCs w:val="16"/>
+        </w:rPr>
+        <w:t xml:space="preserve">LEY 29571, CÓDIGO DE PROTECCIÓN Y DEFENSA DEL CONSUMIDOR, publicado el 2 de setiembre de 2010 y modificado por Decreto Legislativo 1308 </w:t>
+      </w:r>
+    </w:p>
+    <w:p>
+      <w:pPr>
+        <w:pStyle w:val="Textonotapie"/>
+        <w:ind w:left="567" w:right="-1"/>
+        <w:jc w:val="both"/>
+        <w:rPr>
+          <w:rFonts w:ascii="Arial Narrow" w:eastAsia="Arial Narrow" w:hAnsi="Arial Narrow" w:cs="Arial Narrow"/>
+          <w:b/>
+          <w:bCs/>
+          <w:sz w:val="16"/>
+          <w:szCs w:val="16"/>
+        </w:rPr>
+      </w:pPr>
+      <w:r>
+        <w:rPr>
+          <w:rFonts w:ascii="Arial Narrow" w:eastAsia="Arial Narrow" w:hAnsi="Arial Narrow" w:cs="Arial Narrow"/>
+          <w:b/>
+          <w:bCs/>
+          <w:sz w:val="16"/>
+          <w:szCs w:val="16"/>
+        </w:rPr>
+        <w:t>Artículo 47.- Protección mínima del contrato de consumo</w:t>
+      </w:r>
+    </w:p>
+    <w:p>
+      <w:pPr>
+        <w:pStyle w:val="Textonotapie"/>
+        <w:ind w:left="567" w:right="-1"/>
+        <w:jc w:val="both"/>
+        <w:rPr>
+          <w:rFonts w:ascii="Arial Narrow" w:eastAsia="Arial Narrow" w:hAnsi="Arial Narrow" w:cs="Arial Narrow"/>
+          <w:sz w:val="16"/>
+          <w:szCs w:val="16"/>
+        </w:rPr>
+      </w:pPr>
+      <w:r>
+        <w:rPr>
+          <w:rFonts w:ascii="Arial Narrow" w:eastAsia="Arial Narrow" w:hAnsi="Arial Narrow" w:cs="Arial Narrow"/>
+          <w:sz w:val="16"/>
+          <w:szCs w:val="16"/>
+        </w:rPr>
+        <w:t>En los contratos de consumo se observa lo siguiente:</w:t>
+      </w:r>
+    </w:p>
+    <w:p>
+      <w:pPr>
+        <w:pStyle w:val="Textonotapie"/>
+        <w:ind w:left="567" w:right="-1"/>
+        <w:jc w:val="both"/>
+        <w:rPr>
+          <w:rFonts w:ascii="Arial Narrow" w:eastAsia="Arial Narrow" w:hAnsi="Arial Narrow" w:cs="Arial Narrow"/>
+          <w:sz w:val="16"/>
+          <w:szCs w:val="16"/>
+        </w:rPr>
+      </w:pPr>
+      <w:r>
+        <w:rPr>
+          <w:rFonts w:ascii="Arial Narrow" w:eastAsia="Arial Narrow" w:hAnsi="Arial Narrow" w:cs="Arial Narrow"/>
+          <w:sz w:val="16"/>
+          <w:szCs w:val="16"/>
+        </w:rPr>
+        <w:t>(…)</w:t>
+      </w:r>
+    </w:p>
+    <w:p>
+      <w:pPr>
+        <w:pStyle w:val="Textonotapie"/>
+        <w:ind w:left="567" w:right="-1"/>
+        <w:jc w:val="both"/>
+        <w:rPr>
+          <w:rFonts w:ascii="Arial Narrow" w:eastAsia="Arial Narrow" w:hAnsi="Arial Narrow" w:cs="Arial Narrow"/>
+          <w:sz w:val="16"/>
+          <w:szCs w:val="16"/>
+        </w:rPr>
+      </w:pPr>
+      <w:r>
+        <w:rPr>
+          <w:rFonts w:ascii="Arial Narrow" w:eastAsia="Arial Narrow" w:hAnsi="Arial Narrow" w:cs="Arial Narrow"/>
+          <w:sz w:val="16"/>
+          <w:szCs w:val="16"/>
+        </w:rPr>
+        <w:t>e. Los proveedores deben entregar a los usuarios copia de los contratos y demás documentación relacionada con dichos actos jurídicos cuando estos hayan sido celebrados por escrito, incluidas las condiciones generales de la contratación. Asimismo, cuando el consumidor solicite copia física o virtual de estos, el proveedor debe entregar los documentos en un plazo máximo de quince días hábiles contados desde que recibió la solicitud. Los proveedores son responsables de dejar constancia de la entrega de los documentos al consumidor.</w:t>
+      </w:r>
+    </w:p>
     <w:p>
       <w:pPr>
         <w:pStyle w:val="Textonotapie"/>
@@ -6485,127 +6657,9 @@
           <w:szCs w:val="16"/>
         </w:rPr>
       </w:pPr>
-      <w:r>
-        <w:rPr>
-          <w:rStyle w:val="Refdenotaalpie"/>
-          <w:rFonts w:ascii="Arial Narrow" w:eastAsia="Arial Narrow" w:hAnsi="Arial Narrow" w:cs="Arial Narrow"/>
-          <w:sz w:val="16"/>
-          <w:szCs w:val="16"/>
-          <w:vertAlign w:val="superscript"/>
-        </w:rPr>
-        <w:footnoteRef/>
-      </w:r>
-      <w:r>
-        <w:rPr>
-          <w:rFonts w:ascii="Arial Narrow" w:eastAsia="Arial Narrow" w:hAnsi="Arial Narrow" w:cs="Arial Narrow"/>
-          <w:sz w:val="16"/>
-          <w:szCs w:val="16"/>
-        </w:rPr>
-        <w:t xml:space="preserve"> </w:t>
-      </w:r>
-      <w:r>
-        <w:rPr>
-          <w:rFonts w:ascii="Arial Narrow" w:eastAsia="Arial Narrow" w:hAnsi="Arial Narrow" w:cs="Arial Narrow"/>
-          <w:sz w:val="16"/>
-          <w:szCs w:val="16"/>
-        </w:rPr>
-        <w:tab/>
-      </w:r>
-      <w:r>
-        <w:rPr>
-          <w:rFonts w:ascii="Arial Narrow" w:eastAsia="Arial Narrow" w:hAnsi="Arial Narrow" w:cs="Arial Narrow"/>
-          <w:b/>
-          <w:bCs/>
-          <w:sz w:val="16"/>
-          <w:szCs w:val="16"/>
-        </w:rPr>
-        <w:t xml:space="preserve">LEY 29571, CÓDIGO DE PROTECCIÓN Y DEFENSA DEL CONSUMIDOR, publicado el 2 de setiembre de 2010 y modificado por Decreto Legislativo 1308 </w:t>
-      </w:r>
-    </w:p>
-    <w:p>
-      <w:pPr>
-        <w:pStyle w:val="Textonotapie"/>
-        <w:ind w:left="567" w:right="-1"/>
-        <w:jc w:val="both"/>
-        <w:rPr>
-          <w:rFonts w:ascii="Arial Narrow" w:eastAsia="Arial Narrow" w:hAnsi="Arial Narrow" w:cs="Arial Narrow"/>
-          <w:b/>
-          <w:bCs/>
-          <w:sz w:val="16"/>
-          <w:szCs w:val="16"/>
-        </w:rPr>
-      </w:pPr>
-      <w:r>
-        <w:rPr>
-          <w:rFonts w:ascii="Arial Narrow" w:eastAsia="Arial Narrow" w:hAnsi="Arial Narrow" w:cs="Arial Narrow"/>
-          <w:b/>
-          <w:bCs/>
-          <w:sz w:val="16"/>
-          <w:szCs w:val="16"/>
-        </w:rPr>
-        <w:t>Artículo 47.- Protección mínima del contrato de consumo</w:t>
-      </w:r>
-    </w:p>
-    <w:p>
-      <w:pPr>
-        <w:pStyle w:val="Textonotapie"/>
-        <w:ind w:left="567" w:right="-1"/>
-        <w:jc w:val="both"/>
-        <w:rPr>
-          <w:rFonts w:ascii="Arial Narrow" w:eastAsia="Arial Narrow" w:hAnsi="Arial Narrow" w:cs="Arial Narrow"/>
-          <w:sz w:val="16"/>
-          <w:szCs w:val="16"/>
-        </w:rPr>
-      </w:pPr>
-      <w:r>
-        <w:rPr>
-          <w:rFonts w:ascii="Arial Narrow" w:eastAsia="Arial Narrow" w:hAnsi="Arial Narrow" w:cs="Arial Narrow"/>
-          <w:sz w:val="16"/>
-          <w:szCs w:val="16"/>
-        </w:rPr>
-        <w:t>En los contratos de consumo se observa lo siguiente:</w:t>
-      </w:r>
-    </w:p>
-    <w:p>
-      <w:pPr>
-        <w:pStyle w:val="Textonotapie"/>
-        <w:ind w:left="567" w:right="-1"/>
-        <w:jc w:val="both"/>
-        <w:rPr>
-          <w:rFonts w:ascii="Arial Narrow" w:eastAsia="Arial Narrow" w:hAnsi="Arial Narrow" w:cs="Arial Narrow"/>
-          <w:sz w:val="16"/>
-          <w:szCs w:val="16"/>
-        </w:rPr>
-      </w:pPr>
-      <w:r>
-        <w:rPr>
-          <w:rFonts w:ascii="Arial Narrow" w:eastAsia="Arial Narrow" w:hAnsi="Arial Narrow" w:cs="Arial Narrow"/>
-          <w:sz w:val="16"/>
-          <w:szCs w:val="16"/>
-        </w:rPr>
-        <w:t>(…)</w:t>
-      </w:r>
-    </w:p>
-    <w:p>
-      <w:pPr>
-        <w:pStyle w:val="Textonotapie"/>
-        <w:ind w:left="567" w:right="-1"/>
-        <w:jc w:val="both"/>
-        <w:rPr>
-          <w:rFonts w:ascii="Arial Narrow" w:eastAsia="Arial Narrow" w:hAnsi="Arial Narrow" w:cs="Arial Narrow"/>
-          <w:sz w:val="16"/>
-          <w:szCs w:val="16"/>
-        </w:rPr>
-      </w:pPr>
-      <w:r>
-        <w:rPr>
-          <w:rFonts w:ascii="Arial Narrow" w:eastAsia="Arial Narrow" w:hAnsi="Arial Narrow" w:cs="Arial Narrow"/>
-          <w:sz w:val="16"/>
-          <w:szCs w:val="16"/>
-        </w:rPr>
-        <w:t>e. Los proveedores deben entregar a los usuarios copia de los contratos y demás documentación relacionada con dichos actos jurídicos cuando estos hayan sido celebrados por escrito, incluidas las condiciones generales de la contratación. Asimismo, cuando el consumidor solicite copia física o virtual de estos, el proveedor debe entregar los documentos en un plazo máximo de quince días hábiles contados desde que recibió la solicitud. Los proveedores son responsables de dejar constancia de la entrega de los documentos al consumidor.</w:t>
-      </w:r>
-    </w:p>
+    </w:p>
+  </w:footnote>
+  <w:footnote w:id="6">
     <w:p>
       <w:pPr>
         <w:pStyle w:val="Textonotapie"/>
@@ -6622,9 +6676,122 @@
           <w:szCs w:val="16"/>
         </w:rPr>
       </w:pPr>
-    </w:p>
-  </w:footnote>
-  <w:footnote w:id="6">
+      <w:r>
+        <w:rPr>
+          <w:rStyle w:val="Refdenotaalpie"/>
+          <w:rFonts w:ascii="Arial Narrow" w:eastAsia="Arial Narrow" w:hAnsi="Arial Narrow" w:cs="Arial Narrow"/>
+          <w:sz w:val="16"/>
+          <w:szCs w:val="16"/>
+          <w:vertAlign w:val="superscript"/>
+        </w:rPr>
+        <w:footnoteRef/>
+      </w:r>
+      <w:r>
+        <w:rPr>
+          <w:rFonts w:ascii="Arial Narrow" w:eastAsia="Arial Narrow" w:hAnsi="Arial Narrow" w:cs="Arial Narrow"/>
+          <w:sz w:val="16"/>
+          <w:szCs w:val="16"/>
+        </w:rPr>
+        <w:tab/>
+        <w:t xml:space="preserve"/>
+      </w:r>
+      <w:r>
+        <w:rPr>
+          <w:rFonts w:ascii="Arial Narrow" w:eastAsia="Arial Narrow" w:hAnsi="Arial Narrow" w:cs="Arial Narrow"/>
+          <w:sz w:val="16"/>
+          <w:szCs w:val="16"/>
+        </w:rPr>
+        <w:tab/>
+      </w:r>
+      <w:r>
+        <w:rPr>
+          <w:rFonts w:ascii="Arial Narrow" w:eastAsia="Arial Narrow" w:hAnsi="Arial Narrow" w:cs="Arial Narrow"/>
+          <w:b/>
+          <w:bCs/>
+          <w:sz w:val="16"/>
+          <w:szCs w:val="16"/>
+        </w:rPr>
+        <w:t xml:space="preserve">LEY 29571, CÓDIGO DE PROTECCIÓN Y DEFENSA DEL CONSUMIDOR, publicado el 2 de setiembre de 2010 y modificado por Decreto Legislativo 1308 </w:t>
+      </w:r>
+    </w:p>
+    <w:p>
+      <w:pPr>
+        <w:pStyle w:val="Textonotapie"/>
+        <w:ind w:firstLine="567"/>
+        <w:jc w:val="both"/>
+        <w:rPr>
+          <w:rFonts w:ascii="Arial Narrow" w:eastAsia="Arial Narrow" w:hAnsi="Arial Narrow" w:cs="Arial Narrow"/>
+          <w:b/>
+          <w:bCs/>
+          <w:sz w:val="16"/>
+          <w:szCs w:val="16"/>
+        </w:rPr>
+      </w:pPr>
+      <w:r>
+        <w:rPr>
+          <w:rFonts w:ascii="Arial Narrow" w:eastAsia="Arial Narrow" w:hAnsi="Arial Narrow" w:cs="Arial Narrow"/>
+          <w:b/>
+          <w:bCs/>
+          <w:sz w:val="16"/>
+          <w:szCs w:val="16"/>
+        </w:rPr>
+        <w:t>Artículo 1.- Derechos de los consumidores</w:t>
+      </w:r>
+    </w:p>
+    <w:p>
+      <w:pPr>
+        <w:pStyle w:val="Textonotapie"/>
+        <w:tabs>
+          <w:tab w:val="left" w:pos="567"/>
+        </w:tabs>
+        <w:jc w:val="both"/>
+        <w:rPr>
+          <w:rFonts w:ascii="Arial Narrow" w:eastAsia="Arial Narrow" w:hAnsi="Arial Narrow" w:cs="Arial Narrow"/>
+          <w:sz w:val="16"/>
+          <w:szCs w:val="16"/>
+        </w:rPr>
+      </w:pPr>
+      <w:r>
+        <w:rPr>
+          <w:rFonts w:ascii="Arial Narrow" w:eastAsia="Arial Narrow" w:hAnsi="Arial Narrow" w:cs="Arial Narrow"/>
+          <w:sz w:val="16"/>
+          <w:szCs w:val="16"/>
+        </w:rPr>
+        <w:tab/>
+        <w:t>1.1 (…)</w:t>
+      </w:r>
+    </w:p>
+    <w:p>
+      <w:pPr>
+        <w:pStyle w:val="Textonotapie"/>
+        <w:tabs>
+          <w:tab w:val="left" w:pos="567"/>
+        </w:tabs>
+        <w:ind w:left="570"/>
+        <w:jc w:val="both"/>
+        <w:rPr>
+          <w:rFonts w:ascii="Arial Narrow" w:eastAsia="Arial Narrow" w:hAnsi="Arial Narrow" w:cs="Arial Narrow"/>
+          <w:sz w:val="16"/>
+          <w:szCs w:val="16"/>
+        </w:rPr>
+      </w:pPr>
+      <w:r>
+        <w:rPr>
+          <w:rFonts w:ascii="Arial Narrow" w:eastAsia="Arial Narrow" w:hAnsi="Arial Narrow" w:cs="Arial Narrow"/>
+          <w:sz w:val="16"/>
+          <w:szCs w:val="16"/>
+        </w:rPr>
+        <w:t xml:space="preserve">b. </w:t>
+      </w:r>
+      <w:r>
+        <w:rPr>
+          <w:rFonts w:ascii="Arial Narrow" w:eastAsia="Arial Narrow" w:hAnsi="Arial Narrow" w:cs="Arial Narrow"/>
+          <w:sz w:val="16"/>
+          <w:szCs w:val="16"/>
+        </w:rPr>
+        <w:t xml:space="preserve">Derecho a acceder a información oportuna, suficiente, veraz y fácilmente accesible, relevante para tomar una decisión o realizar una elección de consumo que se ajuste a sus intereses, así como para efectuar un uso o consumo adecuado de los productos o servicios. </w:t>
+      </w:r>
+    </w:p>
     <w:p>
       <w:pPr>
         <w:pStyle w:val="Textonotapie"/>
@@ -6635,6 +6802,27 @@
         <w:jc w:val="both"/>
         <w:rPr>
           <w:rFonts w:ascii="Arial Narrow" w:eastAsia="Arial Narrow" w:hAnsi="Arial Narrow" w:cs="Arial Narrow"/>
+          <w:sz w:val="16"/>
+          <w:szCs w:val="16"/>
+        </w:rPr>
+      </w:pPr>
+      <w:r>
+        <w:rPr>
+          <w:rFonts w:ascii="Arial Narrow" w:eastAsia="Arial Narrow" w:hAnsi="Arial Narrow" w:cs="Arial Narrow"/>
+          <w:sz w:val="16"/>
+          <w:szCs w:val="16"/>
+        </w:rPr>
+        <w:tab/>
+        <w:t>(…).</w:t>
+      </w:r>
+    </w:p>
+    <w:p>
+      <w:pPr>
+        <w:pStyle w:val="Textonotapie"/>
+        <w:ind w:firstLine="567"/>
+        <w:jc w:val="both"/>
+        <w:rPr>
+          <w:rFonts w:ascii="Arial Narrow" w:eastAsia="Arial Narrow" w:hAnsi="Arial Narrow" w:cs="Arial Narrow"/>
           <w:b/>
           <w:bCs/>
           <w:sz w:val="16"/>
@@ -6643,63 +6831,13 @@
       </w:pPr>
       <w:r>
         <w:rPr>
-          <w:rStyle w:val="Refdenotaalpie"/>
-          <w:rFonts w:ascii="Arial Narrow" w:eastAsia="Arial Narrow" w:hAnsi="Arial Narrow" w:cs="Arial Narrow"/>
-          <w:sz w:val="16"/>
-          <w:szCs w:val="16"/>
-          <w:vertAlign w:val="superscript"/>
-        </w:rPr>
-        <w:footnoteRef/>
-      </w:r>
-      <w:r>
-        <w:rPr>
-          <w:rFonts w:ascii="Arial Narrow" w:eastAsia="Arial Narrow" w:hAnsi="Arial Narrow" w:cs="Arial Narrow"/>
-          <w:sz w:val="16"/>
-          <w:szCs w:val="16"/>
-        </w:rPr>
-        <w:t xml:space="preserve"> </w:t>
-      </w:r>
-      <w:r>
-        <w:rPr>
-          <w:rFonts w:ascii="Arial Narrow" w:eastAsia="Arial Narrow" w:hAnsi="Arial Narrow" w:cs="Arial Narrow"/>
-          <w:sz w:val="16"/>
-          <w:szCs w:val="16"/>
-        </w:rPr>
-        <w:tab/>
-      </w:r>
-      <w:r>
-        <w:rPr>
           <w:rFonts w:ascii="Arial Narrow" w:eastAsia="Arial Narrow" w:hAnsi="Arial Narrow" w:cs="Arial Narrow"/>
           <w:b/>
           <w:bCs/>
           <w:sz w:val="16"/>
           <w:szCs w:val="16"/>
         </w:rPr>
-        <w:t xml:space="preserve">LEY 29571, CÓDIGO DE PROTECCIÓN Y DEFENSA DEL CONSUMIDOR, publicado el 2 de setiembre de 2010 y modificado por Decreto Legislativo 1308 </w:t>
-      </w:r>
-    </w:p>
-    <w:p>
-      <w:pPr>
-        <w:pStyle w:val="Textonotapie"/>
-        <w:ind w:firstLine="567"/>
-        <w:jc w:val="both"/>
-        <w:rPr>
-          <w:rFonts w:ascii="Arial Narrow" w:eastAsia="Arial Narrow" w:hAnsi="Arial Narrow" w:cs="Arial Narrow"/>
-          <w:b/>
-          <w:bCs/>
-          <w:sz w:val="16"/>
-          <w:szCs w:val="16"/>
-        </w:rPr>
-      </w:pPr>
-      <w:r>
-        <w:rPr>
-          <w:rFonts w:ascii="Arial Narrow" w:eastAsia="Arial Narrow" w:hAnsi="Arial Narrow" w:cs="Arial Narrow"/>
-          <w:b/>
-          <w:bCs/>
-          <w:sz w:val="16"/>
-          <w:szCs w:val="16"/>
-        </w:rPr>
-        <w:t>Artículo 1.- Derechos de los consumidores</w:t>
+        <w:t>Artículo 2.- Información relevante</w:t>
       </w:r>
     </w:p>
     <w:p>
@@ -6708,21 +6846,21 @@
         <w:tabs>
           <w:tab w:val="left" w:pos="567"/>
         </w:tabs>
-        <w:jc w:val="both"/>
-        <w:rPr>
-          <w:rFonts w:ascii="Arial Narrow" w:eastAsia="Arial Narrow" w:hAnsi="Arial Narrow" w:cs="Arial Narrow"/>
-          <w:sz w:val="16"/>
-          <w:szCs w:val="16"/>
-        </w:rPr>
-      </w:pPr>
-      <w:r>
-        <w:rPr>
-          <w:rFonts w:ascii="Arial Narrow" w:eastAsia="Arial Narrow" w:hAnsi="Arial Narrow" w:cs="Arial Narrow"/>
-          <w:sz w:val="16"/>
-          <w:szCs w:val="16"/>
-        </w:rPr>
-        <w:tab/>
-        <w:t>1.1 (…)</w:t>
+        <w:ind w:left="567"/>
+        <w:jc w:val="both"/>
+        <w:rPr>
+          <w:rFonts w:ascii="Arial Narrow" w:eastAsia="Arial Narrow" w:hAnsi="Arial Narrow" w:cs="Arial Narrow"/>
+          <w:sz w:val="16"/>
+          <w:szCs w:val="16"/>
+        </w:rPr>
+      </w:pPr>
+      <w:r>
+        <w:rPr>
+          <w:rFonts w:ascii="Arial Narrow" w:eastAsia="Arial Narrow" w:hAnsi="Arial Narrow" w:cs="Arial Narrow"/>
+          <w:sz w:val="16"/>
+          <w:szCs w:val="16"/>
+        </w:rPr>
+        <w:t xml:space="preserve">2.1 El proveedor tiene la obligación de ofrecer al consumidor toda la información relevante para tomar una decisión o realizar una elección adecuada de consumo, así como para efectuar un uso o consumo adecuado de los productos o servicios. </w:t>
       </w:r>
     </w:p>
     <w:p>
@@ -6731,29 +6869,75 @@
         <w:tabs>
           <w:tab w:val="left" w:pos="567"/>
         </w:tabs>
-        <w:ind w:left="570"/>
-        <w:jc w:val="both"/>
-        <w:rPr>
-          <w:rFonts w:ascii="Arial Narrow" w:eastAsia="Arial Narrow" w:hAnsi="Arial Narrow" w:cs="Arial Narrow"/>
-          <w:sz w:val="16"/>
-          <w:szCs w:val="16"/>
-        </w:rPr>
-      </w:pPr>
-      <w:r>
-        <w:rPr>
-          <w:rFonts w:ascii="Arial Narrow" w:eastAsia="Arial Narrow" w:hAnsi="Arial Narrow" w:cs="Arial Narrow"/>
-          <w:sz w:val="16"/>
-          <w:szCs w:val="16"/>
-        </w:rPr>
-        <w:t xml:space="preserve">b. </w:t>
-      </w:r>
-      <w:r>
-        <w:rPr>
-          <w:rFonts w:ascii="Arial Narrow" w:eastAsia="Arial Narrow" w:hAnsi="Arial Narrow" w:cs="Arial Narrow"/>
-          <w:sz w:val="16"/>
-          <w:szCs w:val="16"/>
-        </w:rPr>
-        <w:t xml:space="preserve">Derecho a acceder a información oportuna, suficiente, veraz y fácilmente accesible, relevante para tomar una decisión o realizar una elección de consumo que se ajuste a sus intereses, así como para efectuar un uso o consumo adecuado de los productos o servicios. </w:t>
+        <w:ind w:left="567"/>
+        <w:jc w:val="both"/>
+        <w:rPr>
+          <w:rFonts w:ascii="Arial Narrow" w:eastAsia="Arial Narrow" w:hAnsi="Arial Narrow" w:cs="Arial Narrow"/>
+          <w:sz w:val="16"/>
+          <w:szCs w:val="16"/>
+        </w:rPr>
+      </w:pPr>
+      <w:r>
+        <w:rPr>
+          <w:rFonts w:ascii="Arial Narrow" w:eastAsia="Arial Narrow" w:hAnsi="Arial Narrow" w:cs="Arial Narrow"/>
+          <w:sz w:val="16"/>
+          <w:szCs w:val="16"/>
+        </w:rPr>
+        <w:t xml:space="preserve">2.2 La información debe ser veraz, suficiente, de fácil comprensión, apropiada, oportuna y fácilmente accesible, debiendo ser brindada en idioma castellano. </w:t>
+      </w:r>
+    </w:p>
+    <w:p>
+      <w:pPr>
+        <w:pStyle w:val="Textonotapie"/>
+        <w:tabs>
+          <w:tab w:val="left" w:pos="567"/>
+        </w:tabs>
+        <w:ind w:left="567"/>
+        <w:jc w:val="both"/>
+        <w:rPr>
+          <w:rFonts w:ascii="Arial Narrow" w:eastAsia="Arial Narrow" w:hAnsi="Arial Narrow" w:cs="Arial Narrow"/>
+          <w:sz w:val="16"/>
+          <w:szCs w:val="16"/>
+        </w:rPr>
+      </w:pPr>
+      <w:r>
+        <w:rPr>
+          <w:rFonts w:ascii="Arial Narrow" w:eastAsia="Arial Narrow" w:hAnsi="Arial Narrow" w:cs="Arial Narrow"/>
+          <w:sz w:val="16"/>
+          <w:szCs w:val="16"/>
+        </w:rPr>
+        <w:t xml:space="preserve">2.3 Sin perjuicio de las exigencias concretas de las normas sectoriales correspondientes, para analizar la información relevante se tiene en consideración a toda aquella sin la cual no se hubiera adoptado la decisión de consumo o se hubiera efectuado en términos substancialmente distintos. Para ello se debe examinar si la información omitida desnaturaliza las condiciones en que se realizó la oferta al consumidor. </w:t>
+      </w:r>
+    </w:p>
+    <w:p>
+      <w:pPr>
+        <w:pStyle w:val="Textonotapie"/>
+        <w:tabs>
+          <w:tab w:val="left" w:pos="567"/>
+        </w:tabs>
+        <w:ind w:left="567"/>
+        <w:jc w:val="both"/>
+        <w:rPr>
+          <w:rFonts w:ascii="Arial Narrow" w:eastAsia="Arial Narrow" w:hAnsi="Arial Narrow" w:cs="Arial Narrow"/>
+          <w:sz w:val="16"/>
+          <w:szCs w:val="16"/>
+        </w:rPr>
+      </w:pPr>
+      <w:r>
+        <w:rPr>
+          <w:rFonts w:ascii="Arial Narrow" w:eastAsia="Arial Narrow" w:hAnsi="Arial Narrow" w:cs="Arial Narrow"/>
+          <w:sz w:val="16"/>
+          <w:szCs w:val="16"/>
+        </w:rPr>
+        <w:t>2.4 Al evaluarse la información, deben considerarse los problemas de confusión que generarían al consumidor el suministro de información excesiva o sumamente compleja, atendiendo a la naturaleza del producto adquirido o al servicio contratado</w:t>
+      </w:r>
+      <w:r>
+        <w:rPr>
+          <w:rFonts w:ascii="Arial Narrow" w:eastAsia="Arial Narrow" w:hAnsi="Arial Narrow" w:cs="Arial Narrow"/>
+          <w:sz w:val="16"/>
+          <w:szCs w:val="16"/>
+        </w:rPr>
+        <w:t xml:space="preserve">. </w:t>
       </w:r>
     </w:p>
     <w:p>
@@ -6766,171 +6950,6 @@
         <w:jc w:val="both"/>
         <w:rPr>
           <w:rFonts w:ascii="Arial Narrow" w:eastAsia="Arial Narrow" w:hAnsi="Arial Narrow" w:cs="Arial Narrow"/>
-          <w:sz w:val="16"/>
-          <w:szCs w:val="16"/>
-        </w:rPr>
-      </w:pPr>
-      <w:r>
-        <w:rPr>
-          <w:rFonts w:ascii="Arial Narrow" w:eastAsia="Arial Narrow" w:hAnsi="Arial Narrow" w:cs="Arial Narrow"/>
-          <w:sz w:val="16"/>
-          <w:szCs w:val="16"/>
-        </w:rPr>
-        <w:tab/>
-        <w:t>(…).</w:t>
-      </w:r>
-    </w:p>
-    <w:p>
-      <w:pPr>
-        <w:pStyle w:val="Textonotapie"/>
-        <w:tabs>
-          <w:tab w:val="left" w:pos="567"/>
-        </w:tabs>
-        <w:ind w:left="567" w:right="-1" w:hanging="567"/>
-        <w:jc w:val="both"/>
-        <w:rPr>
-          <w:rFonts w:ascii="Arial Narrow" w:eastAsia="Arial Narrow" w:hAnsi="Arial Narrow" w:cs="Arial Narrow"/>
-          <w:b/>
-          <w:bCs/>
-          <w:sz w:val="16"/>
-          <w:szCs w:val="16"/>
-        </w:rPr>
-      </w:pPr>
-    </w:p>
-    <w:p>
-      <w:pPr>
-        <w:pStyle w:val="Textonotapie"/>
-        <w:ind w:firstLine="567"/>
-        <w:jc w:val="both"/>
-        <w:rPr>
-          <w:rFonts w:ascii="Arial Narrow" w:eastAsia="Arial Narrow" w:hAnsi="Arial Narrow" w:cs="Arial Narrow"/>
-          <w:b/>
-          <w:bCs/>
-          <w:sz w:val="16"/>
-          <w:szCs w:val="16"/>
-        </w:rPr>
-      </w:pPr>
-      <w:r>
-        <w:rPr>
-          <w:rFonts w:ascii="Arial Narrow" w:eastAsia="Arial Narrow" w:hAnsi="Arial Narrow" w:cs="Arial Narrow"/>
-          <w:b/>
-          <w:bCs/>
-          <w:sz w:val="16"/>
-          <w:szCs w:val="16"/>
-        </w:rPr>
-        <w:t>Artículo 2.- Información relevante</w:t>
-      </w:r>
-    </w:p>
-    <w:p>
-      <w:pPr>
-        <w:pStyle w:val="Textonotapie"/>
-        <w:tabs>
-          <w:tab w:val="left" w:pos="567"/>
-        </w:tabs>
-        <w:ind w:left="567"/>
-        <w:jc w:val="both"/>
-        <w:rPr>
-          <w:rFonts w:ascii="Arial Narrow" w:eastAsia="Arial Narrow" w:hAnsi="Arial Narrow" w:cs="Arial Narrow"/>
-          <w:sz w:val="16"/>
-          <w:szCs w:val="16"/>
-        </w:rPr>
-      </w:pPr>
-      <w:r>
-        <w:rPr>
-          <w:rFonts w:ascii="Arial Narrow" w:eastAsia="Arial Narrow" w:hAnsi="Arial Narrow" w:cs="Arial Narrow"/>
-          <w:sz w:val="16"/>
-          <w:szCs w:val="16"/>
-        </w:rPr>
-        <w:t xml:space="preserve">2.1 El proveedor tiene la obligación de ofrecer al consumidor toda la información relevante para tomar una decisión o realizar una elección adecuada de consumo, así como para efectuar un uso o consumo adecuado de los productos o servicios. </w:t>
-      </w:r>
-    </w:p>
-    <w:p>
-      <w:pPr>
-        <w:pStyle w:val="Textonotapie"/>
-        <w:tabs>
-          <w:tab w:val="left" w:pos="567"/>
-        </w:tabs>
-        <w:ind w:left="567"/>
-        <w:jc w:val="both"/>
-        <w:rPr>
-          <w:rFonts w:ascii="Arial Narrow" w:eastAsia="Arial Narrow" w:hAnsi="Arial Narrow" w:cs="Arial Narrow"/>
-          <w:sz w:val="16"/>
-          <w:szCs w:val="16"/>
-        </w:rPr>
-      </w:pPr>
-      <w:r>
-        <w:rPr>
-          <w:rFonts w:ascii="Arial Narrow" w:eastAsia="Arial Narrow" w:hAnsi="Arial Narrow" w:cs="Arial Narrow"/>
-          <w:sz w:val="16"/>
-          <w:szCs w:val="16"/>
-        </w:rPr>
-        <w:t xml:space="preserve">2.2 La información debe ser veraz, suficiente, de fácil comprensión, apropiada, oportuna y fácilmente accesible, debiendo ser brindada en idioma castellano. </w:t>
-      </w:r>
-    </w:p>
-    <w:p>
-      <w:pPr>
-        <w:pStyle w:val="Textonotapie"/>
-        <w:tabs>
-          <w:tab w:val="left" w:pos="567"/>
-        </w:tabs>
-        <w:ind w:left="567"/>
-        <w:jc w:val="both"/>
-        <w:rPr>
-          <w:rFonts w:ascii="Arial Narrow" w:eastAsia="Arial Narrow" w:hAnsi="Arial Narrow" w:cs="Arial Narrow"/>
-          <w:sz w:val="16"/>
-          <w:szCs w:val="16"/>
-        </w:rPr>
-      </w:pPr>
-      <w:r>
-        <w:rPr>
-          <w:rFonts w:ascii="Arial Narrow" w:eastAsia="Arial Narrow" w:hAnsi="Arial Narrow" w:cs="Arial Narrow"/>
-          <w:sz w:val="16"/>
-          <w:szCs w:val="16"/>
-        </w:rPr>
-        <w:t xml:space="preserve">2.3 Sin perjuicio de las exigencias concretas de las normas sectoriales correspondientes, para analizar la información relevante se tiene en consideración a toda aquella sin la cual no se hubiera adoptado la decisión de consumo o se hubiera efectuado en términos substancialmente distintos. Para ello se debe examinar si la información omitida desnaturaliza las condiciones en que se realizó la oferta al consumidor. </w:t>
-      </w:r>
-    </w:p>
-    <w:p>
-      <w:pPr>
-        <w:pStyle w:val="Textonotapie"/>
-        <w:tabs>
-          <w:tab w:val="left" w:pos="567"/>
-        </w:tabs>
-        <w:ind w:left="567"/>
-        <w:jc w:val="both"/>
-        <w:rPr>
-          <w:rFonts w:ascii="Arial Narrow" w:eastAsia="Arial Narrow" w:hAnsi="Arial Narrow" w:cs="Arial Narrow"/>
-          <w:sz w:val="16"/>
-          <w:szCs w:val="16"/>
-        </w:rPr>
-      </w:pPr>
-      <w:r>
-        <w:rPr>
-          <w:rFonts w:ascii="Arial Narrow" w:eastAsia="Arial Narrow" w:hAnsi="Arial Narrow" w:cs="Arial Narrow"/>
-          <w:sz w:val="16"/>
-          <w:szCs w:val="16"/>
-        </w:rPr>
-        <w:t>2.4 Al evaluarse la información, deben considerarse los problemas de confusión que generarían al consumidor el suministro de información excesiva o sumamente compleja, atendiendo a la naturaleza del producto adquirido o al servicio contratado</w:t>
-      </w:r>
-      <w:r>
-        <w:rPr>
-          <w:rFonts w:ascii="Arial Narrow" w:eastAsia="Arial Narrow" w:hAnsi="Arial Narrow" w:cs="Arial Narrow"/>
-          <w:sz w:val="16"/>
-          <w:szCs w:val="16"/>
-        </w:rPr>
-        <w:t xml:space="preserve">. </w:t>
-      </w:r>
-    </w:p>
-    <w:p>
-      <w:pPr>
-        <w:pStyle w:val="Textonotapie"/>
-        <w:tabs>
-          <w:tab w:val="left" w:pos="567"/>
-        </w:tabs>
-        <w:ind w:left="567" w:right="-1" w:hanging="567"/>
-        <w:jc w:val="both"/>
-        <w:rPr>
-          <w:rFonts w:ascii="Arial Narrow" w:eastAsia="Arial Narrow" w:hAnsi="Arial Narrow" w:cs="Arial Narrow"/>
           <w:b/>
           <w:bCs/>
           <w:sz w:val="16"/>
@@ -6972,7 +6991,8 @@
           <w:sz w:val="16"/>
           <w:szCs w:val="16"/>
         </w:rPr>
-        <w:t xml:space="preserve"> </w:t>
+        <w:tab/>
+        <w:t xml:space="preserve"/>
       </w:r>
       <w:r>
         <w:rPr>
@@ -7065,27 +7085,6 @@
           <w:szCs w:val="16"/>
         </w:rPr>
         <w:t>(...).</w:t>
-      </w:r>
-    </w:p>
-    <w:p>
-      <w:pPr>
-        <w:pStyle w:val="Textonotapie"/>
-        <w:spacing w:after="200"/>
-        <w:ind w:left="567"/>
-        <w:jc w:val="both"/>
-        <w:rPr>
-          <w:rFonts w:ascii="Arial Narrow" w:eastAsia="Arial Narrow" w:hAnsi="Arial Narrow" w:cs="Arial Narrow"/>
-          <w:sz w:val="16"/>
-          <w:szCs w:val="16"/>
-        </w:rPr>
-      </w:pPr>
-      <w:r>
-        <w:rPr>
-          <w:rFonts w:ascii="Arial Narrow" w:eastAsia="Arial Narrow" w:hAnsi="Arial Narrow" w:cs="Arial Narrow"/>
-          <w:sz w:val="16"/>
-          <w:szCs w:val="16"/>
-        </w:rPr>
-        <w:t xml:space="preserve">. </w:t>
       </w:r>
     </w:p>
     <w:p>
@@ -7137,7 +7136,8 @@
           <w:sz w:val="16"/>
           <w:szCs w:val="16"/>
         </w:rPr>
-        <w:t xml:space="preserve"> </w:t>
+        <w:tab/>
+        <w:t xml:space="preserve"/>
       </w:r>
       <w:r>
         <w:rPr>
@@ -7215,7 +7215,8 @@
           <w:sz w:val="16"/>
           <w:szCs w:val="16"/>
         </w:rPr>
-        <w:t xml:space="preserve"> </w:t>
+        <w:tab/>
+        <w:t xml:space="preserve"/>
       </w:r>
       <w:r>
         <w:rPr>
@@ -7329,7 +7330,7 @@
       </w:pPr>
     </w:p>
   </w:footnote>
-  <w:footnote w:id="15">
+  <w:footnote w:id="10">
     <w:p>
       <w:pPr>
         <w:pStyle w:val="Textonotapie"/>
@@ -7438,7 +7439,7 @@
       </w:pPr>
     </w:p>
   </w:footnote>
-  <w:footnote w:id="16">
+  <w:footnote w:id="11">
     <w:p>
       <w:pPr>
         <w:pStyle w:val="Textonotapie"/>
@@ -7572,7 +7573,7 @@
       </w:pPr>
     </w:p>
   </w:footnote>
-  <w:footnote w:id="10">
+  <w:footnote w:id="12">
     <w:p>
       <w:pPr>
         <w:pStyle w:val="Textonotapie"/>
@@ -7605,7 +7606,8 @@
           <w:sz w:val="16"/>
           <w:szCs w:val="16"/>
         </w:rPr>
-        <w:t xml:space="preserve"> </w:t>
+        <w:tab/>
+        <w:t xml:space="preserve"/>
       </w:r>
       <w:r>
         <w:rPr>
@@ -7758,7 +7760,7 @@
       </w:pPr>
     </w:p>
   </w:footnote>
-  <w:footnote w:id="11">
+  <w:footnote w:id="13">
     <w:p>
       <w:pPr>
         <w:pStyle w:val="Textonotapie"/>
@@ -7791,7 +7793,8 @@
           <w:sz w:val="16"/>
           <w:szCs w:val="16"/>
         </w:rPr>
-        <w:t xml:space="preserve"> </w:t>
+        <w:tab/>
+        <w:t xml:space="preserve"/>
       </w:r>
       <w:r>
         <w:rPr>
@@ -8468,7 +8471,7 @@
       </w:pPr>
     </w:p>
   </w:footnote>
-  <w:footnote w:id="12">
+  <w:footnote w:id="14">
     <w:p>
       <w:pPr>
         <w:pStyle w:val="Textonotapie"/>
@@ -8501,7 +8504,8 @@
           <w:sz w:val="16"/>
           <w:szCs w:val="16"/>
         </w:rPr>
-        <w:t xml:space="preserve"> </w:t>
+        <w:tab/>
+        <w:t xml:space="preserve"/>
       </w:r>
       <w:r>
         <w:rPr>
@@ -8634,7 +8638,7 @@
       </w:pPr>
     </w:p>
   </w:footnote>
-  <w:footnote w:id="13">
+  <w:footnote w:id="15">
     <w:p>
       <w:pPr>
         <w:pStyle w:val="Textonotapie"/>
@@ -8668,7 +8672,8 @@
           <w:sz w:val="16"/>
           <w:szCs w:val="16"/>
         </w:rPr>
-        <w:t xml:space="preserve"> </w:t>
+        <w:tab/>
+        <w:t xml:space="preserve"/>
       </w:r>
       <w:r>
         <w:rPr>
@@ -8728,7 +8733,7 @@
       </w:pPr>
     </w:p>
   </w:footnote>
-  <w:footnote w:id="14">
+  <w:footnote w:id="16">
     <w:p>
       <w:pPr>
         <w:pStyle w:val="Textonotapie"/>
@@ -8762,7 +8767,8 @@
           <w:sz w:val="16"/>
           <w:szCs w:val="16"/>
         </w:rPr>
-        <w:t xml:space="preserve"> </w:t>
+        <w:tab/>
+        <w:t xml:space="preserve"/>
       </w:r>
       <w:r>
         <w:rPr>

--- a/plantillas_maestras/10_seguro_sepelio/cobro_indebido_primas/2_o_mas_ddos_varios/varon/TPL_2436_2026_SEGURO_SEPELIO_COBRO_INDEBIDO_PRIMAS_ASEGURADORA_VARON_R2.docx
+++ b/plantillas_maestras/10_seguro_sepelio/cobro_indebido_primas/2_o_mas_ddos_varios/varon/TPL_2436_2026_SEGURO_SEPELIO_COBRO_INDEBIDO_PRIMAS_ASEGURADORA_VARON_R2.docx
@@ -414,7 +414,7 @@
     </w:p>
     <w:p>
       <w:pPr>
-        <w:spacing w:after="0" w:line="240" w:lineRule="auto"/>
+        <w:spacing w:before="0" w:after="0" w:line="240" w:lineRule="auto"/>
         <w:jc w:val="both"/>
         <w:rPr>
           <w:rFonts w:ascii="Arial Narrow" w:eastAsia="Arial Narrow" w:hAnsi="Arial Narrow" w:cs="Arial Narrow"/>
@@ -540,7 +540,7 @@
     </w:p>
     <w:p>
       <w:pPr>
-        <w:spacing w:after="0" w:line="240" w:lineRule="auto"/>
+        <w:spacing w:before="0" w:after="0" w:line="240" w:lineRule="auto"/>
         <w:jc w:val="both"/>
         <w:rPr>
           <w:rFonts w:ascii="Arial Narrow" w:eastAsia="Arial Narrow" w:hAnsi="Arial Narrow" w:cs="Arial Narrow"/>
@@ -600,7 +600,7 @@
     <w:p>
       <w:pPr>
         <w:pStyle w:val="Prrafodelista"/>
-        <w:spacing w:after="0" w:line="240" w:lineRule="auto"/>
+        <w:spacing w:before="0" w:after="0" w:line="240" w:lineRule="auto"/>
         <w:ind w:left="1134"/>
         <w:jc w:val="both"/>
         <w:rPr>
@@ -662,7 +662,7 @@
     <w:p>
       <w:pPr>
         <w:pStyle w:val="Prrafodelista"/>
-        <w:spacing w:after="0" w:line="240" w:lineRule="auto"/>
+        <w:spacing w:before="0" w:after="0" w:line="240" w:lineRule="auto"/>
         <w:ind w:left="1134"/>
         <w:jc w:val="both"/>
         <w:rPr>
@@ -733,7 +733,7 @@
     <w:p>
       <w:pPr>
         <w:pStyle w:val="Prrafodelista"/>
-        <w:spacing w:after="0" w:line="240" w:lineRule="auto"/>
+        <w:spacing w:before="0" w:after="0" w:line="240" w:lineRule="auto"/>
         <w:ind w:left="1134"/>
         <w:jc w:val="both"/>
         <w:rPr>
@@ -804,7 +804,7 @@
     <w:p>
       <w:pPr>
         <w:pStyle w:val="Prrafodelista"/>
-        <w:spacing w:after="0" w:line="240" w:lineRule="auto"/>
+        <w:spacing w:before="0" w:after="0" w:line="240" w:lineRule="auto"/>
         <w:ind w:left="1134"/>
         <w:jc w:val="both"/>
         <w:rPr>
@@ -938,7 +938,7 @@
     <w:p>
       <w:pPr>
         <w:pStyle w:val="Prrafodelista"/>
-        <w:spacing w:after="0" w:line="240" w:lineRule="auto"/>
+        <w:spacing w:before="0" w:after="0" w:line="240" w:lineRule="auto"/>
         <w:ind w:left="1134"/>
         <w:jc w:val="both"/>
         <w:rPr>
@@ -1000,7 +1000,7 @@
     <w:p>
       <w:pPr>
         <w:pStyle w:val="Prrafodelista"/>
-        <w:spacing w:after="0" w:line="240" w:lineRule="auto"/>
+        <w:spacing w:before="0" w:after="0" w:line="240" w:lineRule="auto"/>
         <w:ind w:left="1134"/>
         <w:jc w:val="both"/>
         <w:rPr>
@@ -1143,7 +1143,7 @@
     <w:p>
       <w:pPr>
         <w:pStyle w:val="Prrafodelista"/>
-        <w:spacing w:after="0" w:line="240" w:lineRule="auto"/>
+        <w:spacing w:before="0" w:after="0" w:line="240" w:lineRule="auto"/>
         <w:ind w:left="1134"/>
         <w:jc w:val="both"/>
         <w:rPr>
@@ -1223,7 +1223,7 @@
     <w:p>
       <w:pPr>
         <w:pStyle w:val="Prrafodelista"/>
-        <w:spacing w:after="0" w:line="240" w:lineRule="auto"/>
+        <w:spacing w:before="0" w:after="0" w:line="240" w:lineRule="auto"/>
         <w:ind w:left="1134"/>
         <w:jc w:val="both"/>
         <w:rPr>
@@ -1276,7 +1276,7 @@
     <w:p>
       <w:pPr>
         <w:pStyle w:val="Prrafodelista"/>
-        <w:spacing w:after="0" w:line="240" w:lineRule="auto"/>
+        <w:spacing w:before="0" w:after="0" w:line="240" w:lineRule="auto"/>
         <w:ind w:left="1134"/>
         <w:jc w:val="both"/>
         <w:rPr>
@@ -1356,7 +1356,7 @@
     <w:p>
       <w:pPr>
         <w:pStyle w:val="Prrafodelista"/>
-        <w:spacing w:after="0" w:line="240" w:lineRule="auto"/>
+        <w:spacing w:before="0" w:after="0" w:line="240" w:lineRule="auto"/>
         <w:ind w:left="1134"/>
         <w:jc w:val="both"/>
         <w:rPr>
@@ -1828,7 +1828,7 @@
     </w:p>
     <w:p>
       <w:pPr>
-        <w:spacing w:after="0" w:line="240" w:lineRule="auto"/>
+        <w:spacing w:before="0" w:after="0" w:line="240" w:lineRule="auto"/>
         <w:contextualSpacing/>
         <w:jc w:val="both"/>
         <w:rPr>
@@ -1884,7 +1884,7 @@
     </w:p>
     <w:p>
       <w:pPr>
-        <w:spacing w:after="0" w:line="240" w:lineRule="auto"/>
+        <w:spacing w:before="0" w:after="0" w:line="240" w:lineRule="auto"/>
         <w:contextualSpacing/>
         <w:jc w:val="both"/>
         <w:rPr>
@@ -2052,7 +2052,7 @@
     <w:p>
       <w:pPr>
         <w:pStyle w:val="Prrafodelista"/>
-        <w:spacing w:after="0" w:line="240" w:lineRule="auto"/>
+        <w:spacing w:before="0" w:after="0" w:line="240" w:lineRule="auto"/>
         <w:ind w:left="567"/>
         <w:jc w:val="both"/>
         <w:rPr>
@@ -2161,7 +2161,7 @@
     <w:p>
       <w:pPr>
         <w:pStyle w:val="Prrafodelista"/>
-        <w:spacing w:after="0" w:line="240" w:lineRule="auto"/>
+        <w:spacing w:before="0" w:after="0" w:line="240" w:lineRule="auto"/>
         <w:ind w:left="567"/>
         <w:jc w:val="both"/>
         <w:rPr>
@@ -2270,7 +2270,7 @@
     <w:p>
       <w:pPr>
         <w:pStyle w:val="Prrafodelista"/>
-        <w:spacing w:after="0" w:line="240" w:lineRule="auto"/>
+        <w:spacing w:before="0" w:after="0" w:line="240" w:lineRule="auto"/>
         <w:ind w:left="567"/>
         <w:jc w:val="both"/>
         <w:rPr>
@@ -2389,7 +2389,7 @@
     <w:p>
       <w:pPr>
         <w:pStyle w:val="Prrafodelista"/>
-        <w:spacing w:after="0" w:line="240" w:lineRule="auto"/>
+        <w:spacing w:before="0" w:after="0" w:line="240" w:lineRule="auto"/>
         <w:ind w:left="567"/>
         <w:jc w:val="both"/>
         <w:rPr>
@@ -2589,7 +2589,7 @@
     </w:p>
     <w:p>
       <w:pPr>
-        <w:spacing w:after="0" w:line="240" w:lineRule="auto"/>
+        <w:spacing w:before="0" w:after="0" w:line="240" w:lineRule="auto"/>
         <w:jc w:val="both"/>
         <w:rPr>
           <w:rFonts w:ascii="Arial Narrow" w:eastAsia="Arial Narrow" w:hAnsi="Arial Narrow" w:cs="Arial Narrow"/>
@@ -2747,7 +2747,7 @@
     </w:p>
     <w:p>
       <w:pPr>
-        <w:spacing w:after="0" w:line="240" w:lineRule="auto"/>
+        <w:spacing w:before="0" w:after="0" w:line="240" w:lineRule="auto"/>
         <w:jc w:val="both"/>
         <w:rPr>
           <w:rFonts w:ascii="Arial Narrow" w:eastAsia="Arial Narrow" w:hAnsi="Arial Narrow" w:cs="Arial Narrow"/>
@@ -2918,7 +2918,7 @@
     <w:p>
       <w:pPr>
         <w:pStyle w:val="Prrafodelista"/>
-        <w:spacing w:after="0" w:line="240" w:lineRule="auto"/>
+        <w:spacing w:before="0" w:after="0" w:line="240" w:lineRule="auto"/>
         <w:rPr>
           <w:rFonts w:ascii="Arial Narrow" w:eastAsia="Arial Narrow" w:hAnsi="Arial Narrow" w:cs="Arial Narrow"/>
           <w:kern w:val="0"/>
@@ -3025,7 +3025,7 @@
     <w:p>
       <w:pPr>
         <w:pStyle w:val="Prrafodelista"/>
-        <w:spacing w:after="0" w:line="240" w:lineRule="auto"/>
+        <w:spacing w:before="0" w:after="0" w:line="240" w:lineRule="auto"/>
         <w:ind w:left="567"/>
         <w:jc w:val="both"/>
         <w:rPr>
@@ -3098,7 +3098,7 @@
     </w:p>
     <w:p>
       <w:pPr>
-        <w:spacing w:after="0" w:line="240" w:lineRule="auto"/>
+        <w:spacing w:before="0" w:after="0" w:line="240" w:lineRule="auto"/>
         <w:ind w:left="567"/>
         <w:contextualSpacing/>
         <w:jc w:val="both"/>
@@ -3155,7 +3155,7 @@
     </w:p>
     <w:p>
       <w:pPr>
-        <w:spacing w:after="0" w:line="240" w:lineRule="auto"/>
+        <w:spacing w:before="0" w:after="0" w:line="240" w:lineRule="auto"/>
         <w:jc w:val="both"/>
         <w:rPr>
           <w:rFonts w:ascii="Arial Narrow" w:eastAsia="Arial Narrow" w:hAnsi="Arial Narrow" w:cs="Arial Narrow"/>
@@ -3259,7 +3259,7 @@
     <w:p>
       <w:pPr>
         <w:pStyle w:val="Prrafodelista"/>
-        <w:spacing w:after="0" w:line="240" w:lineRule="auto"/>
+        <w:spacing w:before="0" w:after="0" w:line="240" w:lineRule="auto"/>
         <w:ind w:left="567"/>
         <w:jc w:val="both"/>
         <w:rPr>
@@ -3327,7 +3327,7 @@
     </w:p>
     <w:p>
       <w:pPr>
-        <w:spacing w:after="0" w:line="240" w:lineRule="auto"/>
+        <w:spacing w:before="0" w:after="0" w:line="240" w:lineRule="auto"/>
         <w:jc w:val="both"/>
         <w:rPr>
           <w:rFonts w:ascii="Arial Narrow" w:eastAsia="Arial Narrow" w:hAnsi="Arial Narrow" w:cs="Arial Narrow"/>
@@ -3463,7 +3463,7 @@
     </w:p>
     <w:p>
       <w:pPr>
-        <w:spacing w:after="0" w:line="240" w:lineRule="auto"/>
+        <w:spacing w:before="0" w:after="0" w:line="240" w:lineRule="auto"/>
         <w:jc w:val="both"/>
         <w:rPr>
           <w:rFonts w:ascii="Arial Narrow" w:eastAsia="Arial Narrow" w:hAnsi="Arial Narrow" w:cs="Arial Narrow"/>
@@ -3540,7 +3540,7 @@
     <w:p>
       <w:pPr>
         <w:pStyle w:val="Prrafodelista"/>
-        <w:spacing w:after="0" w:line="240" w:lineRule="auto"/>
+        <w:spacing w:before="0" w:after="0" w:line="240" w:lineRule="auto"/>
         <w:ind w:left="567"/>
         <w:jc w:val="both"/>
         <w:rPr>
@@ -3608,7 +3608,7 @@
     <w:p>
       <w:pPr>
         <w:pStyle w:val="Prrafodelista"/>
-        <w:spacing w:after="0" w:line="240" w:lineRule="auto"/>
+        <w:spacing w:before="0" w:after="0" w:line="240" w:lineRule="auto"/>
         <w:ind w:left="567"/>
         <w:jc w:val="both"/>
         <w:rPr>
@@ -3694,7 +3694,7 @@
     </w:p>
     <w:p>
       <w:pPr>
-        <w:spacing w:after="0" w:line="240" w:lineRule="auto"/>
+        <w:spacing w:before="0" w:after="0" w:line="240" w:lineRule="auto"/>
         <w:jc w:val="both"/>
         <w:rPr>
           <w:rFonts w:ascii="Arial Narrow" w:eastAsia="Arial Narrow" w:hAnsi="Arial Narrow" w:cs="Arial Narrow"/>
@@ -3828,7 +3828,7 @@
     <w:p>
       <w:pPr>
         <w:pStyle w:val="Prrafodelista"/>
-        <w:spacing w:after="0" w:line="240" w:lineRule="auto"/>
+        <w:spacing w:before="0" w:after="0" w:line="240" w:lineRule="auto"/>
         <w:ind w:left="567"/>
         <w:jc w:val="both"/>
         <w:rPr>
@@ -3947,7 +3947,7 @@
     <w:p>
       <w:pPr>
         <w:pStyle w:val="Prrafodelista"/>
-        <w:spacing w:after="0" w:line="240" w:lineRule="auto"/>
+        <w:spacing w:before="0" w:after="0" w:line="240" w:lineRule="auto"/>
         <w:ind w:left="567"/>
         <w:jc w:val="both"/>
         <w:rPr>
@@ -4054,7 +4054,7 @@
     <w:p>
       <w:pPr>
         <w:pStyle w:val="Prrafodelista"/>
-        <w:spacing w:after="0" w:line="240" w:lineRule="auto"/>
+        <w:spacing w:before="0" w:after="0" w:line="240" w:lineRule="auto"/>
         <w:ind w:left="567"/>
         <w:jc w:val="both"/>
         <w:rPr>
@@ -4141,7 +4141,7 @@
     <w:p>
       <w:pPr>
         <w:pStyle w:val="Prrafodelista"/>
-        <w:spacing w:after="0" w:line="240" w:lineRule="auto"/>
+        <w:spacing w:before="0" w:after="0" w:line="240" w:lineRule="auto"/>
         <w:ind w:left="567"/>
         <w:jc w:val="both"/>
         <w:rPr>
@@ -4227,7 +4227,7 @@
     </w:p>
     <w:p>
       <w:pPr>
-        <w:spacing w:after="0" w:line="240" w:lineRule="auto"/>
+        <w:spacing w:before="0" w:after="0" w:line="240" w:lineRule="auto"/>
         <w:jc w:val="both"/>
         <w:rPr>
           <w:rFonts w:ascii="Arial Narrow" w:eastAsia="Arial Narrow" w:hAnsi="Arial Narrow" w:cs="Arial Narrow"/>
@@ -4307,8 +4307,23 @@
     </w:p>
     <w:p>
       <w:pPr>
+        <w:spacing w:before="0" w:after="0" w:line="240" w:lineRule="auto"/>
+        <w:contextualSpacing/>
+        <w:jc w:val="both"/>
+        <w:rPr>
+          <w:rFonts w:ascii="Arial Narrow" w:eastAsia="Arial Narrow" w:hAnsi="Arial Narrow" w:cs="Arial Narrow"/>
+          <w:color w:val="000000"/>
+          <w:kern w:val="0"/>
+          <w:sz w:val="22"/>
+          <w:szCs w:val="22"/>
+          <w:lang w:eastAsia="es-PE"/>
+          <w14:ligatures w14:val="none"/>
+        </w:rPr>
+      </w:pPr>
+    </w:p>
+    <w:p>
+      <w:pPr>
         <w:spacing w:after="0" w:line="240" w:lineRule="auto"/>
-        <w:contextualSpacing/>
         <w:jc w:val="both"/>
         <w:rPr>
           <w:rFonts w:ascii="Arial Narrow" w:eastAsia="Arial Narrow" w:hAnsi="Arial Narrow" w:cs="Arial Narrow"/>
@@ -4320,21 +4335,6 @@
           <w14:ligatures w14:val="none"/>
         </w:rPr>
       </w:pPr>
-    </w:p>
-    <w:p>
-      <w:pPr>
-        <w:spacing w:after="0" w:line="240" w:lineRule="auto"/>
-        <w:jc w:val="both"/>
-        <w:rPr>
-          <w:rFonts w:ascii="Arial Narrow" w:eastAsia="Arial Narrow" w:hAnsi="Arial Narrow" w:cs="Arial Narrow"/>
-          <w:color w:val="000000"/>
-          <w:kern w:val="0"/>
-          <w:sz w:val="22"/>
-          <w:szCs w:val="22"/>
-          <w:lang w:eastAsia="es-PE"/>
-          <w14:ligatures w14:val="none"/>
-        </w:rPr>
-      </w:pPr>
       <w:r>
         <w:rPr>
           <w:rFonts w:ascii="Arial Narrow" w:eastAsia="Arial Narrow" w:hAnsi="Arial Narrow" w:cs="Arial Narrow"/>
@@ -4366,7 +4366,7 @@
     </w:p>
     <w:p>
       <w:pPr>
-        <w:spacing w:after="0" w:line="240" w:lineRule="auto"/>
+        <w:spacing w:before="0" w:after="0" w:line="240" w:lineRule="auto"/>
         <w:jc w:val="both"/>
         <w:rPr>
           <w:rFonts w:ascii="Arial Narrow" w:eastAsia="Arial Narrow" w:hAnsi="Arial Narrow" w:cs="Arial Narrow"/>
@@ -4621,7 +4621,7 @@
     </w:p>
     <w:p>
       <w:pPr>
-        <w:spacing w:after="0" w:line="240" w:lineRule="auto"/>
+        <w:spacing w:before="0" w:after="0" w:line="240" w:lineRule="auto"/>
         <w:ind w:left="567"/>
         <w:jc w:val="both"/>
         <w:rPr>
@@ -4716,7 +4716,7 @@
     </w:p>
     <w:p>
       <w:pPr>
-        <w:spacing w:after="0" w:line="240" w:lineRule="auto"/>
+        <w:spacing w:before="0" w:after="0" w:line="240" w:lineRule="auto"/>
         <w:jc w:val="both"/>
         <w:rPr>
           <w:rFonts w:ascii="Arial Narrow" w:eastAsia="Arial Narrow" w:hAnsi="Arial Narrow" w:cs="Arial Narrow"/>
@@ -4875,7 +4875,7 @@
     </w:p>
     <w:p>
       <w:pPr>
-        <w:spacing w:after="0" w:line="240" w:lineRule="auto"/>
+        <w:spacing w:before="0" w:after="0" w:line="240" w:lineRule="auto"/>
         <w:jc w:val="both"/>
         <w:rPr>
           <w:rFonts w:ascii="Arial Narrow" w:eastAsia="Arial Narrow" w:hAnsi="Arial Narrow" w:cs="Arial Narrow"/>
@@ -5061,11 +5061,26 @@
     </w:p>
     <w:p>
       <w:pPr>
+        <w:spacing w:before="0" w:after="0" w:line="240" w:lineRule="auto"/>
+        <w:jc w:val="both"/>
+        <w:rPr>
+          <w:rFonts w:ascii="Arial Narrow" w:eastAsia="Arial Narrow" w:hAnsi="Arial Narrow" w:cs="Arial Narrow"/>
+          <w:b/>
+          <w:color w:val="000000"/>
+          <w:kern w:val="0"/>
+          <w:sz w:val="22"/>
+          <w:szCs w:val="22"/>
+          <w:lang w:eastAsia="es-PE"/>
+          <w14:ligatures w14:val="none"/>
+        </w:rPr>
+      </w:pPr>
+    </w:p>
+    <w:p>
+      <w:pPr>
         <w:spacing w:after="0" w:line="240" w:lineRule="auto"/>
         <w:jc w:val="both"/>
         <w:rPr>
           <w:rFonts w:ascii="Arial Narrow" w:eastAsia="Arial Narrow" w:hAnsi="Arial Narrow" w:cs="Arial Narrow"/>
-          <w:b/>
           <w:color w:val="000000"/>
           <w:kern w:val="0"/>
           <w:sz w:val="22"/>
@@ -5074,13 +5089,10 @@
           <w14:ligatures w14:val="none"/>
         </w:rPr>
       </w:pPr>
-    </w:p>
-    <w:p>
-      <w:pPr>
-        <w:spacing w:after="0" w:line="240" w:lineRule="auto"/>
-        <w:jc w:val="both"/>
-        <w:rPr>
-          <w:rFonts w:ascii="Arial Narrow" w:eastAsia="Arial Narrow" w:hAnsi="Arial Narrow" w:cs="Arial Narrow"/>
+      <w:r>
+        <w:rPr>
+          <w:rFonts w:ascii="Arial Narrow" w:eastAsia="Arial Narrow" w:hAnsi="Arial Narrow" w:cs="Arial Narrow"/>
+          <w:b/>
           <w:color w:val="000000"/>
           <w:kern w:val="0"/>
           <w:sz w:val="22"/>
@@ -5088,11 +5100,11 @@
           <w:lang w:eastAsia="es-PE"/>
           <w14:ligatures w14:val="none"/>
         </w:rPr>
-      </w:pPr>
-      <w:r>
-        <w:rPr>
-          <w:rFonts w:ascii="Arial Narrow" w:eastAsia="Arial Narrow" w:hAnsi="Arial Narrow" w:cs="Arial Narrow"/>
-          <w:b/>
+        <w:t>SÉTIMO:</w:t>
+      </w:r>
+      <w:r>
+        <w:rPr>
+          <w:rFonts w:ascii="Arial Narrow" w:eastAsia="Arial Narrow" w:hAnsi="Arial Narrow" w:cs="Arial Narrow"/>
           <w:color w:val="000000"/>
           <w:kern w:val="0"/>
           <w:sz w:val="22"/>
@@ -5100,24 +5112,12 @@
           <w:lang w:eastAsia="es-PE"/>
           <w14:ligatures w14:val="none"/>
         </w:rPr>
-        <w:t>SÉTIMO:</w:t>
-      </w:r>
-      <w:r>
-        <w:rPr>
-          <w:rFonts w:ascii="Arial Narrow" w:eastAsia="Arial Narrow" w:hAnsi="Arial Narrow" w:cs="Arial Narrow"/>
-          <w:color w:val="000000"/>
-          <w:kern w:val="0"/>
-          <w:sz w:val="22"/>
-          <w:szCs w:val="22"/>
-          <w:lang w:eastAsia="es-PE"/>
-          <w14:ligatures w14:val="none"/>
-        </w:rPr>
         <w:t xml:space="preserve"> informar a las partes que conforme a lo establecido en el artículo 39 de la Ley sobre Facultades, Normas y Organización del Indecopi, aprobada por Decreto Legislativo 807, los gastos por los peritajes realizados, actuación de pruebas, inspecciones y otros derivados de la tramitación del proceso serán de cargo de la parte que solicita la prueba, salvo pacto en contrario. En todos los casos, la resolución final determinará si los gastos deben ser asumidos por alguna de las partes, o reembolsados a la otra parte o al Indecopi, según sea el caso, de manera adicional a la sanción que haya podido imponerse. </w:t>
       </w:r>
     </w:p>
     <w:p>
       <w:pPr>
-        <w:spacing w:after="0" w:line="240" w:lineRule="auto"/>
+        <w:spacing w:before="0" w:after="0" w:line="240" w:lineRule="auto"/>
         <w:jc w:val="both"/>
         <w:rPr>
           <w:rFonts w:ascii="Arial Narrow" w:eastAsia="Arial Narrow" w:hAnsi="Arial Narrow" w:cs="Arial Narrow"/>
@@ -5273,15 +5273,75 @@
     </w:p>
     <w:p>
       <w:pPr>
+        <w:spacing w:before="0" w:after="0" w:line="240" w:lineRule="auto"/>
+        <w:suppressAutoHyphens/>
+        <w:jc w:val="both"/>
+        <w:rPr>
+          <w:rFonts w:ascii="Arial Narrow" w:eastAsia="Arial Narrow" w:hAnsi="Arial Narrow" w:cs="Arial Narrow"/>
+          <w:kern w:val="0"/>
+          <w:sz w:val="22"/>
+          <w:szCs w:val="22"/>
+          <w:u w:val="single"/>
+          <w14:ligatures w14:val="none"/>
+        </w:rPr>
+      </w:pPr>
+    </w:p>
+    <w:p>
+      <w:pPr>
         <w:suppressAutoHyphens/>
         <w:spacing w:after="0" w:line="240" w:lineRule="auto"/>
         <w:jc w:val="both"/>
         <w:rPr>
           <w:rFonts w:ascii="Arial Narrow" w:eastAsia="Arial Narrow" w:hAnsi="Arial Narrow" w:cs="Arial Narrow"/>
-          <w:kern w:val="0"/>
-          <w:sz w:val="22"/>
-          <w:szCs w:val="22"/>
-          <w:u w:val="single"/>
+          <w:color w:val="000000"/>
+          <w:kern w:val="0"/>
+          <w:sz w:val="22"/>
+          <w:szCs w:val="22"/>
+          <w:lang w:eastAsia="es-PE"/>
+          <w14:ligatures w14:val="none"/>
+        </w:rPr>
+      </w:pPr>
+      <w:r>
+        <w:rPr>
+          <w:rFonts w:ascii="Arial Narrow" w:eastAsia="Arial Narrow" w:hAnsi="Arial Narrow" w:cs="Arial Narrow"/>
+          <w:b/>
+          <w:color w:val="000000"/>
+          <w:kern w:val="0"/>
+          <w:sz w:val="22"/>
+          <w:szCs w:val="22"/>
+          <w:lang w:eastAsia="es-PE"/>
+          <w14:ligatures w14:val="none"/>
+        </w:rPr>
+        <w:lastRenderedPageBreak/>
+        <w:t>NOVENO:</w:t>
+      </w:r>
+      <w:r>
+        <w:rPr>
+          <w:rFonts w:ascii="Arial Narrow" w:eastAsia="Arial Narrow" w:hAnsi="Arial Narrow" w:cs="Arial Narrow"/>
+          <w:color w:val="000000"/>
+          <w:kern w:val="0"/>
+          <w:sz w:val="22"/>
+          <w:szCs w:val="22"/>
+          <w:lang w:eastAsia="es-PE"/>
+          <w14:ligatures w14:val="none"/>
+        </w:rPr>
+        <w:t xml:space="preserve"> poner en conocimiento de las partes que, antes de la emisión de la Resolución Final, tienen la posibilidad de formular su desistimiento o presentar el acuerdo arribado mediante la conciliación, mediación, transacción o cualquier otro que, de forma indubitable, deje constancia que se ha solucionado la controversia materia de denuncia.</w:t>
+      </w:r>
+      <w:bookmarkStart w:id="25" w:name="h.gjdgxs" w:colFirst="0" w:colLast="0"/>
+      <w:bookmarkEnd w:id="25"/>
+    </w:p>
+    <w:p>
+      <w:pPr>
+        <w:spacing w:before="0" w:after="0" w:line="240" w:lineRule="auto"/>
+        <w:suppressAutoHyphens/>
+        <w:jc w:val="both"/>
+        <w:rPr>
+          <w:rFonts w:ascii="Arial Narrow" w:eastAsia="Arial Narrow" w:hAnsi="Arial Narrow" w:cs="Arial Narrow"/>
+          <w:color w:val="000000"/>
+          <w:kern w:val="0"/>
+          <w:sz w:val="22"/>
+          <w:szCs w:val="22"/>
+          <w:lang w:eastAsia="es-PE"/>
           <w14:ligatures w14:val="none"/>
         </w:rPr>
       </w:pPr>
@@ -5293,161 +5353,101 @@
         <w:jc w:val="both"/>
         <w:rPr>
           <w:rFonts w:ascii="Arial Narrow" w:eastAsia="Arial Narrow" w:hAnsi="Arial Narrow" w:cs="Arial Narrow"/>
-          <w:color w:val="000000"/>
-          <w:kern w:val="0"/>
-          <w:sz w:val="22"/>
-          <w:szCs w:val="22"/>
-          <w:lang w:eastAsia="es-PE"/>
-          <w14:ligatures w14:val="none"/>
-        </w:rPr>
-      </w:pPr>
-      <w:r>
-        <w:rPr>
-          <w:rFonts w:ascii="Arial Narrow" w:eastAsia="Arial Narrow" w:hAnsi="Arial Narrow" w:cs="Arial Narrow"/>
-          <w:b/>
-          <w:color w:val="000000"/>
-          <w:kern w:val="0"/>
-          <w:sz w:val="22"/>
-          <w:szCs w:val="22"/>
-          <w:lang w:eastAsia="es-PE"/>
-          <w14:ligatures w14:val="none"/>
-        </w:rPr>
-        <w:lastRenderedPageBreak/>
-        <w:t>NOVENO:</w:t>
-      </w:r>
-      <w:r>
-        <w:rPr>
-          <w:rFonts w:ascii="Arial Narrow" w:eastAsia="Arial Narrow" w:hAnsi="Arial Narrow" w:cs="Arial Narrow"/>
-          <w:color w:val="000000"/>
-          <w:kern w:val="0"/>
-          <w:sz w:val="22"/>
-          <w:szCs w:val="22"/>
-          <w:lang w:eastAsia="es-PE"/>
-          <w14:ligatures w14:val="none"/>
-        </w:rPr>
-        <w:t xml:space="preserve"> poner en conocimiento de las partes que, antes de la emisión de la Resolución Final, tienen la posibilidad de formular su desistimiento o presentar el acuerdo arribado mediante la conciliación, mediación, transacción o cualquier otro que, de forma indubitable, deje constancia que se ha solucionado la controversia materia de denuncia.</w:t>
-      </w:r>
-      <w:bookmarkStart w:id="25" w:name="h.gjdgxs" w:colFirst="0" w:colLast="0"/>
-      <w:bookmarkEnd w:id="25"/>
-    </w:p>
-    <w:p>
-      <w:pPr>
+          <w:sz w:val="22"/>
+          <w:szCs w:val="22"/>
+        </w:rPr>
+      </w:pPr>
+      <w:r>
+        <w:rPr>
+          <w:rFonts w:ascii="Arial Narrow" w:eastAsia="Arial Narrow" w:hAnsi="Arial Narrow" w:cs="Arial Narrow"/>
+          <w:b/>
+          <w:color w:val="000000"/>
+          <w:sz w:val="22"/>
+          <w:szCs w:val="22"/>
+        </w:rPr>
+        <w:t xml:space="preserve">DÉCIMO:</w:t>
+      </w:r>
+      <w:r>
+        <w:rPr>
+          <w:rFonts w:ascii="Arial Narrow" w:eastAsia="Arial Narrow" w:hAnsi="Arial Narrow" w:cs="Arial Narrow"/>
+          <w:color w:val="000000"/>
+          <w:sz w:val="22"/>
+          <w:szCs w:val="22"/>
+        </w:rPr>
+        <w:t xml:space="preserve"> </w:t>
+      </w:r>
+      <w:r>
+        <w:rPr>
+          <w:rFonts w:ascii="Arial Narrow" w:eastAsia="Arial Narrow" w:hAnsi="Arial Narrow" w:cs="Arial Narrow"/>
+          <w:color w:val="000000"/>
+          <w:sz w:val="22"/>
+          <w:szCs w:val="22"/>
+        </w:rPr>
+        <w:t xml:space="preserve">requerir al señor [DENUNCIANTE] para que, dentro del plazo de dos (2) días hábiles siguientes a la fecha en que reciba la notificación en su bandeja de correo electrónico, efectúe la confirmación de recepción de la notificación remitida por este despacho a su correo electrónico, de conformidad con el segundo párrafo del numeral 4 del artículo 20 del Texto Único Ordenado de la Ley del Procedimiento Administrativo General, aprobado mediante Decreto Supremo 006-2026-JUS, bajo apercibimiento de rehacer el acto de notificación y notificarles conforme al numeral 1 del artículo 20 del citado cuerpo normativo.</w:t>
+      </w:r>
+      <w:r>
+        <w:rPr>
+          <w:rFonts w:ascii="Arial Narrow" w:eastAsia="Arial Narrow" w:hAnsi="Arial Narrow" w:cs="Arial Narrow"/>
+          <w:color w:val="000000"/>
+          <w:sz w:val="22"/>
+          <w:szCs w:val="22"/>
+        </w:rPr>
+        <w:t xml:space="preserve"/>
+      </w:r>
+      <w:bookmarkStart w:id="26" w:name="_Hlk237014910"/>
+      <w:r>
+        <w:rPr>
+          <w:rFonts w:ascii="Arial Narrow" w:eastAsia="Arial Narrow" w:hAnsi="Arial Narrow" w:cs="Arial Narrow"/>
+          <w:color w:val="000000"/>
+          <w:sz w:val="22"/>
+          <w:szCs w:val="22"/>
+        </w:rPr>
+        <w:t xml:space="preserve"/>
+      </w:r>
+      <w:r>
+        <w:rPr>
+          <w:rFonts w:ascii="Arial Narrow" w:eastAsia="Arial Narrow" w:hAnsi="Arial Narrow" w:cs="Arial Narrow"/>
+          <w:color w:val="000000"/>
+          <w:sz w:val="22"/>
+          <w:szCs w:val="22"/>
+        </w:rPr>
+        <w:t xml:space="preserve"/>
+      </w:r>
+      <w:bookmarkEnd w:id="26"/>
+      <w:r>
+        <w:rPr>
+          <w:rFonts w:ascii="Arial Narrow" w:eastAsia="Arial Narrow" w:hAnsi="Arial Narrow" w:cs="Arial Narrow"/>
+          <w:color w:val="000000"/>
+          <w:sz w:val="22"/>
+          <w:szCs w:val="22"/>
+        </w:rPr>
+        <w:t/>
+      </w:r>
+      <w:r>
+        <w:rPr>
+          <w:rStyle w:val="Refdenotaalpie"/>
+          <w:rFonts w:ascii="Arial Narrow" w:eastAsia="Arial Narrow" w:hAnsi="Arial Narrow" w:cs="Arial Narrow"/>
+          <w:color w:val="000000"/>
+          <w:sz w:val="22"/>
+          <w:szCs w:val="22"/>
+          <w:vertAlign w:val="superscript"/>
+        </w:rPr>
+        <w:footnoteReference w:id="16"/>
+      </w:r>
+      <w:r>
+        <w:rPr>
+          <w:rFonts w:ascii="Arial Narrow" w:eastAsia="Arial Narrow" w:hAnsi="Arial Narrow" w:cs="Arial Narrow"/>
+          <w:color w:val="000000"/>
+          <w:sz w:val="22"/>
+          <w:szCs w:val="22"/>
+        </w:rPr>
+        <w:t/>
+      </w:r>
+    </w:p>
+    <w:p>
+      <w:pPr>
+        <w:spacing w:before="0" w:after="0" w:line="240" w:lineRule="auto"/>
         <w:suppressAutoHyphens/>
-        <w:spacing w:after="0" w:line="240" w:lineRule="auto"/>
-        <w:jc w:val="both"/>
-        <w:rPr>
-          <w:rFonts w:ascii="Arial Narrow" w:eastAsia="Arial Narrow" w:hAnsi="Arial Narrow" w:cs="Arial Narrow"/>
-          <w:color w:val="000000"/>
-          <w:kern w:val="0"/>
-          <w:sz w:val="22"/>
-          <w:szCs w:val="22"/>
-          <w:lang w:eastAsia="es-PE"/>
-          <w14:ligatures w14:val="none"/>
-        </w:rPr>
-      </w:pPr>
-    </w:p>
-    <w:p>
-      <w:pPr>
-        <w:suppressAutoHyphens/>
-        <w:spacing w:after="0" w:line="240" w:lineRule="auto"/>
-        <w:jc w:val="both"/>
-        <w:rPr>
-          <w:rFonts w:ascii="Arial Narrow" w:eastAsia="Arial Narrow" w:hAnsi="Arial Narrow" w:cs="Arial Narrow"/>
-          <w:sz w:val="22"/>
-          <w:szCs w:val="22"/>
-        </w:rPr>
-      </w:pPr>
-      <w:r>
-        <w:rPr>
-          <w:rFonts w:ascii="Arial Narrow" w:eastAsia="Arial Narrow" w:hAnsi="Arial Narrow" w:cs="Arial Narrow"/>
-          <w:b/>
-          <w:color w:val="000000"/>
-          <w:sz w:val="22"/>
-          <w:szCs w:val="22"/>
-        </w:rPr>
-        <w:t xml:space="preserve">DÉCIMO:</w:t>
-      </w:r>
-      <w:r>
-        <w:rPr>
-          <w:rFonts w:ascii="Arial Narrow" w:eastAsia="Arial Narrow" w:hAnsi="Arial Narrow" w:cs="Arial Narrow"/>
-          <w:color w:val="000000"/>
-          <w:sz w:val="22"/>
-          <w:szCs w:val="22"/>
-        </w:rPr>
-        <w:t xml:space="preserve"> </w:t>
-      </w:r>
-      <w:r>
-        <w:rPr>
-          <w:rFonts w:ascii="Arial Narrow" w:eastAsia="Arial Narrow" w:hAnsi="Arial Narrow" w:cs="Arial Narrow"/>
-          <w:color w:val="000000"/>
-          <w:sz w:val="22"/>
-          <w:szCs w:val="22"/>
-        </w:rPr>
-        <w:t xml:space="preserve">requerir al señor [DENUNCIANTE] para que, dentro del plazo de dos (2) días hábiles siguientes a la fecha en que reciba la notificación en su bandeja de correo electrónico, efectúe la confirmación de recepción de la notificación remitida por este despacho a su correo electrónico, de conformidad con el segundo párrafo del numeral 4 del artículo 20 del Texto Único Ordenado de la Ley del Procedimiento Administrativo General, aprobado mediante Decreto Supremo 006-2026-JUS, bajo apercibimiento de rehacer el acto de notificación y notificarles conforme al numeral 1 del artículo 20 del citado cuerpo normativo.</w:t>
-      </w:r>
-      <w:r>
-        <w:rPr>
-          <w:rFonts w:ascii="Arial Narrow" w:eastAsia="Arial Narrow" w:hAnsi="Arial Narrow" w:cs="Arial Narrow"/>
-          <w:color w:val="000000"/>
-          <w:sz w:val="22"/>
-          <w:szCs w:val="22"/>
-        </w:rPr>
-        <w:t xml:space="preserve"/>
-      </w:r>
-      <w:bookmarkStart w:id="26" w:name="_Hlk237014910"/>
-      <w:r>
-        <w:rPr>
-          <w:rFonts w:ascii="Arial Narrow" w:eastAsia="Arial Narrow" w:hAnsi="Arial Narrow" w:cs="Arial Narrow"/>
-          <w:color w:val="000000"/>
-          <w:sz w:val="22"/>
-          <w:szCs w:val="22"/>
-        </w:rPr>
-        <w:t xml:space="preserve"/>
-      </w:r>
-      <w:r>
-        <w:rPr>
-          <w:rFonts w:ascii="Arial Narrow" w:eastAsia="Arial Narrow" w:hAnsi="Arial Narrow" w:cs="Arial Narrow"/>
-          <w:color w:val="000000"/>
-          <w:sz w:val="22"/>
-          <w:szCs w:val="22"/>
-        </w:rPr>
-        <w:t xml:space="preserve"/>
-      </w:r>
-      <w:bookmarkEnd w:id="26"/>
-      <w:r>
-        <w:rPr>
-          <w:rFonts w:ascii="Arial Narrow" w:eastAsia="Arial Narrow" w:hAnsi="Arial Narrow" w:cs="Arial Narrow"/>
-          <w:color w:val="000000"/>
-          <w:sz w:val="22"/>
-          <w:szCs w:val="22"/>
-        </w:rPr>
-        <w:t/>
-      </w:r>
-      <w:r>
-        <w:rPr>
-          <w:rStyle w:val="Refdenotaalpie"/>
-          <w:rFonts w:ascii="Arial Narrow" w:eastAsia="Arial Narrow" w:hAnsi="Arial Narrow" w:cs="Arial Narrow"/>
-          <w:color w:val="000000"/>
-          <w:sz w:val="22"/>
-          <w:szCs w:val="22"/>
-          <w:vertAlign w:val="superscript"/>
-        </w:rPr>
-        <w:footnoteReference w:id="16"/>
-      </w:r>
-      <w:r>
-        <w:rPr>
-          <w:rFonts w:ascii="Arial Narrow" w:eastAsia="Arial Narrow" w:hAnsi="Arial Narrow" w:cs="Arial Narrow"/>
-          <w:color w:val="000000"/>
-          <w:sz w:val="22"/>
-          <w:szCs w:val="22"/>
-        </w:rPr>
-        <w:t/>
-      </w:r>
-    </w:p>
-    <w:p>
-      <w:pPr>
-        <w:suppressAutoHyphens/>
-        <w:spacing w:after="0" w:line="240" w:lineRule="auto"/>
         <w:jc w:val="both"/>
         <w:rPr>
           <w:rFonts w:ascii="Arial Narrow" w:eastAsia="Arial Narrow" w:hAnsi="Arial Narrow" w:cs="Arial Narrow"/>
@@ -5867,7 +5867,6 @@
           <w:sz w:val="16"/>
           <w:szCs w:val="16"/>
         </w:rPr>
-        <w:tab/>
         <w:t xml:space="preserve"/>
       </w:r>
       <w:r>
@@ -5932,25 +5931,24 @@
           <w:sz w:val="16"/>
           <w:szCs w:val="16"/>
         </w:rPr>
+        <w:t xml:space="preserve"/>
+      </w:r>
+      <w:r>
+        <w:rPr>
+          <w:rFonts w:ascii="Arial Narrow" w:eastAsia="Arial Narrow" w:hAnsi="Arial Narrow" w:cs="Arial Narrow"/>
+          <w:sz w:val="16"/>
+          <w:szCs w:val="16"/>
+        </w:rPr>
+      </w:r>
+      <w:r>
+        <w:rPr>
+          <w:rFonts w:ascii="Arial Narrow" w:eastAsia="Arial Narrow" w:hAnsi="Arial Narrow" w:cs="Arial Narrow"/>
+          <w:b/>
+          <w:bCs/>
+          <w:sz w:val="16"/>
+          <w:szCs w:val="16"/>
+        </w:rPr>
         <w:tab/>
-        <w:t xml:space="preserve"/>
-      </w:r>
-      <w:r>
-        <w:rPr>
-          <w:rFonts w:ascii="Arial Narrow" w:eastAsia="Arial Narrow" w:hAnsi="Arial Narrow" w:cs="Arial Narrow"/>
-          <w:sz w:val="16"/>
-          <w:szCs w:val="16"/>
-        </w:rPr>
-        <w:tab/>
-      </w:r>
-      <w:r>
-        <w:rPr>
-          <w:rFonts w:ascii="Arial Narrow" w:eastAsia="Arial Narrow" w:hAnsi="Arial Narrow" w:cs="Arial Narrow"/>
-          <w:b/>
-          <w:bCs/>
-          <w:sz w:val="16"/>
-          <w:szCs w:val="16"/>
-        </w:rPr>
         <w:t xml:space="preserve">LEY 29571, CÓDIGO DE PROTECCIÓN Y DEFENSA DEL CONSUMIDOR, publicado el 2 de setiembre de 2010 y modificado por Decreto Legislativo 1308 </w:t>
       </w:r>
     </w:p>
@@ -6174,25 +6172,24 @@
           <w:sz w:val="16"/>
           <w:szCs w:val="16"/>
         </w:rPr>
+        <w:t xml:space="preserve"/>
+      </w:r>
+      <w:r>
+        <w:rPr>
+          <w:rFonts w:ascii="Arial Narrow" w:eastAsia="Arial Narrow" w:hAnsi="Arial Narrow" w:cs="Arial Narrow"/>
+          <w:sz w:val="16"/>
+          <w:szCs w:val="16"/>
+        </w:rPr>
+      </w:r>
+      <w:r>
+        <w:rPr>
+          <w:rFonts w:ascii="Arial Narrow" w:eastAsia="Arial Narrow" w:hAnsi="Arial Narrow" w:cs="Arial Narrow"/>
+          <w:b/>
+          <w:bCs/>
+          <w:sz w:val="16"/>
+          <w:szCs w:val="16"/>
+        </w:rPr>
         <w:tab/>
-        <w:t xml:space="preserve"/>
-      </w:r>
-      <w:r>
-        <w:rPr>
-          <w:rFonts w:ascii="Arial Narrow" w:eastAsia="Arial Narrow" w:hAnsi="Arial Narrow" w:cs="Arial Narrow"/>
-          <w:sz w:val="16"/>
-          <w:szCs w:val="16"/>
-        </w:rPr>
-        <w:tab/>
-      </w:r>
-      <w:r>
-        <w:rPr>
-          <w:rFonts w:ascii="Arial Narrow" w:eastAsia="Arial Narrow" w:hAnsi="Arial Narrow" w:cs="Arial Narrow"/>
-          <w:b/>
-          <w:bCs/>
-          <w:sz w:val="16"/>
-          <w:szCs w:val="16"/>
-        </w:rPr>
         <w:t xml:space="preserve">LEY 29571, CÓDIGO DE PROTECCIÓN Y DEFENSA DEL CONSUMIDOR, publicado el 2 de setiembre de 2010 y modificado por Decreto Legislativo 1308 </w:t>
       </w:r>
     </w:p>
@@ -6353,25 +6350,24 @@
           <w:sz w:val="16"/>
           <w:szCs w:val="16"/>
         </w:rPr>
+        <w:t xml:space="preserve"/>
+      </w:r>
+      <w:r>
+        <w:rPr>
+          <w:rFonts w:ascii="Arial Narrow" w:eastAsia="Arial Narrow" w:hAnsi="Arial Narrow" w:cs="Arial Narrow"/>
+          <w:sz w:val="16"/>
+          <w:szCs w:val="16"/>
+        </w:rPr>
+      </w:r>
+      <w:r>
+        <w:rPr>
+          <w:rFonts w:ascii="Arial Narrow" w:eastAsia="Arial Narrow" w:hAnsi="Arial Narrow" w:cs="Arial Narrow"/>
+          <w:b/>
+          <w:bCs/>
+          <w:sz w:val="16"/>
+          <w:szCs w:val="16"/>
+        </w:rPr>
         <w:tab/>
-        <w:t xml:space="preserve"/>
-      </w:r>
-      <w:r>
-        <w:rPr>
-          <w:rFonts w:ascii="Arial Narrow" w:eastAsia="Arial Narrow" w:hAnsi="Arial Narrow" w:cs="Arial Narrow"/>
-          <w:sz w:val="16"/>
-          <w:szCs w:val="16"/>
-        </w:rPr>
-        <w:tab/>
-      </w:r>
-      <w:r>
-        <w:rPr>
-          <w:rFonts w:ascii="Arial Narrow" w:eastAsia="Arial Narrow" w:hAnsi="Arial Narrow" w:cs="Arial Narrow"/>
-          <w:b/>
-          <w:bCs/>
-          <w:sz w:val="16"/>
-          <w:szCs w:val="16"/>
-        </w:rPr>
         <w:t xml:space="preserve">LEY 29571, CÓDIGO DE PROTECCIÓN Y DEFENSA DEL CONSUMIDOR, publicado el 2 de setiembre de 2010 y modificado por Decreto Legislativo 1308 </w:t>
       </w:r>
     </w:p>
@@ -6535,25 +6531,24 @@
           <w:sz w:val="16"/>
           <w:szCs w:val="16"/>
         </w:rPr>
+        <w:t xml:space="preserve"/>
+      </w:r>
+      <w:r>
+        <w:rPr>
+          <w:rFonts w:ascii="Arial Narrow" w:eastAsia="Arial Narrow" w:hAnsi="Arial Narrow" w:cs="Arial Narrow"/>
+          <w:sz w:val="16"/>
+          <w:szCs w:val="16"/>
+        </w:rPr>
+      </w:r>
+      <w:r>
+        <w:rPr>
+          <w:rFonts w:ascii="Arial Narrow" w:eastAsia="Arial Narrow" w:hAnsi="Arial Narrow" w:cs="Arial Narrow"/>
+          <w:b/>
+          <w:bCs/>
+          <w:sz w:val="16"/>
+          <w:szCs w:val="16"/>
+        </w:rPr>
         <w:tab/>
-        <w:t xml:space="preserve"/>
-      </w:r>
-      <w:r>
-        <w:rPr>
-          <w:rFonts w:ascii="Arial Narrow" w:eastAsia="Arial Narrow" w:hAnsi="Arial Narrow" w:cs="Arial Narrow"/>
-          <w:sz w:val="16"/>
-          <w:szCs w:val="16"/>
-        </w:rPr>
-        <w:tab/>
-      </w:r>
-      <w:r>
-        <w:rPr>
-          <w:rFonts w:ascii="Arial Narrow" w:eastAsia="Arial Narrow" w:hAnsi="Arial Narrow" w:cs="Arial Narrow"/>
-          <w:b/>
-          <w:bCs/>
-          <w:sz w:val="16"/>
-          <w:szCs w:val="16"/>
-        </w:rPr>
         <w:t xml:space="preserve">LEY 29571, CÓDIGO DE PROTECCIÓN Y DEFENSA DEL CONSUMIDOR, publicado el 2 de setiembre de 2010 y modificado por Decreto Legislativo 1308 </w:t>
       </w:r>
     </w:p>
@@ -6692,25 +6687,24 @@
           <w:sz w:val="16"/>
           <w:szCs w:val="16"/>
         </w:rPr>
+        <w:t xml:space="preserve"/>
+      </w:r>
+      <w:r>
+        <w:rPr>
+          <w:rFonts w:ascii="Arial Narrow" w:eastAsia="Arial Narrow" w:hAnsi="Arial Narrow" w:cs="Arial Narrow"/>
+          <w:sz w:val="16"/>
+          <w:szCs w:val="16"/>
+        </w:rPr>
+      </w:r>
+      <w:r>
+        <w:rPr>
+          <w:rFonts w:ascii="Arial Narrow" w:eastAsia="Arial Narrow" w:hAnsi="Arial Narrow" w:cs="Arial Narrow"/>
+          <w:b/>
+          <w:bCs/>
+          <w:sz w:val="16"/>
+          <w:szCs w:val="16"/>
+        </w:rPr>
         <w:tab/>
-        <w:t xml:space="preserve"/>
-      </w:r>
-      <w:r>
-        <w:rPr>
-          <w:rFonts w:ascii="Arial Narrow" w:eastAsia="Arial Narrow" w:hAnsi="Arial Narrow" w:cs="Arial Narrow"/>
-          <w:sz w:val="16"/>
-          <w:szCs w:val="16"/>
-        </w:rPr>
-        <w:tab/>
-      </w:r>
-      <w:r>
-        <w:rPr>
-          <w:rFonts w:ascii="Arial Narrow" w:eastAsia="Arial Narrow" w:hAnsi="Arial Narrow" w:cs="Arial Narrow"/>
-          <w:b/>
-          <w:bCs/>
-          <w:sz w:val="16"/>
-          <w:szCs w:val="16"/>
-        </w:rPr>
         <w:t xml:space="preserve">LEY 29571, CÓDIGO DE PROTECCIÓN Y DEFENSA DEL CONSUMIDOR, publicado el 2 de setiembre de 2010 y modificado por Decreto Legislativo 1308 </w:t>
       </w:r>
     </w:p>
@@ -6991,7 +6985,6 @@
           <w:sz w:val="16"/>
           <w:szCs w:val="16"/>
         </w:rPr>
-        <w:tab/>
         <w:t xml:space="preserve"/>
       </w:r>
       <w:r>
@@ -7136,7 +7129,6 @@
           <w:sz w:val="16"/>
           <w:szCs w:val="16"/>
         </w:rPr>
-        <w:tab/>
         <w:t xml:space="preserve"/>
       </w:r>
       <w:r>
@@ -7215,7 +7207,6 @@
           <w:sz w:val="16"/>
           <w:szCs w:val="16"/>
         </w:rPr>
-        <w:tab/>
         <w:t xml:space="preserve"/>
       </w:r>
       <w:r>
@@ -7606,7 +7597,6 @@
           <w:sz w:val="16"/>
           <w:szCs w:val="16"/>
         </w:rPr>
-        <w:tab/>
         <w:t xml:space="preserve"/>
       </w:r>
       <w:r>
@@ -7793,7 +7783,6 @@
           <w:sz w:val="16"/>
           <w:szCs w:val="16"/>
         </w:rPr>
-        <w:tab/>
         <w:t xml:space="preserve"/>
       </w:r>
       <w:r>
@@ -8504,7 +8493,6 @@
           <w:sz w:val="16"/>
           <w:szCs w:val="16"/>
         </w:rPr>
-        <w:tab/>
         <w:t xml:space="preserve"/>
       </w:r>
       <w:r>
@@ -8672,7 +8660,6 @@
           <w:sz w:val="16"/>
           <w:szCs w:val="16"/>
         </w:rPr>
-        <w:tab/>
         <w:t xml:space="preserve"/>
       </w:r>
       <w:r>
@@ -8767,7 +8754,6 @@
           <w:sz w:val="16"/>
           <w:szCs w:val="16"/>
         </w:rPr>
-        <w:tab/>
         <w:t xml:space="preserve"/>
       </w:r>
       <w:r>

--- a/plantillas_maestras/10_seguro_sepelio/cobro_indebido_primas/2_o_mas_ddos_varios/varon/TPL_2436_2026_SEGURO_SEPELIO_COBRO_INDEBIDO_PRIMAS_ASEGURADORA_VARON_R2.docx
+++ b/plantillas_maestras/10_seguro_sepelio/cobro_indebido_primas/2_o_mas_ddos_varios/varon/TPL_2436_2026_SEGURO_SEPELIO_COBRO_INDEBIDO_PRIMAS_ASEGURADORA_VARON_R2.docx
@@ -2821,7 +2821,7 @@
           <w:sz w:val="22"/>
           <w:szCs w:val="22"/>
         </w:rPr>
-        <w:t>el Comité de Administración del Fondo de Asistencia y Estímulo de los Trabajadores del Sector Educación no habría informado oportunamente al consumidor las razones, el sustento ni el importe del incremento del aporte mensual del Seguro de Sepelio – Póliza UA073055-04185218-0000 de S/ 46,00 a S/ 82,90 aplicado desde el 1 de abril de 2023</w:t>
+        <w:t xml:space="preserve">el Comité de Administración del Fondo de Asistencia y Estímulo de los Trabajadores del Sector Educación no habría informado oportunamente al consumidor las razones, el sustento ni el importe del incremento del aporte mensual del Seguro de Sepelio – Póliza UA073055-04185218-0000 de S/ 46,00 a S/ 82,90 aplicado desde el 1 de abril de 2023</w:t>
       </w:r>
       <w:r>
         <w:rPr>
@@ -2834,7 +2834,7 @@
           <w:lang w:eastAsia="es-PE"/>
           <w14:ligatures w14:val="none"/>
         </w:rPr>
-        <w:t xml:space="preserve">. </w:t>
+        <w:t xml:space="preserve">; involucraría una presunta afectación al derecho de información de los consumidores. Por consiguiente, corresponde calificar el hecho materia de denuncia como una presunta infracción al deber de información, tipificado en el artículo 1, numeral 1, literal b) y al artículo 2 del Código</w:t>
       </w:r>
       <w:bookmarkStart w:id="13" w:name="_Hlk212737581"/>
       <w:bookmarkStart w:id="14" w:name="_Hlk212035520"/>
@@ -2849,7 +2849,7 @@
           <w:lang w:eastAsia="es-PE"/>
           <w14:ligatures w14:val="none"/>
         </w:rPr>
-        <w:t xml:space="preserve">Por consiguiente, corresponde calificar el hecho materia de denuncia como una presunta infracción al deber de información, tipificado en el </w:t>
+        <w:t xml:space="preserve"/>
       </w:r>
       <w:bookmarkStart w:id="15" w:name="_Hlk195611851"/>
       <w:r>
@@ -2863,7 +2863,7 @@
           <w:lang w:eastAsia="es-PE"/>
           <w14:ligatures w14:val="none"/>
         </w:rPr>
-        <w:t xml:space="preserve">artículo 1, numeral 1, literal b) </w:t>
+        <w:t xml:space="preserve"/>
       </w:r>
       <w:bookmarkEnd w:id="15"/>
       <w:r>
@@ -2877,7 +2877,7 @@
           <w:lang w:eastAsia="es-PE"/>
           <w14:ligatures w14:val="none"/>
         </w:rPr>
-        <w:t>y al artículo 2 del Código</w:t>
+        <w:t xml:space="preserve"/>
       </w:r>
       <w:bookmarkStart w:id="16" w:name="_Hlk212737551"/>
       <w:bookmarkEnd w:id="13"/>
@@ -2989,7 +2989,7 @@
           <w:sz w:val="22"/>
           <w:szCs w:val="22"/>
         </w:rPr>
-        <w:t>el Comité de Administración del Fondo de Asistencia y Estímulo de los Trabajadores del Sector Educación no habría informado oportunamente al consumidor las razones, el sustento ni el importe del incremento del aporte mensual del Seguro de Vida – Póliza 72070856 de S/ 15,00 a S/ 21,00 aplicado desde el 1 de abril de 2023</w:t>
+        <w:t xml:space="preserve">el Comité de Administración del Fondo de Asistencia y Estímulo de los Trabajadores del Sector Educación no habría informado oportunamente al consumidor las razones, el sustento ni el importe del incremento del aporte mensual del Seguro de Vida – Póliza 72070856 de S/ 15,00 a S/ 21,00 aplicado desde el 1 de abril de 2023</w:t>
       </w:r>
       <w:r>
         <w:rPr>
@@ -3002,7 +3002,7 @@
           <w:lang w:eastAsia="es-PE"/>
           <w14:ligatures w14:val="none"/>
         </w:rPr>
-        <w:t>. Por consiguiente, corresponde calificar el hecho materia de denuncia como una presunta infracción al deber de información, tipificado en el artículo 1, numeral 1, literal b) y al artículo 2 del Código</w:t>
+        <w:t xml:space="preserve">; involucraría una presunta afectación al derecho de información de los consumidores. Por consiguiente, corresponde calificar el hecho materia de denuncia como una presunta infracción al deber de información, tipificado en el artículo 1, numeral 1, literal b) y al artículo 2 del Código</w:t>
       </w:r>
       <w:r>
         <w:rPr>
@@ -3015,7 +3015,7 @@
           <w:lang w:eastAsia="es-PE"/>
           <w14:ligatures w14:val="none"/>
         </w:rPr>
-        <w:t>.</w:t>
+        <w:t xml:space="preserve">.</w:t>
       </w:r>
     </w:p>
     <w:bookmarkEnd w:id="2"/>

--- a/plantillas_maestras/10_seguro_sepelio/cobro_indebido_primas/2_o_mas_ddos_varios/varon/TPL_2436_2026_SEGURO_SEPELIO_COBRO_INDEBIDO_PRIMAS_ASEGURADORA_VARON_R2.docx
+++ b/plantillas_maestras/10_seguro_sepelio/cobro_indebido_primas/2_o_mas_ddos_varios/varon/TPL_2436_2026_SEGURO_SEPELIO_COBRO_INDEBIDO_PRIMAS_ASEGURADORA_VARON_R2.docx
@@ -4673,7 +4673,7 @@
           <w:sz w:val="22"/>
           <w:szCs w:val="22"/>
         </w:rPr>
-        <w:t xml:space="preserve">correr traslado de la presente resolución a Comité de Administración del Fondo de Asistencia y Estímulo de los Trabajadores del Sector Educación para que, de conformidad con lo dispuesto por el artículo 26 de la Ley sobre Facultades, Normas y Organización del Indecopi, aprobada por Decreto Legislativo 807</w:t>
+        <w:t xml:space="preserve">correr traslado de la denuncia del 3 de julio de 2026, subsanada mediante escrito del 16 de julio de 2026 a Comité de Administración del Fondo de Asistencia y Estímulo de los Trabajadores del Sector Educación para que, de conformidad con lo dispuesto por el artículo 26 de la Ley sobre Facultades, Normas y Organización del Indecopi, aprobada por Decreto Legislativo 807</w:t>
       </w:r>
       <w:r>
         <w:rPr>
